--- a/public/templates/Template_Soal_Tabel.docx
+++ b/public/templates/Template_Soal_Tabel.docx
@@ -11,7 +11,7 @@
         <w:t xml:space="preserve">Nama Guru</w:t>
       </w:r>
       <w:r>
-        <w:t xml:space="preserve"> : (Nama Anda)</w:t>
+        <w:t xml:space="preserve"> : (Isi Nama Anda)</w:t>
       </w:r>
     </w:p>
     <w:p>
@@ -23,7 +23,7 @@
         <w:t xml:space="preserve">Kelas</w:t>
       </w:r>
       <w:r>
-        <w:t xml:space="preserve"> : (Nama Kelas)</w:t>
+        <w:t xml:space="preserve"> : (Isi Nama Kelas)</w:t>
       </w:r>
     </w:p>
     <w:p>
@@ -35,7 +35,7 @@
         <w:t xml:space="preserve">Mapel</w:t>
       </w:r>
       <w:r>
-        <w:t xml:space="preserve"> : (Mata Pelajaran)</w:t>
+        <w:t xml:space="preserve"> : (Isi Nama Mata Pelajaran)</w:t>
       </w:r>
     </w:p>
     <w:p/>
@@ -76,12 +76,12 @@
                 <w:b/>
                 <w:bCs/>
               </w:rPr>
-              <w:t xml:space="preserve">Ini adalah soal no. 1 (support dengan Bold italic dan lainnya). Bisa juga mengisi literasi dan gambar disini.</w:t>
-            </w:r>
-          </w:p>
-          <w:p>
-            <w:r>
-              <w:t xml:space="preserve">Blablablabla</w:t>
+              <w:t xml:space="preserve">Ini adalah soal nomor 1.</w:t>
+            </w:r>
+          </w:p>
+          <w:p>
+            <w:r>
+              <w:t xml:space="preserve">Teks soal atau narasi literasi diletakkan di sini.</w:t>
             </w:r>
           </w:p>
         </w:tc>
@@ -97,7 +97,7 @@
         <w:tc>
           <w:p>
             <w:r>
-              <w:t xml:space="preserve">Ini pilihan A</w:t>
+              <w:t xml:space="preserve">Ini adalah jawaban</w:t>
             </w:r>
           </w:p>
         </w:tc>
@@ -113,7 +113,7 @@
         <w:tc>
           <w:p>
             <w:r>
-              <w:t xml:space="preserve">Ini pilihan B</w:t>
+              <w:t xml:space="preserve">Pilihan B</w:t>
             </w:r>
           </w:p>
         </w:tc>
@@ -129,42 +129,59 @@
         <w:tc>
           <w:p>
             <w:r>
+              <w:t xml:space="preserve">Pilihan C</w:t>
+            </w:r>
+          </w:p>
+        </w:tc>
+      </w:tr>
+      <w:tr>
+        <w:tc>
+          <w:p>
+            <w:r>
+              <w:t xml:space="preserve">D</w:t>
+            </w:r>
+          </w:p>
+        </w:tc>
+        <w:tc>
+          <w:p>
+            <w:r>
+              <w:t xml:space="preserve">Pilihan D</w:t>
+            </w:r>
+          </w:p>
+        </w:tc>
+      </w:tr>
+      <w:tr>
+        <w:tc>
+          <w:p>
+            <w:r>
+              <w:t xml:space="preserve">E</w:t>
+            </w:r>
+          </w:p>
+        </w:tc>
+        <w:tc>
+          <w:p>
+            <w:r>
+              <w:t xml:space="preserve">Pilihan E</w:t>
+            </w:r>
+          </w:p>
+        </w:tc>
+      </w:tr>
+      <w:tr>
+        <w:tc>
+          <w:p>
+            <w:r>
+              <w:t xml:space="preserve"/>
+            </w:r>
+          </w:p>
+        </w:tc>
+        <w:tc>
+          <w:p>
+            <w:r>
               <w:rPr>
-                <w:color w:val="FF0000"/>
+                <w:b/>
+                <w:bCs/>
               </w:rPr>
-              <w:t xml:space="preserve">Ini adalah jawaban</w:t>
-            </w:r>
-          </w:p>
-        </w:tc>
-      </w:tr>
-      <w:tr>
-        <w:tc>
-          <w:p>
-            <w:r>
-              <w:t xml:space="preserve">D</w:t>
-            </w:r>
-          </w:p>
-        </w:tc>
-        <w:tc>
-          <w:p>
-            <w:r>
-              <w:t xml:space="preserve">Ini pilihan D</w:t>
-            </w:r>
-          </w:p>
-        </w:tc>
-      </w:tr>
-      <w:tr>
-        <w:tc>
-          <w:p>
-            <w:r>
-              <w:t xml:space="preserve">E</w:t>
-            </w:r>
-          </w:p>
-        </w:tc>
-        <w:tc>
-          <w:p>
-            <w:r>
-              <w:t xml:space="preserve">Ini pilihan E</w:t>
+              <w:t xml:space="preserve">Kunci Jawaban: A</w:t>
             </w:r>
           </w:p>
         </w:tc>
@@ -208,12 +225,12 @@
                 <w:b/>
                 <w:bCs/>
               </w:rPr>
-              <w:t xml:space="preserve">Ini adalah soal no. 2 (support dengan Bold italic dan lainnya). Bisa juga mengisi literasi dan gambar disini.</w:t>
-            </w:r>
-          </w:p>
-          <w:p>
-            <w:r>
-              <w:t xml:space="preserve">Blablablabla</w:t>
+              <w:t xml:space="preserve">Ini adalah soal nomor 2.</w:t>
+            </w:r>
+          </w:p>
+          <w:p>
+            <w:r>
+              <w:t xml:space="preserve">Teks soal atau narasi literasi diletakkan di sini.</w:t>
             </w:r>
           </w:p>
         </w:tc>
@@ -229,7 +246,7 @@
         <w:tc>
           <w:p>
             <w:r>
-              <w:t xml:space="preserve">Ini pilihan A</w:t>
+              <w:t xml:space="preserve">Pilihan A</w:t>
             </w:r>
           </w:p>
         </w:tc>
@@ -245,7 +262,7 @@
         <w:tc>
           <w:p>
             <w:r>
-              <w:t xml:space="preserve">Ini pilihan B</w:t>
+              <w:t xml:space="preserve">Ini adalah jawaban</w:t>
             </w:r>
           </w:p>
         </w:tc>
@@ -261,7 +278,7 @@
         <w:tc>
           <w:p>
             <w:r>
-              <w:t xml:space="preserve">Ini pilihan C</w:t>
+              <w:t xml:space="preserve">Pilihan C</w:t>
             </w:r>
           </w:p>
         </w:tc>
@@ -277,9 +294,139 @@
         <w:tc>
           <w:p>
             <w:r>
+              <w:t xml:space="preserve">Pilihan D</w:t>
+            </w:r>
+          </w:p>
+        </w:tc>
+      </w:tr>
+      <w:tr>
+        <w:tc>
+          <w:p>
+            <w:r>
+              <w:t xml:space="preserve">E</w:t>
+            </w:r>
+          </w:p>
+        </w:tc>
+        <w:tc>
+          <w:p>
+            <w:r>
+              <w:t xml:space="preserve">Pilihan E</w:t>
+            </w:r>
+          </w:p>
+        </w:tc>
+      </w:tr>
+      <w:tr>
+        <w:tc>
+          <w:p>
+            <w:r>
+              <w:t xml:space="preserve"/>
+            </w:r>
+          </w:p>
+        </w:tc>
+        <w:tc>
+          <w:p>
+            <w:r>
               <w:rPr>
-                <w:color w:val="FF0000"/>
+                <w:b/>
+                <w:bCs/>
               </w:rPr>
+              <w:t xml:space="preserve">Kunci Jawaban: B</w:t>
+            </w:r>
+          </w:p>
+        </w:tc>
+      </w:tr>
+    </w:tbl>
+    <w:p/>
+    <w:tbl>
+      <w:tblPr>
+        <w:tblW w:type="pct" w:w="100%"/>
+        <w:tblBorders>
+          <w:top w:val="single" w:color="auto" w:sz="4"/>
+          <w:left w:val="single" w:color="auto" w:sz="4"/>
+          <w:bottom w:val="single" w:color="auto" w:sz="4"/>
+          <w:right w:val="single" w:color="auto" w:sz="4"/>
+          <w:insideH w:val="single" w:color="auto" w:sz="4"/>
+          <w:insideV w:val="single" w:color="auto" w:sz="4"/>
+        </w:tblBorders>
+      </w:tblPr>
+      <w:tblGrid>
+        <w:gridCol w:w="100"/>
+        <w:gridCol w:w="100"/>
+      </w:tblGrid>
+      <w:tr>
+        <w:tc>
+          <w:tcPr>
+            <w:tcW w:type="pct" w:w="5%"/>
+          </w:tcPr>
+          <w:p>
+            <w:r>
+              <w:t xml:space="preserve">3</w:t>
+            </w:r>
+          </w:p>
+        </w:tc>
+        <w:tc>
+          <w:tcPr>
+            <w:tcW w:type="pct" w:w="95%"/>
+          </w:tcPr>
+          <w:p>
+            <w:r>
+              <w:rPr>
+                <w:b/>
+                <w:bCs/>
+              </w:rPr>
+              <w:t xml:space="preserve">Ini adalah soal nomor 3.</w:t>
+            </w:r>
+          </w:p>
+          <w:p>
+            <w:r>
+              <w:t xml:space="preserve">Teks soal atau narasi literasi diletakkan di sini.</w:t>
+            </w:r>
+          </w:p>
+        </w:tc>
+      </w:tr>
+      <w:tr>
+        <w:tc>
+          <w:p>
+            <w:r>
+              <w:t xml:space="preserve">A</w:t>
+            </w:r>
+          </w:p>
+        </w:tc>
+        <w:tc>
+          <w:p>
+            <w:r>
+              <w:t xml:space="preserve">Pilihan A</w:t>
+            </w:r>
+          </w:p>
+        </w:tc>
+      </w:tr>
+      <w:tr>
+        <w:tc>
+          <w:p>
+            <w:r>
+              <w:t xml:space="preserve">B</w:t>
+            </w:r>
+          </w:p>
+        </w:tc>
+        <w:tc>
+          <w:p>
+            <w:r>
+              <w:t xml:space="preserve">Pilihan B</w:t>
+            </w:r>
+          </w:p>
+        </w:tc>
+      </w:tr>
+      <w:tr>
+        <w:tc>
+          <w:p>
+            <w:r>
+              <w:t xml:space="preserve">C</w:t>
+            </w:r>
+          </w:p>
+        </w:tc>
+        <w:tc>
+          <w:p>
+            <w:r>
               <w:t xml:space="preserve">Ini adalah jawaban</w:t>
             </w:r>
           </w:p>
@@ -289,6 +436,22 @@
         <w:tc>
           <w:p>
             <w:r>
+              <w:t xml:space="preserve">D</w:t>
+            </w:r>
+          </w:p>
+        </w:tc>
+        <w:tc>
+          <w:p>
+            <w:r>
+              <w:t xml:space="preserve">Pilihan D</w:t>
+            </w:r>
+          </w:p>
+        </w:tc>
+      </w:tr>
+      <w:tr>
+        <w:tc>
+          <w:p>
+            <w:r>
               <w:t xml:space="preserve">E</w:t>
             </w:r>
           </w:p>
@@ -296,7 +459,325 @@
         <w:tc>
           <w:p>
             <w:r>
-              <w:t xml:space="preserve">Ini pilihan E</w:t>
+              <w:t xml:space="preserve">Pilihan E</w:t>
+            </w:r>
+          </w:p>
+        </w:tc>
+      </w:tr>
+      <w:tr>
+        <w:tc>
+          <w:p>
+            <w:r>
+              <w:t xml:space="preserve"/>
+            </w:r>
+          </w:p>
+        </w:tc>
+        <w:tc>
+          <w:p>
+            <w:r>
+              <w:rPr>
+                <w:b/>
+                <w:bCs/>
+              </w:rPr>
+              <w:t xml:space="preserve">Kunci Jawaban: C</w:t>
+            </w:r>
+          </w:p>
+        </w:tc>
+      </w:tr>
+    </w:tbl>
+    <w:p/>
+    <w:tbl>
+      <w:tblPr>
+        <w:tblW w:type="pct" w:w="100%"/>
+        <w:tblBorders>
+          <w:top w:val="single" w:color="auto" w:sz="4"/>
+          <w:left w:val="single" w:color="auto" w:sz="4"/>
+          <w:bottom w:val="single" w:color="auto" w:sz="4"/>
+          <w:right w:val="single" w:color="auto" w:sz="4"/>
+          <w:insideH w:val="single" w:color="auto" w:sz="4"/>
+          <w:insideV w:val="single" w:color="auto" w:sz="4"/>
+        </w:tblBorders>
+      </w:tblPr>
+      <w:tblGrid>
+        <w:gridCol w:w="100"/>
+        <w:gridCol w:w="100"/>
+      </w:tblGrid>
+      <w:tr>
+        <w:tc>
+          <w:tcPr>
+            <w:tcW w:type="pct" w:w="5%"/>
+          </w:tcPr>
+          <w:p>
+            <w:r>
+              <w:t xml:space="preserve">4</w:t>
+            </w:r>
+          </w:p>
+        </w:tc>
+        <w:tc>
+          <w:tcPr>
+            <w:tcW w:type="pct" w:w="95%"/>
+          </w:tcPr>
+          <w:p>
+            <w:r>
+              <w:rPr>
+                <w:b/>
+                <w:bCs/>
+              </w:rPr>
+              <w:t xml:space="preserve">Ini adalah soal nomor 4.</w:t>
+            </w:r>
+          </w:p>
+          <w:p>
+            <w:r>
+              <w:t xml:space="preserve">Teks soal atau narasi literasi diletakkan di sini.</w:t>
+            </w:r>
+          </w:p>
+        </w:tc>
+      </w:tr>
+      <w:tr>
+        <w:tc>
+          <w:p>
+            <w:r>
+              <w:t xml:space="preserve">A</w:t>
+            </w:r>
+          </w:p>
+        </w:tc>
+        <w:tc>
+          <w:p>
+            <w:r>
+              <w:t xml:space="preserve">Pilihan A</w:t>
+            </w:r>
+          </w:p>
+        </w:tc>
+      </w:tr>
+      <w:tr>
+        <w:tc>
+          <w:p>
+            <w:r>
+              <w:t xml:space="preserve">B</w:t>
+            </w:r>
+          </w:p>
+        </w:tc>
+        <w:tc>
+          <w:p>
+            <w:r>
+              <w:t xml:space="preserve">Pilihan B</w:t>
+            </w:r>
+          </w:p>
+        </w:tc>
+      </w:tr>
+      <w:tr>
+        <w:tc>
+          <w:p>
+            <w:r>
+              <w:t xml:space="preserve">C</w:t>
+            </w:r>
+          </w:p>
+        </w:tc>
+        <w:tc>
+          <w:p>
+            <w:r>
+              <w:t xml:space="preserve">Pilihan C</w:t>
+            </w:r>
+          </w:p>
+        </w:tc>
+      </w:tr>
+      <w:tr>
+        <w:tc>
+          <w:p>
+            <w:r>
+              <w:t xml:space="preserve">D</w:t>
+            </w:r>
+          </w:p>
+        </w:tc>
+        <w:tc>
+          <w:p>
+            <w:r>
+              <w:t xml:space="preserve">Ini adalah jawaban</w:t>
+            </w:r>
+          </w:p>
+        </w:tc>
+      </w:tr>
+      <w:tr>
+        <w:tc>
+          <w:p>
+            <w:r>
+              <w:t xml:space="preserve">E</w:t>
+            </w:r>
+          </w:p>
+        </w:tc>
+        <w:tc>
+          <w:p>
+            <w:r>
+              <w:t xml:space="preserve">Pilihan E</w:t>
+            </w:r>
+          </w:p>
+        </w:tc>
+      </w:tr>
+      <w:tr>
+        <w:tc>
+          <w:p>
+            <w:r>
+              <w:t xml:space="preserve"/>
+            </w:r>
+          </w:p>
+        </w:tc>
+        <w:tc>
+          <w:p>
+            <w:r>
+              <w:rPr>
+                <w:b/>
+                <w:bCs/>
+              </w:rPr>
+              <w:t xml:space="preserve">Kunci Jawaban: D</w:t>
+            </w:r>
+          </w:p>
+        </w:tc>
+      </w:tr>
+    </w:tbl>
+    <w:p/>
+    <w:tbl>
+      <w:tblPr>
+        <w:tblW w:type="pct" w:w="100%"/>
+        <w:tblBorders>
+          <w:top w:val="single" w:color="auto" w:sz="4"/>
+          <w:left w:val="single" w:color="auto" w:sz="4"/>
+          <w:bottom w:val="single" w:color="auto" w:sz="4"/>
+          <w:right w:val="single" w:color="auto" w:sz="4"/>
+          <w:insideH w:val="single" w:color="auto" w:sz="4"/>
+          <w:insideV w:val="single" w:color="auto" w:sz="4"/>
+        </w:tblBorders>
+      </w:tblPr>
+      <w:tblGrid>
+        <w:gridCol w:w="100"/>
+        <w:gridCol w:w="100"/>
+      </w:tblGrid>
+      <w:tr>
+        <w:tc>
+          <w:tcPr>
+            <w:tcW w:type="pct" w:w="5%"/>
+          </w:tcPr>
+          <w:p>
+            <w:r>
+              <w:t xml:space="preserve">5</w:t>
+            </w:r>
+          </w:p>
+        </w:tc>
+        <w:tc>
+          <w:tcPr>
+            <w:tcW w:type="pct" w:w="95%"/>
+          </w:tcPr>
+          <w:p>
+            <w:r>
+              <w:rPr>
+                <w:b/>
+                <w:bCs/>
+              </w:rPr>
+              <w:t xml:space="preserve">Ini adalah soal nomor 5.</w:t>
+            </w:r>
+          </w:p>
+          <w:p>
+            <w:r>
+              <w:t xml:space="preserve">Teks soal atau narasi literasi diletakkan di sini.</w:t>
+            </w:r>
+          </w:p>
+        </w:tc>
+      </w:tr>
+      <w:tr>
+        <w:tc>
+          <w:p>
+            <w:r>
+              <w:t xml:space="preserve">A</w:t>
+            </w:r>
+          </w:p>
+        </w:tc>
+        <w:tc>
+          <w:p>
+            <w:r>
+              <w:t xml:space="preserve">Pilihan A</w:t>
+            </w:r>
+          </w:p>
+        </w:tc>
+      </w:tr>
+      <w:tr>
+        <w:tc>
+          <w:p>
+            <w:r>
+              <w:t xml:space="preserve">B</w:t>
+            </w:r>
+          </w:p>
+        </w:tc>
+        <w:tc>
+          <w:p>
+            <w:r>
+              <w:t xml:space="preserve">Pilihan B</w:t>
+            </w:r>
+          </w:p>
+        </w:tc>
+      </w:tr>
+      <w:tr>
+        <w:tc>
+          <w:p>
+            <w:r>
+              <w:t xml:space="preserve">C</w:t>
+            </w:r>
+          </w:p>
+        </w:tc>
+        <w:tc>
+          <w:p>
+            <w:r>
+              <w:t xml:space="preserve">Pilihan C</w:t>
+            </w:r>
+          </w:p>
+        </w:tc>
+      </w:tr>
+      <w:tr>
+        <w:tc>
+          <w:p>
+            <w:r>
+              <w:t xml:space="preserve">D</w:t>
+            </w:r>
+          </w:p>
+        </w:tc>
+        <w:tc>
+          <w:p>
+            <w:r>
+              <w:t xml:space="preserve">Pilihan D</w:t>
+            </w:r>
+          </w:p>
+        </w:tc>
+      </w:tr>
+      <w:tr>
+        <w:tc>
+          <w:p>
+            <w:r>
+              <w:t xml:space="preserve">E</w:t>
+            </w:r>
+          </w:p>
+        </w:tc>
+        <w:tc>
+          <w:p>
+            <w:r>
+              <w:t xml:space="preserve">Ini adalah jawaban</w:t>
+            </w:r>
+          </w:p>
+        </w:tc>
+      </w:tr>
+      <w:tr>
+        <w:tc>
+          <w:p>
+            <w:r>
+              <w:t xml:space="preserve"/>
+            </w:r>
+          </w:p>
+        </w:tc>
+        <w:tc>
+          <w:p>
+            <w:r>
+              <w:rPr>
+                <w:b/>
+                <w:bCs/>
+              </w:rPr>
+              <w:t xml:space="preserve">Kunci Jawaban: E</w:t>
             </w:r>
           </w:p>
         </w:tc>
@@ -306,9 +787,13 @@
     <w:p>
       <w:r>
         <w:rPr>
-          <w:color w:val="666666"/>
+          <w:b/>
+          <w:bCs/>
+          <w:i/>
+          <w:iCs/>
+          <w:color w:val="0000FF"/>
         </w:rPr>
-        <w:t xml:space="preserve">PENTING: Gunakan teks berwarna MERAH untuk menandai kunci jawaban jika tidak menggunakan baris 'Kunci Jawaban: X'.</w:t>
+        <w:t xml:space="preserve">PENTING: Gunakan baris 'Kunci Jawaban: X' sebagai penentu kunci jawaban utama oleh sistem.</w:t>
       </w:r>
     </w:p>
     <w:sectPr>

--- a/public/templates/Template_Soal_Tabel.docx
+++ b/public/templates/Template_Soal_Tabel.docx
@@ -3,247 +3,926 @@
 <w:document xmlns:wpc="http://schemas.microsoft.com/office/word/2010/wordprocessingCanvas" xmlns:cx="http://schemas.microsoft.com/office/drawing/2014/chartex" xmlns:cx1="http://schemas.microsoft.com/office/drawing/2015/9/8/chartex" xmlns:cx2="http://schemas.microsoft.com/office/drawing/2015/10/21/chartex" xmlns:cx3="http://schemas.microsoft.com/office/drawing/2016/5/9/chartex" xmlns:cx4="http://schemas.microsoft.com/office/drawing/2016/5/10/chartex" xmlns:cx5="http://schemas.microsoft.com/office/drawing/2016/5/11/chartex" xmlns:cx6="http://schemas.microsoft.com/office/drawing/2016/5/12/chartex" xmlns:cx7="http://schemas.microsoft.com/office/drawing/2016/5/13/chartex" xmlns:cx8="http://schemas.microsoft.com/office/drawing/2016/5/14/chartex" xmlns:mc="http://schemas.openxmlformats.org/markup-compatibility/2006" xmlns:aink="http://schemas.microsoft.com/office/drawing/2016/ink" xmlns:am3d="http://schemas.microsoft.com/office/drawing/2017/model3d" xmlns:o="urn:schemas-microsoft-com:office:office" xmlns:oel="http://schemas.microsoft.com/office/2019/extlst" xmlns:r="http://schemas.openxmlformats.org/officeDocument/2006/relationships" xmlns:m="http://schemas.openxmlformats.org/officeDocument/2006/math" xmlns:v="urn:schemas-microsoft-com:vml" xmlns:wp14="http://schemas.microsoft.com/office/word/2010/wordprocessingDrawing" xmlns:wp="http://schemas.openxmlformats.org/drawingml/2006/wordprocessingDrawing" xmlns:w10="urn:schemas-microsoft-com:office:word" xmlns:w="http://schemas.openxmlformats.org/wordprocessingml/2006/main" xmlns:w14="http://schemas.microsoft.com/office/word/2010/wordml" xmlns:w15="http://schemas.microsoft.com/office/word/2012/wordml" xmlns:w16cex="http://schemas.microsoft.com/office/word/2018/wordml/cex" xmlns:w16cid="http://schemas.microsoft.com/office/word/2016/wordml/cid" xmlns:w16="http://schemas.microsoft.com/office/word/2018/wordml" xmlns:w16sdtdh="http://schemas.microsoft.com/office/word/2020/wordml/sdtdatahash" xmlns:w16se="http://schemas.microsoft.com/office/word/2015/wordml/symex" xmlns:wpg="http://schemas.microsoft.com/office/word/2010/wordprocessingGroup" xmlns:wpi="http://schemas.microsoft.com/office/word/2010/wordprocessingInk" xmlns:wne="http://schemas.microsoft.com/office/word/2006/wordml" xmlns:wps="http://schemas.microsoft.com/office/word/2010/wordprocessingShape" mc:Ignorable="w14 w15 w16se w16cid w16 w16cex w16sdtdh wp14">
   <w:body>
     <w:p>
+      <w:pPr>
+        <w:ind w:left="-180"/>
+        <w:jc w:val="center"/>
+        <w:rPr>
+          <w:rFonts w:ascii="Arial" w:hAnsi="Arial" w:cs="Arial"/>
+          <w:b/>
+          <w:bCs/>
+          <w:spacing w:val="100"/>
+          <w:sz w:val="24"/>
+          <w:szCs w:val="24"/>
+        </w:rPr>
+      </w:pPr>
+      <w:bookmarkStart w:id="0" w:name="OLE_LINK1"/>
       <w:r>
+        <w:rPr>
+          <w:rFonts w:ascii="Arial" w:hAnsi="Arial" w:cs="Arial"/>
+          <w:b/>
+          <w:bCs/>
+          <w:noProof/>
+          <w:spacing w:val="100"/>
+          <w:sz w:val="28"/>
+          <w:szCs w:val="28"/>
+          <w:lang w:val="sv-SE"/>
+        </w:rPr>
+        <w:drawing>
+          <wp:anchor distT="0" distB="0" distL="114300" distR="114300" simplePos="0" relativeHeight="251661312" behindDoc="0" locked="0" layoutInCell="1" allowOverlap="1" wp14:anchorId="754CD759" wp14:editId="1CAD5335">
+            <wp:simplePos x="0" y="0"/>
+            <wp:positionH relativeFrom="column">
+              <wp:posOffset>5119688</wp:posOffset>
+            </wp:positionH>
+            <wp:positionV relativeFrom="paragraph">
+              <wp:posOffset>143928</wp:posOffset>
+            </wp:positionV>
+            <wp:extent cx="847725" cy="866992"/>
+            <wp:effectExtent l="0" t="0" r="0" b="9525"/>
+            <wp:wrapNone/>
+            <wp:docPr id="1" name="Picture 1"/>
+            <wp:cNvGraphicFramePr>
+              <a:graphicFrameLocks xmlns:a="http://schemas.openxmlformats.org/drawingml/2006/main" noChangeAspect="1"/>
+            </wp:cNvGraphicFramePr>
+            <a:graphic xmlns:a="http://schemas.openxmlformats.org/drawingml/2006/main">
+              <a:graphicData uri="http://schemas.openxmlformats.org/drawingml/2006/picture">
+                <pic:pic xmlns:pic="http://schemas.openxmlformats.org/drawingml/2006/picture">
+                  <pic:nvPicPr>
+                    <pic:cNvPr id="0" name="Picture 1"/>
+                    <pic:cNvPicPr>
+                      <a:picLocks noChangeAspect="1" noChangeArrowheads="1"/>
+                    </pic:cNvPicPr>
+                  </pic:nvPicPr>
+                  <pic:blipFill>
+                    <a:blip r:embed="rId8" cstate="print">
+                      <a:extLst>
+                        <a:ext uri="{28A0092B-C50C-407E-A947-70E740481C1C}">
+                          <a14:useLocalDpi xmlns:a14="http://schemas.microsoft.com/office/drawing/2010/main" val="0"/>
+                        </a:ext>
+                      </a:extLst>
+                    </a:blip>
+                    <a:srcRect/>
+                    <a:stretch>
+                      <a:fillRect/>
+                    </a:stretch>
+                  </pic:blipFill>
+                  <pic:spPr bwMode="auto">
+                    <a:xfrm>
+                      <a:off x="0" y="0"/>
+                      <a:ext cx="848683" cy="867972"/>
+                    </a:xfrm>
+                    <a:prstGeom prst="rect">
+                      <a:avLst/>
+                    </a:prstGeom>
+                    <a:noFill/>
+                    <a:ln>
+                      <a:noFill/>
+                    </a:ln>
+                  </pic:spPr>
+                </pic:pic>
+              </a:graphicData>
+            </a:graphic>
+            <wp14:sizeRelH relativeFrom="margin">
+              <wp14:pctWidth>0</wp14:pctWidth>
+            </wp14:sizeRelH>
+            <wp14:sizeRelV relativeFrom="margin">
+              <wp14:pctHeight>0</wp14:pctHeight>
+            </wp14:sizeRelV>
+          </wp:anchor>
+        </w:drawing>
+      </w:r>
+      <w:r>
+        <w:rPr>
+          <w:rFonts w:ascii="Arial" w:hAnsi="Arial" w:cs="Arial"/>
+          <w:b/>
+          <w:noProof/>
+          <w:spacing w:val="60"/>
+          <w:sz w:val="28"/>
+          <w:szCs w:val="28"/>
+        </w:rPr>
+        <w:drawing>
+          <wp:anchor distT="0" distB="0" distL="114300" distR="114300" simplePos="0" relativeHeight="251660288" behindDoc="0" locked="0" layoutInCell="1" allowOverlap="1" wp14:anchorId="1ECB3249" wp14:editId="3D270310">
+            <wp:simplePos x="0" y="0"/>
+            <wp:positionH relativeFrom="column">
+              <wp:posOffset>-85725</wp:posOffset>
+            </wp:positionH>
+            <wp:positionV relativeFrom="paragraph">
+              <wp:posOffset>159333</wp:posOffset>
+            </wp:positionV>
+            <wp:extent cx="804863" cy="887717"/>
+            <wp:effectExtent l="0" t="0" r="0" b="8255"/>
+            <wp:wrapNone/>
+            <wp:docPr id="11" name="Picture 11" descr="C:\FERI\logo pancacita.png"/>
+            <wp:cNvGraphicFramePr>
+              <a:graphicFrameLocks xmlns:a="http://schemas.openxmlformats.org/drawingml/2006/main" noChangeAspect="1"/>
+            </wp:cNvGraphicFramePr>
+            <a:graphic xmlns:a="http://schemas.openxmlformats.org/drawingml/2006/main">
+              <a:graphicData uri="http://schemas.openxmlformats.org/drawingml/2006/picture">
+                <pic:pic xmlns:pic="http://schemas.openxmlformats.org/drawingml/2006/picture">
+                  <pic:nvPicPr>
+                    <pic:cNvPr id="0" name="Picture 3" descr="C:\FERI\logo pancacita.png"/>
+                    <pic:cNvPicPr>
+                      <a:picLocks noChangeAspect="1" noChangeArrowheads="1"/>
+                    </pic:cNvPicPr>
+                  </pic:nvPicPr>
+                  <pic:blipFill>
+                    <a:blip r:embed="rId9" cstate="print">
+                      <a:extLst>
+                        <a:ext uri="{28A0092B-C50C-407E-A947-70E740481C1C}">
+                          <a14:useLocalDpi xmlns:a14="http://schemas.microsoft.com/office/drawing/2010/main" val="0"/>
+                        </a:ext>
+                      </a:extLst>
+                    </a:blip>
+                    <a:srcRect/>
+                    <a:stretch>
+                      <a:fillRect/>
+                    </a:stretch>
+                  </pic:blipFill>
+                  <pic:spPr bwMode="auto">
+                    <a:xfrm>
+                      <a:off x="0" y="0"/>
+                      <a:ext cx="809065" cy="892351"/>
+                    </a:xfrm>
+                    <a:prstGeom prst="rect">
+                      <a:avLst/>
+                    </a:prstGeom>
+                    <a:noFill/>
+                    <a:ln>
+                      <a:noFill/>
+                    </a:ln>
+                  </pic:spPr>
+                </pic:pic>
+              </a:graphicData>
+            </a:graphic>
+            <wp14:sizeRelH relativeFrom="page">
+              <wp14:pctWidth>0</wp14:pctWidth>
+            </wp14:sizeRelH>
+            <wp14:sizeRelV relativeFrom="page">
+              <wp14:pctHeight>0</wp14:pctHeight>
+            </wp14:sizeRelV>
+          </wp:anchor>
+        </w:drawing>
+      </w:r>
+      <w:r>
+        <w:rPr>
+          <w:rFonts w:ascii="Arial" w:hAnsi="Arial" w:cs="Arial"/>
+          <w:b/>
+          <w:bCs/>
+          <w:spacing w:val="100"/>
+          <w:sz w:val="24"/>
+          <w:szCs w:val="24"/>
+        </w:rPr>
+        <w:t>PEMERINTAH ACEH</w:t>
+      </w:r>
+    </w:p>
+    <w:p>
+      <w:pPr>
+        <w:tabs>
+          <w:tab w:val="center" w:pos="5103"/>
+        </w:tabs>
+        <w:ind w:left="-180"/>
+        <w:jc w:val="center"/>
+        <w:rPr>
+          <w:rFonts w:ascii="Arial" w:hAnsi="Arial" w:cs="Arial"/>
+          <w:b/>
+          <w:bCs/>
+          <w:sz w:val="32"/>
+          <w:szCs w:val="40"/>
+        </w:rPr>
+      </w:pPr>
+      <w:r>
+        <w:rPr>
+          <w:rFonts w:ascii="Arial" w:hAnsi="Arial" w:cs="Arial"/>
+          <w:b/>
+          <w:bCs/>
+          <w:sz w:val="32"/>
+          <w:szCs w:val="40"/>
+          <w:lang w:val="sv-SE"/>
+        </w:rPr>
+        <w:t>DINAS PENDIDIKAN</w:t>
+      </w:r>
+    </w:p>
+    <w:p>
+      <w:pPr>
+        <w:ind w:left="-180"/>
+        <w:jc w:val="center"/>
+        <w:rPr>
+          <w:rFonts w:ascii="Arial" w:hAnsi="Arial" w:cs="Arial"/>
+          <w:b/>
+          <w:bCs/>
+          <w:sz w:val="32"/>
+          <w:szCs w:val="24"/>
+        </w:rPr>
+      </w:pPr>
+      <w:r>
+        <w:rPr>
+          <w:rFonts w:ascii="Arial" w:hAnsi="Arial" w:cs="Arial"/>
+          <w:b/>
+          <w:bCs/>
+          <w:sz w:val="32"/>
+          <w:szCs w:val="24"/>
+          <w:lang w:val="sv-SE"/>
+        </w:rPr>
+        <w:t xml:space="preserve">SMA NEGERI </w:t>
+      </w:r>
+      <w:r>
+        <w:rPr>
+          <w:rFonts w:ascii="Arial" w:hAnsi="Arial" w:cs="Arial"/>
+          <w:b/>
+          <w:bCs/>
+          <w:sz w:val="32"/>
+          <w:szCs w:val="24"/>
+        </w:rPr>
+        <w:t>MODAL BANGSA</w:t>
+      </w:r>
+    </w:p>
+    <w:p>
+      <w:pPr>
+        <w:tabs>
+          <w:tab w:val="center" w:pos="5103"/>
+        </w:tabs>
+        <w:ind w:left="-180"/>
+        <w:jc w:val="center"/>
+        <w:rPr>
+          <w:rFonts w:ascii="Arial" w:hAnsi="Arial" w:cs="Arial"/>
+          <w:sz w:val="18"/>
+          <w:szCs w:val="18"/>
+        </w:rPr>
+      </w:pPr>
+      <w:r>
+        <w:rPr>
+          <w:rFonts w:ascii="Arial" w:hAnsi="Arial" w:cs="Arial"/>
+          <w:sz w:val="18"/>
+          <w:szCs w:val="18"/>
+          <w:lang w:val="sv-SE"/>
+        </w:rPr>
+        <w:t xml:space="preserve">Jalan </w:t>
+      </w:r>
+      <w:r>
+        <w:rPr>
+          <w:rFonts w:ascii="Arial" w:hAnsi="Arial" w:cs="Arial"/>
+          <w:sz w:val="18"/>
+          <w:szCs w:val="18"/>
+        </w:rPr>
+        <w:t>Bandara Sultan Iskandar Muda Km.12,5, Aceh Besar 23360</w:t>
+      </w:r>
+    </w:p>
+    <w:p>
+      <w:pPr>
+        <w:tabs>
+          <w:tab w:val="center" w:pos="5103"/>
+        </w:tabs>
+        <w:ind w:left="-180"/>
+        <w:jc w:val="center"/>
+        <w:rPr>
+          <w:rFonts w:ascii="Arial" w:hAnsi="Arial" w:cs="Arial"/>
+          <w:sz w:val="18"/>
+          <w:szCs w:val="18"/>
+          <w:lang w:val="sv-SE"/>
+        </w:rPr>
+      </w:pPr>
+      <w:r>
+        <w:rPr>
+          <w:rFonts w:ascii="Arial" w:hAnsi="Arial" w:cs="Arial"/>
+          <w:sz w:val="18"/>
+          <w:szCs w:val="18"/>
+          <w:lang w:val="sv-SE"/>
+        </w:rPr>
+        <w:t>Telepon. (0651) 32517</w:t>
+      </w:r>
+    </w:p>
+    <w:p>
+      <w:pPr>
+        <w:tabs>
+          <w:tab w:val="center" w:pos="5103"/>
+        </w:tabs>
+        <w:ind w:left="-180"/>
+        <w:jc w:val="center"/>
+        <w:rPr>
+          <w:rFonts w:ascii="Arial" w:hAnsi="Arial" w:cs="Arial"/>
+          <w:color w:val="0000FF"/>
+          <w:sz w:val="18"/>
+          <w:szCs w:val="18"/>
+          <w:u w:val="single"/>
+        </w:rPr>
+      </w:pPr>
+      <w:r>
+        <w:rPr>
+          <w:rFonts w:ascii="Arial" w:hAnsi="Arial" w:cs="Arial"/>
+          <w:sz w:val="18"/>
+          <w:szCs w:val="18"/>
+        </w:rPr>
+        <w:t xml:space="preserve">Laman: </w:t>
+      </w:r>
+      <w:hyperlink r:id="rId10" w:history="1">
+        <w:r>
+          <w:rPr>
+            <w:rFonts w:ascii="Arial" w:hAnsi="Arial" w:cs="Arial"/>
+            <w:sz w:val="18"/>
+            <w:szCs w:val="18"/>
+          </w:rPr>
+          <w:t>www.sman-modalbangsa.sch.id</w:t>
+        </w:r>
+      </w:hyperlink>
+      <w:r>
+        <w:rPr>
+          <w:rFonts w:ascii="Arial" w:hAnsi="Arial" w:cs="Arial"/>
+          <w:sz w:val="18"/>
+          <w:szCs w:val="18"/>
+        </w:rPr>
+        <w:t xml:space="preserve">, </w:t>
+      </w:r>
+      <w:r>
+        <w:rPr>
+          <w:rFonts w:ascii="Arial" w:hAnsi="Arial" w:cs="Arial"/>
+          <w:sz w:val="18"/>
+          <w:szCs w:val="18"/>
+          <w:lang w:val="it-IT"/>
+        </w:rPr>
+        <w:t>Pos-el:</w:t>
+      </w:r>
+      <w:hyperlink r:id="rId11" w:history="1">
+        <w:r>
+          <w:rPr>
+            <w:rFonts w:ascii="Arial" w:hAnsi="Arial" w:cs="Arial"/>
+            <w:sz w:val="18"/>
+            <w:szCs w:val="18"/>
+          </w:rPr>
+          <w:t xml:space="preserve"> info@sman-modalbangsa.sch.id</w:t>
+        </w:r>
+      </w:hyperlink>
+    </w:p>
+    <w:bookmarkEnd w:id="0"/>
+    <w:p>
+      <w:pPr>
         <w:rPr>
           <w:b/>
           <w:bCs/>
         </w:rPr>
-        <w:t>Nama Guru</w:t>
-      </w:r>
+      </w:pPr>
       <w:r>
-        <w:t xml:space="preserve"> : (Isi Nama Anda)</w:t>
+        <w:rPr>
+          <w:rFonts w:ascii="Arial" w:hAnsi="Arial" w:cs="Arial"/>
+          <w:noProof/>
+        </w:rPr>
+        <mc:AlternateContent>
+          <mc:Choice Requires="wps">
+            <w:drawing>
+              <wp:anchor distT="0" distB="0" distL="114300" distR="114300" simplePos="0" relativeHeight="251659264" behindDoc="0" locked="0" layoutInCell="1" allowOverlap="1" wp14:anchorId="17E87924" wp14:editId="498C85E6">
+                <wp:simplePos x="0" y="0"/>
+                <wp:positionH relativeFrom="column">
+                  <wp:posOffset>-74930</wp:posOffset>
+                </wp:positionH>
+                <wp:positionV relativeFrom="paragraph">
+                  <wp:posOffset>120799</wp:posOffset>
+                </wp:positionV>
+                <wp:extent cx="6094879" cy="15688"/>
+                <wp:effectExtent l="19050" t="38100" r="39370" b="41910"/>
+                <wp:wrapNone/>
+                <wp:docPr id="18" name="Straight Connector 18"/>
+                <wp:cNvGraphicFramePr/>
+                <a:graphic xmlns:a="http://schemas.openxmlformats.org/drawingml/2006/main">
+                  <a:graphicData uri="http://schemas.microsoft.com/office/word/2010/wordprocessingShape">
+                    <wps:wsp>
+                      <wps:cNvCnPr/>
+                      <wps:spPr>
+                        <a:xfrm flipV="1">
+                          <a:off x="0" y="0"/>
+                          <a:ext cx="6094879" cy="15688"/>
+                        </a:xfrm>
+                        <a:prstGeom prst="line">
+                          <a:avLst/>
+                        </a:prstGeom>
+                        <a:noFill/>
+                        <a:ln w="76200" cap="flat" cmpd="thickThin" algn="ctr">
+                          <a:solidFill>
+                            <a:sysClr val="windowText" lastClr="000000"/>
+                          </a:solidFill>
+                          <a:prstDash val="solid"/>
+                          <a:miter lim="800000"/>
+                        </a:ln>
+                        <a:effectLst/>
+                      </wps:spPr>
+                      <wps:bodyPr/>
+                    </wps:wsp>
+                  </a:graphicData>
+                </a:graphic>
+                <wp14:sizeRelH relativeFrom="margin">
+                  <wp14:pctWidth>0</wp14:pctWidth>
+                </wp14:sizeRelH>
+                <wp14:sizeRelV relativeFrom="margin">
+                  <wp14:pctHeight>0</wp14:pctHeight>
+                </wp14:sizeRelV>
+              </wp:anchor>
+            </w:drawing>
+          </mc:Choice>
+          <mc:Fallback>
+            <w:pict>
+              <v:line w14:anchorId="10DD96A8" id="Straight Connector 18" o:spid="_x0000_s1026" style="position:absolute;flip:y;z-index:251659264;visibility:visible;mso-wrap-style:square;mso-width-percent:0;mso-height-percent:0;mso-wrap-distance-left:9pt;mso-wrap-distance-top:0;mso-wrap-distance-right:9pt;mso-wrap-distance-bottom:0;mso-position-horizontal:absolute;mso-position-horizontal-relative:text;mso-position-vertical:absolute;mso-position-vertical-relative:text;mso-width-percent:0;mso-height-percent:0;mso-width-relative:margin;mso-height-relative:margin" from="-5.9pt,9.5pt" to="474pt,10.75pt" o:gfxdata="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" strokecolor="windowText" strokeweight="6pt">
+                <v:stroke linestyle="thickThin" joinstyle="miter"/>
+              </v:line>
+            </w:pict>
+          </mc:Fallback>
+        </mc:AlternateContent>
       </w:r>
     </w:p>
     <w:p>
-      <w:r>
+      <w:pPr>
         <w:rPr>
           <w:b/>
           <w:bCs/>
         </w:rPr>
-        <w:t>Kelas</w:t>
-      </w:r>
+      </w:pPr>
+    </w:p>
+    <w:tbl>
+      <w:tblPr>
+        <w:tblStyle w:val="TableGrid"/>
+        <w:tblW w:w="0" w:type="auto"/>
+        <w:tblBorders>
+          <w:top w:val="none" w:sz="0" w:space="0" w:color="auto"/>
+          <w:left w:val="none" w:sz="0" w:space="0" w:color="auto"/>
+          <w:bottom w:val="none" w:sz="0" w:space="0" w:color="auto"/>
+          <w:right w:val="none" w:sz="0" w:space="0" w:color="auto"/>
+          <w:insideH w:val="none" w:sz="0" w:space="0" w:color="auto"/>
+          <w:insideV w:val="none" w:sz="0" w:space="0" w:color="auto"/>
+        </w:tblBorders>
+        <w:tblLook w:val="04A0" w:firstRow="1" w:lastRow="0" w:firstColumn="1" w:lastColumn="0" w:noHBand="0" w:noVBand="1"/>
+      </w:tblPr>
+      <w:tblGrid>
+        <w:gridCol w:w="1271"/>
+        <w:gridCol w:w="284"/>
+        <w:gridCol w:w="3543"/>
+        <w:gridCol w:w="1556"/>
+        <w:gridCol w:w="287"/>
+        <w:gridCol w:w="2409"/>
+      </w:tblGrid>
+      <w:tr>
+        <w:tc>
+          <w:tcPr>
+            <w:tcW w:w="1271" w:type="dxa"/>
+          </w:tcPr>
+          <w:p>
+            <w:pPr>
+              <w:rPr>
+                <w:b/>
+                <w:bCs/>
+              </w:rPr>
+            </w:pPr>
+            <w:r>
+              <w:rPr>
+                <w:b/>
+                <w:bCs/>
+              </w:rPr>
+              <w:t>Nama Guru</w:t>
+            </w:r>
+          </w:p>
+        </w:tc>
+        <w:tc>
+          <w:tcPr>
+            <w:tcW w:w="284" w:type="dxa"/>
+          </w:tcPr>
+          <w:p>
+            <w:pPr>
+              <w:rPr>
+                <w:b/>
+                <w:bCs/>
+              </w:rPr>
+            </w:pPr>
+            <w:r>
+              <w:rPr>
+                <w:b/>
+                <w:bCs/>
+              </w:rPr>
+              <w:t>:</w:t>
+            </w:r>
+          </w:p>
+        </w:tc>
+        <w:tc>
+          <w:tcPr>
+            <w:tcW w:w="3543" w:type="dxa"/>
+          </w:tcPr>
+          <w:p>
+            <w:r>
+              <w:t>Nama lengkap</w:t>
+            </w:r>
+          </w:p>
+        </w:tc>
+        <w:tc>
+          <w:tcPr>
+            <w:tcW w:w="1556" w:type="dxa"/>
+          </w:tcPr>
+          <w:p>
+            <w:pPr>
+              <w:rPr>
+                <w:b/>
+                <w:bCs/>
+              </w:rPr>
+            </w:pPr>
+            <w:r>
+              <w:rPr>
+                <w:b/>
+                <w:bCs/>
+              </w:rPr>
+              <w:t>Mata Pelajaran</w:t>
+            </w:r>
+          </w:p>
+        </w:tc>
+        <w:tc>
+          <w:tcPr>
+            <w:tcW w:w="287" w:type="dxa"/>
+          </w:tcPr>
+          <w:p>
+            <w:pPr>
+              <w:rPr>
+                <w:b/>
+                <w:bCs/>
+              </w:rPr>
+            </w:pPr>
+            <w:r>
+              <w:rPr>
+                <w:b/>
+                <w:bCs/>
+              </w:rPr>
+              <w:t>:</w:t>
+            </w:r>
+          </w:p>
+        </w:tc>
+        <w:tc>
+          <w:tcPr>
+            <w:tcW w:w="2409" w:type="dxa"/>
+            <w:vMerge w:val="restart"/>
+          </w:tcPr>
+          <w:p>
+            <w:r>
+              <w:t>Isi nama mapel</w:t>
+            </w:r>
+          </w:p>
+        </w:tc>
+      </w:tr>
+      <w:tr>
+        <w:trPr>
+          <w:trHeight w:val="65"/>
+        </w:trPr>
+        <w:tc>
+          <w:tcPr>
+            <w:tcW w:w="1271" w:type="dxa"/>
+          </w:tcPr>
+          <w:p>
+            <w:pPr>
+              <w:rPr>
+                <w:b/>
+                <w:bCs/>
+              </w:rPr>
+            </w:pPr>
+            <w:r>
+              <w:rPr>
+                <w:b/>
+                <w:bCs/>
+              </w:rPr>
+              <w:t>Kelas</w:t>
+            </w:r>
+          </w:p>
+        </w:tc>
+        <w:tc>
+          <w:tcPr>
+            <w:tcW w:w="284" w:type="dxa"/>
+          </w:tcPr>
+          <w:p>
+            <w:pPr>
+              <w:rPr>
+                <w:b/>
+                <w:bCs/>
+              </w:rPr>
+            </w:pPr>
+            <w:r>
+              <w:rPr>
+                <w:b/>
+                <w:bCs/>
+              </w:rPr>
+              <w:t>:</w:t>
+            </w:r>
+          </w:p>
+        </w:tc>
+        <w:tc>
+          <w:tcPr>
+            <w:tcW w:w="3543" w:type="dxa"/>
+          </w:tcPr>
+          <w:p>
+            <w:r>
+              <w:t>X-123456 / XI-1 / XI-6</w:t>
+            </w:r>
+          </w:p>
+        </w:tc>
+        <w:tc>
+          <w:tcPr>
+            <w:tcW w:w="1556" w:type="dxa"/>
+          </w:tcPr>
+          <w:p>
+            <w:pPr>
+              <w:rPr>
+                <w:b/>
+                <w:bCs/>
+              </w:rPr>
+            </w:pPr>
+          </w:p>
+        </w:tc>
+        <w:tc>
+          <w:tcPr>
+            <w:tcW w:w="287" w:type="dxa"/>
+          </w:tcPr>
+          <w:p>
+            <w:pPr>
+              <w:rPr>
+                <w:b/>
+                <w:bCs/>
+              </w:rPr>
+            </w:pPr>
+          </w:p>
+        </w:tc>
+        <w:tc>
+          <w:tcPr>
+            <w:tcW w:w="2409" w:type="dxa"/>
+            <w:vMerge/>
+          </w:tcPr>
+          <w:p>
+            <w:pPr>
+              <w:rPr>
+                <w:b/>
+                <w:bCs/>
+              </w:rPr>
+            </w:pPr>
+          </w:p>
+        </w:tc>
+      </w:tr>
+    </w:tbl>
+    <w:p>
       <w:r>
-        <w:t xml:space="preserve"> : (Isi Nama Kelas)</w:t>
+        <w:tab/>
       </w:r>
     </w:p>
-    <w:p>
-      <w:r>
-        <w:rPr>
-          <w:b/>
-          <w:bCs/>
-        </w:rPr>
-        <w:t>Mapel</w:t>
-      </w:r>
-      <w:r>
-        <w:t xml:space="preserve"> : (Isi Nama Mata Pelajaran)</w:t>
-      </w:r>
-    </w:p>
-    <w:p/>
     <w:tbl>
       <w:tblPr>
+        <w:tblStyle w:val="TableGrid"/>
         <w:tblW w:w="5000" w:type="pct"/>
-        <w:tblBorders>
-          <w:top w:val="single" w:sz="4" w:space="0" w:color="auto"/>
-          <w:left w:val="single" w:sz="4" w:space="0" w:color="auto"/>
-          <w:bottom w:val="single" w:sz="4" w:space="0" w:color="auto"/>
-          <w:right w:val="single" w:sz="4" w:space="0" w:color="auto"/>
-          <w:insideH w:val="single" w:sz="4" w:space="0" w:color="auto"/>
-          <w:insideV w:val="single" w:sz="4" w:space="0" w:color="auto"/>
-        </w:tblBorders>
-        <w:tblCellMar>
-          <w:left w:w="10" w:type="dxa"/>
-          <w:right w:w="10" w:type="dxa"/>
-        </w:tblCellMar>
         <w:tblLook w:val="0000" w:firstRow="0" w:lastRow="0" w:firstColumn="0" w:lastColumn="0" w:noHBand="0" w:noVBand="0"/>
       </w:tblPr>
       <w:tblGrid>
-        <w:gridCol w:w="451"/>
-        <w:gridCol w:w="8565"/>
+        <w:gridCol w:w="1556"/>
+        <w:gridCol w:w="7794"/>
       </w:tblGrid>
       <w:tr>
-        <w:tblPrEx>
-          <w:tblCellMar>
-            <w:top w:w="0" w:type="dxa"/>
-            <w:bottom w:w="0" w:type="dxa"/>
-          </w:tblCellMar>
-        </w:tblPrEx>
-        <w:tc>
-          <w:tcPr>
-            <w:tcW w:w="250" w:type="pct"/>
-          </w:tcPr>
-          <w:p>
-            <w:r>
-              <w:t>1</w:t>
-            </w:r>
-          </w:p>
-        </w:tc>
-        <w:tc>
-          <w:tcPr>
-            <w:tcW w:w="4750" w:type="pct"/>
-          </w:tcPr>
-          <w:p>
-            <w:r>
-              <w:t>Isi Teks Pertanyaan Disini</w:t>
-            </w:r>
-          </w:p>
+        <w:tc>
+          <w:tcPr>
+            <w:tcW w:w="832" w:type="pct"/>
+            <w:vAlign w:val="center"/>
+          </w:tcPr>
+          <w:p>
+            <w:pPr>
+              <w:jc w:val="center"/>
+              <w:rPr>
+                <w:b/>
+                <w:bCs/>
+              </w:rPr>
+            </w:pPr>
+            <w:r>
+              <w:rPr>
+                <w:b/>
+                <w:bCs/>
+              </w:rPr>
+              <w:t>Kode Literasi</w:t>
+            </w:r>
+          </w:p>
+        </w:tc>
+        <w:tc>
+          <w:tcPr>
+            <w:tcW w:w="4168" w:type="pct"/>
+          </w:tcPr>
+          <w:p>
+            <w:r>
+              <w:t xml:space="preserve">Contoh </w:t>
+            </w:r>
+            <w:r>
+              <w:t>Isi Literasi</w:t>
+            </w:r>
+          </w:p>
+          <w:p/>
         </w:tc>
       </w:tr>
       <w:tr>
-        <w:tblPrEx>
-          <w:tblCellMar>
-            <w:top w:w="0" w:type="dxa"/>
-            <w:bottom w:w="0" w:type="dxa"/>
-          </w:tblCellMar>
-        </w:tblPrEx>
-        <w:tc>
-          <w:tcPr>
-            <w:tcW w:w="0" w:type="auto"/>
-          </w:tcPr>
-          <w:p>
-            <w:r>
-              <w:t>A</w:t>
-            </w:r>
-          </w:p>
-        </w:tc>
-        <w:tc>
-          <w:tcPr>
-            <w:tcW w:w="0" w:type="auto"/>
-          </w:tcPr>
-          <w:p>
-            <w:r>
-              <w:t>Ini adalah jawaban</w:t>
+        <w:tc>
+          <w:tcPr>
+            <w:tcW w:w="832" w:type="pct"/>
+            <w:vAlign w:val="center"/>
+          </w:tcPr>
+          <w:p>
+            <w:pPr>
+              <w:jc w:val="center"/>
+              <w:rPr>
+                <w:b/>
+                <w:bCs/>
+              </w:rPr>
+            </w:pPr>
+            <w:r>
+              <w:rPr>
+                <w:b/>
+                <w:bCs/>
+              </w:rPr>
+              <w:t>1</w:t>
+            </w:r>
+            <w:r>
+              <w:rPr>
+                <w:b/>
+                <w:bCs/>
+              </w:rPr>
+              <w:t>.</w:t>
+            </w:r>
+          </w:p>
+        </w:tc>
+        <w:tc>
+          <w:tcPr>
+            <w:tcW w:w="4168" w:type="pct"/>
+          </w:tcPr>
+          <w:p>
+            <w:r>
+              <w:t>Isi Teks Pertanyaan Disini</w:t>
             </w:r>
           </w:p>
         </w:tc>
       </w:tr>
       <w:tr>
-        <w:tblPrEx>
-          <w:tblCellMar>
-            <w:top w:w="0" w:type="dxa"/>
-            <w:bottom w:w="0" w:type="dxa"/>
-          </w:tblCellMar>
-        </w:tblPrEx>
-        <w:tc>
-          <w:tcPr>
-            <w:tcW w:w="0" w:type="auto"/>
-          </w:tcPr>
-          <w:p>
-            <w:r>
-              <w:t>B</w:t>
-            </w:r>
-          </w:p>
-        </w:tc>
-        <w:tc>
-          <w:tcPr>
-            <w:tcW w:w="0" w:type="auto"/>
-          </w:tcPr>
-          <w:p>
-            <w:r>
-              <w:t>Pilihan B</w:t>
+        <w:tc>
+          <w:tcPr>
+            <w:tcW w:w="832" w:type="pct"/>
+            <w:vAlign w:val="center"/>
+          </w:tcPr>
+          <w:p>
+            <w:pPr>
+              <w:jc w:val="center"/>
+              <w:rPr>
+                <w:b/>
+                <w:bCs/>
+              </w:rPr>
+            </w:pPr>
+            <w:r>
+              <w:rPr>
+                <w:b/>
+                <w:bCs/>
+              </w:rPr>
+              <w:t>A</w:t>
+            </w:r>
+          </w:p>
+        </w:tc>
+        <w:tc>
+          <w:tcPr>
+            <w:tcW w:w="4168" w:type="pct"/>
+          </w:tcPr>
+          <w:p>
+            <w:r>
+              <w:t>Pilihan A</w:t>
             </w:r>
           </w:p>
         </w:tc>
       </w:tr>
       <w:tr>
-        <w:tblPrEx>
-          <w:tblCellMar>
-            <w:top w:w="0" w:type="dxa"/>
-            <w:bottom w:w="0" w:type="dxa"/>
-          </w:tblCellMar>
-        </w:tblPrEx>
-        <w:tc>
-          <w:tcPr>
-            <w:tcW w:w="0" w:type="auto"/>
-          </w:tcPr>
-          <w:p>
-            <w:r>
-              <w:t>C</w:t>
-            </w:r>
-          </w:p>
-        </w:tc>
-        <w:tc>
-          <w:tcPr>
-            <w:tcW w:w="0" w:type="auto"/>
-          </w:tcPr>
-          <w:p>
-            <w:r>
-              <w:t>Pilihan C</w:t>
+        <w:tc>
+          <w:tcPr>
+            <w:tcW w:w="832" w:type="pct"/>
+            <w:vAlign w:val="center"/>
+          </w:tcPr>
+          <w:p>
+            <w:pPr>
+              <w:jc w:val="center"/>
+              <w:rPr>
+                <w:b/>
+                <w:bCs/>
+              </w:rPr>
+            </w:pPr>
+            <w:r>
+              <w:rPr>
+                <w:b/>
+                <w:bCs/>
+              </w:rPr>
+              <w:t>B</w:t>
+            </w:r>
+          </w:p>
+        </w:tc>
+        <w:tc>
+          <w:tcPr>
+            <w:tcW w:w="4168" w:type="pct"/>
+          </w:tcPr>
+          <w:p>
+            <w:r>
+              <w:t>Pilihan B</w:t>
             </w:r>
           </w:p>
         </w:tc>
       </w:tr>
       <w:tr>
-        <w:tblPrEx>
-          <w:tblCellMar>
-            <w:top w:w="0" w:type="dxa"/>
-            <w:bottom w:w="0" w:type="dxa"/>
-          </w:tblCellMar>
-        </w:tblPrEx>
-        <w:tc>
-          <w:tcPr>
-            <w:tcW w:w="0" w:type="auto"/>
-          </w:tcPr>
-          <w:p>
-            <w:r>
-              <w:t>D</w:t>
-            </w:r>
-          </w:p>
-        </w:tc>
-        <w:tc>
-          <w:tcPr>
-            <w:tcW w:w="0" w:type="auto"/>
-          </w:tcPr>
-          <w:p>
-            <w:r>
-              <w:t>Pilihan D</w:t>
+        <w:tc>
+          <w:tcPr>
+            <w:tcW w:w="832" w:type="pct"/>
+            <w:vAlign w:val="center"/>
+          </w:tcPr>
+          <w:p>
+            <w:pPr>
+              <w:jc w:val="center"/>
+              <w:rPr>
+                <w:b/>
+                <w:bCs/>
+              </w:rPr>
+            </w:pPr>
+            <w:r>
+              <w:rPr>
+                <w:b/>
+                <w:bCs/>
+              </w:rPr>
+              <w:t>C</w:t>
+            </w:r>
+          </w:p>
+        </w:tc>
+        <w:tc>
+          <w:tcPr>
+            <w:tcW w:w="4168" w:type="pct"/>
+          </w:tcPr>
+          <w:p>
+            <w:r>
+              <w:t>Pilihan C</w:t>
             </w:r>
           </w:p>
         </w:tc>
       </w:tr>
       <w:tr>
-        <w:tblPrEx>
-          <w:tblCellMar>
-            <w:top w:w="0" w:type="dxa"/>
-            <w:bottom w:w="0" w:type="dxa"/>
-          </w:tblCellMar>
-        </w:tblPrEx>
-        <w:tc>
-          <w:tcPr>
-            <w:tcW w:w="0" w:type="auto"/>
-          </w:tcPr>
-          <w:p>
-            <w:r>
-              <w:t>E</w:t>
-            </w:r>
-          </w:p>
-        </w:tc>
-        <w:tc>
-          <w:tcPr>
-            <w:tcW w:w="0" w:type="auto"/>
-          </w:tcPr>
-          <w:p>
-            <w:r>
-              <w:t>Pilihan E</w:t>
+        <w:tc>
+          <w:tcPr>
+            <w:tcW w:w="832" w:type="pct"/>
+            <w:vAlign w:val="center"/>
+          </w:tcPr>
+          <w:p>
+            <w:pPr>
+              <w:jc w:val="center"/>
+              <w:rPr>
+                <w:b/>
+                <w:bCs/>
+              </w:rPr>
+            </w:pPr>
+            <w:r>
+              <w:rPr>
+                <w:b/>
+                <w:bCs/>
+              </w:rPr>
+              <w:t>D</w:t>
+            </w:r>
+          </w:p>
+        </w:tc>
+        <w:tc>
+          <w:tcPr>
+            <w:tcW w:w="4168" w:type="pct"/>
+          </w:tcPr>
+          <w:p>
+            <w:r>
+              <w:t>Pilihan D</w:t>
             </w:r>
           </w:p>
         </w:tc>
       </w:tr>
       <w:tr>
-        <w:tblPrEx>
-          <w:tblCellMar>
-            <w:top w:w="0" w:type="dxa"/>
-            <w:bottom w:w="0" w:type="dxa"/>
-          </w:tblCellMar>
-        </w:tblPrEx>
-        <w:tc>
-          <w:tcPr>
-            <w:tcW w:w="0" w:type="auto"/>
-          </w:tcPr>
-          <w:p/>
-        </w:tc>
-        <w:tc>
-          <w:tcPr>
-            <w:tcW w:w="0" w:type="auto"/>
+        <w:tc>
+          <w:tcPr>
+            <w:tcW w:w="832" w:type="pct"/>
+            <w:vAlign w:val="center"/>
+          </w:tcPr>
+          <w:p>
+            <w:pPr>
+              <w:jc w:val="center"/>
+              <w:rPr>
+                <w:b/>
+                <w:bCs/>
+              </w:rPr>
+            </w:pPr>
+            <w:r>
+              <w:rPr>
+                <w:b/>
+                <w:bCs/>
+              </w:rPr>
+              <w:t>E</w:t>
+            </w:r>
+          </w:p>
+        </w:tc>
+        <w:tc>
+          <w:tcPr>
+            <w:tcW w:w="4168" w:type="pct"/>
+          </w:tcPr>
+          <w:p>
+            <w:r>
+              <w:t>Pilihan E</w:t>
+            </w:r>
+          </w:p>
+        </w:tc>
+      </w:tr>
+      <w:tr>
+        <w:tc>
+          <w:tcPr>
+            <w:tcW w:w="5000" w:type="pct"/>
+            <w:gridSpan w:val="2"/>
           </w:tcPr>
           <w:p>
             <w:r>
@@ -260,217 +939,282 @@
     <w:p/>
     <w:tbl>
       <w:tblPr>
+        <w:tblStyle w:val="TableGrid"/>
         <w:tblW w:w="5000" w:type="pct"/>
-        <w:tblBorders>
-          <w:top w:val="single" w:sz="4" w:space="0" w:color="auto"/>
-          <w:left w:val="single" w:sz="4" w:space="0" w:color="auto"/>
-          <w:bottom w:val="single" w:sz="4" w:space="0" w:color="auto"/>
-          <w:right w:val="single" w:sz="4" w:space="0" w:color="auto"/>
-          <w:insideH w:val="single" w:sz="4" w:space="0" w:color="auto"/>
-          <w:insideV w:val="single" w:sz="4" w:space="0" w:color="auto"/>
-        </w:tblBorders>
-        <w:tblCellMar>
-          <w:left w:w="10" w:type="dxa"/>
-          <w:right w:w="10" w:type="dxa"/>
-        </w:tblCellMar>
         <w:tblLook w:val="0000" w:firstRow="0" w:lastRow="0" w:firstColumn="0" w:lastColumn="0" w:noHBand="0" w:noVBand="0"/>
       </w:tblPr>
       <w:tblGrid>
-        <w:gridCol w:w="451"/>
-        <w:gridCol w:w="8565"/>
+        <w:gridCol w:w="1556"/>
+        <w:gridCol w:w="7794"/>
       </w:tblGrid>
       <w:tr>
-        <w:tblPrEx>
-          <w:tblCellMar>
-            <w:top w:w="0" w:type="dxa"/>
-            <w:bottom w:w="0" w:type="dxa"/>
-          </w:tblCellMar>
-        </w:tblPrEx>
-        <w:tc>
-          <w:tcPr>
-            <w:tcW w:w="250" w:type="pct"/>
-          </w:tcPr>
-          <w:p>
-            <w:r>
-              <w:t>2</w:t>
-            </w:r>
-          </w:p>
-        </w:tc>
-        <w:tc>
-          <w:tcPr>
-            <w:tcW w:w="4750" w:type="pct"/>
-          </w:tcPr>
-          <w:p>
-            <w:r>
-              <w:t>Isi Teks Pertanyaan Disini</w:t>
+        <w:tc>
+          <w:tcPr>
+            <w:tcW w:w="832" w:type="pct"/>
+            <w:vAlign w:val="center"/>
+          </w:tcPr>
+          <w:p>
+            <w:pPr>
+              <w:jc w:val="center"/>
+              <w:rPr>
+                <w:b/>
+                <w:bCs/>
+              </w:rPr>
+            </w:pPr>
+            <w:r>
+              <w:rPr>
+                <w:b/>
+                <w:bCs/>
+              </w:rPr>
+              <w:t>LIT-1</w:t>
+            </w:r>
+          </w:p>
+        </w:tc>
+        <w:tc>
+          <w:tcPr>
+            <w:tcW w:w="4168" w:type="pct"/>
+          </w:tcPr>
+          <w:p>
+            <w:r>
+              <w:t>Indonesia memiliki hutan tropis yang sangat luas. Hutan tersebut menjadi habitat berbagai flora dan fauna langka. Namun, aktivitas penebangan liar menyebabkan kerusakan hutan semakin meningkat setiap tahun.</w:t>
             </w:r>
           </w:p>
         </w:tc>
       </w:tr>
       <w:tr>
-        <w:tblPrEx>
-          <w:tblCellMar>
-            <w:top w:w="0" w:type="dxa"/>
-            <w:bottom w:w="0" w:type="dxa"/>
-          </w:tblCellMar>
-        </w:tblPrEx>
-        <w:tc>
-          <w:tcPr>
-            <w:tcW w:w="0" w:type="auto"/>
-          </w:tcPr>
-          <w:p>
-            <w:r>
-              <w:t>A</w:t>
-            </w:r>
-          </w:p>
-        </w:tc>
-        <w:tc>
-          <w:tcPr>
-            <w:tcW w:w="0" w:type="auto"/>
-          </w:tcPr>
-          <w:p>
-            <w:r>
-              <w:t>Pilihan A</w:t>
+        <w:tc>
+          <w:tcPr>
+            <w:tcW w:w="832" w:type="pct"/>
+            <w:vAlign w:val="center"/>
+          </w:tcPr>
+          <w:p>
+            <w:pPr>
+              <w:jc w:val="center"/>
+              <w:rPr>
+                <w:b/>
+                <w:bCs/>
+              </w:rPr>
+            </w:pPr>
+            <w:r>
+              <w:rPr>
+                <w:b/>
+                <w:bCs/>
+              </w:rPr>
+              <w:t>2</w:t>
+            </w:r>
+            <w:r>
+              <w:rPr>
+                <w:b/>
+                <w:bCs/>
+              </w:rPr>
+              <w:t>.</w:t>
+            </w:r>
+          </w:p>
+        </w:tc>
+        <w:tc>
+          <w:tcPr>
+            <w:tcW w:w="4168" w:type="pct"/>
+          </w:tcPr>
+          <w:p>
+            <w:r>
+              <w:t>Apa ide pokok paragraf di atas?</w:t>
             </w:r>
           </w:p>
         </w:tc>
       </w:tr>
       <w:tr>
-        <w:tblPrEx>
-          <w:tblCellMar>
-            <w:top w:w="0" w:type="dxa"/>
-            <w:bottom w:w="0" w:type="dxa"/>
-          </w:tblCellMar>
-        </w:tblPrEx>
-        <w:tc>
-          <w:tcPr>
-            <w:tcW w:w="0" w:type="auto"/>
-          </w:tcPr>
-          <w:p>
-            <w:r>
-              <w:t>B</w:t>
-            </w:r>
-          </w:p>
-        </w:tc>
-        <w:tc>
-          <w:tcPr>
-            <w:tcW w:w="0" w:type="auto"/>
-          </w:tcPr>
-          <w:p>
-            <w:r>
-              <w:t>Ini adalah jawaban</w:t>
+        <w:tc>
+          <w:tcPr>
+            <w:tcW w:w="832" w:type="pct"/>
+            <w:vAlign w:val="center"/>
+          </w:tcPr>
+          <w:p>
+            <w:pPr>
+              <w:jc w:val="center"/>
+              <w:rPr>
+                <w:b/>
+                <w:bCs/>
+              </w:rPr>
+            </w:pPr>
+            <w:r>
+              <w:rPr>
+                <w:b/>
+                <w:bCs/>
+              </w:rPr>
+              <w:t>A</w:t>
+            </w:r>
+          </w:p>
+        </w:tc>
+        <w:tc>
+          <w:tcPr>
+            <w:tcW w:w="4168" w:type="pct"/>
+          </w:tcPr>
+          <w:p>
+            <w:r>
+              <w:t>Indonesia negara agraris</w:t>
             </w:r>
           </w:p>
         </w:tc>
       </w:tr>
       <w:tr>
-        <w:tblPrEx>
-          <w:tblCellMar>
-            <w:top w:w="0" w:type="dxa"/>
-            <w:bottom w:w="0" w:type="dxa"/>
-          </w:tblCellMar>
-        </w:tblPrEx>
-        <w:tc>
-          <w:tcPr>
-            <w:tcW w:w="0" w:type="auto"/>
-          </w:tcPr>
-          <w:p>
-            <w:r>
-              <w:t>C</w:t>
-            </w:r>
-          </w:p>
-        </w:tc>
-        <w:tc>
-          <w:tcPr>
-            <w:tcW w:w="0" w:type="auto"/>
-          </w:tcPr>
-          <w:p>
-            <w:r>
-              <w:t>Pilihan C</w:t>
+        <w:tc>
+          <w:tcPr>
+            <w:tcW w:w="832" w:type="pct"/>
+            <w:vAlign w:val="center"/>
+          </w:tcPr>
+          <w:p>
+            <w:pPr>
+              <w:jc w:val="center"/>
+              <w:rPr>
+                <w:b/>
+                <w:bCs/>
+              </w:rPr>
+            </w:pPr>
+            <w:r>
+              <w:rPr>
+                <w:b/>
+                <w:bCs/>
+              </w:rPr>
+              <w:t>B</w:t>
+            </w:r>
+          </w:p>
+        </w:tc>
+        <w:tc>
+          <w:tcPr>
+            <w:tcW w:w="4168" w:type="pct"/>
+          </w:tcPr>
+          <w:p>
+            <w:r>
+              <w:t>Hutan tropis Indonesia sangat luas dan terancam kerusakan</w:t>
             </w:r>
           </w:p>
         </w:tc>
       </w:tr>
       <w:tr>
-        <w:tblPrEx>
-          <w:tblCellMar>
-            <w:top w:w="0" w:type="dxa"/>
-            <w:bottom w:w="0" w:type="dxa"/>
-          </w:tblCellMar>
-        </w:tblPrEx>
-        <w:tc>
-          <w:tcPr>
-            <w:tcW w:w="0" w:type="auto"/>
-          </w:tcPr>
-          <w:p>
-            <w:r>
-              <w:t>D</w:t>
-            </w:r>
-          </w:p>
-        </w:tc>
-        <w:tc>
-          <w:tcPr>
-            <w:tcW w:w="0" w:type="auto"/>
-          </w:tcPr>
-          <w:p>
-            <w:r>
-              <w:t>Pilihan D</w:t>
+        <w:tc>
+          <w:tcPr>
+            <w:tcW w:w="832" w:type="pct"/>
+            <w:vAlign w:val="center"/>
+          </w:tcPr>
+          <w:p>
+            <w:pPr>
+              <w:jc w:val="center"/>
+              <w:rPr>
+                <w:b/>
+                <w:bCs/>
+              </w:rPr>
+            </w:pPr>
+            <w:r>
+              <w:rPr>
+                <w:b/>
+                <w:bCs/>
+              </w:rPr>
+              <w:t>C</w:t>
+            </w:r>
+          </w:p>
+        </w:tc>
+        <w:tc>
+          <w:tcPr>
+            <w:tcW w:w="4168" w:type="pct"/>
+          </w:tcPr>
+          <w:p>
+            <w:r>
+              <w:t>Flora dan fauna hidup di perkotaan</w:t>
             </w:r>
           </w:p>
         </w:tc>
       </w:tr>
       <w:tr>
-        <w:tblPrEx>
-          <w:tblCellMar>
-            <w:top w:w="0" w:type="dxa"/>
-            <w:bottom w:w="0" w:type="dxa"/>
-          </w:tblCellMar>
-        </w:tblPrEx>
-        <w:tc>
-          <w:tcPr>
-            <w:tcW w:w="0" w:type="auto"/>
-          </w:tcPr>
-          <w:p>
-            <w:r>
-              <w:t>E</w:t>
-            </w:r>
-          </w:p>
-        </w:tc>
-        <w:tc>
-          <w:tcPr>
-            <w:tcW w:w="0" w:type="auto"/>
-          </w:tcPr>
-          <w:p>
-            <w:r>
-              <w:t>Pilihan E</w:t>
+        <w:tc>
+          <w:tcPr>
+            <w:tcW w:w="832" w:type="pct"/>
+            <w:vAlign w:val="center"/>
+          </w:tcPr>
+          <w:p>
+            <w:pPr>
+              <w:jc w:val="center"/>
+              <w:rPr>
+                <w:b/>
+                <w:bCs/>
+              </w:rPr>
+            </w:pPr>
+            <w:r>
+              <w:rPr>
+                <w:b/>
+                <w:bCs/>
+              </w:rPr>
+              <w:t>D</w:t>
+            </w:r>
+          </w:p>
+        </w:tc>
+        <w:tc>
+          <w:tcPr>
+            <w:tcW w:w="4168" w:type="pct"/>
+          </w:tcPr>
+          <w:p>
+            <w:r>
+              <w:t xml:space="preserve">Penebangan liar menguntungkan </w:t>
+            </w:r>
+            <w:r>
+              <w:t>Masyarakat</w:t>
             </w:r>
           </w:p>
         </w:tc>
       </w:tr>
       <w:tr>
-        <w:tblPrEx>
-          <w:tblCellMar>
-            <w:top w:w="0" w:type="dxa"/>
-            <w:bottom w:w="0" w:type="dxa"/>
-          </w:tblCellMar>
-        </w:tblPrEx>
-        <w:tc>
-          <w:tcPr>
-            <w:tcW w:w="0" w:type="auto"/>
-          </w:tcPr>
-          <w:p/>
-        </w:tc>
-        <w:tc>
-          <w:tcPr>
-            <w:tcW w:w="0" w:type="auto"/>
-          </w:tcPr>
-          <w:p>
-            <w:r>
-              <w:rPr>
-                <w:b/>
-                <w:bCs/>
-              </w:rPr>
-              <w:t>Kunci Jawaban: B</w:t>
+        <w:tc>
+          <w:tcPr>
+            <w:tcW w:w="832" w:type="pct"/>
+            <w:vAlign w:val="center"/>
+          </w:tcPr>
+          <w:p>
+            <w:pPr>
+              <w:jc w:val="center"/>
+              <w:rPr>
+                <w:b/>
+                <w:bCs/>
+              </w:rPr>
+            </w:pPr>
+            <w:r>
+              <w:rPr>
+                <w:b/>
+                <w:bCs/>
+              </w:rPr>
+              <w:t>E</w:t>
+            </w:r>
+          </w:p>
+        </w:tc>
+        <w:tc>
+          <w:tcPr>
+            <w:tcW w:w="4168" w:type="pct"/>
+          </w:tcPr>
+          <w:p>
+            <w:r>
+              <w:t>Tidak ada</w:t>
+            </w:r>
+          </w:p>
+        </w:tc>
+      </w:tr>
+      <w:tr>
+        <w:tc>
+          <w:tcPr>
+            <w:tcW w:w="5000" w:type="pct"/>
+            <w:gridSpan w:val="2"/>
+          </w:tcPr>
+          <w:p>
+            <w:r>
+              <w:rPr>
+                <w:b/>
+                <w:bCs/>
+              </w:rPr>
+              <w:t xml:space="preserve">Kunci Jawaban: </w:t>
+            </w:r>
+            <w:r>
+              <w:rPr>
+                <w:b/>
+                <w:bCs/>
+              </w:rPr>
+              <w:t>B</w:t>
             </w:r>
           </w:p>
         </w:tc>
@@ -479,217 +1223,278 @@
     <w:p/>
     <w:tbl>
       <w:tblPr>
+        <w:tblStyle w:val="TableGrid"/>
         <w:tblW w:w="5000" w:type="pct"/>
-        <w:tblBorders>
-          <w:top w:val="single" w:sz="4" w:space="0" w:color="auto"/>
-          <w:left w:val="single" w:sz="4" w:space="0" w:color="auto"/>
-          <w:bottom w:val="single" w:sz="4" w:space="0" w:color="auto"/>
-          <w:right w:val="single" w:sz="4" w:space="0" w:color="auto"/>
-          <w:insideH w:val="single" w:sz="4" w:space="0" w:color="auto"/>
-          <w:insideV w:val="single" w:sz="4" w:space="0" w:color="auto"/>
-        </w:tblBorders>
-        <w:tblCellMar>
-          <w:left w:w="10" w:type="dxa"/>
-          <w:right w:w="10" w:type="dxa"/>
-        </w:tblCellMar>
         <w:tblLook w:val="0000" w:firstRow="0" w:lastRow="0" w:firstColumn="0" w:lastColumn="0" w:noHBand="0" w:noVBand="0"/>
       </w:tblPr>
       <w:tblGrid>
-        <w:gridCol w:w="451"/>
-        <w:gridCol w:w="8565"/>
+        <w:gridCol w:w="1556"/>
+        <w:gridCol w:w="7794"/>
       </w:tblGrid>
       <w:tr>
-        <w:tblPrEx>
-          <w:tblCellMar>
-            <w:top w:w="0" w:type="dxa"/>
-            <w:bottom w:w="0" w:type="dxa"/>
-          </w:tblCellMar>
-        </w:tblPrEx>
-        <w:tc>
-          <w:tcPr>
-            <w:tcW w:w="250" w:type="pct"/>
-          </w:tcPr>
-          <w:p>
-            <w:r>
-              <w:t>3</w:t>
-            </w:r>
-          </w:p>
-        </w:tc>
-        <w:tc>
-          <w:tcPr>
-            <w:tcW w:w="4750" w:type="pct"/>
-          </w:tcPr>
-          <w:p>
-            <w:r>
-              <w:t>Isi Teks Pertanyaan Disini</w:t>
-            </w:r>
-          </w:p>
+        <w:tc>
+          <w:tcPr>
+            <w:tcW w:w="832" w:type="pct"/>
+            <w:vAlign w:val="center"/>
+          </w:tcPr>
+          <w:p>
+            <w:pPr>
+              <w:jc w:val="center"/>
+              <w:rPr>
+                <w:b/>
+                <w:bCs/>
+              </w:rPr>
+            </w:pPr>
+            <w:r>
+              <w:rPr>
+                <w:b/>
+                <w:bCs/>
+              </w:rPr>
+              <w:t>LIT-1</w:t>
+            </w:r>
+          </w:p>
+        </w:tc>
+        <w:tc>
+          <w:tcPr>
+            <w:tcW w:w="4168" w:type="pct"/>
+          </w:tcPr>
+          <w:p/>
         </w:tc>
       </w:tr>
       <w:tr>
-        <w:tblPrEx>
-          <w:tblCellMar>
-            <w:top w:w="0" w:type="dxa"/>
-            <w:bottom w:w="0" w:type="dxa"/>
-          </w:tblCellMar>
-        </w:tblPrEx>
-        <w:tc>
-          <w:tcPr>
-            <w:tcW w:w="0" w:type="auto"/>
-          </w:tcPr>
-          <w:p>
-            <w:r>
-              <w:t>A</w:t>
-            </w:r>
-          </w:p>
-        </w:tc>
-        <w:tc>
-          <w:tcPr>
-            <w:tcW w:w="0" w:type="auto"/>
-          </w:tcPr>
-          <w:p>
-            <w:r>
-              <w:t>Pilihan A</w:t>
+        <w:tc>
+          <w:tcPr>
+            <w:tcW w:w="832" w:type="pct"/>
+            <w:vAlign w:val="center"/>
+          </w:tcPr>
+          <w:p>
+            <w:pPr>
+              <w:jc w:val="center"/>
+              <w:rPr>
+                <w:b/>
+                <w:bCs/>
+              </w:rPr>
+            </w:pPr>
+            <w:r>
+              <w:rPr>
+                <w:b/>
+                <w:bCs/>
+              </w:rPr>
+              <w:t>3</w:t>
+            </w:r>
+            <w:r>
+              <w:rPr>
+                <w:b/>
+                <w:bCs/>
+              </w:rPr>
+              <w:t>.</w:t>
+            </w:r>
+          </w:p>
+        </w:tc>
+        <w:tc>
+          <w:tcPr>
+            <w:tcW w:w="4168" w:type="pct"/>
+          </w:tcPr>
+          <w:p>
+            <w:r>
+              <w:t>Apa dampak penebangan liar berdasarkan paragraf di atas?</w:t>
             </w:r>
           </w:p>
         </w:tc>
       </w:tr>
       <w:tr>
-        <w:tblPrEx>
-          <w:tblCellMar>
-            <w:top w:w="0" w:type="dxa"/>
-            <w:bottom w:w="0" w:type="dxa"/>
-          </w:tblCellMar>
-        </w:tblPrEx>
-        <w:tc>
-          <w:tcPr>
-            <w:tcW w:w="0" w:type="auto"/>
-          </w:tcPr>
-          <w:p>
-            <w:r>
-              <w:t>B</w:t>
-            </w:r>
-          </w:p>
-        </w:tc>
-        <w:tc>
-          <w:tcPr>
-            <w:tcW w:w="0" w:type="auto"/>
-          </w:tcPr>
-          <w:p>
-            <w:r>
-              <w:t>Pilihan B</w:t>
+        <w:tc>
+          <w:tcPr>
+            <w:tcW w:w="832" w:type="pct"/>
+            <w:vAlign w:val="center"/>
+          </w:tcPr>
+          <w:p>
+            <w:pPr>
+              <w:jc w:val="center"/>
+              <w:rPr>
+                <w:b/>
+                <w:bCs/>
+              </w:rPr>
+            </w:pPr>
+            <w:r>
+              <w:rPr>
+                <w:b/>
+                <w:bCs/>
+              </w:rPr>
+              <w:t>A</w:t>
+            </w:r>
+          </w:p>
+        </w:tc>
+        <w:tc>
+          <w:tcPr>
+            <w:tcW w:w="4168" w:type="pct"/>
+          </w:tcPr>
+          <w:p>
+            <w:r>
+              <w:t>Hutan menjadi semakin luas</w:t>
             </w:r>
           </w:p>
         </w:tc>
       </w:tr>
       <w:tr>
-        <w:tblPrEx>
-          <w:tblCellMar>
-            <w:top w:w="0" w:type="dxa"/>
-            <w:bottom w:w="0" w:type="dxa"/>
-          </w:tblCellMar>
-        </w:tblPrEx>
-        <w:tc>
-          <w:tcPr>
-            <w:tcW w:w="0" w:type="auto"/>
-          </w:tcPr>
-          <w:p>
-            <w:r>
-              <w:t>C</w:t>
-            </w:r>
-          </w:p>
-        </w:tc>
-        <w:tc>
-          <w:tcPr>
-            <w:tcW w:w="0" w:type="auto"/>
-          </w:tcPr>
-          <w:p>
-            <w:r>
-              <w:t>Ini adalah jawaban</w:t>
+        <w:tc>
+          <w:tcPr>
+            <w:tcW w:w="832" w:type="pct"/>
+            <w:vAlign w:val="center"/>
+          </w:tcPr>
+          <w:p>
+            <w:pPr>
+              <w:jc w:val="center"/>
+              <w:rPr>
+                <w:b/>
+                <w:bCs/>
+              </w:rPr>
+            </w:pPr>
+            <w:r>
+              <w:rPr>
+                <w:b/>
+                <w:bCs/>
+              </w:rPr>
+              <w:t>B</w:t>
+            </w:r>
+          </w:p>
+        </w:tc>
+        <w:tc>
+          <w:tcPr>
+            <w:tcW w:w="4168" w:type="pct"/>
+          </w:tcPr>
+          <w:p>
+            <w:r>
+              <w:t>Flora dan fauna berkembang lebih cepat</w:t>
             </w:r>
           </w:p>
         </w:tc>
       </w:tr>
       <w:tr>
-        <w:tblPrEx>
-          <w:tblCellMar>
-            <w:top w:w="0" w:type="dxa"/>
-            <w:bottom w:w="0" w:type="dxa"/>
-          </w:tblCellMar>
-        </w:tblPrEx>
-        <w:tc>
-          <w:tcPr>
-            <w:tcW w:w="0" w:type="auto"/>
-          </w:tcPr>
-          <w:p>
-            <w:r>
-              <w:t>D</w:t>
-            </w:r>
-          </w:p>
-        </w:tc>
-        <w:tc>
-          <w:tcPr>
-            <w:tcW w:w="0" w:type="auto"/>
-          </w:tcPr>
-          <w:p>
-            <w:r>
-              <w:t>Pilihan D</w:t>
+        <w:tc>
+          <w:tcPr>
+            <w:tcW w:w="832" w:type="pct"/>
+            <w:vAlign w:val="center"/>
+          </w:tcPr>
+          <w:p>
+            <w:pPr>
+              <w:jc w:val="center"/>
+              <w:rPr>
+                <w:b/>
+                <w:bCs/>
+              </w:rPr>
+            </w:pPr>
+            <w:r>
+              <w:rPr>
+                <w:b/>
+                <w:bCs/>
+              </w:rPr>
+              <w:t>C</w:t>
+            </w:r>
+          </w:p>
+        </w:tc>
+        <w:tc>
+          <w:tcPr>
+            <w:tcW w:w="4168" w:type="pct"/>
+          </w:tcPr>
+          <w:p>
+            <w:r>
+              <w:t>Kerusakan hutan meningkat setiap tahun</w:t>
             </w:r>
           </w:p>
         </w:tc>
       </w:tr>
       <w:tr>
-        <w:tblPrEx>
-          <w:tblCellMar>
-            <w:top w:w="0" w:type="dxa"/>
-            <w:bottom w:w="0" w:type="dxa"/>
-          </w:tblCellMar>
-        </w:tblPrEx>
-        <w:tc>
-          <w:tcPr>
-            <w:tcW w:w="0" w:type="auto"/>
-          </w:tcPr>
-          <w:p>
-            <w:r>
-              <w:t>E</w:t>
-            </w:r>
-          </w:p>
-        </w:tc>
-        <w:tc>
-          <w:tcPr>
-            <w:tcW w:w="0" w:type="auto"/>
-          </w:tcPr>
-          <w:p>
-            <w:r>
-              <w:t>Pilihan E</w:t>
+        <w:tc>
+          <w:tcPr>
+            <w:tcW w:w="832" w:type="pct"/>
+            <w:vAlign w:val="center"/>
+          </w:tcPr>
+          <w:p>
+            <w:pPr>
+              <w:jc w:val="center"/>
+              <w:rPr>
+                <w:b/>
+                <w:bCs/>
+              </w:rPr>
+            </w:pPr>
+            <w:r>
+              <w:rPr>
+                <w:b/>
+                <w:bCs/>
+              </w:rPr>
+              <w:t>D</w:t>
+            </w:r>
+          </w:p>
+        </w:tc>
+        <w:tc>
+          <w:tcPr>
+            <w:tcW w:w="4168" w:type="pct"/>
+          </w:tcPr>
+          <w:p>
+            <w:r>
+              <w:t xml:space="preserve">Masyarakat menjadi lebih </w:t>
+            </w:r>
+            <w:r>
+              <w:t>Sejahtera</w:t>
             </w:r>
           </w:p>
         </w:tc>
       </w:tr>
       <w:tr>
-        <w:tblPrEx>
-          <w:tblCellMar>
-            <w:top w:w="0" w:type="dxa"/>
-            <w:bottom w:w="0" w:type="dxa"/>
-          </w:tblCellMar>
-        </w:tblPrEx>
-        <w:tc>
-          <w:tcPr>
-            <w:tcW w:w="0" w:type="auto"/>
-          </w:tcPr>
-          <w:p/>
-        </w:tc>
-        <w:tc>
-          <w:tcPr>
-            <w:tcW w:w="0" w:type="auto"/>
-          </w:tcPr>
-          <w:p>
-            <w:r>
-              <w:rPr>
-                <w:b/>
-                <w:bCs/>
-              </w:rPr>
-              <w:t>Kunci Jawaban: C</w:t>
+        <w:tc>
+          <w:tcPr>
+            <w:tcW w:w="832" w:type="pct"/>
+            <w:vAlign w:val="center"/>
+          </w:tcPr>
+          <w:p>
+            <w:pPr>
+              <w:jc w:val="center"/>
+              <w:rPr>
+                <w:b/>
+                <w:bCs/>
+              </w:rPr>
+            </w:pPr>
+            <w:r>
+              <w:rPr>
+                <w:b/>
+                <w:bCs/>
+              </w:rPr>
+              <w:t>E</w:t>
+            </w:r>
+          </w:p>
+        </w:tc>
+        <w:tc>
+          <w:tcPr>
+            <w:tcW w:w="4168" w:type="pct"/>
+          </w:tcPr>
+          <w:p>
+            <w:r>
+              <w:t>Lapangan pekerjaan bagi masyarakat</w:t>
+            </w:r>
+          </w:p>
+        </w:tc>
+      </w:tr>
+      <w:tr>
+        <w:tc>
+          <w:tcPr>
+            <w:tcW w:w="5000" w:type="pct"/>
+            <w:gridSpan w:val="2"/>
+          </w:tcPr>
+          <w:p>
+            <w:r>
+              <w:rPr>
+                <w:b/>
+                <w:bCs/>
+              </w:rPr>
+              <w:t xml:space="preserve">Kunci Jawaban: </w:t>
+            </w:r>
+            <w:r>
+              <w:rPr>
+                <w:b/>
+                <w:bCs/>
+              </w:rPr>
+              <w:t>C</w:t>
             </w:r>
           </w:p>
         </w:tc>
@@ -698,73 +1503,81 @@
     <w:p/>
     <w:tbl>
       <w:tblPr>
+        <w:tblStyle w:val="TableGrid"/>
         <w:tblW w:w="5000" w:type="pct"/>
-        <w:tblBorders>
-          <w:top w:val="single" w:sz="4" w:space="0" w:color="auto"/>
-          <w:left w:val="single" w:sz="4" w:space="0" w:color="auto"/>
-          <w:bottom w:val="single" w:sz="4" w:space="0" w:color="auto"/>
-          <w:right w:val="single" w:sz="4" w:space="0" w:color="auto"/>
-          <w:insideH w:val="single" w:sz="4" w:space="0" w:color="auto"/>
-          <w:insideV w:val="single" w:sz="4" w:space="0" w:color="auto"/>
-        </w:tblBorders>
-        <w:tblCellMar>
-          <w:left w:w="10" w:type="dxa"/>
-          <w:right w:w="10" w:type="dxa"/>
-        </w:tblCellMar>
         <w:tblLook w:val="0000" w:firstRow="0" w:lastRow="0" w:firstColumn="0" w:lastColumn="0" w:noHBand="0" w:noVBand="0"/>
       </w:tblPr>
       <w:tblGrid>
-        <w:gridCol w:w="451"/>
-        <w:gridCol w:w="8565"/>
+        <w:gridCol w:w="1556"/>
+        <w:gridCol w:w="7794"/>
       </w:tblGrid>
       <w:tr>
-        <w:tblPrEx>
-          <w:tblCellMar>
-            <w:top w:w="0" w:type="dxa"/>
-            <w:bottom w:w="0" w:type="dxa"/>
-          </w:tblCellMar>
-        </w:tblPrEx>
-        <w:tc>
-          <w:tcPr>
-            <w:tcW w:w="250" w:type="pct"/>
-          </w:tcPr>
-          <w:p>
-            <w:r>
+        <w:tc>
+          <w:tcPr>
+            <w:tcW w:w="832" w:type="pct"/>
+            <w:vAlign w:val="center"/>
+          </w:tcPr>
+          <w:p>
+            <w:pPr>
+              <w:jc w:val="center"/>
+              <w:rPr>
+                <w:b/>
+                <w:bCs/>
+              </w:rPr>
+            </w:pPr>
+            <w:r>
+              <w:rPr>
+                <w:b/>
+                <w:bCs/>
+              </w:rPr>
               <w:t>4</w:t>
             </w:r>
-          </w:p>
-        </w:tc>
-        <w:tc>
-          <w:tcPr>
-            <w:tcW w:w="4750" w:type="pct"/>
-          </w:tcPr>
-          <w:p>
-            <w:r>
-              <w:t>Isi Teks Pertanyaan Disini</w:t>
+            <w:r>
+              <w:rPr>
+                <w:b/>
+                <w:bCs/>
+              </w:rPr>
+              <w:t>.</w:t>
+            </w:r>
+          </w:p>
+        </w:tc>
+        <w:tc>
+          <w:tcPr>
+            <w:tcW w:w="4168" w:type="pct"/>
+          </w:tcPr>
+          <w:p>
+            <w:r>
+              <w:t>Ini contoh soal tanpa literasi, tidak perlu menggunakan kode literasi dan isi, tetap langsung soal saja</w:t>
             </w:r>
           </w:p>
         </w:tc>
       </w:tr>
       <w:tr>
-        <w:tblPrEx>
-          <w:tblCellMar>
-            <w:top w:w="0" w:type="dxa"/>
-            <w:bottom w:w="0" w:type="dxa"/>
-          </w:tblCellMar>
-        </w:tblPrEx>
-        <w:tc>
-          <w:tcPr>
-            <w:tcW w:w="0" w:type="auto"/>
-          </w:tcPr>
-          <w:p>
-            <w:r>
+        <w:tc>
+          <w:tcPr>
+            <w:tcW w:w="832" w:type="pct"/>
+            <w:vAlign w:val="center"/>
+          </w:tcPr>
+          <w:p>
+            <w:pPr>
+              <w:jc w:val="center"/>
+              <w:rPr>
+                <w:b/>
+                <w:bCs/>
+              </w:rPr>
+            </w:pPr>
+            <w:r>
+              <w:rPr>
+                <w:b/>
+                <w:bCs/>
+              </w:rPr>
               <w:t>A</w:t>
             </w:r>
           </w:p>
         </w:tc>
         <w:tc>
           <w:tcPr>
-            <w:tcW w:w="0" w:type="auto"/>
+            <w:tcW w:w="4168" w:type="pct"/>
           </w:tcPr>
           <w:p>
             <w:r>
@@ -774,25 +1587,31 @@
         </w:tc>
       </w:tr>
       <w:tr>
-        <w:tblPrEx>
-          <w:tblCellMar>
-            <w:top w:w="0" w:type="dxa"/>
-            <w:bottom w:w="0" w:type="dxa"/>
-          </w:tblCellMar>
-        </w:tblPrEx>
-        <w:tc>
-          <w:tcPr>
-            <w:tcW w:w="0" w:type="auto"/>
-          </w:tcPr>
-          <w:p>
-            <w:r>
+        <w:tc>
+          <w:tcPr>
+            <w:tcW w:w="832" w:type="pct"/>
+            <w:vAlign w:val="center"/>
+          </w:tcPr>
+          <w:p>
+            <w:pPr>
+              <w:jc w:val="center"/>
+              <w:rPr>
+                <w:b/>
+                <w:bCs/>
+              </w:rPr>
+            </w:pPr>
+            <w:r>
+              <w:rPr>
+                <w:b/>
+                <w:bCs/>
+              </w:rPr>
               <w:t>B</w:t>
             </w:r>
           </w:p>
         </w:tc>
         <w:tc>
           <w:tcPr>
-            <w:tcW w:w="0" w:type="auto"/>
+            <w:tcW w:w="4168" w:type="pct"/>
           </w:tcPr>
           <w:p>
             <w:r>
@@ -802,25 +1621,31 @@
         </w:tc>
       </w:tr>
       <w:tr>
-        <w:tblPrEx>
-          <w:tblCellMar>
-            <w:top w:w="0" w:type="dxa"/>
-            <w:bottom w:w="0" w:type="dxa"/>
-          </w:tblCellMar>
-        </w:tblPrEx>
-        <w:tc>
-          <w:tcPr>
-            <w:tcW w:w="0" w:type="auto"/>
-          </w:tcPr>
-          <w:p>
-            <w:r>
+        <w:tc>
+          <w:tcPr>
+            <w:tcW w:w="832" w:type="pct"/>
+            <w:vAlign w:val="center"/>
+          </w:tcPr>
+          <w:p>
+            <w:pPr>
+              <w:jc w:val="center"/>
+              <w:rPr>
+                <w:b/>
+                <w:bCs/>
+              </w:rPr>
+            </w:pPr>
+            <w:r>
+              <w:rPr>
+                <w:b/>
+                <w:bCs/>
+              </w:rPr>
               <w:t>C</w:t>
             </w:r>
           </w:p>
         </w:tc>
         <w:tc>
           <w:tcPr>
-            <w:tcW w:w="0" w:type="auto"/>
+            <w:tcW w:w="4168" w:type="pct"/>
           </w:tcPr>
           <w:p>
             <w:r>
@@ -830,85 +1655,98 @@
         </w:tc>
       </w:tr>
       <w:tr>
-        <w:tblPrEx>
-          <w:tblCellMar>
-            <w:top w:w="0" w:type="dxa"/>
-            <w:bottom w:w="0" w:type="dxa"/>
-          </w:tblCellMar>
-        </w:tblPrEx>
-        <w:tc>
-          <w:tcPr>
-            <w:tcW w:w="0" w:type="auto"/>
-          </w:tcPr>
-          <w:p>
-            <w:r>
+        <w:tc>
+          <w:tcPr>
+            <w:tcW w:w="832" w:type="pct"/>
+            <w:vAlign w:val="center"/>
+          </w:tcPr>
+          <w:p>
+            <w:pPr>
+              <w:jc w:val="center"/>
+              <w:rPr>
+                <w:b/>
+                <w:bCs/>
+              </w:rPr>
+            </w:pPr>
+            <w:r>
+              <w:rPr>
+                <w:b/>
+                <w:bCs/>
+              </w:rPr>
               <w:t>D</w:t>
             </w:r>
           </w:p>
         </w:tc>
         <w:tc>
           <w:tcPr>
-            <w:tcW w:w="0" w:type="auto"/>
-          </w:tcPr>
-          <w:p>
-            <w:r>
-              <w:t>Ini adalah jawaban</w:t>
+            <w:tcW w:w="4168" w:type="pct"/>
+          </w:tcPr>
+          <w:p>
+            <w:r>
+              <w:t>Pilihan D</w:t>
             </w:r>
           </w:p>
         </w:tc>
       </w:tr>
       <w:tr>
-        <w:tblPrEx>
-          <w:tblCellMar>
-            <w:top w:w="0" w:type="dxa"/>
-            <w:bottom w:w="0" w:type="dxa"/>
-          </w:tblCellMar>
-        </w:tblPrEx>
-        <w:tc>
-          <w:tcPr>
-            <w:tcW w:w="0" w:type="auto"/>
-          </w:tcPr>
-          <w:p>
-            <w:r>
+        <w:tc>
+          <w:tcPr>
+            <w:tcW w:w="832" w:type="pct"/>
+            <w:vAlign w:val="center"/>
+          </w:tcPr>
+          <w:p>
+            <w:pPr>
+              <w:jc w:val="center"/>
+              <w:rPr>
+                <w:b/>
+                <w:bCs/>
+              </w:rPr>
+            </w:pPr>
+            <w:r>
+              <w:rPr>
+                <w:b/>
+                <w:bCs/>
+              </w:rPr>
               <w:t>E</w:t>
             </w:r>
           </w:p>
         </w:tc>
         <w:tc>
           <w:tcPr>
-            <w:tcW w:w="0" w:type="auto"/>
-          </w:tcPr>
-          <w:p>
-            <w:r>
-              <w:t>Pilihan E</w:t>
+            <w:tcW w:w="4168" w:type="pct"/>
+          </w:tcPr>
+          <w:p>
+            <w:r>
+              <w:t>Baik saya sudah paham</w:t>
             </w:r>
           </w:p>
         </w:tc>
       </w:tr>
       <w:tr>
-        <w:tblPrEx>
-          <w:tblCellMar>
-            <w:top w:w="0" w:type="dxa"/>
-            <w:bottom w:w="0" w:type="dxa"/>
-          </w:tblCellMar>
-        </w:tblPrEx>
-        <w:tc>
-          <w:tcPr>
-            <w:tcW w:w="0" w:type="auto"/>
-          </w:tcPr>
-          <w:p/>
-        </w:tc>
-        <w:tc>
-          <w:tcPr>
-            <w:tcW w:w="0" w:type="auto"/>
-          </w:tcPr>
-          <w:p>
-            <w:r>
-              <w:rPr>
-                <w:b/>
-                <w:bCs/>
-              </w:rPr>
-              <w:t>Kunci Jawaban: D</w:t>
+        <w:tc>
+          <w:tcPr>
+            <w:tcW w:w="5000" w:type="pct"/>
+            <w:gridSpan w:val="2"/>
+          </w:tcPr>
+          <w:p>
+            <w:pPr>
+              <w:tabs>
+                <w:tab w:val="left" w:pos="2142"/>
+              </w:tabs>
+            </w:pPr>
+            <w:r>
+              <w:rPr>
+                <w:b/>
+                <w:bCs/>
+              </w:rPr>
+              <w:t xml:space="preserve">Kunci Jawaban: </w:t>
+            </w:r>
+            <w:r>
+              <w:rPr>
+                <w:b/>
+                <w:bCs/>
+              </w:rPr>
+              <w:t>E</w:t>
             </w:r>
           </w:p>
         </w:tc>
@@ -917,217 +1755,979 @@
     <w:p/>
     <w:tbl>
       <w:tblPr>
+        <w:tblStyle w:val="TableGrid"/>
         <w:tblW w:w="5000" w:type="pct"/>
-        <w:tblBorders>
-          <w:top w:val="single" w:sz="4" w:space="0" w:color="auto"/>
-          <w:left w:val="single" w:sz="4" w:space="0" w:color="auto"/>
-          <w:bottom w:val="single" w:sz="4" w:space="0" w:color="auto"/>
-          <w:right w:val="single" w:sz="4" w:space="0" w:color="auto"/>
-          <w:insideH w:val="single" w:sz="4" w:space="0" w:color="auto"/>
-          <w:insideV w:val="single" w:sz="4" w:space="0" w:color="auto"/>
-        </w:tblBorders>
-        <w:tblCellMar>
-          <w:left w:w="10" w:type="dxa"/>
-          <w:right w:w="10" w:type="dxa"/>
-        </w:tblCellMar>
         <w:tblLook w:val="0000" w:firstRow="0" w:lastRow="0" w:firstColumn="0" w:lastColumn="0" w:noHBand="0" w:noVBand="0"/>
       </w:tblPr>
       <w:tblGrid>
-        <w:gridCol w:w="451"/>
-        <w:gridCol w:w="8565"/>
+        <w:gridCol w:w="1556"/>
+        <w:gridCol w:w="7794"/>
       </w:tblGrid>
       <w:tr>
-        <w:tblPrEx>
-          <w:tblCellMar>
-            <w:top w:w="0" w:type="dxa"/>
-            <w:bottom w:w="0" w:type="dxa"/>
-          </w:tblCellMar>
-        </w:tblPrEx>
-        <w:tc>
-          <w:tcPr>
-            <w:tcW w:w="250" w:type="pct"/>
-          </w:tcPr>
-          <w:p>
-            <w:r>
+        <w:tc>
+          <w:tcPr>
+            <w:tcW w:w="832" w:type="pct"/>
+            <w:vAlign w:val="center"/>
+          </w:tcPr>
+          <w:p>
+            <w:pPr>
+              <w:jc w:val="center"/>
+              <w:rPr>
+                <w:b/>
+                <w:bCs/>
+              </w:rPr>
+            </w:pPr>
+            <w:r>
+              <w:rPr>
+                <w:b/>
+                <w:bCs/>
+              </w:rPr>
               <w:t>5</w:t>
             </w:r>
-          </w:p>
-        </w:tc>
-        <w:tc>
-          <w:tcPr>
-            <w:tcW w:w="4750" w:type="pct"/>
-          </w:tcPr>
-          <w:p>
-            <w:r>
-              <w:t>Isi Teks Pertanyaan Disini</w:t>
+            <w:r>
+              <w:rPr>
+                <w:b/>
+                <w:bCs/>
+              </w:rPr>
+              <w:t>.</w:t>
+            </w:r>
+          </w:p>
+        </w:tc>
+        <w:tc>
+          <w:tcPr>
+            <w:tcW w:w="4168" w:type="pct"/>
+          </w:tcPr>
+          <w:p>
+            <w:r>
+              <w:t>Berikut yang merupakan Bahasa pemrograman, kecuali</w:t>
             </w:r>
           </w:p>
         </w:tc>
       </w:tr>
       <w:tr>
-        <w:tblPrEx>
-          <w:tblCellMar>
-            <w:top w:w="0" w:type="dxa"/>
-            <w:bottom w:w="0" w:type="dxa"/>
-          </w:tblCellMar>
-        </w:tblPrEx>
-        <w:tc>
-          <w:tcPr>
-            <w:tcW w:w="0" w:type="auto"/>
-          </w:tcPr>
-          <w:p>
-            <w:r>
+        <w:tc>
+          <w:tcPr>
+            <w:tcW w:w="832" w:type="pct"/>
+            <w:vAlign w:val="center"/>
+          </w:tcPr>
+          <w:p>
+            <w:pPr>
+              <w:jc w:val="center"/>
+              <w:rPr>
+                <w:b/>
+                <w:bCs/>
+              </w:rPr>
+            </w:pPr>
+            <w:r>
+              <w:rPr>
+                <w:b/>
+                <w:bCs/>
+              </w:rPr>
               <w:t>A</w:t>
             </w:r>
           </w:p>
         </w:tc>
         <w:tc>
           <w:tcPr>
-            <w:tcW w:w="0" w:type="auto"/>
-          </w:tcPr>
-          <w:p>
-            <w:r>
-              <w:t>Pilihan A</w:t>
+            <w:tcW w:w="4168" w:type="pct"/>
+          </w:tcPr>
+          <w:p>
+            <w:r>
+              <w:t>Python</w:t>
             </w:r>
           </w:p>
         </w:tc>
       </w:tr>
       <w:tr>
-        <w:tblPrEx>
-          <w:tblCellMar>
-            <w:top w:w="0" w:type="dxa"/>
-            <w:bottom w:w="0" w:type="dxa"/>
-          </w:tblCellMar>
-        </w:tblPrEx>
-        <w:tc>
-          <w:tcPr>
-            <w:tcW w:w="0" w:type="auto"/>
-          </w:tcPr>
-          <w:p>
-            <w:r>
+        <w:tc>
+          <w:tcPr>
+            <w:tcW w:w="832" w:type="pct"/>
+            <w:vAlign w:val="center"/>
+          </w:tcPr>
+          <w:p>
+            <w:pPr>
+              <w:jc w:val="center"/>
+              <w:rPr>
+                <w:b/>
+                <w:bCs/>
+              </w:rPr>
+            </w:pPr>
+            <w:r>
+              <w:rPr>
+                <w:b/>
+                <w:bCs/>
+              </w:rPr>
               <w:t>B</w:t>
             </w:r>
           </w:p>
         </w:tc>
         <w:tc>
           <w:tcPr>
-            <w:tcW w:w="0" w:type="auto"/>
-          </w:tcPr>
-          <w:p>
-            <w:r>
-              <w:t>Pilihan B</w:t>
+            <w:tcW w:w="4168" w:type="pct"/>
+          </w:tcPr>
+          <w:p>
+            <w:r>
+              <w:t>PHP</w:t>
             </w:r>
           </w:p>
         </w:tc>
       </w:tr>
       <w:tr>
-        <w:tblPrEx>
-          <w:tblCellMar>
-            <w:top w:w="0" w:type="dxa"/>
-            <w:bottom w:w="0" w:type="dxa"/>
-          </w:tblCellMar>
-        </w:tblPrEx>
-        <w:tc>
-          <w:tcPr>
-            <w:tcW w:w="0" w:type="auto"/>
-          </w:tcPr>
-          <w:p>
-            <w:r>
+        <w:tc>
+          <w:tcPr>
+            <w:tcW w:w="832" w:type="pct"/>
+            <w:vAlign w:val="center"/>
+          </w:tcPr>
+          <w:p>
+            <w:pPr>
+              <w:jc w:val="center"/>
+              <w:rPr>
+                <w:b/>
+                <w:bCs/>
+              </w:rPr>
+            </w:pPr>
+            <w:r>
+              <w:rPr>
+                <w:b/>
+                <w:bCs/>
+              </w:rPr>
               <w:t>C</w:t>
             </w:r>
           </w:p>
         </w:tc>
         <w:tc>
           <w:tcPr>
-            <w:tcW w:w="0" w:type="auto"/>
-          </w:tcPr>
-          <w:p>
-            <w:r>
-              <w:t>Pilihan C</w:t>
+            <w:tcW w:w="4168" w:type="pct"/>
+          </w:tcPr>
+          <w:p>
+            <w:r>
+              <w:t>Javascript</w:t>
             </w:r>
           </w:p>
         </w:tc>
       </w:tr>
       <w:tr>
-        <w:tblPrEx>
-          <w:tblCellMar>
-            <w:top w:w="0" w:type="dxa"/>
-            <w:bottom w:w="0" w:type="dxa"/>
-          </w:tblCellMar>
-        </w:tblPrEx>
-        <w:tc>
-          <w:tcPr>
-            <w:tcW w:w="0" w:type="auto"/>
-          </w:tcPr>
-          <w:p>
-            <w:r>
+        <w:tc>
+          <w:tcPr>
+            <w:tcW w:w="832" w:type="pct"/>
+            <w:vAlign w:val="center"/>
+          </w:tcPr>
+          <w:p>
+            <w:pPr>
+              <w:jc w:val="center"/>
+              <w:rPr>
+                <w:b/>
+                <w:bCs/>
+              </w:rPr>
+            </w:pPr>
+            <w:r>
+              <w:rPr>
+                <w:b/>
+                <w:bCs/>
+              </w:rPr>
               <w:t>D</w:t>
             </w:r>
           </w:p>
         </w:tc>
         <w:tc>
           <w:tcPr>
-            <w:tcW w:w="0" w:type="auto"/>
-          </w:tcPr>
-          <w:p>
-            <w:r>
-              <w:t>Pilihan D</w:t>
+            <w:tcW w:w="4168" w:type="pct"/>
+          </w:tcPr>
+          <w:p>
+            <w:r>
+              <w:t>Visual Studio Code</w:t>
             </w:r>
           </w:p>
         </w:tc>
       </w:tr>
       <w:tr>
-        <w:tblPrEx>
-          <w:tblCellMar>
-            <w:top w:w="0" w:type="dxa"/>
-            <w:bottom w:w="0" w:type="dxa"/>
-          </w:tblCellMar>
-        </w:tblPrEx>
-        <w:tc>
-          <w:tcPr>
-            <w:tcW w:w="0" w:type="auto"/>
-          </w:tcPr>
-          <w:p>
-            <w:r>
+        <w:tc>
+          <w:tcPr>
+            <w:tcW w:w="832" w:type="pct"/>
+            <w:vAlign w:val="center"/>
+          </w:tcPr>
+          <w:p>
+            <w:pPr>
+              <w:jc w:val="center"/>
+              <w:rPr>
+                <w:b/>
+                <w:bCs/>
+              </w:rPr>
+            </w:pPr>
+            <w:r>
+              <w:rPr>
+                <w:b/>
+                <w:bCs/>
+              </w:rPr>
               <w:t>E</w:t>
             </w:r>
           </w:p>
         </w:tc>
         <w:tc>
           <w:tcPr>
-            <w:tcW w:w="0" w:type="auto"/>
-          </w:tcPr>
-          <w:p>
-            <w:r>
-              <w:t>Ini adalah jawaban</w:t>
+            <w:tcW w:w="4168" w:type="pct"/>
+          </w:tcPr>
+          <w:p>
+            <w:r>
+              <w:t>Ruby</w:t>
             </w:r>
           </w:p>
         </w:tc>
       </w:tr>
       <w:tr>
-        <w:tblPrEx>
-          <w:tblCellMar>
-            <w:top w:w="0" w:type="dxa"/>
-            <w:bottom w:w="0" w:type="dxa"/>
-          </w:tblCellMar>
-        </w:tblPrEx>
-        <w:tc>
-          <w:tcPr>
-            <w:tcW w:w="0" w:type="auto"/>
-          </w:tcPr>
-          <w:p/>
-        </w:tc>
-        <w:tc>
-          <w:tcPr>
-            <w:tcW w:w="0" w:type="auto"/>
-          </w:tcPr>
-          <w:p>
-            <w:r>
-              <w:rPr>
-                <w:b/>
-                <w:bCs/>
-              </w:rPr>
-              <w:t>Kunci Jawaban: E</w:t>
+        <w:tc>
+          <w:tcPr>
+            <w:tcW w:w="5000" w:type="pct"/>
+            <w:gridSpan w:val="2"/>
+          </w:tcPr>
+          <w:p>
+            <w:pPr>
+              <w:tabs>
+                <w:tab w:val="left" w:pos="2142"/>
+              </w:tabs>
+            </w:pPr>
+            <w:r>
+              <w:rPr>
+                <w:b/>
+                <w:bCs/>
+              </w:rPr>
+              <w:t xml:space="preserve">Kunci Jawaban: </w:t>
+            </w:r>
+            <w:r>
+              <w:rPr>
+                <w:b/>
+                <w:bCs/>
+              </w:rPr>
+              <w:t>D</w:t>
+            </w:r>
+          </w:p>
+        </w:tc>
+      </w:tr>
+    </w:tbl>
+    <w:p/>
+    <w:tbl>
+      <w:tblPr>
+        <w:tblStyle w:val="TableGrid"/>
+        <w:tblW w:w="5000" w:type="pct"/>
+        <w:tblLook w:val="0000" w:firstRow="0" w:lastRow="0" w:firstColumn="0" w:lastColumn="0" w:noHBand="0" w:noVBand="0"/>
+      </w:tblPr>
+      <w:tblGrid>
+        <w:gridCol w:w="1556"/>
+        <w:gridCol w:w="7794"/>
+      </w:tblGrid>
+      <w:tr>
+        <w:tc>
+          <w:tcPr>
+            <w:tcW w:w="832" w:type="pct"/>
+            <w:vAlign w:val="center"/>
+          </w:tcPr>
+          <w:p>
+            <w:pPr>
+              <w:jc w:val="center"/>
+              <w:rPr>
+                <w:b/>
+                <w:bCs/>
+              </w:rPr>
+            </w:pPr>
+            <w:r>
+              <w:rPr>
+                <w:b/>
+                <w:bCs/>
+              </w:rPr>
+              <w:t>6</w:t>
+            </w:r>
+            <w:r>
+              <w:rPr>
+                <w:b/>
+                <w:bCs/>
+              </w:rPr>
+              <w:t>.</w:t>
+            </w:r>
+          </w:p>
+        </w:tc>
+        <w:tc>
+          <w:tcPr>
+            <w:tcW w:w="4168" w:type="pct"/>
+          </w:tcPr>
+          <w:p>
+            <w:pPr>
+              <w:rPr>
+                <w:sz w:val="24"/>
+                <w:szCs w:val="24"/>
+              </w:rPr>
+            </w:pPr>
+            <w:r>
+              <w:rPr>
+                <w:lang w:eastAsia="id-ID" w:bidi="id-ID"/>
+              </w:rPr>
+              <w:t xml:space="preserve">Nilai dari </w:t>
+            </w:r>
+            <m:oMath>
+              <m:f>
+                <m:fPr>
+                  <m:ctrlPr>
+                    <w:rPr>
+                      <w:rFonts w:ascii="Cambria Math" w:hAnsi="Cambria Math"/>
+                      <w:i/>
+                      <w:lang w:eastAsia="id-ID" w:bidi="id-ID"/>
+                    </w:rPr>
+                  </m:ctrlPr>
+                </m:fPr>
+                <m:num>
+                  <m:m>
+                    <m:mPr>
+                      <m:mcs>
+                        <m:mc>
+                          <m:mcPr>
+                            <m:count m:val="1"/>
+                            <m:mcJc m:val="center"/>
+                          </m:mcPr>
+                        </m:mc>
+                      </m:mcs>
+                      <m:ctrlPr>
+                        <w:rPr>
+                          <w:rFonts w:ascii="Cambria Math" w:hAnsi="Cambria Math"/>
+                          <w:i/>
+                          <w:lang w:eastAsia="id-ID" w:bidi="id-ID"/>
+                        </w:rPr>
+                      </m:ctrlPr>
+                    </m:mPr>
+                    <m:mr>
+                      <m:e>
+                        <m:r>
+                          <w:rPr>
+                            <w:rFonts w:ascii="Cambria Math" w:hAnsi="Cambria Math"/>
+                            <w:lang w:eastAsia="id-ID" w:bidi="id-ID"/>
+                          </w:rPr>
+                          <m:t>2</m:t>
+                        </m:r>
+                      </m:e>
+                    </m:mr>
+                    <m:mr>
+                      <m:e/>
+                    </m:mr>
+                  </m:m>
+                  <m:func>
+                    <m:funcPr>
+                      <m:ctrlPr>
+                        <w:rPr>
+                          <w:rFonts w:ascii="Cambria Math" w:hAnsi="Cambria Math"/>
+                          <w:i/>
+                          <w:lang w:eastAsia="id-ID" w:bidi="id-ID"/>
+                        </w:rPr>
+                      </m:ctrlPr>
+                    </m:funcPr>
+                    <m:fName>
+                      <m:r>
+                        <m:rPr>
+                          <m:sty m:val="p"/>
+                        </m:rPr>
+                        <w:rPr>
+                          <w:rFonts w:ascii="Cambria Math" w:hAnsi="Cambria Math"/>
+                          <w:lang w:eastAsia="id-ID" w:bidi="id-ID"/>
+                        </w:rPr>
+                        <m:t>log</m:t>
+                      </m:r>
+                    </m:fName>
+                    <m:e>
+                      <m:rad>
+                        <m:radPr>
+                          <m:degHide m:val="1"/>
+                          <m:ctrlPr>
+                            <w:rPr>
+                              <w:rFonts w:ascii="Cambria Math" w:hAnsi="Cambria Math"/>
+                              <w:i/>
+                              <w:lang w:eastAsia="id-ID" w:bidi="id-ID"/>
+                            </w:rPr>
+                          </m:ctrlPr>
+                        </m:radPr>
+                        <m:deg/>
+                        <m:e>
+                          <m:r>
+                            <w:rPr>
+                              <w:rFonts w:ascii="Cambria Math" w:hAnsi="Cambria Math"/>
+                              <w:lang w:eastAsia="id-ID" w:bidi="id-ID"/>
+                            </w:rPr>
+                            <m:t>5</m:t>
+                          </m:r>
+                        </m:e>
+                      </m:rad>
+                      <m:r>
+                        <w:rPr>
+                          <w:rFonts w:ascii="Cambria Math" w:hAnsi="Cambria Math"/>
+                          <w:lang w:eastAsia="id-ID" w:bidi="id-ID"/>
+                        </w:rPr>
+                        <m:t xml:space="preserve"> + 2 .  </m:t>
+                      </m:r>
+                      <m:m>
+                        <m:mPr>
+                          <m:mcs>
+                            <m:mc>
+                              <m:mcPr>
+                                <m:count m:val="1"/>
+                                <m:mcJc m:val="center"/>
+                              </m:mcPr>
+                            </m:mc>
+                          </m:mcs>
+                          <m:ctrlPr>
+                            <w:rPr>
+                              <w:rFonts w:ascii="Cambria Math" w:hAnsi="Cambria Math"/>
+                              <w:i/>
+                              <w:lang w:eastAsia="id-ID" w:bidi="id-ID"/>
+                            </w:rPr>
+                          </m:ctrlPr>
+                        </m:mPr>
+                        <m:mr>
+                          <m:e>
+                            <m:r>
+                              <w:rPr>
+                                <w:rFonts w:ascii="Cambria Math" w:hAnsi="Cambria Math"/>
+                                <w:lang w:eastAsia="id-ID" w:bidi="id-ID"/>
+                              </w:rPr>
+                              <m:t>4</m:t>
+                            </m:r>
+                          </m:e>
+                        </m:mr>
+                        <m:mr>
+                          <m:e/>
+                        </m:mr>
+                      </m:m>
+                      <m:func>
+                        <m:funcPr>
+                          <m:ctrlPr>
+                            <w:rPr>
+                              <w:rFonts w:ascii="Cambria Math" w:hAnsi="Cambria Math"/>
+                              <w:i/>
+                              <w:lang w:eastAsia="id-ID" w:bidi="id-ID"/>
+                            </w:rPr>
+                          </m:ctrlPr>
+                        </m:funcPr>
+                        <m:fName>
+                          <m:r>
+                            <m:rPr>
+                              <m:sty m:val="p"/>
+                            </m:rPr>
+                            <w:rPr>
+                              <w:rFonts w:ascii="Cambria Math" w:hAnsi="Cambria Math"/>
+                              <w:lang w:eastAsia="id-ID" w:bidi="id-ID"/>
+                            </w:rPr>
+                            <m:t>log</m:t>
+                          </m:r>
+                        </m:fName>
+                        <m:e>
+                          <m:r>
+                            <w:rPr>
+                              <w:rFonts w:ascii="Cambria Math" w:hAnsi="Cambria Math"/>
+                              <w:lang w:eastAsia="id-ID" w:bidi="id-ID"/>
+                            </w:rPr>
+                            <m:t>5</m:t>
+                          </m:r>
+                        </m:e>
+                      </m:func>
+                    </m:e>
+                  </m:func>
+                </m:num>
+                <m:den>
+                  <m:m>
+                    <m:mPr>
+                      <m:mcs>
+                        <m:mc>
+                          <m:mcPr>
+                            <m:count m:val="1"/>
+                            <m:mcJc m:val="center"/>
+                          </m:mcPr>
+                        </m:mc>
+                      </m:mcs>
+                      <m:ctrlPr>
+                        <w:rPr>
+                          <w:rFonts w:ascii="Cambria Math" w:hAnsi="Cambria Math"/>
+                          <w:i/>
+                          <w:lang w:eastAsia="id-ID" w:bidi="id-ID"/>
+                        </w:rPr>
+                      </m:ctrlPr>
+                    </m:mPr>
+                    <m:mr>
+                      <m:e>
+                        <m:r>
+                          <w:rPr>
+                            <w:rFonts w:ascii="Cambria Math" w:hAnsi="Cambria Math"/>
+                            <w:lang w:eastAsia="id-ID" w:bidi="id-ID"/>
+                          </w:rPr>
+                          <m:t>2</m:t>
+                        </m:r>
+                      </m:e>
+                    </m:mr>
+                    <m:mr>
+                      <m:e/>
+                    </m:mr>
+                  </m:m>
+                  <m:func>
+                    <m:funcPr>
+                      <m:ctrlPr>
+                        <w:rPr>
+                          <w:rFonts w:ascii="Cambria Math" w:hAnsi="Cambria Math"/>
+                          <w:i/>
+                          <w:lang w:eastAsia="id-ID" w:bidi="id-ID"/>
+                        </w:rPr>
+                      </m:ctrlPr>
+                    </m:funcPr>
+                    <m:fName>
+                      <m:r>
+                        <m:rPr>
+                          <m:sty m:val="p"/>
+                        </m:rPr>
+                        <w:rPr>
+                          <w:rFonts w:ascii="Cambria Math" w:hAnsi="Cambria Math"/>
+                          <w:lang w:eastAsia="id-ID" w:bidi="id-ID"/>
+                        </w:rPr>
+                        <m:t>log</m:t>
+                      </m:r>
+                    </m:fName>
+                    <m:e>
+                      <m:r>
+                        <w:rPr>
+                          <w:rFonts w:ascii="Cambria Math" w:hAnsi="Cambria Math"/>
+                          <w:lang w:eastAsia="id-ID" w:bidi="id-ID"/>
+                        </w:rPr>
+                        <m:t>3</m:t>
+                      </m:r>
+                    </m:e>
+                  </m:func>
+                  <m:r>
+                    <w:rPr>
+                      <w:rFonts w:ascii="Cambria Math" w:hAnsi="Cambria Math"/>
+                      <w:lang w:eastAsia="id-ID" w:bidi="id-ID"/>
+                    </w:rPr>
+                    <m:t xml:space="preserve"> .  </m:t>
+                  </m:r>
+                  <m:m>
+                    <m:mPr>
+                      <m:mcs>
+                        <m:mc>
+                          <m:mcPr>
+                            <m:count m:val="1"/>
+                            <m:mcJc m:val="center"/>
+                          </m:mcPr>
+                        </m:mc>
+                      </m:mcs>
+                      <m:ctrlPr>
+                        <w:rPr>
+                          <w:rFonts w:ascii="Cambria Math" w:hAnsi="Cambria Math"/>
+                          <w:i/>
+                          <w:lang w:eastAsia="id-ID" w:bidi="id-ID"/>
+                        </w:rPr>
+                      </m:ctrlPr>
+                    </m:mPr>
+                    <m:mr>
+                      <m:e>
+                        <m:r>
+                          <w:rPr>
+                            <w:rFonts w:ascii="Cambria Math" w:hAnsi="Cambria Math"/>
+                            <w:lang w:eastAsia="id-ID" w:bidi="id-ID"/>
+                          </w:rPr>
+                          <m:t>3</m:t>
+                        </m:r>
+                      </m:e>
+                    </m:mr>
+                    <m:mr>
+                      <m:e/>
+                    </m:mr>
+                  </m:m>
+                  <m:func>
+                    <m:funcPr>
+                      <m:ctrlPr>
+                        <w:rPr>
+                          <w:rFonts w:ascii="Cambria Math" w:hAnsi="Cambria Math"/>
+                          <w:i/>
+                          <w:lang w:eastAsia="id-ID" w:bidi="id-ID"/>
+                        </w:rPr>
+                      </m:ctrlPr>
+                    </m:funcPr>
+                    <m:fName>
+                      <m:r>
+                        <m:rPr>
+                          <m:sty m:val="p"/>
+                        </m:rPr>
+                        <w:rPr>
+                          <w:rFonts w:ascii="Cambria Math" w:hAnsi="Cambria Math"/>
+                          <w:lang w:eastAsia="id-ID" w:bidi="id-ID"/>
+                        </w:rPr>
+                        <m:t>log</m:t>
+                      </m:r>
+                    </m:fName>
+                    <m:e>
+                      <m:r>
+                        <w:rPr>
+                          <w:rFonts w:ascii="Cambria Math" w:hAnsi="Cambria Math"/>
+                          <w:lang w:eastAsia="id-ID" w:bidi="id-ID"/>
+                        </w:rPr>
+                        <m:t>5</m:t>
+                      </m:r>
+                    </m:e>
+                  </m:func>
+                </m:den>
+              </m:f>
+              <m:r>
+                <w:rPr>
+                  <w:rFonts w:ascii="Cambria Math" w:hAnsi="Cambria Math"/>
+                  <w:lang w:eastAsia="id-ID" w:bidi="id-ID"/>
+                </w:rPr>
+                <m:t>=…</m:t>
+              </m:r>
+            </m:oMath>
+          </w:p>
+        </w:tc>
+      </w:tr>
+      <w:tr>
+        <w:trPr>
+          <w:trHeight w:val="47"/>
+        </w:trPr>
+        <w:tc>
+          <w:tcPr>
+            <w:tcW w:w="832" w:type="pct"/>
+            <w:vAlign w:val="center"/>
+          </w:tcPr>
+          <w:p>
+            <w:pPr>
+              <w:jc w:val="center"/>
+              <w:rPr>
+                <w:b/>
+                <w:bCs/>
+              </w:rPr>
+            </w:pPr>
+            <w:r>
+              <w:rPr>
+                <w:b/>
+                <w:bCs/>
+              </w:rPr>
+              <w:t>A</w:t>
+            </w:r>
+          </w:p>
+        </w:tc>
+        <w:tc>
+          <w:tcPr>
+            <w:tcW w:w="4168" w:type="pct"/>
+          </w:tcPr>
+          <w:p>
+            <w:pPr>
+              <w:rPr>
+                <w:sz w:val="24"/>
+                <w:szCs w:val="24"/>
+              </w:rPr>
+            </w:pPr>
+            <w:r>
+              <w:rPr>
+                <w:sz w:val="24"/>
+                <w:szCs w:val="24"/>
+              </w:rPr>
+              <w:t>3</w:t>
+            </w:r>
+          </w:p>
+        </w:tc>
+      </w:tr>
+      <w:tr>
+        <w:tc>
+          <w:tcPr>
+            <w:tcW w:w="832" w:type="pct"/>
+            <w:vAlign w:val="center"/>
+          </w:tcPr>
+          <w:p>
+            <w:pPr>
+              <w:jc w:val="center"/>
+              <w:rPr>
+                <w:b/>
+                <w:bCs/>
+              </w:rPr>
+            </w:pPr>
+            <w:r>
+              <w:rPr>
+                <w:b/>
+                <w:bCs/>
+              </w:rPr>
+              <w:t>B</w:t>
+            </w:r>
+          </w:p>
+        </w:tc>
+        <w:tc>
+          <w:tcPr>
+            <w:tcW w:w="4168" w:type="pct"/>
+          </w:tcPr>
+          <w:p>
+            <w:pPr>
+              <w:rPr>
+                <w:sz w:val="24"/>
+                <w:szCs w:val="24"/>
+              </w:rPr>
+            </w:pPr>
+            <w:r>
+              <w:rPr>
+                <w:sz w:val="24"/>
+                <w:szCs w:val="24"/>
+              </w:rPr>
+              <w:t>2</w:t>
+            </w:r>
+          </w:p>
+        </w:tc>
+      </w:tr>
+      <w:tr>
+        <w:tc>
+          <w:tcPr>
+            <w:tcW w:w="832" w:type="pct"/>
+            <w:vAlign w:val="center"/>
+          </w:tcPr>
+          <w:p>
+            <w:pPr>
+              <w:jc w:val="center"/>
+              <w:rPr>
+                <w:b/>
+                <w:bCs/>
+              </w:rPr>
+            </w:pPr>
+            <w:r>
+              <w:rPr>
+                <w:b/>
+                <w:bCs/>
+              </w:rPr>
+              <w:t>C</w:t>
+            </w:r>
+          </w:p>
+        </w:tc>
+        <w:tc>
+          <w:tcPr>
+            <w:tcW w:w="4168" w:type="pct"/>
+          </w:tcPr>
+          <w:p>
+            <w:pPr>
+              <w:rPr>
+                <w:sz w:val="24"/>
+                <w:szCs w:val="24"/>
+              </w:rPr>
+            </w:pPr>
+            <m:oMath>
+              <m:f>
+                <m:fPr>
+                  <m:ctrlPr>
+                    <w:rPr>
+                      <w:rFonts w:ascii="Cambria Math" w:hAnsi="Cambria Math"/>
+                      <w:i/>
+                      <w:sz w:val="24"/>
+                      <w:szCs w:val="24"/>
+                    </w:rPr>
+                  </m:ctrlPr>
+                </m:fPr>
+                <m:num>
+                  <m:r>
+                    <w:rPr>
+                      <w:rFonts w:ascii="Cambria Math" w:hAnsi="Cambria Math"/>
+                      <w:sz w:val="24"/>
+                      <w:szCs w:val="24"/>
+                    </w:rPr>
+                    <m:t>3</m:t>
+                  </m:r>
+                </m:num>
+                <m:den>
+                  <m:r>
+                    <w:rPr>
+                      <w:rFonts w:ascii="Cambria Math" w:hAnsi="Cambria Math"/>
+                      <w:sz w:val="24"/>
+                      <w:szCs w:val="24"/>
+                    </w:rPr>
+                    <m:t>2</m:t>
+                  </m:r>
+                </m:den>
+              </m:f>
+            </m:oMath>
+            <w:r>
+              <w:rPr>
+                <w:sz w:val="24"/>
+                <w:szCs w:val="24"/>
+              </w:rPr>
+              <w:t xml:space="preserve"> </w:t>
+            </w:r>
+          </w:p>
+        </w:tc>
+      </w:tr>
+      <w:tr>
+        <w:tc>
+          <w:tcPr>
+            <w:tcW w:w="832" w:type="pct"/>
+            <w:vAlign w:val="center"/>
+          </w:tcPr>
+          <w:p>
+            <w:pPr>
+              <w:jc w:val="center"/>
+              <w:rPr>
+                <w:b/>
+                <w:bCs/>
+              </w:rPr>
+            </w:pPr>
+            <w:r>
+              <w:rPr>
+                <w:b/>
+                <w:bCs/>
+              </w:rPr>
+              <w:t>D</w:t>
+            </w:r>
+          </w:p>
+        </w:tc>
+        <w:tc>
+          <w:tcPr>
+            <w:tcW w:w="4168" w:type="pct"/>
+          </w:tcPr>
+          <w:p>
+            <w:pPr>
+              <w:rPr>
+                <w:sz w:val="24"/>
+                <w:szCs w:val="24"/>
+              </w:rPr>
+            </w:pPr>
+            <m:oMath>
+              <m:f>
+                <m:fPr>
+                  <m:ctrlPr>
+                    <w:rPr>
+                      <w:rFonts w:ascii="Cambria Math" w:hAnsi="Cambria Math"/>
+                      <w:i/>
+                      <w:sz w:val="24"/>
+                      <w:szCs w:val="24"/>
+                    </w:rPr>
+                  </m:ctrlPr>
+                </m:fPr>
+                <m:num>
+                  <m:r>
+                    <w:rPr>
+                      <w:rFonts w:ascii="Cambria Math" w:hAnsi="Cambria Math"/>
+                      <w:sz w:val="24"/>
+                      <w:szCs w:val="24"/>
+                    </w:rPr>
+                    <m:t>2</m:t>
+                  </m:r>
+                </m:num>
+                <m:den>
+                  <m:r>
+                    <w:rPr>
+                      <w:rFonts w:ascii="Cambria Math" w:hAnsi="Cambria Math"/>
+                      <w:sz w:val="24"/>
+                      <w:szCs w:val="24"/>
+                    </w:rPr>
+                    <m:t>3</m:t>
+                  </m:r>
+                </m:den>
+              </m:f>
+            </m:oMath>
+            <w:r>
+              <w:rPr>
+                <w:sz w:val="24"/>
+                <w:szCs w:val="24"/>
+              </w:rPr>
+              <w:t xml:space="preserve"> </w:t>
+            </w:r>
+          </w:p>
+        </w:tc>
+      </w:tr>
+      <w:tr>
+        <w:tc>
+          <w:tcPr>
+            <w:tcW w:w="832" w:type="pct"/>
+            <w:vAlign w:val="center"/>
+          </w:tcPr>
+          <w:p>
+            <w:pPr>
+              <w:jc w:val="center"/>
+              <w:rPr>
+                <w:b/>
+                <w:bCs/>
+              </w:rPr>
+            </w:pPr>
+            <w:r>
+              <w:rPr>
+                <w:b/>
+                <w:bCs/>
+              </w:rPr>
+              <w:t>E</w:t>
+            </w:r>
+          </w:p>
+        </w:tc>
+        <w:tc>
+          <w:tcPr>
+            <w:tcW w:w="4168" w:type="pct"/>
+          </w:tcPr>
+          <w:p>
+            <w:pPr>
+              <w:rPr>
+                <w:sz w:val="24"/>
+                <w:szCs w:val="24"/>
+              </w:rPr>
+            </w:pPr>
+            <m:oMath>
+              <m:f>
+                <m:fPr>
+                  <m:ctrlPr>
+                    <w:rPr>
+                      <w:rFonts w:ascii="Cambria Math" w:hAnsi="Cambria Math"/>
+                      <w:i/>
+                      <w:sz w:val="24"/>
+                      <w:szCs w:val="24"/>
+                    </w:rPr>
+                  </m:ctrlPr>
+                </m:fPr>
+                <m:num>
+                  <m:r>
+                    <w:rPr>
+                      <w:rFonts w:ascii="Cambria Math" w:hAnsi="Cambria Math"/>
+                      <w:sz w:val="24"/>
+                      <w:szCs w:val="24"/>
+                    </w:rPr>
+                    <m:t>1</m:t>
+                  </m:r>
+                </m:num>
+                <m:den>
+                  <m:r>
+                    <w:rPr>
+                      <w:rFonts w:ascii="Cambria Math" w:hAnsi="Cambria Math"/>
+                      <w:sz w:val="24"/>
+                      <w:szCs w:val="24"/>
+                    </w:rPr>
+                    <m:t>2</m:t>
+                  </m:r>
+                </m:den>
+              </m:f>
+            </m:oMath>
+            <w:r>
+              <w:rPr>
+                <w:sz w:val="24"/>
+                <w:szCs w:val="24"/>
+              </w:rPr>
+              <w:t xml:space="preserve"> </w:t>
+            </w:r>
+          </w:p>
+        </w:tc>
+      </w:tr>
+      <w:tr>
+        <w:tc>
+          <w:tcPr>
+            <w:tcW w:w="5000" w:type="pct"/>
+            <w:gridSpan w:val="2"/>
+          </w:tcPr>
+          <w:p>
+            <w:pPr>
+              <w:tabs>
+                <w:tab w:val="left" w:pos="2142"/>
+              </w:tabs>
+            </w:pPr>
+            <w:r>
+              <w:rPr>
+                <w:b/>
+                <w:bCs/>
+              </w:rPr>
+              <w:t xml:space="preserve">Kunci Jawaban: </w:t>
+            </w:r>
+            <w:r>
+              <w:rPr>
+                <w:b/>
+                <w:bCs/>
+              </w:rPr>
+              <w:t>C</w:t>
             </w:r>
           </w:p>
         </w:tc>
@@ -1135,6 +2735,15 @@
     </w:tbl>
     <w:p/>
     <w:p>
+      <w:pPr>
+        <w:rPr>
+          <w:b/>
+          <w:bCs/>
+          <w:i/>
+          <w:iCs/>
+          <w:color w:val="0000FF"/>
+        </w:rPr>
+      </w:pPr>
       <w:r>
         <w:rPr>
           <w:b/>
@@ -1146,8 +2755,184 @@
         <w:t>PENTING: Gunakan baris 'Kunci Jawaban: X' sebagai penentu kunci jawaban utama oleh sistem.</w:t>
       </w:r>
     </w:p>
+    <w:p>
+      <w:r>
+        <w:rPr>
+          <w:b/>
+          <w:bCs/>
+        </w:rPr>
+        <w:lastRenderedPageBreak/>
+        <w:t xml:space="preserve">Uraian </w:t>
+      </w:r>
+      <w:r>
+        <w:rPr>
+          <w:b/>
+          <w:bCs/>
+        </w:rPr>
+        <w:t>/ Isian Singkat</w:t>
+      </w:r>
+    </w:p>
+    <w:p>
+      <w:pPr>
+        <w:rPr>
+          <w:i/>
+          <w:iCs/>
+        </w:rPr>
+      </w:pPr>
+    </w:p>
+    <w:p>
+      <w:pPr>
+        <w:pStyle w:val="ListParagraph"/>
+        <w:numPr>
+          <w:ilvl w:val="0"/>
+          <w:numId w:val="2"/>
+        </w:numPr>
+        <w:spacing w:line="360" w:lineRule="auto"/>
+      </w:pPr>
+      <w:r>
+        <w:t xml:space="preserve">Jelaskan pengertian paragraf! </w:t>
+      </w:r>
+    </w:p>
+    <w:p>
+      <w:pPr>
+        <w:pStyle w:val="ListParagraph"/>
+        <w:numPr>
+          <w:ilvl w:val="0"/>
+          <w:numId w:val="2"/>
+        </w:numPr>
+        <w:spacing w:line="360" w:lineRule="auto"/>
+      </w:pPr>
+      <w:r>
+        <w:t xml:space="preserve">Sebutkan ciri-ciri kalimat utama dalam sebuah paragraf! </w:t>
+      </w:r>
+    </w:p>
+    <w:p>
+      <w:pPr>
+        <w:pStyle w:val="ListParagraph"/>
+        <w:numPr>
+          <w:ilvl w:val="0"/>
+          <w:numId w:val="2"/>
+        </w:numPr>
+        <w:spacing w:line="360" w:lineRule="auto"/>
+      </w:pPr>
+      <w:r>
+        <w:t xml:space="preserve">Apa perbedaan antara teks narasi dan teks deskripsi? </w:t>
+      </w:r>
+    </w:p>
+    <w:p>
+      <w:pPr>
+        <w:pStyle w:val="ListParagraph"/>
+        <w:numPr>
+          <w:ilvl w:val="0"/>
+          <w:numId w:val="2"/>
+        </w:numPr>
+        <w:spacing w:line="360" w:lineRule="auto"/>
+        <w:rPr>
+          <w:b/>
+          <w:bCs/>
+        </w:rPr>
+      </w:pPr>
+      <w:r>
+        <w:rPr>
+          <w:b/>
+          <w:bCs/>
+        </w:rPr>
+        <w:t xml:space="preserve">Jelaskan fungsi penggunaan tanda baca titik dan koma! </w:t>
+      </w:r>
+    </w:p>
+    <w:p>
+      <w:pPr>
+        <w:pStyle w:val="ListParagraph"/>
+        <w:spacing w:line="360" w:lineRule="auto"/>
+        <w:ind w:left="720"/>
+      </w:pPr>
+      <w:r>
+        <w:t>Perkembangan teknologi digital memberikan banyak manfaat dalam kehidupan sehari-hari, terutama di bidang pendidikan. Siswa kini dapat mencari informasi dengan mudah melalui internet, mengikuti pembelajaran daring, dan menggunakan berbagai aplikasi pendukung belajar. Namun, penggunaan teknologi yang berlebihan juga dapat menimbulkan dampak negatif, seperti menurunnya konsentrasi belajar, kecanduan media sosial, serta berkurangnya interaksi langsung dengan lingkungan sekitar.</w:t>
+      </w:r>
+    </w:p>
+    <w:p>
+      <w:pPr>
+        <w:pStyle w:val="ListParagraph"/>
+        <w:spacing w:line="360" w:lineRule="auto"/>
+        <w:ind w:left="720"/>
+      </w:pPr>
+      <w:r>
+        <w:t>Berdasarkan paragraf di atas, jelaskan:</w:t>
+      </w:r>
+    </w:p>
+    <w:p>
+      <w:pPr>
+        <w:pStyle w:val="ListParagraph"/>
+        <w:numPr>
+          <w:ilvl w:val="0"/>
+          <w:numId w:val="5"/>
+        </w:numPr>
+        <w:spacing w:line="360" w:lineRule="auto"/>
+        <w:ind w:left="1276"/>
+      </w:pPr>
+      <w:r>
+        <w:t>M</w:t>
+      </w:r>
+      <w:r>
+        <w:t xml:space="preserve">anfaat teknologi digital dalam pendidikan, </w:t>
+      </w:r>
+    </w:p>
+    <w:p>
+      <w:pPr>
+        <w:pStyle w:val="ListParagraph"/>
+        <w:numPr>
+          <w:ilvl w:val="0"/>
+          <w:numId w:val="5"/>
+        </w:numPr>
+        <w:spacing w:line="360" w:lineRule="auto"/>
+        <w:ind w:left="1276"/>
+      </w:pPr>
+      <w:r>
+        <w:t>D</w:t>
+      </w:r>
+      <w:r>
+        <w:t xml:space="preserve">ampak negatif penggunaan teknologi yang berlebihan, </w:t>
+      </w:r>
+    </w:p>
+    <w:p>
+      <w:pPr>
+        <w:pStyle w:val="ListParagraph"/>
+        <w:numPr>
+          <w:ilvl w:val="0"/>
+          <w:numId w:val="5"/>
+        </w:numPr>
+        <w:spacing w:line="360" w:lineRule="auto"/>
+        <w:ind w:left="1276"/>
+      </w:pPr>
+      <w:r>
+        <w:t>S</w:t>
+      </w:r>
+      <w:r>
+        <w:t>erta pendapatmu tentang cara menggunakan teknologi secara bijak di kalangan pelajar.</w:t>
+      </w:r>
+    </w:p>
+    <w:p>
+      <w:pPr>
+        <w:pStyle w:val="ListParagraph"/>
+        <w:numPr>
+          <w:ilvl w:val="0"/>
+          <w:numId w:val="2"/>
+        </w:numPr>
+        <w:spacing w:line="360" w:lineRule="auto"/>
+      </w:pPr>
+      <w:r>
+        <w:t>Buatlah sebuah paragraf singkat tentang kebersihan sekolah!</w:t>
+      </w:r>
+    </w:p>
+    <w:p>
+      <w:pPr>
+        <w:pStyle w:val="ListParagraph"/>
+        <w:spacing w:line="360" w:lineRule="auto"/>
+        <w:ind w:left="720"/>
+      </w:pPr>
+    </w:p>
     <w:sectPr>
-      <w:pgSz w:w="11906" w:h="16838"/>
+      <w:pgSz w:w="12240" w:h="20160" w:code="5"/>
       <w:pgMar w:top="1440" w:right="1440" w:bottom="1440" w:left="1440" w:header="708" w:footer="708" w:gutter="0"/>
       <w:cols w:space="720"/>
       <w:docGrid w:linePitch="360"/>
@@ -1156,9 +2941,511 @@
 </w:document>
 </file>
 
+<file path=word/endnotes.xml><?xml version="1.0" encoding="utf-8"?>
+<w:endnotes xmlns:wpc="http://schemas.microsoft.com/office/word/2010/wordprocessingCanvas" xmlns:cx="http://schemas.microsoft.com/office/drawing/2014/chartex" xmlns:cx1="http://schemas.microsoft.com/office/drawing/2015/9/8/chartex" xmlns:cx2="http://schemas.microsoft.com/office/drawing/2015/10/21/chartex" xmlns:cx3="http://schemas.microsoft.com/office/drawing/2016/5/9/chartex" xmlns:cx4="http://schemas.microsoft.com/office/drawing/2016/5/10/chartex" xmlns:cx5="http://schemas.microsoft.com/office/drawing/2016/5/11/chartex" xmlns:cx6="http://schemas.microsoft.com/office/drawing/2016/5/12/chartex" xmlns:cx7="http://schemas.microsoft.com/office/drawing/2016/5/13/chartex" xmlns:cx8="http://schemas.microsoft.com/office/drawing/2016/5/14/chartex" xmlns:mc="http://schemas.openxmlformats.org/markup-compatibility/2006" xmlns:aink="http://schemas.microsoft.com/office/drawing/2016/ink" xmlns:am3d="http://schemas.microsoft.com/office/drawing/2017/model3d" xmlns:o="urn:schemas-microsoft-com:office:office" xmlns:oel="http://schemas.microsoft.com/office/2019/extlst" xmlns:r="http://schemas.openxmlformats.org/officeDocument/2006/relationships" xmlns:m="http://schemas.openxmlformats.org/officeDocument/2006/math" xmlns:v="urn:schemas-microsoft-com:vml" xmlns:wp14="http://schemas.microsoft.com/office/word/2010/wordprocessingDrawing" xmlns:wp="http://schemas.openxmlformats.org/drawingml/2006/wordprocessingDrawing" xmlns:w10="urn:schemas-microsoft-com:office:word" xmlns:w="http://schemas.openxmlformats.org/wordprocessingml/2006/main" xmlns:w14="http://schemas.microsoft.com/office/word/2010/wordml" xmlns:w15="http://schemas.microsoft.com/office/word/2012/wordml" xmlns:w16cex="http://schemas.microsoft.com/office/word/2018/wordml/cex" xmlns:w16cid="http://schemas.microsoft.com/office/word/2016/wordml/cid" xmlns:w16="http://schemas.microsoft.com/office/word/2018/wordml" xmlns:w16sdtdh="http://schemas.microsoft.com/office/word/2020/wordml/sdtdatahash" xmlns:w16se="http://schemas.microsoft.com/office/word/2015/wordml/symex" xmlns:wpg="http://schemas.microsoft.com/office/word/2010/wordprocessingGroup" xmlns:wpi="http://schemas.microsoft.com/office/word/2010/wordprocessingInk" xmlns:wne="http://schemas.microsoft.com/office/word/2006/wordml" xmlns:wps="http://schemas.microsoft.com/office/word/2010/wordprocessingShape" mc:Ignorable="w14 w15 w16se w16cid w16 w16cex w16sdtdh wp14">
+  <w:endnote w:type="separator" w:id="-1">
+    <w:p>
+      <w:r>
+        <w:separator/>
+      </w:r>
+    </w:p>
+  </w:endnote>
+  <w:endnote w:type="continuationSeparator" w:id="0">
+    <w:p>
+      <w:r>
+        <w:continuationSeparator/>
+      </w:r>
+    </w:p>
+  </w:endnote>
+</w:endnotes>
+</file>
+
+<file path=word/footnotes.xml><?xml version="1.0" encoding="utf-8"?>
+<w:footnotes xmlns:wpc="http://schemas.microsoft.com/office/word/2010/wordprocessingCanvas" xmlns:cx="http://schemas.microsoft.com/office/drawing/2014/chartex" xmlns:cx1="http://schemas.microsoft.com/office/drawing/2015/9/8/chartex" xmlns:cx2="http://schemas.microsoft.com/office/drawing/2015/10/21/chartex" xmlns:cx3="http://schemas.microsoft.com/office/drawing/2016/5/9/chartex" xmlns:cx4="http://schemas.microsoft.com/office/drawing/2016/5/10/chartex" xmlns:cx5="http://schemas.microsoft.com/office/drawing/2016/5/11/chartex" xmlns:cx6="http://schemas.microsoft.com/office/drawing/2016/5/12/chartex" xmlns:cx7="http://schemas.microsoft.com/office/drawing/2016/5/13/chartex" xmlns:cx8="http://schemas.microsoft.com/office/drawing/2016/5/14/chartex" xmlns:mc="http://schemas.openxmlformats.org/markup-compatibility/2006" xmlns:aink="http://schemas.microsoft.com/office/drawing/2016/ink" xmlns:am3d="http://schemas.microsoft.com/office/drawing/2017/model3d" xmlns:o="urn:schemas-microsoft-com:office:office" xmlns:oel="http://schemas.microsoft.com/office/2019/extlst" xmlns:r="http://schemas.openxmlformats.org/officeDocument/2006/relationships" xmlns:m="http://schemas.openxmlformats.org/officeDocument/2006/math" xmlns:v="urn:schemas-microsoft-com:vml" xmlns:wp14="http://schemas.microsoft.com/office/word/2010/wordprocessingDrawing" xmlns:wp="http://schemas.openxmlformats.org/drawingml/2006/wordprocessingDrawing" xmlns:w10="urn:schemas-microsoft-com:office:word" xmlns:w="http://schemas.openxmlformats.org/wordprocessingml/2006/main" xmlns:w14="http://schemas.microsoft.com/office/word/2010/wordml" xmlns:w15="http://schemas.microsoft.com/office/word/2012/wordml" xmlns:w16cex="http://schemas.microsoft.com/office/word/2018/wordml/cex" xmlns:w16cid="http://schemas.microsoft.com/office/word/2016/wordml/cid" xmlns:w16="http://schemas.microsoft.com/office/word/2018/wordml" xmlns:w16sdtdh="http://schemas.microsoft.com/office/word/2020/wordml/sdtdatahash" xmlns:w16se="http://schemas.microsoft.com/office/word/2015/wordml/symex" xmlns:wpg="http://schemas.microsoft.com/office/word/2010/wordprocessingGroup" xmlns:wpi="http://schemas.microsoft.com/office/word/2010/wordprocessingInk" xmlns:wne="http://schemas.microsoft.com/office/word/2006/wordml" xmlns:wps="http://schemas.microsoft.com/office/word/2010/wordprocessingShape" mc:Ignorable="w14 w15 w16se w16cid w16 w16cex w16sdtdh wp14">
+  <w:footnote w:type="separator" w:id="-1">
+    <w:p>
+      <w:r>
+        <w:separator/>
+      </w:r>
+    </w:p>
+  </w:footnote>
+  <w:footnote w:type="continuationSeparator" w:id="0">
+    <w:p>
+      <w:r>
+        <w:continuationSeparator/>
+      </w:r>
+    </w:p>
+  </w:footnote>
+</w:footnotes>
+</file>
+
 <file path=word/numbering.xml><?xml version="1.0" encoding="utf-8"?>
 <w:numbering xmlns:wpc="http://schemas.microsoft.com/office/word/2010/wordprocessingCanvas" xmlns:cx="http://schemas.microsoft.com/office/drawing/2014/chartex" xmlns:cx1="http://schemas.microsoft.com/office/drawing/2015/9/8/chartex" xmlns:cx2="http://schemas.microsoft.com/office/drawing/2015/10/21/chartex" xmlns:cx3="http://schemas.microsoft.com/office/drawing/2016/5/9/chartex" xmlns:cx4="http://schemas.microsoft.com/office/drawing/2016/5/10/chartex" xmlns:cx5="http://schemas.microsoft.com/office/drawing/2016/5/11/chartex" xmlns:cx6="http://schemas.microsoft.com/office/drawing/2016/5/12/chartex" xmlns:cx7="http://schemas.microsoft.com/office/drawing/2016/5/13/chartex" xmlns:cx8="http://schemas.microsoft.com/office/drawing/2016/5/14/chartex" xmlns:mc="http://schemas.openxmlformats.org/markup-compatibility/2006" xmlns:aink="http://schemas.microsoft.com/office/drawing/2016/ink" xmlns:am3d="http://schemas.microsoft.com/office/drawing/2017/model3d" xmlns:o="urn:schemas-microsoft-com:office:office" xmlns:oel="http://schemas.microsoft.com/office/2019/extlst" xmlns:r="http://schemas.openxmlformats.org/officeDocument/2006/relationships" xmlns:m="http://schemas.openxmlformats.org/officeDocument/2006/math" xmlns:v="urn:schemas-microsoft-com:vml" xmlns:wp14="http://schemas.microsoft.com/office/word/2010/wordprocessingDrawing" xmlns:wp="http://schemas.openxmlformats.org/drawingml/2006/wordprocessingDrawing" xmlns:w10="urn:schemas-microsoft-com:office:word" xmlns:w="http://schemas.openxmlformats.org/wordprocessingml/2006/main" xmlns:w14="http://schemas.microsoft.com/office/word/2010/wordml" xmlns:w15="http://schemas.microsoft.com/office/word/2012/wordml" xmlns:w16cex="http://schemas.microsoft.com/office/word/2018/wordml/cex" xmlns:w16cid="http://schemas.microsoft.com/office/word/2016/wordml/cid" xmlns:w16="http://schemas.microsoft.com/office/word/2018/wordml" xmlns:w16sdtdh="http://schemas.microsoft.com/office/word/2020/wordml/sdtdatahash" xmlns:w16se="http://schemas.microsoft.com/office/word/2015/wordml/symex" xmlns:wpg="http://schemas.microsoft.com/office/word/2010/wordprocessingGroup" xmlns:wpi="http://schemas.microsoft.com/office/word/2010/wordprocessingInk" xmlns:wne="http://schemas.microsoft.com/office/word/2006/wordml" xmlns:wps="http://schemas.microsoft.com/office/word/2010/wordprocessingShape" mc:Ignorable="w14 w15 w16se w16cid w16 w16cex w16sdtdh wp14">
   <w:abstractNum w:abstractNumId="0" w15:restartNumberingAfterBreak="0">
+    <w:nsid w:val="1774702C"/>
+    <w:multiLevelType w:val="hybridMultilevel"/>
+    <w:tmpl w:val="F59AA1C8"/>
+    <w:lvl w:ilvl="0" w:tplc="0409000F">
+      <w:start w:val="1"/>
+      <w:numFmt w:val="decimal"/>
+      <w:lvlText w:val="%1."/>
+      <w:lvlJc w:val="left"/>
+      <w:pPr>
+        <w:ind w:left="720" w:hanging="360"/>
+      </w:pPr>
+      <w:rPr>
+        <w:rFonts w:hint="default"/>
+      </w:rPr>
+    </w:lvl>
+    <w:lvl w:ilvl="1" w:tplc="04090019" w:tentative="1">
+      <w:start w:val="1"/>
+      <w:numFmt w:val="lowerLetter"/>
+      <w:lvlText w:val="%2."/>
+      <w:lvlJc w:val="left"/>
+      <w:pPr>
+        <w:ind w:left="1440" w:hanging="360"/>
+      </w:pPr>
+    </w:lvl>
+    <w:lvl w:ilvl="2" w:tplc="0409001B" w:tentative="1">
+      <w:start w:val="1"/>
+      <w:numFmt w:val="lowerRoman"/>
+      <w:lvlText w:val="%3."/>
+      <w:lvlJc w:val="right"/>
+      <w:pPr>
+        <w:ind w:left="2160" w:hanging="180"/>
+      </w:pPr>
+    </w:lvl>
+    <w:lvl w:ilvl="3" w:tplc="0409000F" w:tentative="1">
+      <w:start w:val="1"/>
+      <w:numFmt w:val="decimal"/>
+      <w:lvlText w:val="%4."/>
+      <w:lvlJc w:val="left"/>
+      <w:pPr>
+        <w:ind w:left="2880" w:hanging="360"/>
+      </w:pPr>
+    </w:lvl>
+    <w:lvl w:ilvl="4" w:tplc="04090019" w:tentative="1">
+      <w:start w:val="1"/>
+      <w:numFmt w:val="lowerLetter"/>
+      <w:lvlText w:val="%5."/>
+      <w:lvlJc w:val="left"/>
+      <w:pPr>
+        <w:ind w:left="3600" w:hanging="360"/>
+      </w:pPr>
+    </w:lvl>
+    <w:lvl w:ilvl="5" w:tplc="0409001B" w:tentative="1">
+      <w:start w:val="1"/>
+      <w:numFmt w:val="lowerRoman"/>
+      <w:lvlText w:val="%6."/>
+      <w:lvlJc w:val="right"/>
+      <w:pPr>
+        <w:ind w:left="4320" w:hanging="180"/>
+      </w:pPr>
+    </w:lvl>
+    <w:lvl w:ilvl="6" w:tplc="0409000F" w:tentative="1">
+      <w:start w:val="1"/>
+      <w:numFmt w:val="decimal"/>
+      <w:lvlText w:val="%7."/>
+      <w:lvlJc w:val="left"/>
+      <w:pPr>
+        <w:ind w:left="5040" w:hanging="360"/>
+      </w:pPr>
+    </w:lvl>
+    <w:lvl w:ilvl="7" w:tplc="04090019" w:tentative="1">
+      <w:start w:val="1"/>
+      <w:numFmt w:val="lowerLetter"/>
+      <w:lvlText w:val="%8."/>
+      <w:lvlJc w:val="left"/>
+      <w:pPr>
+        <w:ind w:left="5760" w:hanging="360"/>
+      </w:pPr>
+    </w:lvl>
+    <w:lvl w:ilvl="8" w:tplc="0409001B" w:tentative="1">
+      <w:start w:val="1"/>
+      <w:numFmt w:val="lowerRoman"/>
+      <w:lvlText w:val="%9."/>
+      <w:lvlJc w:val="right"/>
+      <w:pPr>
+        <w:ind w:left="6480" w:hanging="180"/>
+      </w:pPr>
+    </w:lvl>
+  </w:abstractNum>
+  <w:abstractNum w:abstractNumId="1" w15:restartNumberingAfterBreak="0">
+    <w:nsid w:val="44441AB3"/>
+    <w:multiLevelType w:val="multilevel"/>
+    <w:tmpl w:val="E708A64A"/>
+    <w:lvl w:ilvl="0">
+      <w:start w:val="1"/>
+      <w:numFmt w:val="bullet"/>
+      <w:lvlText w:val=""/>
+      <w:lvlJc w:val="left"/>
+      <w:pPr>
+        <w:tabs>
+          <w:tab w:val="num" w:pos="720"/>
+        </w:tabs>
+        <w:ind w:left="720" w:hanging="360"/>
+      </w:pPr>
+      <w:rPr>
+        <w:rFonts w:ascii="Symbol" w:hAnsi="Symbol" w:hint="default"/>
+        <w:sz w:val="20"/>
+      </w:rPr>
+    </w:lvl>
+    <w:lvl w:ilvl="1" w:tentative="1">
+      <w:start w:val="1"/>
+      <w:numFmt w:val="bullet"/>
+      <w:lvlText w:val="o"/>
+      <w:lvlJc w:val="left"/>
+      <w:pPr>
+        <w:tabs>
+          <w:tab w:val="num" w:pos="1440"/>
+        </w:tabs>
+        <w:ind w:left="1440" w:hanging="360"/>
+      </w:pPr>
+      <w:rPr>
+        <w:rFonts w:ascii="Courier New" w:hAnsi="Courier New" w:hint="default"/>
+        <w:sz w:val="20"/>
+      </w:rPr>
+    </w:lvl>
+    <w:lvl w:ilvl="2" w:tentative="1">
+      <w:start w:val="1"/>
+      <w:numFmt w:val="bullet"/>
+      <w:lvlText w:val=""/>
+      <w:lvlJc w:val="left"/>
+      <w:pPr>
+        <w:tabs>
+          <w:tab w:val="num" w:pos="2160"/>
+        </w:tabs>
+        <w:ind w:left="2160" w:hanging="360"/>
+      </w:pPr>
+      <w:rPr>
+        <w:rFonts w:ascii="Wingdings" w:hAnsi="Wingdings" w:hint="default"/>
+        <w:sz w:val="20"/>
+      </w:rPr>
+    </w:lvl>
+    <w:lvl w:ilvl="3" w:tentative="1">
+      <w:start w:val="1"/>
+      <w:numFmt w:val="bullet"/>
+      <w:lvlText w:val=""/>
+      <w:lvlJc w:val="left"/>
+      <w:pPr>
+        <w:tabs>
+          <w:tab w:val="num" w:pos="2880"/>
+        </w:tabs>
+        <w:ind w:left="2880" w:hanging="360"/>
+      </w:pPr>
+      <w:rPr>
+        <w:rFonts w:ascii="Wingdings" w:hAnsi="Wingdings" w:hint="default"/>
+        <w:sz w:val="20"/>
+      </w:rPr>
+    </w:lvl>
+    <w:lvl w:ilvl="4" w:tentative="1">
+      <w:start w:val="1"/>
+      <w:numFmt w:val="bullet"/>
+      <w:lvlText w:val=""/>
+      <w:lvlJc w:val="left"/>
+      <w:pPr>
+        <w:tabs>
+          <w:tab w:val="num" w:pos="3600"/>
+        </w:tabs>
+        <w:ind w:left="3600" w:hanging="360"/>
+      </w:pPr>
+      <w:rPr>
+        <w:rFonts w:ascii="Wingdings" w:hAnsi="Wingdings" w:hint="default"/>
+        <w:sz w:val="20"/>
+      </w:rPr>
+    </w:lvl>
+    <w:lvl w:ilvl="5" w:tentative="1">
+      <w:start w:val="1"/>
+      <w:numFmt w:val="bullet"/>
+      <w:lvlText w:val=""/>
+      <w:lvlJc w:val="left"/>
+      <w:pPr>
+        <w:tabs>
+          <w:tab w:val="num" w:pos="4320"/>
+        </w:tabs>
+        <w:ind w:left="4320" w:hanging="360"/>
+      </w:pPr>
+      <w:rPr>
+        <w:rFonts w:ascii="Wingdings" w:hAnsi="Wingdings" w:hint="default"/>
+        <w:sz w:val="20"/>
+      </w:rPr>
+    </w:lvl>
+    <w:lvl w:ilvl="6" w:tentative="1">
+      <w:start w:val="1"/>
+      <w:numFmt w:val="bullet"/>
+      <w:lvlText w:val=""/>
+      <w:lvlJc w:val="left"/>
+      <w:pPr>
+        <w:tabs>
+          <w:tab w:val="num" w:pos="5040"/>
+        </w:tabs>
+        <w:ind w:left="5040" w:hanging="360"/>
+      </w:pPr>
+      <w:rPr>
+        <w:rFonts w:ascii="Wingdings" w:hAnsi="Wingdings" w:hint="default"/>
+        <w:sz w:val="20"/>
+      </w:rPr>
+    </w:lvl>
+    <w:lvl w:ilvl="7" w:tentative="1">
+      <w:start w:val="1"/>
+      <w:numFmt w:val="bullet"/>
+      <w:lvlText w:val=""/>
+      <w:lvlJc w:val="left"/>
+      <w:pPr>
+        <w:tabs>
+          <w:tab w:val="num" w:pos="5760"/>
+        </w:tabs>
+        <w:ind w:left="5760" w:hanging="360"/>
+      </w:pPr>
+      <w:rPr>
+        <w:rFonts w:ascii="Wingdings" w:hAnsi="Wingdings" w:hint="default"/>
+        <w:sz w:val="20"/>
+      </w:rPr>
+    </w:lvl>
+    <w:lvl w:ilvl="8" w:tentative="1">
+      <w:start w:val="1"/>
+      <w:numFmt w:val="bullet"/>
+      <w:lvlText w:val=""/>
+      <w:lvlJc w:val="left"/>
+      <w:pPr>
+        <w:tabs>
+          <w:tab w:val="num" w:pos="6480"/>
+        </w:tabs>
+        <w:ind w:left="6480" w:hanging="360"/>
+      </w:pPr>
+      <w:rPr>
+        <w:rFonts w:ascii="Wingdings" w:hAnsi="Wingdings" w:hint="default"/>
+        <w:sz w:val="20"/>
+      </w:rPr>
+    </w:lvl>
+  </w:abstractNum>
+  <w:abstractNum w:abstractNumId="2" w15:restartNumberingAfterBreak="0">
+    <w:nsid w:val="55CD5AA9"/>
+    <w:multiLevelType w:val="multilevel"/>
+    <w:tmpl w:val="A0427E30"/>
+    <w:lvl w:ilvl="0">
+      <w:start w:val="1"/>
+      <w:numFmt w:val="decimal"/>
+      <w:lvlText w:val="%1."/>
+      <w:lvlJc w:val="left"/>
+      <w:pPr>
+        <w:tabs>
+          <w:tab w:val="num" w:pos="720"/>
+        </w:tabs>
+        <w:ind w:left="720" w:hanging="360"/>
+      </w:pPr>
+    </w:lvl>
+    <w:lvl w:ilvl="1" w:tentative="1">
+      <w:start w:val="1"/>
+      <w:numFmt w:val="decimal"/>
+      <w:lvlText w:val="%2."/>
+      <w:lvlJc w:val="left"/>
+      <w:pPr>
+        <w:tabs>
+          <w:tab w:val="num" w:pos="1440"/>
+        </w:tabs>
+        <w:ind w:left="1440" w:hanging="360"/>
+      </w:pPr>
+    </w:lvl>
+    <w:lvl w:ilvl="2" w:tentative="1">
+      <w:start w:val="1"/>
+      <w:numFmt w:val="decimal"/>
+      <w:lvlText w:val="%3."/>
+      <w:lvlJc w:val="left"/>
+      <w:pPr>
+        <w:tabs>
+          <w:tab w:val="num" w:pos="2160"/>
+        </w:tabs>
+        <w:ind w:left="2160" w:hanging="360"/>
+      </w:pPr>
+    </w:lvl>
+    <w:lvl w:ilvl="3" w:tentative="1">
+      <w:start w:val="1"/>
+      <w:numFmt w:val="decimal"/>
+      <w:lvlText w:val="%4."/>
+      <w:lvlJc w:val="left"/>
+      <w:pPr>
+        <w:tabs>
+          <w:tab w:val="num" w:pos="2880"/>
+        </w:tabs>
+        <w:ind w:left="2880" w:hanging="360"/>
+      </w:pPr>
+    </w:lvl>
+    <w:lvl w:ilvl="4" w:tentative="1">
+      <w:start w:val="1"/>
+      <w:numFmt w:val="decimal"/>
+      <w:lvlText w:val="%5."/>
+      <w:lvlJc w:val="left"/>
+      <w:pPr>
+        <w:tabs>
+          <w:tab w:val="num" w:pos="3600"/>
+        </w:tabs>
+        <w:ind w:left="3600" w:hanging="360"/>
+      </w:pPr>
+    </w:lvl>
+    <w:lvl w:ilvl="5" w:tentative="1">
+      <w:start w:val="1"/>
+      <w:numFmt w:val="decimal"/>
+      <w:lvlText w:val="%6."/>
+      <w:lvlJc w:val="left"/>
+      <w:pPr>
+        <w:tabs>
+          <w:tab w:val="num" w:pos="4320"/>
+        </w:tabs>
+        <w:ind w:left="4320" w:hanging="360"/>
+      </w:pPr>
+    </w:lvl>
+    <w:lvl w:ilvl="6" w:tentative="1">
+      <w:start w:val="1"/>
+      <w:numFmt w:val="decimal"/>
+      <w:lvlText w:val="%7."/>
+      <w:lvlJc w:val="left"/>
+      <w:pPr>
+        <w:tabs>
+          <w:tab w:val="num" w:pos="5040"/>
+        </w:tabs>
+        <w:ind w:left="5040" w:hanging="360"/>
+      </w:pPr>
+    </w:lvl>
+    <w:lvl w:ilvl="7" w:tentative="1">
+      <w:start w:val="1"/>
+      <w:numFmt w:val="decimal"/>
+      <w:lvlText w:val="%8."/>
+      <w:lvlJc w:val="left"/>
+      <w:pPr>
+        <w:tabs>
+          <w:tab w:val="num" w:pos="5760"/>
+        </w:tabs>
+        <w:ind w:left="5760" w:hanging="360"/>
+      </w:pPr>
+    </w:lvl>
+    <w:lvl w:ilvl="8" w:tentative="1">
+      <w:start w:val="1"/>
+      <w:numFmt w:val="decimal"/>
+      <w:lvlText w:val="%9."/>
+      <w:lvlJc w:val="left"/>
+      <w:pPr>
+        <w:tabs>
+          <w:tab w:val="num" w:pos="6480"/>
+        </w:tabs>
+        <w:ind w:left="6480" w:hanging="360"/>
+      </w:pPr>
+    </w:lvl>
+  </w:abstractNum>
+  <w:abstractNum w:abstractNumId="3" w15:restartNumberingAfterBreak="0">
+    <w:nsid w:val="5D2F1BD9"/>
+    <w:multiLevelType w:val="hybridMultilevel"/>
+    <w:tmpl w:val="18B89D0A"/>
+    <w:lvl w:ilvl="0" w:tplc="04090001">
+      <w:start w:val="1"/>
+      <w:numFmt w:val="bullet"/>
+      <w:lvlText w:val=""/>
+      <w:lvlJc w:val="left"/>
+      <w:pPr>
+        <w:ind w:left="1440" w:hanging="360"/>
+      </w:pPr>
+      <w:rPr>
+        <w:rFonts w:ascii="Symbol" w:hAnsi="Symbol" w:hint="default"/>
+      </w:rPr>
+    </w:lvl>
+    <w:lvl w:ilvl="1" w:tplc="04090003" w:tentative="1">
+      <w:start w:val="1"/>
+      <w:numFmt w:val="bullet"/>
+      <w:lvlText w:val="o"/>
+      <w:lvlJc w:val="left"/>
+      <w:pPr>
+        <w:ind w:left="2160" w:hanging="360"/>
+      </w:pPr>
+      <w:rPr>
+        <w:rFonts w:ascii="Courier New" w:hAnsi="Courier New" w:cs="Courier New" w:hint="default"/>
+      </w:rPr>
+    </w:lvl>
+    <w:lvl w:ilvl="2" w:tplc="04090005" w:tentative="1">
+      <w:start w:val="1"/>
+      <w:numFmt w:val="bullet"/>
+      <w:lvlText w:val=""/>
+      <w:lvlJc w:val="left"/>
+      <w:pPr>
+        <w:ind w:left="2880" w:hanging="360"/>
+      </w:pPr>
+      <w:rPr>
+        <w:rFonts w:ascii="Wingdings" w:hAnsi="Wingdings" w:hint="default"/>
+      </w:rPr>
+    </w:lvl>
+    <w:lvl w:ilvl="3" w:tplc="04090001" w:tentative="1">
+      <w:start w:val="1"/>
+      <w:numFmt w:val="bullet"/>
+      <w:lvlText w:val=""/>
+      <w:lvlJc w:val="left"/>
+      <w:pPr>
+        <w:ind w:left="3600" w:hanging="360"/>
+      </w:pPr>
+      <w:rPr>
+        <w:rFonts w:ascii="Symbol" w:hAnsi="Symbol" w:hint="default"/>
+      </w:rPr>
+    </w:lvl>
+    <w:lvl w:ilvl="4" w:tplc="04090003" w:tentative="1">
+      <w:start w:val="1"/>
+      <w:numFmt w:val="bullet"/>
+      <w:lvlText w:val="o"/>
+      <w:lvlJc w:val="left"/>
+      <w:pPr>
+        <w:ind w:left="4320" w:hanging="360"/>
+      </w:pPr>
+      <w:rPr>
+        <w:rFonts w:ascii="Courier New" w:hAnsi="Courier New" w:cs="Courier New" w:hint="default"/>
+      </w:rPr>
+    </w:lvl>
+    <w:lvl w:ilvl="5" w:tplc="04090005" w:tentative="1">
+      <w:start w:val="1"/>
+      <w:numFmt w:val="bullet"/>
+      <w:lvlText w:val=""/>
+      <w:lvlJc w:val="left"/>
+      <w:pPr>
+        <w:ind w:left="5040" w:hanging="360"/>
+      </w:pPr>
+      <w:rPr>
+        <w:rFonts w:ascii="Wingdings" w:hAnsi="Wingdings" w:hint="default"/>
+      </w:rPr>
+    </w:lvl>
+    <w:lvl w:ilvl="6" w:tplc="04090001" w:tentative="1">
+      <w:start w:val="1"/>
+      <w:numFmt w:val="bullet"/>
+      <w:lvlText w:val=""/>
+      <w:lvlJc w:val="left"/>
+      <w:pPr>
+        <w:ind w:left="5760" w:hanging="360"/>
+      </w:pPr>
+      <w:rPr>
+        <w:rFonts w:ascii="Symbol" w:hAnsi="Symbol" w:hint="default"/>
+      </w:rPr>
+    </w:lvl>
+    <w:lvl w:ilvl="7" w:tplc="04090003" w:tentative="1">
+      <w:start w:val="1"/>
+      <w:numFmt w:val="bullet"/>
+      <w:lvlText w:val="o"/>
+      <w:lvlJc w:val="left"/>
+      <w:pPr>
+        <w:ind w:left="6480" w:hanging="360"/>
+      </w:pPr>
+      <w:rPr>
+        <w:rFonts w:ascii="Courier New" w:hAnsi="Courier New" w:cs="Courier New" w:hint="default"/>
+      </w:rPr>
+    </w:lvl>
+    <w:lvl w:ilvl="8" w:tplc="04090005" w:tentative="1">
+      <w:start w:val="1"/>
+      <w:numFmt w:val="bullet"/>
+      <w:lvlText w:val=""/>
+      <w:lvlJc w:val="left"/>
+      <w:pPr>
+        <w:ind w:left="7200" w:hanging="360"/>
+      </w:pPr>
+      <w:rPr>
+        <w:rFonts w:ascii="Wingdings" w:hAnsi="Wingdings" w:hint="default"/>
+      </w:rPr>
+    </w:lvl>
+  </w:abstractNum>
+  <w:abstractNum w:abstractNumId="4" w15:restartNumberingAfterBreak="0">
     <w:nsid w:val="698C69FD"/>
     <w:multiLevelType w:val="hybridMultilevel"/>
     <w:tmpl w:val="B8982DBE"/>
@@ -1244,11 +3531,115 @@
       </w:pPr>
     </w:lvl>
   </w:abstractNum>
+  <w:abstractNum w:abstractNumId="5" w15:restartNumberingAfterBreak="0">
+    <w:nsid w:val="7F716ECD"/>
+    <w:multiLevelType w:val="hybridMultilevel"/>
+    <w:tmpl w:val="7EFC19B2"/>
+    <w:lvl w:ilvl="0" w:tplc="2D382CAE">
+      <w:start w:val="1"/>
+      <w:numFmt w:val="lowerLetter"/>
+      <w:lvlText w:val="%1."/>
+      <w:lvlJc w:val="left"/>
+      <w:pPr>
+        <w:ind w:left="1080" w:hanging="360"/>
+      </w:pPr>
+      <w:rPr>
+        <w:rFonts w:hint="default"/>
+      </w:rPr>
+    </w:lvl>
+    <w:lvl w:ilvl="1" w:tplc="04090019" w:tentative="1">
+      <w:start w:val="1"/>
+      <w:numFmt w:val="lowerLetter"/>
+      <w:lvlText w:val="%2."/>
+      <w:lvlJc w:val="left"/>
+      <w:pPr>
+        <w:ind w:left="1800" w:hanging="360"/>
+      </w:pPr>
+    </w:lvl>
+    <w:lvl w:ilvl="2" w:tplc="0409001B" w:tentative="1">
+      <w:start w:val="1"/>
+      <w:numFmt w:val="lowerRoman"/>
+      <w:lvlText w:val="%3."/>
+      <w:lvlJc w:val="right"/>
+      <w:pPr>
+        <w:ind w:left="2520" w:hanging="180"/>
+      </w:pPr>
+    </w:lvl>
+    <w:lvl w:ilvl="3" w:tplc="0409000F" w:tentative="1">
+      <w:start w:val="1"/>
+      <w:numFmt w:val="decimal"/>
+      <w:lvlText w:val="%4."/>
+      <w:lvlJc w:val="left"/>
+      <w:pPr>
+        <w:ind w:left="3240" w:hanging="360"/>
+      </w:pPr>
+    </w:lvl>
+    <w:lvl w:ilvl="4" w:tplc="04090019" w:tentative="1">
+      <w:start w:val="1"/>
+      <w:numFmt w:val="lowerLetter"/>
+      <w:lvlText w:val="%5."/>
+      <w:lvlJc w:val="left"/>
+      <w:pPr>
+        <w:ind w:left="3960" w:hanging="360"/>
+      </w:pPr>
+    </w:lvl>
+    <w:lvl w:ilvl="5" w:tplc="0409001B" w:tentative="1">
+      <w:start w:val="1"/>
+      <w:numFmt w:val="lowerRoman"/>
+      <w:lvlText w:val="%6."/>
+      <w:lvlJc w:val="right"/>
+      <w:pPr>
+        <w:ind w:left="4680" w:hanging="180"/>
+      </w:pPr>
+    </w:lvl>
+    <w:lvl w:ilvl="6" w:tplc="0409000F" w:tentative="1">
+      <w:start w:val="1"/>
+      <w:numFmt w:val="decimal"/>
+      <w:lvlText w:val="%7."/>
+      <w:lvlJc w:val="left"/>
+      <w:pPr>
+        <w:ind w:left="5400" w:hanging="360"/>
+      </w:pPr>
+    </w:lvl>
+    <w:lvl w:ilvl="7" w:tplc="04090019" w:tentative="1">
+      <w:start w:val="1"/>
+      <w:numFmt w:val="lowerLetter"/>
+      <w:lvlText w:val="%8."/>
+      <w:lvlJc w:val="left"/>
+      <w:pPr>
+        <w:ind w:left="6120" w:hanging="360"/>
+      </w:pPr>
+    </w:lvl>
+    <w:lvl w:ilvl="8" w:tplc="0409001B" w:tentative="1">
+      <w:start w:val="1"/>
+      <w:numFmt w:val="lowerRoman"/>
+      <w:lvlText w:val="%9."/>
+      <w:lvlJc w:val="right"/>
+      <w:pPr>
+        <w:ind w:left="6840" w:hanging="180"/>
+      </w:pPr>
+    </w:lvl>
+  </w:abstractNum>
   <w:num w:numId="1" w16cid:durableId="402223034">
-    <w:abstractNumId w:val="0"/>
+    <w:abstractNumId w:val="4"/>
     <w:lvlOverride w:ilvl="0">
       <w:startOverride w:val="1"/>
     </w:lvlOverride>
+  </w:num>
+  <w:num w:numId="2" w16cid:durableId="661153768">
+    <w:abstractNumId w:val="0"/>
+  </w:num>
+  <w:num w:numId="3" w16cid:durableId="1013188493">
+    <w:abstractNumId w:val="2"/>
+  </w:num>
+  <w:num w:numId="4" w16cid:durableId="1997761222">
+    <w:abstractNumId w:val="1"/>
+  </w:num>
+  <w:num w:numId="5" w16cid:durableId="804859108">
+    <w:abstractNumId w:val="3"/>
+  </w:num>
+  <w:num w:numId="6" w16cid:durableId="1121067640">
+    <w:abstractNumId w:val="5"/>
   </w:num>
 </w:numbering>
 </file>
@@ -1733,7 +4124,6 @@
   <w:style w:type="character" w:default="1" w:styleId="DefaultParagraphFont">
     <w:name w:val="Default Paragraph Font"/>
     <w:uiPriority w:val="1"/>
-    <w:semiHidden/>
     <w:unhideWhenUsed/>
   </w:style>
   <w:style w:type="table" w:default="1" w:styleId="TableNormal">
@@ -1840,6 +4230,64 @@
       <w:sz w:val="20"/>
       <w:szCs w:val="20"/>
     </w:rPr>
+  </w:style>
+  <w:style w:type="table" w:styleId="TableGrid">
+    <w:name w:val="Table Grid"/>
+    <w:basedOn w:val="TableNormal"/>
+    <w:uiPriority w:val="39"/>
+    <w:rsid w:val="0098002E"/>
+    <w:tblPr>
+      <w:tblBorders>
+        <w:top w:val="single" w:sz="4" w:space="0" w:color="auto"/>
+        <w:left w:val="single" w:sz="4" w:space="0" w:color="auto"/>
+        <w:bottom w:val="single" w:sz="4" w:space="0" w:color="auto"/>
+        <w:right w:val="single" w:sz="4" w:space="0" w:color="auto"/>
+        <w:insideH w:val="single" w:sz="4" w:space="0" w:color="auto"/>
+        <w:insideV w:val="single" w:sz="4" w:space="0" w:color="auto"/>
+      </w:tblBorders>
+    </w:tblPr>
+  </w:style>
+  <w:style w:type="paragraph" w:styleId="Header">
+    <w:name w:val="header"/>
+    <w:basedOn w:val="Normal"/>
+    <w:link w:val="HeaderChar"/>
+    <w:uiPriority w:val="99"/>
+    <w:unhideWhenUsed/>
+    <w:rsid w:val="007D7387"/>
+    <w:pPr>
+      <w:tabs>
+        <w:tab w:val="center" w:pos="4680"/>
+        <w:tab w:val="right" w:pos="9360"/>
+      </w:tabs>
+    </w:pPr>
+  </w:style>
+  <w:style w:type="character" w:customStyle="1" w:styleId="HeaderChar">
+    <w:name w:val="Header Char"/>
+    <w:basedOn w:val="DefaultParagraphFont"/>
+    <w:link w:val="Header"/>
+    <w:uiPriority w:val="99"/>
+    <w:rsid w:val="007D7387"/>
+  </w:style>
+  <w:style w:type="paragraph" w:styleId="Footer">
+    <w:name w:val="footer"/>
+    <w:basedOn w:val="Normal"/>
+    <w:link w:val="FooterChar"/>
+    <w:uiPriority w:val="99"/>
+    <w:unhideWhenUsed/>
+    <w:rsid w:val="007D7387"/>
+    <w:pPr>
+      <w:tabs>
+        <w:tab w:val="center" w:pos="4680"/>
+        <w:tab w:val="right" w:pos="9360"/>
+      </w:tabs>
+    </w:pPr>
+  </w:style>
+  <w:style w:type="character" w:customStyle="1" w:styleId="FooterChar">
+    <w:name w:val="Footer Char"/>
+    <w:basedOn w:val="DefaultParagraphFont"/>
+    <w:link w:val="Footer"/>
+    <w:uiPriority w:val="99"/>
+    <w:rsid w:val="007D7387"/>
   </w:style>
 </w:styles>
 </file>
@@ -2137,4 +4585,16 @@
     </a:ext>
   </a:extLst>
 </a:theme>
+</file>
+
+<file path=customXml/item1.xml><?xml version="1.0" encoding="utf-8"?>
+<b:Sources xmlns:b="http://schemas.openxmlformats.org/officeDocument/2006/bibliography" xmlns="http://schemas.openxmlformats.org/officeDocument/2006/bibliography" SelectedStyle="\APASixthEditionOfficeOnline.xsl" StyleName="APA" Version="6"/>
+</file>
+
+<file path=customXml/itemProps1.xml><?xml version="1.0" encoding="utf-8"?>
+<ds:datastoreItem xmlns:ds="http://schemas.openxmlformats.org/officeDocument/2006/customXml" ds:itemID="{C548D881-8DF0-4C18-9847-9DC021D58FA2}">
+  <ds:schemaRefs>
+    <ds:schemaRef ds:uri="http://schemas.openxmlformats.org/officeDocument/2006/bibliography"/>
+  </ds:schemaRefs>
+</ds:datastoreItem>
 </file>
--- a/public/templates/Template_Soal_Tabel.docx
+++ b/public/templates/Template_Soal_Tabel.docx
@@ -263,7 +263,25 @@
           <w:sz w:val="18"/>
           <w:szCs w:val="18"/>
         </w:rPr>
-        <w:t>Bandara Sultan Iskandar Muda Km.12,5, Aceh Besar 23360</w:t>
+        <w:t xml:space="preserve">Bandara Sultan Iskandar Muda Km.12,5, Aceh </w:t>
+      </w:r>
+      <w:proofErr w:type="spellStart"/>
+      <w:r>
+        <w:rPr>
+          <w:rFonts w:ascii="Arial" w:hAnsi="Arial" w:cs="Arial"/>
+          <w:sz w:val="18"/>
+          <w:szCs w:val="18"/>
+        </w:rPr>
+        <w:t>Besar</w:t>
+      </w:r>
+      <w:proofErr w:type="spellEnd"/>
+      <w:r>
+        <w:rPr>
+          <w:rFonts w:ascii="Arial" w:hAnsi="Arial" w:cs="Arial"/>
+          <w:sz w:val="18"/>
+          <w:szCs w:val="18"/>
+        </w:rPr>
+        <w:t xml:space="preserve"> 23360</w:t>
       </w:r>
     </w:p>
     <w:p>
@@ -305,13 +323,23 @@
           <w:u w:val="single"/>
         </w:rPr>
       </w:pPr>
+      <w:proofErr w:type="spellStart"/>
       <w:r>
         <w:rPr>
           <w:rFonts w:ascii="Arial" w:hAnsi="Arial" w:cs="Arial"/>
           <w:sz w:val="18"/>
           <w:szCs w:val="18"/>
         </w:rPr>
-        <w:t xml:space="preserve">Laman: </w:t>
+        <w:t>Laman</w:t>
+      </w:r>
+      <w:proofErr w:type="spellEnd"/>
+      <w:r>
+        <w:rPr>
+          <w:rFonts w:ascii="Arial" w:hAnsi="Arial" w:cs="Arial"/>
+          <w:sz w:val="18"/>
+          <w:szCs w:val="18"/>
+        </w:rPr>
+        <w:t xml:space="preserve">: </w:t>
       </w:r>
       <w:hyperlink r:id="rId10" w:history="1">
         <w:r>
@@ -340,16 +368,31 @@
         </w:rPr>
         <w:t>Pos-el:</w:t>
       </w:r>
-      <w:hyperlink r:id="rId11" w:history="1">
-        <w:r>
-          <w:rPr>
-            <w:rFonts w:ascii="Arial" w:hAnsi="Arial" w:cs="Arial"/>
-            <w:sz w:val="18"/>
-            <w:szCs w:val="18"/>
-          </w:rPr>
-          <w:t xml:space="preserve"> info@sman-modalbangsa.sch.id</w:t>
-        </w:r>
-      </w:hyperlink>
+      <w:r>
+        <w:fldChar w:fldCharType="begin"/>
+      </w:r>
+      <w:r>
+        <w:instrText>HYPERLINK "mailto:%20info@sman-modalbangsa.sch.id"</w:instrText>
+      </w:r>
+      <w:r>
+        <w:fldChar w:fldCharType="separate"/>
+      </w:r>
+      <w:r>
+        <w:rPr>
+          <w:rFonts w:ascii="Arial" w:hAnsi="Arial" w:cs="Arial"/>
+          <w:sz w:val="18"/>
+          <w:szCs w:val="18"/>
+        </w:rPr>
+        <w:t xml:space="preserve"> info@sman-modalbangsa.sch.id</w:t>
+      </w:r>
+      <w:r>
+        <w:rPr>
+          <w:rFonts w:ascii="Arial" w:hAnsi="Arial" w:cs="Arial"/>
+          <w:sz w:val="18"/>
+          <w:szCs w:val="18"/>
+        </w:rPr>
+        <w:fldChar w:fldCharType="end"/>
+      </w:r>
     </w:p>
     <w:bookmarkEnd w:id="0"/>
     <w:p>
@@ -502,8 +545,13 @@
           </w:tcPr>
           <w:p>
             <w:r>
-              <w:t>Nama lengkap</w:t>
-            </w:r>
+              <w:t xml:space="preserve">Nama </w:t>
+            </w:r>
+            <w:proofErr w:type="spellStart"/>
+            <w:r>
+              <w:t>lengkap</w:t>
+            </w:r>
+            <w:proofErr w:type="spellEnd"/>
           </w:p>
         </w:tc>
         <w:tc>
@@ -553,8 +601,21 @@
           </w:tcPr>
           <w:p>
             <w:r>
-              <w:t>Isi nama mapel</w:t>
-            </w:r>
+              <w:t xml:space="preserve">Isi </w:t>
+            </w:r>
+            <w:proofErr w:type="spellStart"/>
+            <w:r>
+              <w:t>nama</w:t>
+            </w:r>
+            <w:proofErr w:type="spellEnd"/>
+            <w:r>
+              <w:t xml:space="preserve"> </w:t>
+            </w:r>
+            <w:proofErr w:type="spellStart"/>
+            <w:r>
+              <w:t>mapel</w:t>
+            </w:r>
+            <w:proofErr w:type="spellEnd"/>
           </w:p>
         </w:tc>
       </w:tr>
@@ -573,6 +634,7 @@
                 <w:bCs/>
               </w:rPr>
             </w:pPr>
+            <w:proofErr w:type="spellStart"/>
             <w:r>
               <w:rPr>
                 <w:b/>
@@ -580,6 +642,7 @@
               </w:rPr>
               <w:t>Kelas</w:t>
             </w:r>
+            <w:proofErr w:type="spellEnd"/>
           </w:p>
         </w:tc>
         <w:tc>
@@ -688,7 +751,7 @@
                 <w:b/>
                 <w:bCs/>
               </w:rPr>
-              <w:t>Kode Literasi</w:t>
+              <w:t>LIT-1</w:t>
             </w:r>
           </w:p>
         </w:tc>
@@ -698,12 +761,1164 @@
           </w:tcPr>
           <w:p>
             <w:r>
-              <w:t xml:space="preserve">Contoh </w:t>
-            </w:r>
-            <w:r>
-              <w:t>Isi Literasi</w:t>
-            </w:r>
-          </w:p>
+              <w:t xml:space="preserve">Pak Rahmat </w:t>
+            </w:r>
+            <w:proofErr w:type="spellStart"/>
+            <w:r>
+              <w:t>adalah</w:t>
+            </w:r>
+            <w:proofErr w:type="spellEnd"/>
+            <w:r>
+              <w:t xml:space="preserve"> </w:t>
+            </w:r>
+            <w:proofErr w:type="spellStart"/>
+            <w:r>
+              <w:t>seorang</w:t>
+            </w:r>
+            <w:proofErr w:type="spellEnd"/>
+            <w:r>
+              <w:t xml:space="preserve"> Wakil </w:t>
+            </w:r>
+            <w:proofErr w:type="spellStart"/>
+            <w:r>
+              <w:t>Kepala</w:t>
+            </w:r>
+            <w:proofErr w:type="spellEnd"/>
+            <w:r>
+              <w:t xml:space="preserve"> </w:t>
+            </w:r>
+            <w:proofErr w:type="spellStart"/>
+            <w:r>
+              <w:t>Sekolah</w:t>
+            </w:r>
+            <w:proofErr w:type="spellEnd"/>
+            <w:r>
+              <w:t xml:space="preserve"> </w:t>
+            </w:r>
+            <w:proofErr w:type="spellStart"/>
+            <w:r>
+              <w:t>bidang</w:t>
+            </w:r>
+            <w:proofErr w:type="spellEnd"/>
+            <w:r>
+              <w:t xml:space="preserve"> </w:t>
+            </w:r>
+            <w:proofErr w:type="spellStart"/>
+            <w:r>
+              <w:t>sarana</w:t>
+            </w:r>
+            <w:proofErr w:type="spellEnd"/>
+            <w:r>
+              <w:t xml:space="preserve"> </w:t>
+            </w:r>
+            <w:proofErr w:type="spellStart"/>
+            <w:r>
+              <w:t>prasana</w:t>
+            </w:r>
+            <w:proofErr w:type="spellEnd"/>
+            <w:r>
+              <w:t xml:space="preserve"> di </w:t>
+            </w:r>
+            <w:proofErr w:type="spellStart"/>
+            <w:r>
+              <w:t>sekolah</w:t>
+            </w:r>
+            <w:proofErr w:type="spellEnd"/>
+            <w:r>
+              <w:t xml:space="preserve"> SMA Negeri Modal </w:t>
+            </w:r>
+            <w:proofErr w:type="spellStart"/>
+            <w:r>
+              <w:t>Bangsa</w:t>
+            </w:r>
+            <w:proofErr w:type="spellEnd"/>
+            <w:r>
+              <w:t xml:space="preserve"> yang </w:t>
+            </w:r>
+            <w:proofErr w:type="spellStart"/>
+            <w:r>
+              <w:t>sedang</w:t>
+            </w:r>
+            <w:proofErr w:type="spellEnd"/>
+            <w:r>
+              <w:t xml:space="preserve"> </w:t>
+            </w:r>
+            <w:proofErr w:type="spellStart"/>
+            <w:r>
+              <w:t>merencanakan</w:t>
+            </w:r>
+            <w:proofErr w:type="spellEnd"/>
+            <w:r>
+              <w:t xml:space="preserve"> </w:t>
+            </w:r>
+            <w:proofErr w:type="spellStart"/>
+            <w:r>
+              <w:t>perbaikan</w:t>
+            </w:r>
+            <w:proofErr w:type="spellEnd"/>
+            <w:r>
+              <w:t xml:space="preserve"> </w:t>
+            </w:r>
+            <w:proofErr w:type="spellStart"/>
+            <w:r>
+              <w:t>lantai</w:t>
+            </w:r>
+            <w:proofErr w:type="spellEnd"/>
+            <w:r>
+              <w:t xml:space="preserve"> di dua </w:t>
+            </w:r>
+            <w:proofErr w:type="spellStart"/>
+            <w:r>
+              <w:t>barak</w:t>
+            </w:r>
+            <w:proofErr w:type="spellEnd"/>
+            <w:r>
+              <w:t xml:space="preserve"> yang </w:t>
+            </w:r>
+            <w:proofErr w:type="spellStart"/>
+            <w:r>
+              <w:t>berbeda</w:t>
+            </w:r>
+            <w:proofErr w:type="spellEnd"/>
+            <w:r>
+              <w:t xml:space="preserve"> </w:t>
+            </w:r>
+            <w:proofErr w:type="spellStart"/>
+            <w:r>
+              <w:t>yaitu</w:t>
+            </w:r>
+            <w:proofErr w:type="spellEnd"/>
+            <w:r>
+              <w:t xml:space="preserve"> </w:t>
+            </w:r>
+            <w:proofErr w:type="spellStart"/>
+            <w:r>
+              <w:t>barak</w:t>
+            </w:r>
+            <w:proofErr w:type="spellEnd"/>
+            <w:r>
+              <w:t xml:space="preserve"> </w:t>
+            </w:r>
+            <w:proofErr w:type="spellStart"/>
+            <w:r>
+              <w:t>Pocut</w:t>
+            </w:r>
+            <w:proofErr w:type="spellEnd"/>
+            <w:r>
+              <w:t xml:space="preserve"> Baren dan </w:t>
+            </w:r>
+            <w:proofErr w:type="spellStart"/>
+            <w:r>
+              <w:t>Pocut</w:t>
+            </w:r>
+            <w:proofErr w:type="spellEnd"/>
+            <w:r>
+              <w:t xml:space="preserve"> </w:t>
+            </w:r>
+            <w:proofErr w:type="spellStart"/>
+            <w:r>
+              <w:t>Mirah</w:t>
+            </w:r>
+            <w:proofErr w:type="spellEnd"/>
+            <w:r>
+              <w:t xml:space="preserve"> Gambang. </w:t>
+            </w:r>
+            <w:proofErr w:type="spellStart"/>
+            <w:r>
+              <w:t>Ia</w:t>
+            </w:r>
+            <w:proofErr w:type="spellEnd"/>
+            <w:r>
+              <w:t xml:space="preserve"> </w:t>
+            </w:r>
+            <w:proofErr w:type="spellStart"/>
+            <w:r>
+              <w:t>ingin</w:t>
+            </w:r>
+            <w:proofErr w:type="spellEnd"/>
+            <w:r>
+              <w:t xml:space="preserve"> </w:t>
+            </w:r>
+            <w:proofErr w:type="spellStart"/>
+            <w:r>
+              <w:t>menggunakan</w:t>
+            </w:r>
+            <w:proofErr w:type="spellEnd"/>
+            <w:r>
+              <w:t xml:space="preserve"> </w:t>
+            </w:r>
+            <w:proofErr w:type="spellStart"/>
+            <w:r>
+              <w:t>ubin</w:t>
+            </w:r>
+            <w:proofErr w:type="spellEnd"/>
+            <w:r>
+              <w:t xml:space="preserve"> </w:t>
+            </w:r>
+            <w:proofErr w:type="spellStart"/>
+            <w:r>
+              <w:t>keramik</w:t>
+            </w:r>
+            <w:proofErr w:type="spellEnd"/>
+            <w:r>
+              <w:t xml:space="preserve"> </w:t>
+            </w:r>
+            <w:proofErr w:type="spellStart"/>
+            <w:r>
+              <w:t>berbentuk</w:t>
+            </w:r>
+            <w:proofErr w:type="spellEnd"/>
+            <w:r>
+              <w:t xml:space="preserve"> </w:t>
+            </w:r>
+            <w:proofErr w:type="spellStart"/>
+            <w:r>
+              <w:t>persegi</w:t>
+            </w:r>
+            <w:proofErr w:type="spellEnd"/>
+            <w:r>
+              <w:t xml:space="preserve"> </w:t>
+            </w:r>
+            <w:proofErr w:type="spellStart"/>
+            <w:r>
+              <w:t>dengan</w:t>
+            </w:r>
+            <w:proofErr w:type="spellEnd"/>
+            <w:r>
+              <w:t xml:space="preserve"> </w:t>
+            </w:r>
+            <w:proofErr w:type="spellStart"/>
+            <w:r>
+              <w:t>berbagai</w:t>
+            </w:r>
+            <w:proofErr w:type="spellEnd"/>
+            <w:r>
+              <w:t xml:space="preserve"> </w:t>
+            </w:r>
+            <w:proofErr w:type="spellStart"/>
+            <w:r>
+              <w:t>pilihan</w:t>
+            </w:r>
+            <w:proofErr w:type="spellEnd"/>
+            <w:r>
+              <w:t xml:space="preserve"> </w:t>
+            </w:r>
+            <w:proofErr w:type="spellStart"/>
+            <w:r>
+              <w:t>warna</w:t>
+            </w:r>
+            <w:proofErr w:type="spellEnd"/>
+            <w:r>
+              <w:t xml:space="preserve">. </w:t>
+            </w:r>
+            <w:proofErr w:type="spellStart"/>
+            <w:r>
+              <w:t>Setelah</w:t>
+            </w:r>
+            <w:proofErr w:type="spellEnd"/>
+            <w:r>
+              <w:t xml:space="preserve"> </w:t>
+            </w:r>
+            <w:proofErr w:type="spellStart"/>
+            <w:r>
+              <w:t>berdiskusi</w:t>
+            </w:r>
+            <w:proofErr w:type="spellEnd"/>
+            <w:r>
+              <w:t xml:space="preserve"> </w:t>
+            </w:r>
+            <w:proofErr w:type="spellStart"/>
+            <w:r>
+              <w:t>dengan</w:t>
+            </w:r>
+            <w:proofErr w:type="spellEnd"/>
+            <w:r>
+              <w:t xml:space="preserve"> </w:t>
+            </w:r>
+            <w:proofErr w:type="spellStart"/>
+            <w:r>
+              <w:t>tukang</w:t>
+            </w:r>
+            <w:proofErr w:type="spellEnd"/>
+            <w:r>
+              <w:t xml:space="preserve"> </w:t>
+            </w:r>
+            <w:proofErr w:type="spellStart"/>
+            <w:r>
+              <w:t>bangunan</w:t>
+            </w:r>
+            <w:proofErr w:type="spellEnd"/>
+            <w:r>
+              <w:t xml:space="preserve">, Pak Rahmat </w:t>
+            </w:r>
+            <w:proofErr w:type="spellStart"/>
+            <w:r>
+              <w:t>membuat</w:t>
+            </w:r>
+            <w:proofErr w:type="spellEnd"/>
+            <w:r>
+              <w:t xml:space="preserve"> </w:t>
+            </w:r>
+            <w:proofErr w:type="spellStart"/>
+            <w:r>
+              <w:t>catatan</w:t>
+            </w:r>
+            <w:proofErr w:type="spellEnd"/>
+            <w:r>
+              <w:t xml:space="preserve"> </w:t>
+            </w:r>
+            <w:proofErr w:type="spellStart"/>
+            <w:r>
+              <w:t>mengenai</w:t>
+            </w:r>
+            <w:proofErr w:type="spellEnd"/>
+            <w:r>
+              <w:t xml:space="preserve"> </w:t>
+            </w:r>
+            <w:proofErr w:type="spellStart"/>
+            <w:r>
+              <w:t>jumlah</w:t>
+            </w:r>
+            <w:proofErr w:type="spellEnd"/>
+            <w:r>
+              <w:t xml:space="preserve"> </w:t>
+            </w:r>
+            <w:proofErr w:type="spellStart"/>
+            <w:r>
+              <w:t>ubin</w:t>
+            </w:r>
+            <w:proofErr w:type="spellEnd"/>
+            <w:r>
+              <w:t xml:space="preserve"> yang </w:t>
+            </w:r>
+            <w:proofErr w:type="spellStart"/>
+            <w:r>
+              <w:t>dibutuhkan</w:t>
+            </w:r>
+            <w:proofErr w:type="spellEnd"/>
+            <w:r>
+              <w:t xml:space="preserve"> </w:t>
+            </w:r>
+            <w:proofErr w:type="spellStart"/>
+            <w:r>
+              <w:t>untuk</w:t>
+            </w:r>
+            <w:proofErr w:type="spellEnd"/>
+            <w:r>
+              <w:t xml:space="preserve"> </w:t>
+            </w:r>
+            <w:proofErr w:type="spellStart"/>
+            <w:r>
+              <w:t>setiap</w:t>
+            </w:r>
+            <w:proofErr w:type="spellEnd"/>
+            <w:r>
+              <w:t xml:space="preserve"> baris dan </w:t>
+            </w:r>
+            <w:proofErr w:type="spellStart"/>
+            <w:r>
+              <w:t>kolom</w:t>
+            </w:r>
+            <w:proofErr w:type="spellEnd"/>
+            <w:r>
+              <w:t xml:space="preserve"> di </w:t>
+            </w:r>
+            <w:proofErr w:type="spellStart"/>
+            <w:r>
+              <w:t>setiap</w:t>
+            </w:r>
+            <w:proofErr w:type="spellEnd"/>
+            <w:r>
+              <w:t xml:space="preserve"> </w:t>
+            </w:r>
+            <w:proofErr w:type="spellStart"/>
+            <w:r>
+              <w:t>kamar</w:t>
+            </w:r>
+            <w:proofErr w:type="spellEnd"/>
+            <w:r>
+              <w:t xml:space="preserve"> yang </w:t>
+            </w:r>
+            <w:proofErr w:type="spellStart"/>
+            <w:r>
+              <w:t>ada</w:t>
+            </w:r>
+            <w:proofErr w:type="spellEnd"/>
+            <w:r>
+              <w:t xml:space="preserve"> </w:t>
+            </w:r>
+            <w:proofErr w:type="spellStart"/>
+            <w:r>
+              <w:t>dibarak</w:t>
+            </w:r>
+            <w:proofErr w:type="spellEnd"/>
+            <w:r>
+              <w:t xml:space="preserve"> </w:t>
+            </w:r>
+            <w:proofErr w:type="spellStart"/>
+            <w:r>
+              <w:t>tersebut</w:t>
+            </w:r>
+            <w:proofErr w:type="spellEnd"/>
+            <w:r>
+              <w:t xml:space="preserve">. Barak </w:t>
+            </w:r>
+            <w:proofErr w:type="spellStart"/>
+            <w:r>
+              <w:t>Pocut</w:t>
+            </w:r>
+            <w:proofErr w:type="spellEnd"/>
+            <w:r>
+              <w:t xml:space="preserve"> Baren dan </w:t>
+            </w:r>
+            <w:proofErr w:type="spellStart"/>
+            <w:r>
+              <w:t>Pocut</w:t>
+            </w:r>
+            <w:proofErr w:type="spellEnd"/>
+            <w:r>
+              <w:t xml:space="preserve"> </w:t>
+            </w:r>
+            <w:proofErr w:type="spellStart"/>
+            <w:r>
+              <w:t>Mirah</w:t>
+            </w:r>
+            <w:proofErr w:type="spellEnd"/>
+            <w:r>
+              <w:t xml:space="preserve"> Gambang masing-masing </w:t>
+            </w:r>
+            <w:proofErr w:type="spellStart"/>
+            <w:r>
+              <w:t>terdiri</w:t>
+            </w:r>
+            <w:proofErr w:type="spellEnd"/>
+            <w:r>
+              <w:t xml:space="preserve"> </w:t>
+            </w:r>
+            <w:proofErr w:type="spellStart"/>
+            <w:r>
+              <w:t>dari</w:t>
+            </w:r>
+            <w:proofErr w:type="spellEnd"/>
+            <w:r>
+              <w:t xml:space="preserve"> 11 </w:t>
+            </w:r>
+            <w:proofErr w:type="spellStart"/>
+            <w:r>
+              <w:t>kamar</w:t>
+            </w:r>
+            <w:proofErr w:type="spellEnd"/>
+            <w:r>
+              <w:t xml:space="preserve"> dan </w:t>
+            </w:r>
+            <w:proofErr w:type="spellStart"/>
+            <w:r>
+              <w:t>semua</w:t>
+            </w:r>
+            <w:proofErr w:type="spellEnd"/>
+            <w:r>
+              <w:t xml:space="preserve"> </w:t>
+            </w:r>
+            <w:proofErr w:type="spellStart"/>
+            <w:r>
+              <w:t>kamar</w:t>
+            </w:r>
+            <w:proofErr w:type="spellEnd"/>
+            <w:r>
+              <w:t xml:space="preserve"> yang </w:t>
+            </w:r>
+            <w:proofErr w:type="spellStart"/>
+            <w:r>
+              <w:t>ada</w:t>
+            </w:r>
+            <w:proofErr w:type="spellEnd"/>
+            <w:r>
+              <w:t xml:space="preserve"> </w:t>
+            </w:r>
+            <w:proofErr w:type="spellStart"/>
+            <w:r>
+              <w:t>akan</w:t>
+            </w:r>
+            <w:proofErr w:type="spellEnd"/>
+            <w:r>
+              <w:t xml:space="preserve"> </w:t>
+            </w:r>
+            <w:proofErr w:type="spellStart"/>
+            <w:r>
+              <w:t>diperbaiki</w:t>
+            </w:r>
+            <w:proofErr w:type="spellEnd"/>
+            <w:r>
+              <w:t xml:space="preserve"> dan </w:t>
+            </w:r>
+            <w:proofErr w:type="spellStart"/>
+            <w:r>
+              <w:t>dipasang</w:t>
+            </w:r>
+            <w:proofErr w:type="spellEnd"/>
+            <w:r>
+              <w:t xml:space="preserve"> </w:t>
+            </w:r>
+            <w:proofErr w:type="spellStart"/>
+            <w:r>
+              <w:t>ubin</w:t>
+            </w:r>
+            <w:proofErr w:type="spellEnd"/>
+            <w:r>
+              <w:t xml:space="preserve"> </w:t>
+            </w:r>
+            <w:proofErr w:type="spellStart"/>
+            <w:r>
+              <w:t>keramik</w:t>
+            </w:r>
+            <w:proofErr w:type="spellEnd"/>
+            <w:r>
+              <w:t xml:space="preserve"> yang </w:t>
+            </w:r>
+            <w:proofErr w:type="spellStart"/>
+            <w:r>
+              <w:t>baru</w:t>
+            </w:r>
+            <w:proofErr w:type="spellEnd"/>
+            <w:r>
+              <w:t>.</w:t>
+            </w:r>
+          </w:p>
+          <w:p/>
+          <w:p>
+            <w:pPr>
+              <w:jc w:val="center"/>
+            </w:pPr>
+            <w:r>
+              <w:rPr>
+                <w:rFonts w:ascii="Arial" w:hAnsi="Arial" w:cs="Arial"/>
+                <w:b/>
+                <w:bCs/>
+                <w:noProof/>
+                <w:spacing w:val="100"/>
+                <w:sz w:val="28"/>
+                <w:szCs w:val="28"/>
+                <w:lang w:val="sv-SE"/>
+              </w:rPr>
+              <w:drawing>
+                <wp:inline distT="0" distB="0" distL="0" distR="0" wp14:anchorId="3C0AB8FE" wp14:editId="7FD86332">
+                  <wp:extent cx="847725" cy="866992"/>
+                  <wp:effectExtent l="0" t="0" r="0" b="9525"/>
+                  <wp:docPr id="7" name="Picture 7"/>
+                  <wp:cNvGraphicFramePr>
+                    <a:graphicFrameLocks xmlns:a="http://schemas.openxmlformats.org/drawingml/2006/main" noChangeAspect="1"/>
+                  </wp:cNvGraphicFramePr>
+                  <a:graphic xmlns:a="http://schemas.openxmlformats.org/drawingml/2006/main">
+                    <a:graphicData uri="http://schemas.openxmlformats.org/drawingml/2006/picture">
+                      <pic:pic xmlns:pic="http://schemas.openxmlformats.org/drawingml/2006/picture">
+                        <pic:nvPicPr>
+                          <pic:cNvPr id="0" name="Picture 1"/>
+                          <pic:cNvPicPr>
+                            <a:picLocks noChangeAspect="1" noChangeArrowheads="1"/>
+                          </pic:cNvPicPr>
+                        </pic:nvPicPr>
+                        <pic:blipFill>
+                          <a:blip r:embed="rId8" cstate="print">
+                            <a:extLst>
+                              <a:ext uri="{28A0092B-C50C-407E-A947-70E740481C1C}">
+                                <a14:useLocalDpi xmlns:a14="http://schemas.microsoft.com/office/drawing/2010/main" val="0"/>
+                              </a:ext>
+                            </a:extLst>
+                          </a:blip>
+                          <a:srcRect/>
+                          <a:stretch>
+                            <a:fillRect/>
+                          </a:stretch>
+                        </pic:blipFill>
+                        <pic:spPr bwMode="auto">
+                          <a:xfrm>
+                            <a:off x="0" y="0"/>
+                            <a:ext cx="847725" cy="866992"/>
+                          </a:xfrm>
+                          <a:prstGeom prst="rect">
+                            <a:avLst/>
+                          </a:prstGeom>
+                          <a:noFill/>
+                          <a:ln>
+                            <a:noFill/>
+                          </a:ln>
+                        </pic:spPr>
+                      </pic:pic>
+                    </a:graphicData>
+                  </a:graphic>
+                </wp:inline>
+              </w:drawing>
+            </w:r>
+          </w:p>
+          <w:p>
+            <w:pPr>
+              <w:tabs>
+                <w:tab w:val="center" w:pos="3789"/>
+                <w:tab w:val="left" w:pos="5808"/>
+              </w:tabs>
+            </w:pPr>
+            <w:r>
+              <w:tab/>
+            </w:r>
+            <w:proofErr w:type="spellStart"/>
+            <w:r>
+              <w:t>Tes</w:t>
+            </w:r>
+            <w:proofErr w:type="spellEnd"/>
+            <w:r>
+              <w:t xml:space="preserve"> support upload </w:t>
+            </w:r>
+            <w:proofErr w:type="spellStart"/>
+            <w:r>
+              <w:t>gambar</w:t>
+            </w:r>
+            <w:proofErr w:type="spellEnd"/>
+            <w:r>
+              <w:t xml:space="preserve"> di </w:t>
+            </w:r>
+            <w:proofErr w:type="spellStart"/>
+            <w:r>
+              <w:t>literasi</w:t>
+            </w:r>
+            <w:proofErr w:type="spellEnd"/>
+          </w:p>
+          <w:p>
+            <w:pPr>
+              <w:jc w:val="center"/>
+            </w:pPr>
+          </w:p>
+          <w:tbl>
+            <w:tblPr>
+              <w:tblStyle w:val="TableGrid"/>
+              <w:tblW w:w="0" w:type="auto"/>
+              <w:tblInd w:w="360" w:type="dxa"/>
+              <w:tblLook w:val="04A0" w:firstRow="1" w:lastRow="0" w:firstColumn="1" w:lastColumn="0" w:noHBand="0" w:noVBand="1"/>
+            </w:tblPr>
+            <w:tblGrid>
+              <w:gridCol w:w="1097"/>
+              <w:gridCol w:w="4898"/>
+            </w:tblGrid>
+            <w:tr>
+              <w:tc>
+                <w:tcPr>
+                  <w:tcW w:w="5995" w:type="dxa"/>
+                  <w:gridSpan w:val="2"/>
+                </w:tcPr>
+                <w:p>
+                  <w:pPr>
+                    <w:pStyle w:val="ListParagraph"/>
+                    <w:jc w:val="center"/>
+                  </w:pPr>
+                  <w:r>
+                    <w:t xml:space="preserve">Barak </w:t>
+                  </w:r>
+                  <w:proofErr w:type="spellStart"/>
+                  <w:r>
+                    <w:t>Pocut</w:t>
+                  </w:r>
+                  <w:proofErr w:type="spellEnd"/>
+                  <w:r>
+                    <w:t xml:space="preserve"> Baren</w:t>
+                  </w:r>
+                </w:p>
+              </w:tc>
+            </w:tr>
+            <w:tr>
+              <w:tc>
+                <w:tcPr>
+                  <w:tcW w:w="1097" w:type="dxa"/>
+                </w:tcPr>
+                <w:p>
+                  <w:pPr>
+                    <w:pStyle w:val="ListParagraph"/>
+                  </w:pPr>
+                  <w:r>
+                    <w:t>Baris 1</w:t>
+                  </w:r>
+                </w:p>
+              </w:tc>
+              <w:tc>
+                <w:tcPr>
+                  <w:tcW w:w="4898" w:type="dxa"/>
+                  <w:vAlign w:val="center"/>
+                </w:tcPr>
+                <w:p>
+                  <w:r>
+                    <w:t xml:space="preserve">5 </w:t>
+                  </w:r>
+                  <w:proofErr w:type="spellStart"/>
+                  <w:r>
+                    <w:t>ubin</w:t>
+                  </w:r>
+                  <w:proofErr w:type="spellEnd"/>
+                  <w:r>
+                    <w:t xml:space="preserve"> </w:t>
+                  </w:r>
+                  <w:proofErr w:type="spellStart"/>
+                  <w:r>
+                    <w:t>merah</w:t>
+                  </w:r>
+                  <w:proofErr w:type="spellEnd"/>
+                  <w:r>
+                    <w:t xml:space="preserve">, 3 </w:t>
+                  </w:r>
+                  <w:proofErr w:type="spellStart"/>
+                  <w:r>
+                    <w:t>ubin</w:t>
+                  </w:r>
+                  <w:proofErr w:type="spellEnd"/>
+                  <w:r>
+                    <w:t xml:space="preserve"> </w:t>
+                  </w:r>
+                  <w:proofErr w:type="spellStart"/>
+                  <w:r>
+                    <w:t>biru</w:t>
+                  </w:r>
+                  <w:proofErr w:type="spellEnd"/>
+                  <w:r>
+                    <w:t xml:space="preserve">, 2 </w:t>
+                  </w:r>
+                  <w:proofErr w:type="spellStart"/>
+                  <w:r>
+                    <w:t>ubin</w:t>
+                  </w:r>
+                  <w:proofErr w:type="spellEnd"/>
+                  <w:r>
+                    <w:t xml:space="preserve"> </w:t>
+                  </w:r>
+                  <w:proofErr w:type="spellStart"/>
+                  <w:r>
+                    <w:t>kuning</w:t>
+                  </w:r>
+                  <w:proofErr w:type="spellEnd"/>
+                </w:p>
+              </w:tc>
+            </w:tr>
+            <w:tr>
+              <w:tc>
+                <w:tcPr>
+                  <w:tcW w:w="1097" w:type="dxa"/>
+                </w:tcPr>
+                <w:p>
+                  <w:pPr>
+                    <w:pStyle w:val="ListParagraph"/>
+                  </w:pPr>
+                  <w:r>
+                    <w:t>Baris 2</w:t>
+                  </w:r>
+                </w:p>
+              </w:tc>
+              <w:tc>
+                <w:tcPr>
+                  <w:tcW w:w="4898" w:type="dxa"/>
+                  <w:vAlign w:val="center"/>
+                </w:tcPr>
+                <w:p>
+                  <w:pPr>
+                    <w:pStyle w:val="ListParagraph"/>
+                  </w:pPr>
+                  <w:r>
+                    <w:t xml:space="preserve">4 </w:t>
+                  </w:r>
+                  <w:proofErr w:type="spellStart"/>
+                  <w:r>
+                    <w:t>ubin</w:t>
+                  </w:r>
+                  <w:proofErr w:type="spellEnd"/>
+                  <w:r>
+                    <w:t xml:space="preserve"> </w:t>
+                  </w:r>
+                  <w:proofErr w:type="spellStart"/>
+                  <w:r>
+                    <w:t>merah</w:t>
+                  </w:r>
+                  <w:proofErr w:type="spellEnd"/>
+                  <w:r>
+                    <w:t xml:space="preserve">, 4 </w:t>
+                  </w:r>
+                  <w:proofErr w:type="spellStart"/>
+                  <w:r>
+                    <w:t>ubin</w:t>
+                  </w:r>
+                  <w:proofErr w:type="spellEnd"/>
+                  <w:r>
+                    <w:t xml:space="preserve"> </w:t>
+                  </w:r>
+                  <w:proofErr w:type="spellStart"/>
+                  <w:r>
+                    <w:t>biru</w:t>
+                  </w:r>
+                  <w:proofErr w:type="spellEnd"/>
+                  <w:r>
+                    <w:t xml:space="preserve">, 2 </w:t>
+                  </w:r>
+                  <w:proofErr w:type="spellStart"/>
+                  <w:r>
+                    <w:t>ubin</w:t>
+                  </w:r>
+                  <w:proofErr w:type="spellEnd"/>
+                  <w:r>
+                    <w:t xml:space="preserve"> </w:t>
+                  </w:r>
+                  <w:proofErr w:type="spellStart"/>
+                  <w:r>
+                    <w:t>kuning</w:t>
+                  </w:r>
+                  <w:proofErr w:type="spellEnd"/>
+                </w:p>
+              </w:tc>
+            </w:tr>
+            <w:tr>
+              <w:tc>
+                <w:tcPr>
+                  <w:tcW w:w="1097" w:type="dxa"/>
+                </w:tcPr>
+                <w:p>
+                  <w:pPr>
+                    <w:pStyle w:val="ListParagraph"/>
+                  </w:pPr>
+                  <w:r>
+                    <w:t>Baris 3</w:t>
+                  </w:r>
+                </w:p>
+              </w:tc>
+              <w:tc>
+                <w:tcPr>
+                  <w:tcW w:w="4898" w:type="dxa"/>
+                  <w:vAlign w:val="center"/>
+                </w:tcPr>
+                <w:p>
+                  <w:pPr>
+                    <w:pStyle w:val="ListParagraph"/>
+                  </w:pPr>
+                  <w:r>
+                    <w:t xml:space="preserve">6 </w:t>
+                  </w:r>
+                  <w:proofErr w:type="spellStart"/>
+                  <w:r>
+                    <w:t>ubin</w:t>
+                  </w:r>
+                  <w:proofErr w:type="spellEnd"/>
+                  <w:r>
+                    <w:t xml:space="preserve"> </w:t>
+                  </w:r>
+                  <w:proofErr w:type="spellStart"/>
+                  <w:r>
+                    <w:t>merah</w:t>
+                  </w:r>
+                  <w:proofErr w:type="spellEnd"/>
+                  <w:r>
+                    <w:t xml:space="preserve">, 2 </w:t>
+                  </w:r>
+                  <w:proofErr w:type="spellStart"/>
+                  <w:r>
+                    <w:t>ubin</w:t>
+                  </w:r>
+                  <w:proofErr w:type="spellEnd"/>
+                  <w:r>
+                    <w:t xml:space="preserve"> </w:t>
+                  </w:r>
+                  <w:proofErr w:type="spellStart"/>
+                  <w:r>
+                    <w:t>biru</w:t>
+                  </w:r>
+                  <w:proofErr w:type="spellEnd"/>
+                  <w:r>
+                    <w:t xml:space="preserve">, 2 </w:t>
+                  </w:r>
+                  <w:proofErr w:type="spellStart"/>
+                  <w:r>
+                    <w:t>ubin</w:t>
+                  </w:r>
+                  <w:proofErr w:type="spellEnd"/>
+                  <w:r>
+                    <w:t xml:space="preserve"> </w:t>
+                  </w:r>
+                  <w:proofErr w:type="spellStart"/>
+                  <w:r>
+                    <w:t>kuning</w:t>
+                  </w:r>
+                  <w:proofErr w:type="spellEnd"/>
+                </w:p>
+              </w:tc>
+            </w:tr>
+          </w:tbl>
+          <w:p/>
+          <w:tbl>
+            <w:tblPr>
+              <w:tblStyle w:val="TableGrid"/>
+              <w:tblW w:w="0" w:type="auto"/>
+              <w:tblInd w:w="360" w:type="dxa"/>
+              <w:tblLook w:val="04A0" w:firstRow="1" w:lastRow="0" w:firstColumn="1" w:lastColumn="0" w:noHBand="0" w:noVBand="1"/>
+            </w:tblPr>
+            <w:tblGrid>
+              <w:gridCol w:w="1097"/>
+              <w:gridCol w:w="4898"/>
+            </w:tblGrid>
+            <w:tr>
+              <w:tc>
+                <w:tcPr>
+                  <w:tcW w:w="5995" w:type="dxa"/>
+                  <w:gridSpan w:val="2"/>
+                </w:tcPr>
+                <w:p>
+                  <w:pPr>
+                    <w:pStyle w:val="ListParagraph"/>
+                    <w:jc w:val="center"/>
+                  </w:pPr>
+                  <w:r>
+                    <w:t xml:space="preserve">Barak </w:t>
+                  </w:r>
+                  <w:proofErr w:type="spellStart"/>
+                  <w:r>
+                    <w:t>Pocut</w:t>
+                  </w:r>
+                  <w:proofErr w:type="spellEnd"/>
+                  <w:r>
+                    <w:t xml:space="preserve"> </w:t>
+                  </w:r>
+                  <w:proofErr w:type="spellStart"/>
+                  <w:r>
+                    <w:t>Mirah</w:t>
+                  </w:r>
+                  <w:proofErr w:type="spellEnd"/>
+                  <w:r>
+                    <w:t xml:space="preserve"> Gambang</w:t>
+                  </w:r>
+                </w:p>
+              </w:tc>
+            </w:tr>
+            <w:tr>
+              <w:tc>
+                <w:tcPr>
+                  <w:tcW w:w="1097" w:type="dxa"/>
+                </w:tcPr>
+                <w:p>
+                  <w:pPr>
+                    <w:pStyle w:val="ListParagraph"/>
+                  </w:pPr>
+                  <w:r>
+                    <w:t>Baris 1</w:t>
+                  </w:r>
+                </w:p>
+              </w:tc>
+              <w:tc>
+                <w:tcPr>
+                  <w:tcW w:w="4898" w:type="dxa"/>
+                  <w:vAlign w:val="center"/>
+                </w:tcPr>
+                <w:p>
+                  <w:r>
+                    <w:t xml:space="preserve">3 </w:t>
+                  </w:r>
+                  <w:proofErr w:type="spellStart"/>
+                  <w:r>
+                    <w:t>ubin</w:t>
+                  </w:r>
+                  <w:proofErr w:type="spellEnd"/>
+                  <w:r>
+                    <w:t xml:space="preserve"> </w:t>
+                  </w:r>
+                  <w:proofErr w:type="spellStart"/>
+                  <w:r>
+                    <w:t>hijau</w:t>
+                  </w:r>
+                  <w:proofErr w:type="spellEnd"/>
+                  <w:r>
+                    <w:t xml:space="preserve">, 4 </w:t>
+                  </w:r>
+                  <w:proofErr w:type="spellStart"/>
+                  <w:r>
+                    <w:t>ubin</w:t>
+                  </w:r>
+                  <w:proofErr w:type="spellEnd"/>
+                  <w:r>
+                    <w:t xml:space="preserve"> </w:t>
+                  </w:r>
+                  <w:proofErr w:type="spellStart"/>
+                  <w:r>
+                    <w:t>putih</w:t>
+                  </w:r>
+                  <w:proofErr w:type="spellEnd"/>
+                </w:p>
+              </w:tc>
+            </w:tr>
+            <w:tr>
+              <w:tc>
+                <w:tcPr>
+                  <w:tcW w:w="1097" w:type="dxa"/>
+                </w:tcPr>
+                <w:p>
+                  <w:pPr>
+                    <w:pStyle w:val="ListParagraph"/>
+                  </w:pPr>
+                  <w:r>
+                    <w:t>Baris 2</w:t>
+                  </w:r>
+                </w:p>
+              </w:tc>
+              <w:tc>
+                <w:tcPr>
+                  <w:tcW w:w="4898" w:type="dxa"/>
+                  <w:vAlign w:val="center"/>
+                </w:tcPr>
+                <w:p>
+                  <w:pPr>
+                    <w:pStyle w:val="ListParagraph"/>
+                  </w:pPr>
+                  <w:r>
+                    <w:t xml:space="preserve">5 </w:t>
+                  </w:r>
+                  <w:proofErr w:type="spellStart"/>
+                  <w:r>
+                    <w:t>ubin</w:t>
+                  </w:r>
+                  <w:proofErr w:type="spellEnd"/>
+                  <w:r>
+                    <w:t xml:space="preserve"> </w:t>
+                  </w:r>
+                  <w:proofErr w:type="spellStart"/>
+                  <w:r>
+                    <w:t>hijau</w:t>
+                  </w:r>
+                  <w:proofErr w:type="spellEnd"/>
+                  <w:r>
+                    <w:t xml:space="preserve">, 3 </w:t>
+                  </w:r>
+                  <w:proofErr w:type="spellStart"/>
+                  <w:r>
+                    <w:t>ubin</w:t>
+                  </w:r>
+                  <w:proofErr w:type="spellEnd"/>
+                  <w:r>
+                    <w:t xml:space="preserve"> </w:t>
+                  </w:r>
+                  <w:proofErr w:type="spellStart"/>
+                  <w:r>
+                    <w:t>putih</w:t>
+                  </w:r>
+                  <w:proofErr w:type="spellEnd"/>
+                </w:p>
+              </w:tc>
+            </w:tr>
+            <w:tr>
+              <w:tc>
+                <w:tcPr>
+                  <w:tcW w:w="1097" w:type="dxa"/>
+                </w:tcPr>
+                <w:p>
+                  <w:pPr>
+                    <w:pStyle w:val="ListParagraph"/>
+                  </w:pPr>
+                  <w:r>
+                    <w:t>Baris 3</w:t>
+                  </w:r>
+                </w:p>
+              </w:tc>
+              <w:tc>
+                <w:tcPr>
+                  <w:tcW w:w="4898" w:type="dxa"/>
+                  <w:vAlign w:val="center"/>
+                </w:tcPr>
+                <w:p>
+                  <w:pPr>
+                    <w:pStyle w:val="ListParagraph"/>
+                  </w:pPr>
+                  <w:r>
+                    <w:t xml:space="preserve">2 </w:t>
+                  </w:r>
+                  <w:proofErr w:type="spellStart"/>
+                  <w:r>
+                    <w:t>ubin</w:t>
+                  </w:r>
+                  <w:proofErr w:type="spellEnd"/>
+                  <w:r>
+                    <w:t xml:space="preserve"> </w:t>
+                  </w:r>
+                  <w:proofErr w:type="spellStart"/>
+                  <w:r>
+                    <w:t>hijau</w:t>
+                  </w:r>
+                  <w:proofErr w:type="spellEnd"/>
+                  <w:r>
+                    <w:t xml:space="preserve">, 6 </w:t>
+                  </w:r>
+                  <w:proofErr w:type="spellStart"/>
+                  <w:r>
+                    <w:t>ubin</w:t>
+                  </w:r>
+                  <w:proofErr w:type="spellEnd"/>
+                  <w:r>
+                    <w:t xml:space="preserve"> </w:t>
+                  </w:r>
+                  <w:proofErr w:type="spellStart"/>
+                  <w:r>
+                    <w:t>putih</w:t>
+                  </w:r>
+                  <w:proofErr w:type="spellEnd"/>
+                </w:p>
+              </w:tc>
+            </w:tr>
+            <w:tr>
+              <w:tc>
+                <w:tcPr>
+                  <w:tcW w:w="1097" w:type="dxa"/>
+                </w:tcPr>
+                <w:p>
+                  <w:pPr>
+                    <w:pStyle w:val="ListParagraph"/>
+                  </w:pPr>
+                  <w:r>
+                    <w:t>Baris 4</w:t>
+                  </w:r>
+                </w:p>
+              </w:tc>
+              <w:tc>
+                <w:tcPr>
+                  <w:tcW w:w="4898" w:type="dxa"/>
+                  <w:vAlign w:val="center"/>
+                </w:tcPr>
+                <w:p>
+                  <w:pPr>
+                    <w:pStyle w:val="ListParagraph"/>
+                  </w:pPr>
+                  <w:r>
+                    <w:t xml:space="preserve">4 </w:t>
+                  </w:r>
+                  <w:proofErr w:type="spellStart"/>
+                  <w:r>
+                    <w:t>ubin</w:t>
+                  </w:r>
+                  <w:proofErr w:type="spellEnd"/>
+                  <w:r>
+                    <w:t xml:space="preserve"> </w:t>
+                  </w:r>
+                  <w:proofErr w:type="spellStart"/>
+                  <w:r>
+                    <w:t>hijau</w:t>
+                  </w:r>
+                  <w:proofErr w:type="spellEnd"/>
+                  <w:r>
+                    <w:t xml:space="preserve">, 4 </w:t>
+                  </w:r>
+                  <w:proofErr w:type="spellStart"/>
+                  <w:r>
+                    <w:t>ubin</w:t>
+                  </w:r>
+                  <w:proofErr w:type="spellEnd"/>
+                  <w:r>
+                    <w:t xml:space="preserve"> </w:t>
+                  </w:r>
+                  <w:proofErr w:type="spellStart"/>
+                  <w:r>
+                    <w:t>putih</w:t>
+                  </w:r>
+                  <w:proofErr w:type="spellEnd"/>
+                </w:p>
+              </w:tc>
+            </w:tr>
+          </w:tbl>
+          <w:p/>
           <w:p/>
         </w:tc>
       </w:tr>
@@ -726,14 +1941,7 @@
                 <w:b/>
                 <w:bCs/>
               </w:rPr>
-              <w:t>1</w:t>
-            </w:r>
-            <w:r>
-              <w:rPr>
-                <w:b/>
-                <w:bCs/>
-              </w:rPr>
-              <w:t>.</w:t>
+              <w:t>1.</w:t>
             </w:r>
           </w:p>
         </w:tc>
@@ -742,8 +1950,149 @@
             <w:tcW w:w="4168" w:type="pct"/>
           </w:tcPr>
           <w:p>
-            <w:r>
-              <w:t>Isi Teks Pertanyaan Disini</w:t>
+            <w:proofErr w:type="spellStart"/>
+            <w:r>
+              <w:t>Untuk</w:t>
+            </w:r>
+            <w:proofErr w:type="spellEnd"/>
+            <w:r>
+              <w:t xml:space="preserve"> </w:t>
+            </w:r>
+            <w:proofErr w:type="spellStart"/>
+            <w:r>
+              <w:t>memudahkan</w:t>
+            </w:r>
+            <w:proofErr w:type="spellEnd"/>
+            <w:r>
+              <w:t xml:space="preserve"> </w:t>
+            </w:r>
+            <w:proofErr w:type="spellStart"/>
+            <w:r>
+              <w:t>perhitungan</w:t>
+            </w:r>
+            <w:proofErr w:type="spellEnd"/>
+            <w:r>
+              <w:t xml:space="preserve"> dan </w:t>
+            </w:r>
+            <w:proofErr w:type="spellStart"/>
+            <w:r>
+              <w:t>pemesanan</w:t>
+            </w:r>
+            <w:proofErr w:type="spellEnd"/>
+            <w:r>
+              <w:t xml:space="preserve"> </w:t>
+            </w:r>
+            <w:proofErr w:type="spellStart"/>
+            <w:r>
+              <w:t>ubin</w:t>
+            </w:r>
+            <w:proofErr w:type="spellEnd"/>
+            <w:r>
+              <w:t xml:space="preserve">, Pak Rahmat </w:t>
+            </w:r>
+            <w:proofErr w:type="spellStart"/>
+            <w:r>
+              <w:t>ingin</w:t>
+            </w:r>
+            <w:proofErr w:type="spellEnd"/>
+            <w:r>
+              <w:t xml:space="preserve"> </w:t>
+            </w:r>
+            <w:proofErr w:type="spellStart"/>
+            <w:r>
+              <w:t>merepresentasikan</w:t>
+            </w:r>
+            <w:proofErr w:type="spellEnd"/>
+            <w:r>
+              <w:t xml:space="preserve"> data </w:t>
+            </w:r>
+            <w:proofErr w:type="spellStart"/>
+            <w:r>
+              <w:t>ini</w:t>
+            </w:r>
+            <w:proofErr w:type="spellEnd"/>
+            <w:r>
+              <w:t xml:space="preserve"> </w:t>
+            </w:r>
+            <w:proofErr w:type="spellStart"/>
+            <w:r>
+              <w:t>dalam</w:t>
+            </w:r>
+            <w:proofErr w:type="spellEnd"/>
+            <w:r>
+              <w:t xml:space="preserve"> </w:t>
+            </w:r>
+            <w:proofErr w:type="spellStart"/>
+            <w:r>
+              <w:t>bentuk</w:t>
+            </w:r>
+            <w:proofErr w:type="spellEnd"/>
+            <w:r>
+              <w:t xml:space="preserve"> </w:t>
+            </w:r>
+            <w:proofErr w:type="spellStart"/>
+            <w:r>
+              <w:t>matriks</w:t>
+            </w:r>
+            <w:proofErr w:type="spellEnd"/>
+            <w:r>
+              <w:t xml:space="preserve">. </w:t>
+            </w:r>
+            <w:proofErr w:type="spellStart"/>
+            <w:r>
+              <w:t>Banyaknya</w:t>
+            </w:r>
+            <w:proofErr w:type="spellEnd"/>
+            <w:r>
+              <w:t xml:space="preserve"> </w:t>
+            </w:r>
+            <w:proofErr w:type="spellStart"/>
+            <w:r>
+              <w:t>ubin</w:t>
+            </w:r>
+            <w:proofErr w:type="spellEnd"/>
+            <w:r>
+              <w:t xml:space="preserve"> </w:t>
+            </w:r>
+            <w:proofErr w:type="spellStart"/>
+            <w:r>
+              <w:t>hijau</w:t>
+            </w:r>
+            <w:proofErr w:type="spellEnd"/>
+            <w:r>
+              <w:t xml:space="preserve"> yang </w:t>
+            </w:r>
+            <w:proofErr w:type="spellStart"/>
+            <w:r>
+              <w:t>harus</w:t>
+            </w:r>
+            <w:proofErr w:type="spellEnd"/>
+            <w:r>
+              <w:t xml:space="preserve"> </w:t>
+            </w:r>
+            <w:proofErr w:type="spellStart"/>
+            <w:r>
+              <w:t>dibeli</w:t>
+            </w:r>
+            <w:proofErr w:type="spellEnd"/>
+            <w:r>
+              <w:t xml:space="preserve"> oleh </w:t>
+            </w:r>
+            <w:proofErr w:type="spellStart"/>
+            <w:r>
+              <w:t>pak</w:t>
+            </w:r>
+            <w:proofErr w:type="spellEnd"/>
+            <w:r>
+              <w:t xml:space="preserve"> Rahmat </w:t>
+            </w:r>
+            <w:proofErr w:type="spellStart"/>
+            <w:r>
+              <w:t>adalah</w:t>
+            </w:r>
+            <w:proofErr w:type="spellEnd"/>
+            <w:r>
+              <w:t xml:space="preserve"> …</w:t>
             </w:r>
           </w:p>
         </w:tc>
@@ -777,8 +2126,13 @@
           </w:tcPr>
           <w:p>
             <w:r>
-              <w:t>Pilihan A</w:t>
-            </w:r>
+              <w:t xml:space="preserve">154 </w:t>
+            </w:r>
+            <w:proofErr w:type="spellStart"/>
+            <w:r>
+              <w:t>ubin</w:t>
+            </w:r>
+            <w:proofErr w:type="spellEnd"/>
           </w:p>
         </w:tc>
       </w:tr>
@@ -811,8 +2165,13 @@
           </w:tcPr>
           <w:p>
             <w:r>
-              <w:t>Pilihan B</w:t>
-            </w:r>
+              <w:t xml:space="preserve">40 </w:t>
+            </w:r>
+            <w:proofErr w:type="spellStart"/>
+            <w:r>
+              <w:t>ubin</w:t>
+            </w:r>
+            <w:proofErr w:type="spellEnd"/>
           </w:p>
         </w:tc>
       </w:tr>
@@ -845,8 +2204,13 @@
           </w:tcPr>
           <w:p>
             <w:r>
-              <w:t>Pilihan C</w:t>
-            </w:r>
+              <w:t xml:space="preserve">140 </w:t>
+            </w:r>
+            <w:proofErr w:type="spellStart"/>
+            <w:r>
+              <w:t>ubin</w:t>
+            </w:r>
+            <w:proofErr w:type="spellEnd"/>
           </w:p>
         </w:tc>
       </w:tr>
@@ -879,8 +2243,13 @@
           </w:tcPr>
           <w:p>
             <w:r>
-              <w:t>Pilihan D</w:t>
-            </w:r>
+              <w:t xml:space="preserve">14 </w:t>
+            </w:r>
+            <w:proofErr w:type="spellStart"/>
+            <w:r>
+              <w:t>ubin</w:t>
+            </w:r>
+            <w:proofErr w:type="spellEnd"/>
           </w:p>
         </w:tc>
       </w:tr>
@@ -913,8 +2282,13 @@
           </w:tcPr>
           <w:p>
             <w:r>
-              <w:t>Pilihan E</w:t>
-            </w:r>
+              <w:t xml:space="preserve">242 </w:t>
+            </w:r>
+            <w:proofErr w:type="spellStart"/>
+            <w:r>
+              <w:t>ubin</w:t>
+            </w:r>
+            <w:proofErr w:type="spellEnd"/>
           </w:p>
         </w:tc>
       </w:tr>
@@ -925,12 +2299,37 @@
             <w:gridSpan w:val="2"/>
           </w:tcPr>
           <w:p>
-            <w:r>
-              <w:rPr>
-                <w:b/>
-                <w:bCs/>
-              </w:rPr>
-              <w:t>Kunci Jawaban: A</w:t>
+            <w:proofErr w:type="spellStart"/>
+            <w:r>
+              <w:rPr>
+                <w:b/>
+                <w:bCs/>
+              </w:rPr>
+              <w:t>Kunci</w:t>
+            </w:r>
+            <w:proofErr w:type="spellEnd"/>
+            <w:r>
+              <w:rPr>
+                <w:b/>
+                <w:bCs/>
+              </w:rPr>
+              <w:t xml:space="preserve"> </w:t>
+            </w:r>
+            <w:proofErr w:type="spellStart"/>
+            <w:r>
+              <w:rPr>
+                <w:b/>
+                <w:bCs/>
+              </w:rPr>
+              <w:t>Jawaban</w:t>
+            </w:r>
+            <w:proofErr w:type="spellEnd"/>
+            <w:r>
+              <w:rPr>
+                <w:b/>
+                <w:bCs/>
+              </w:rPr>
+              <w:t>: A</w:t>
             </w:r>
           </w:p>
         </w:tc>
@@ -966,7 +2365,14 @@
                 <w:b/>
                 <w:bCs/>
               </w:rPr>
-              <w:t>LIT-1</w:t>
+              <w:t>LIT-</w:t>
+            </w:r>
+            <w:r>
+              <w:rPr>
+                <w:b/>
+                <w:bCs/>
+              </w:rPr>
+              <w:t>2</w:t>
             </w:r>
           </w:p>
         </w:tc>
@@ -976,7 +2382,151 @@
           </w:tcPr>
           <w:p>
             <w:r>
-              <w:t>Indonesia memiliki hutan tropis yang sangat luas. Hutan tersebut menjadi habitat berbagai flora dan fauna langka. Namun, aktivitas penebangan liar menyebabkan kerusakan hutan semakin meningkat setiap tahun.</w:t>
+              <w:t xml:space="preserve">Indonesia </w:t>
+            </w:r>
+            <w:proofErr w:type="spellStart"/>
+            <w:r>
+              <w:t>memiliki</w:t>
+            </w:r>
+            <w:proofErr w:type="spellEnd"/>
+            <w:r>
+              <w:t xml:space="preserve"> </w:t>
+            </w:r>
+            <w:proofErr w:type="spellStart"/>
+            <w:r>
+              <w:t>hutan</w:t>
+            </w:r>
+            <w:proofErr w:type="spellEnd"/>
+            <w:r>
+              <w:t xml:space="preserve"> </w:t>
+            </w:r>
+            <w:proofErr w:type="spellStart"/>
+            <w:r>
+              <w:t>tropis</w:t>
+            </w:r>
+            <w:proofErr w:type="spellEnd"/>
+            <w:r>
+              <w:t xml:space="preserve"> yang sangat </w:t>
+            </w:r>
+            <w:proofErr w:type="spellStart"/>
+            <w:r>
+              <w:t>luas</w:t>
+            </w:r>
+            <w:proofErr w:type="spellEnd"/>
+            <w:r>
+              <w:t xml:space="preserve">. Hutan </w:t>
+            </w:r>
+            <w:proofErr w:type="spellStart"/>
+            <w:r>
+              <w:t>tersebut</w:t>
+            </w:r>
+            <w:proofErr w:type="spellEnd"/>
+            <w:r>
+              <w:t xml:space="preserve"> </w:t>
+            </w:r>
+            <w:proofErr w:type="spellStart"/>
+            <w:r>
+              <w:t>menjadi</w:t>
+            </w:r>
+            <w:proofErr w:type="spellEnd"/>
+            <w:r>
+              <w:t xml:space="preserve"> habitat </w:t>
+            </w:r>
+            <w:proofErr w:type="spellStart"/>
+            <w:r>
+              <w:t>berbagai</w:t>
+            </w:r>
+            <w:proofErr w:type="spellEnd"/>
+            <w:r>
+              <w:t xml:space="preserve"> flora dan fauna </w:t>
+            </w:r>
+            <w:proofErr w:type="spellStart"/>
+            <w:r>
+              <w:t>langka</w:t>
+            </w:r>
+            <w:proofErr w:type="spellEnd"/>
+            <w:r>
+              <w:t xml:space="preserve">. </w:t>
+            </w:r>
+            <w:proofErr w:type="spellStart"/>
+            <w:r>
+              <w:t>Namun</w:t>
+            </w:r>
+            <w:proofErr w:type="spellEnd"/>
+            <w:r>
+              <w:t xml:space="preserve">, </w:t>
+            </w:r>
+            <w:proofErr w:type="spellStart"/>
+            <w:r>
+              <w:t>aktivitas</w:t>
+            </w:r>
+            <w:proofErr w:type="spellEnd"/>
+            <w:r>
+              <w:t xml:space="preserve"> </w:t>
+            </w:r>
+            <w:proofErr w:type="spellStart"/>
+            <w:r>
+              <w:t>penebangan</w:t>
+            </w:r>
+            <w:proofErr w:type="spellEnd"/>
+            <w:r>
+              <w:t xml:space="preserve"> liar </w:t>
+            </w:r>
+            <w:proofErr w:type="spellStart"/>
+            <w:r>
+              <w:t>menyebabkan</w:t>
+            </w:r>
+            <w:proofErr w:type="spellEnd"/>
+            <w:r>
+              <w:t xml:space="preserve"> </w:t>
+            </w:r>
+            <w:proofErr w:type="spellStart"/>
+            <w:r>
+              <w:t>kerusakan</w:t>
+            </w:r>
+            <w:proofErr w:type="spellEnd"/>
+            <w:r>
+              <w:t xml:space="preserve"> </w:t>
+            </w:r>
+            <w:proofErr w:type="spellStart"/>
+            <w:r>
+              <w:t>hutan</w:t>
+            </w:r>
+            <w:proofErr w:type="spellEnd"/>
+            <w:r>
+              <w:t xml:space="preserve"> </w:t>
+            </w:r>
+            <w:proofErr w:type="spellStart"/>
+            <w:r>
+              <w:t>semakin</w:t>
+            </w:r>
+            <w:proofErr w:type="spellEnd"/>
+            <w:r>
+              <w:t xml:space="preserve"> </w:t>
+            </w:r>
+            <w:proofErr w:type="spellStart"/>
+            <w:r>
+              <w:t>meningkat</w:t>
+            </w:r>
+            <w:proofErr w:type="spellEnd"/>
+            <w:r>
+              <w:t xml:space="preserve"> </w:t>
+            </w:r>
+            <w:proofErr w:type="spellStart"/>
+            <w:r>
+              <w:t>setiap</w:t>
+            </w:r>
+            <w:proofErr w:type="spellEnd"/>
+            <w:r>
+              <w:t xml:space="preserve"> </w:t>
+            </w:r>
+            <w:proofErr w:type="spellStart"/>
+            <w:r>
+              <w:t>tahun</w:t>
+            </w:r>
+            <w:proofErr w:type="spellEnd"/>
+            <w:r>
+              <w:t>.</w:t>
             </w:r>
           </w:p>
         </w:tc>
@@ -1000,14 +2550,7 @@
                 <w:b/>
                 <w:bCs/>
               </w:rPr>
-              <w:t>2</w:t>
-            </w:r>
-            <w:r>
-              <w:rPr>
-                <w:b/>
-                <w:bCs/>
-              </w:rPr>
-              <w:t>.</w:t>
+              <w:t>2.</w:t>
             </w:r>
           </w:p>
         </w:tc>
@@ -1016,8 +2559,37 @@
             <w:tcW w:w="4168" w:type="pct"/>
           </w:tcPr>
           <w:p>
-            <w:r>
-              <w:t>Apa ide pokok paragraf di atas?</w:t>
+            <w:proofErr w:type="spellStart"/>
+            <w:r>
+              <w:t>Apa</w:t>
+            </w:r>
+            <w:proofErr w:type="spellEnd"/>
+            <w:r>
+              <w:t xml:space="preserve"> ide </w:t>
+            </w:r>
+            <w:proofErr w:type="spellStart"/>
+            <w:r>
+              <w:t>pokok</w:t>
+            </w:r>
+            <w:proofErr w:type="spellEnd"/>
+            <w:r>
+              <w:t xml:space="preserve"> </w:t>
+            </w:r>
+            <w:proofErr w:type="spellStart"/>
+            <w:r>
+              <w:t>paragraf</w:t>
+            </w:r>
+            <w:proofErr w:type="spellEnd"/>
+            <w:r>
+              <w:t xml:space="preserve"> di </w:t>
+            </w:r>
+            <w:proofErr w:type="spellStart"/>
+            <w:r>
+              <w:t>atas</w:t>
+            </w:r>
+            <w:proofErr w:type="spellEnd"/>
+            <w:r>
+              <w:t>?</w:t>
             </w:r>
           </w:p>
         </w:tc>
@@ -1051,8 +2623,13 @@
           </w:tcPr>
           <w:p>
             <w:r>
-              <w:t>Indonesia negara agraris</w:t>
-            </w:r>
+              <w:t xml:space="preserve">Indonesia negara </w:t>
+            </w:r>
+            <w:proofErr w:type="spellStart"/>
+            <w:r>
+              <w:t>agraris</w:t>
+            </w:r>
+            <w:proofErr w:type="spellEnd"/>
           </w:p>
         </w:tc>
       </w:tr>
@@ -1085,8 +2662,37 @@
           </w:tcPr>
           <w:p>
             <w:r>
-              <w:t>Hutan tropis Indonesia sangat luas dan terancam kerusakan</w:t>
-            </w:r>
+              <w:t xml:space="preserve">Hutan </w:t>
+            </w:r>
+            <w:proofErr w:type="spellStart"/>
+            <w:r>
+              <w:t>tropis</w:t>
+            </w:r>
+            <w:proofErr w:type="spellEnd"/>
+            <w:r>
+              <w:t xml:space="preserve"> Indonesia sangat </w:t>
+            </w:r>
+            <w:proofErr w:type="spellStart"/>
+            <w:r>
+              <w:t>luas</w:t>
+            </w:r>
+            <w:proofErr w:type="spellEnd"/>
+            <w:r>
+              <w:t xml:space="preserve"> dan </w:t>
+            </w:r>
+            <w:proofErr w:type="spellStart"/>
+            <w:r>
+              <w:t>terancam</w:t>
+            </w:r>
+            <w:proofErr w:type="spellEnd"/>
+            <w:r>
+              <w:t xml:space="preserve"> </w:t>
+            </w:r>
+            <w:proofErr w:type="spellStart"/>
+            <w:r>
+              <w:t>kerusakan</w:t>
+            </w:r>
+            <w:proofErr w:type="spellEnd"/>
           </w:p>
         </w:tc>
       </w:tr>
@@ -1119,8 +2725,21 @@
           </w:tcPr>
           <w:p>
             <w:r>
-              <w:t>Flora dan fauna hidup di perkotaan</w:t>
-            </w:r>
+              <w:t xml:space="preserve">Flora dan fauna </w:t>
+            </w:r>
+            <w:proofErr w:type="spellStart"/>
+            <w:r>
+              <w:t>hidup</w:t>
+            </w:r>
+            <w:proofErr w:type="spellEnd"/>
+            <w:r>
+              <w:t xml:space="preserve"> di </w:t>
+            </w:r>
+            <w:proofErr w:type="spellStart"/>
+            <w:r>
+              <w:t>perkotaan</w:t>
+            </w:r>
+            <w:proofErr w:type="spellEnd"/>
           </w:p>
         </w:tc>
       </w:tr>
@@ -1152,8 +2771,21 @@
             <w:tcW w:w="4168" w:type="pct"/>
           </w:tcPr>
           <w:p>
-            <w:r>
-              <w:t xml:space="preserve">Penebangan liar menguntungkan </w:t>
+            <w:proofErr w:type="spellStart"/>
+            <w:r>
+              <w:t>Penebangan</w:t>
+            </w:r>
+            <w:proofErr w:type="spellEnd"/>
+            <w:r>
+              <w:t xml:space="preserve"> liar </w:t>
+            </w:r>
+            <w:proofErr w:type="spellStart"/>
+            <w:r>
+              <w:t>menguntungkan</w:t>
+            </w:r>
+            <w:proofErr w:type="spellEnd"/>
+            <w:r>
+              <w:t xml:space="preserve"> </w:t>
             </w:r>
             <w:r>
               <w:t>Masyarakat</w:t>
@@ -1189,9 +2821,19 @@
             <w:tcW w:w="4168" w:type="pct"/>
           </w:tcPr>
           <w:p>
-            <w:r>
-              <w:t>Tidak ada</w:t>
-            </w:r>
+            <w:proofErr w:type="spellStart"/>
+            <w:r>
+              <w:t>Tidak</w:t>
+            </w:r>
+            <w:proofErr w:type="spellEnd"/>
+            <w:r>
+              <w:t xml:space="preserve"> </w:t>
+            </w:r>
+            <w:proofErr w:type="spellStart"/>
+            <w:r>
+              <w:t>ada</w:t>
+            </w:r>
+            <w:proofErr w:type="spellEnd"/>
           </w:p>
         </w:tc>
       </w:tr>
@@ -1202,12 +2844,37 @@
             <w:gridSpan w:val="2"/>
           </w:tcPr>
           <w:p>
-            <w:r>
-              <w:rPr>
-                <w:b/>
-                <w:bCs/>
-              </w:rPr>
-              <w:t xml:space="preserve">Kunci Jawaban: </w:t>
+            <w:proofErr w:type="spellStart"/>
+            <w:r>
+              <w:rPr>
+                <w:b/>
+                <w:bCs/>
+              </w:rPr>
+              <w:t>Kunci</w:t>
+            </w:r>
+            <w:proofErr w:type="spellEnd"/>
+            <w:r>
+              <w:rPr>
+                <w:b/>
+                <w:bCs/>
+              </w:rPr>
+              <w:t xml:space="preserve"> </w:t>
+            </w:r>
+            <w:proofErr w:type="spellStart"/>
+            <w:r>
+              <w:rPr>
+                <w:b/>
+                <w:bCs/>
+              </w:rPr>
+              <w:t>Jawaban</w:t>
+            </w:r>
+            <w:proofErr w:type="spellEnd"/>
+            <w:r>
+              <w:rPr>
+                <w:b/>
+                <w:bCs/>
+              </w:rPr>
+              <w:t xml:space="preserve">: </w:t>
             </w:r>
             <w:r>
               <w:rPr>
@@ -1250,7 +2917,14 @@
                 <w:b/>
                 <w:bCs/>
               </w:rPr>
-              <w:t>LIT-1</w:t>
+              <w:t>LIT-</w:t>
+            </w:r>
+            <w:r>
+              <w:rPr>
+                <w:b/>
+                <w:bCs/>
+              </w:rPr>
+              <w:t>2</w:t>
             </w:r>
           </w:p>
         </w:tc>
@@ -1280,14 +2954,7 @@
                 <w:b/>
                 <w:bCs/>
               </w:rPr>
-              <w:t>3</w:t>
-            </w:r>
-            <w:r>
-              <w:rPr>
-                <w:b/>
-                <w:bCs/>
-              </w:rPr>
-              <w:t>.</w:t>
+              <w:t>3.</w:t>
             </w:r>
           </w:p>
         </w:tc>
@@ -1296,8 +2963,53 @@
             <w:tcW w:w="4168" w:type="pct"/>
           </w:tcPr>
           <w:p>
-            <w:r>
-              <w:t>Apa dampak penebangan liar berdasarkan paragraf di atas?</w:t>
+            <w:proofErr w:type="spellStart"/>
+            <w:r>
+              <w:t>Apa</w:t>
+            </w:r>
+            <w:proofErr w:type="spellEnd"/>
+            <w:r>
+              <w:t xml:space="preserve"> </w:t>
+            </w:r>
+            <w:proofErr w:type="spellStart"/>
+            <w:r>
+              <w:t>dampak</w:t>
+            </w:r>
+            <w:proofErr w:type="spellEnd"/>
+            <w:r>
+              <w:t xml:space="preserve"> </w:t>
+            </w:r>
+            <w:proofErr w:type="spellStart"/>
+            <w:r>
+              <w:t>penebangan</w:t>
+            </w:r>
+            <w:proofErr w:type="spellEnd"/>
+            <w:r>
+              <w:t xml:space="preserve"> liar </w:t>
+            </w:r>
+            <w:proofErr w:type="spellStart"/>
+            <w:r>
+              <w:t>berdasarkan</w:t>
+            </w:r>
+            <w:proofErr w:type="spellEnd"/>
+            <w:r>
+              <w:t xml:space="preserve"> </w:t>
+            </w:r>
+            <w:proofErr w:type="spellStart"/>
+            <w:r>
+              <w:t>paragraf</w:t>
+            </w:r>
+            <w:proofErr w:type="spellEnd"/>
+            <w:r>
+              <w:t xml:space="preserve"> di </w:t>
+            </w:r>
+            <w:proofErr w:type="spellStart"/>
+            <w:r>
+              <w:t>atas</w:t>
+            </w:r>
+            <w:proofErr w:type="spellEnd"/>
+            <w:r>
+              <w:t>?</w:t>
             </w:r>
           </w:p>
         </w:tc>
@@ -1331,8 +3043,29 @@
           </w:tcPr>
           <w:p>
             <w:r>
-              <w:t>Hutan menjadi semakin luas</w:t>
-            </w:r>
+              <w:t xml:space="preserve">Hutan </w:t>
+            </w:r>
+            <w:proofErr w:type="spellStart"/>
+            <w:r>
+              <w:t>menjadi</w:t>
+            </w:r>
+            <w:proofErr w:type="spellEnd"/>
+            <w:r>
+              <w:t xml:space="preserve"> </w:t>
+            </w:r>
+            <w:proofErr w:type="spellStart"/>
+            <w:r>
+              <w:t>semakin</w:t>
+            </w:r>
+            <w:proofErr w:type="spellEnd"/>
+            <w:r>
+              <w:t xml:space="preserve"> </w:t>
+            </w:r>
+            <w:proofErr w:type="spellStart"/>
+            <w:r>
+              <w:t>luas</w:t>
+            </w:r>
+            <w:proofErr w:type="spellEnd"/>
           </w:p>
         </w:tc>
       </w:tr>
@@ -1365,8 +3098,29 @@
           </w:tcPr>
           <w:p>
             <w:r>
-              <w:t>Flora dan fauna berkembang lebih cepat</w:t>
-            </w:r>
+              <w:t xml:space="preserve">Flora dan fauna </w:t>
+            </w:r>
+            <w:proofErr w:type="spellStart"/>
+            <w:r>
+              <w:t>berkembang</w:t>
+            </w:r>
+            <w:proofErr w:type="spellEnd"/>
+            <w:r>
+              <w:t xml:space="preserve"> </w:t>
+            </w:r>
+            <w:proofErr w:type="spellStart"/>
+            <w:r>
+              <w:t>lebih</w:t>
+            </w:r>
+            <w:proofErr w:type="spellEnd"/>
+            <w:r>
+              <w:t xml:space="preserve"> </w:t>
+            </w:r>
+            <w:proofErr w:type="spellStart"/>
+            <w:r>
+              <w:t>cepat</w:t>
+            </w:r>
+            <w:proofErr w:type="spellEnd"/>
           </w:p>
         </w:tc>
       </w:tr>
@@ -1398,9 +3152,43 @@
             <w:tcW w:w="4168" w:type="pct"/>
           </w:tcPr>
           <w:p>
-            <w:r>
-              <w:t>Kerusakan hutan meningkat setiap tahun</w:t>
-            </w:r>
+            <w:proofErr w:type="spellStart"/>
+            <w:r>
+              <w:t>Kerusakan</w:t>
+            </w:r>
+            <w:proofErr w:type="spellEnd"/>
+            <w:r>
+              <w:t xml:space="preserve"> </w:t>
+            </w:r>
+            <w:proofErr w:type="spellStart"/>
+            <w:r>
+              <w:t>hutan</w:t>
+            </w:r>
+            <w:proofErr w:type="spellEnd"/>
+            <w:r>
+              <w:t xml:space="preserve"> </w:t>
+            </w:r>
+            <w:proofErr w:type="spellStart"/>
+            <w:r>
+              <w:t>meningkat</w:t>
+            </w:r>
+            <w:proofErr w:type="spellEnd"/>
+            <w:r>
+              <w:t xml:space="preserve"> </w:t>
+            </w:r>
+            <w:proofErr w:type="spellStart"/>
+            <w:r>
+              <w:t>setiap</w:t>
+            </w:r>
+            <w:proofErr w:type="spellEnd"/>
+            <w:r>
+              <w:t xml:space="preserve"> </w:t>
+            </w:r>
+            <w:proofErr w:type="spellStart"/>
+            <w:r>
+              <w:t>tahun</w:t>
+            </w:r>
+            <w:proofErr w:type="spellEnd"/>
           </w:p>
         </w:tc>
       </w:tr>
@@ -1433,7 +3221,23 @@
           </w:tcPr>
           <w:p>
             <w:r>
-              <w:t xml:space="preserve">Masyarakat menjadi lebih </w:t>
+              <w:t xml:space="preserve">Masyarakat </w:t>
+            </w:r>
+            <w:proofErr w:type="spellStart"/>
+            <w:r>
+              <w:t>menjadi</w:t>
+            </w:r>
+            <w:proofErr w:type="spellEnd"/>
+            <w:r>
+              <w:t xml:space="preserve"> </w:t>
+            </w:r>
+            <w:proofErr w:type="spellStart"/>
+            <w:r>
+              <w:t>lebih</w:t>
+            </w:r>
+            <w:proofErr w:type="spellEnd"/>
+            <w:r>
+              <w:t xml:space="preserve"> </w:t>
             </w:r>
             <w:r>
               <w:t>Sejahtera</w:t>
@@ -1469,9 +3273,35 @@
             <w:tcW w:w="4168" w:type="pct"/>
           </w:tcPr>
           <w:p>
-            <w:r>
-              <w:t>Lapangan pekerjaan bagi masyarakat</w:t>
-            </w:r>
+            <w:proofErr w:type="spellStart"/>
+            <w:r>
+              <w:t>Lapangan</w:t>
+            </w:r>
+            <w:proofErr w:type="spellEnd"/>
+            <w:r>
+              <w:t xml:space="preserve"> </w:t>
+            </w:r>
+            <w:proofErr w:type="spellStart"/>
+            <w:r>
+              <w:t>pekerjaan</w:t>
+            </w:r>
+            <w:proofErr w:type="spellEnd"/>
+            <w:r>
+              <w:t xml:space="preserve"> </w:t>
+            </w:r>
+            <w:proofErr w:type="spellStart"/>
+            <w:r>
+              <w:t>bagi</w:t>
+            </w:r>
+            <w:proofErr w:type="spellEnd"/>
+            <w:r>
+              <w:t xml:space="preserve"> </w:t>
+            </w:r>
+            <w:proofErr w:type="spellStart"/>
+            <w:r>
+              <w:t>masyarakat</w:t>
+            </w:r>
+            <w:proofErr w:type="spellEnd"/>
           </w:p>
         </w:tc>
       </w:tr>
@@ -1482,12 +3312,37 @@
             <w:gridSpan w:val="2"/>
           </w:tcPr>
           <w:p>
-            <w:r>
-              <w:rPr>
-                <w:b/>
-                <w:bCs/>
-              </w:rPr>
-              <w:t xml:space="preserve">Kunci Jawaban: </w:t>
+            <w:proofErr w:type="spellStart"/>
+            <w:r>
+              <w:rPr>
+                <w:b/>
+                <w:bCs/>
+              </w:rPr>
+              <w:t>Kunci</w:t>
+            </w:r>
+            <w:proofErr w:type="spellEnd"/>
+            <w:r>
+              <w:rPr>
+                <w:b/>
+                <w:bCs/>
+              </w:rPr>
+              <w:t xml:space="preserve"> </w:t>
+            </w:r>
+            <w:proofErr w:type="spellStart"/>
+            <w:r>
+              <w:rPr>
+                <w:b/>
+                <w:bCs/>
+              </w:rPr>
+              <w:t>Jawaban</w:t>
+            </w:r>
+            <w:proofErr w:type="spellEnd"/>
+            <w:r>
+              <w:rPr>
+                <w:b/>
+                <w:bCs/>
+              </w:rPr>
+              <w:t xml:space="preserve">: </w:t>
             </w:r>
             <w:r>
               <w:rPr>
@@ -1530,14 +3385,7 @@
                 <w:b/>
                 <w:bCs/>
               </w:rPr>
-              <w:t>4</w:t>
-            </w:r>
-            <w:r>
-              <w:rPr>
-                <w:b/>
-                <w:bCs/>
-              </w:rPr>
-              <w:t>.</w:t>
+              <w:t>4.</w:t>
             </w:r>
           </w:p>
         </w:tc>
@@ -1546,9 +3394,123 @@
             <w:tcW w:w="4168" w:type="pct"/>
           </w:tcPr>
           <w:p>
-            <w:r>
-              <w:t>Ini contoh soal tanpa literasi, tidak perlu menggunakan kode literasi dan isi, tetap langsung soal saja</w:t>
-            </w:r>
+            <w:proofErr w:type="spellStart"/>
+            <w:r>
+              <w:t>Ini</w:t>
+            </w:r>
+            <w:proofErr w:type="spellEnd"/>
+            <w:r>
+              <w:t xml:space="preserve"> </w:t>
+            </w:r>
+            <w:proofErr w:type="spellStart"/>
+            <w:r>
+              <w:t>contoh</w:t>
+            </w:r>
+            <w:proofErr w:type="spellEnd"/>
+            <w:r>
+              <w:t xml:space="preserve"> </w:t>
+            </w:r>
+            <w:proofErr w:type="spellStart"/>
+            <w:r>
+              <w:t>soal</w:t>
+            </w:r>
+            <w:proofErr w:type="spellEnd"/>
+            <w:r>
+              <w:t xml:space="preserve"> </w:t>
+            </w:r>
+            <w:proofErr w:type="spellStart"/>
+            <w:r>
+              <w:t>tanpa</w:t>
+            </w:r>
+            <w:proofErr w:type="spellEnd"/>
+            <w:r>
+              <w:t xml:space="preserve"> </w:t>
+            </w:r>
+            <w:proofErr w:type="spellStart"/>
+            <w:r>
+              <w:t>literasi</w:t>
+            </w:r>
+            <w:proofErr w:type="spellEnd"/>
+            <w:r>
+              <w:t xml:space="preserve">, </w:t>
+            </w:r>
+            <w:proofErr w:type="spellStart"/>
+            <w:r>
+              <w:t>tidak</w:t>
+            </w:r>
+            <w:proofErr w:type="spellEnd"/>
+            <w:r>
+              <w:t xml:space="preserve"> </w:t>
+            </w:r>
+            <w:proofErr w:type="spellStart"/>
+            <w:r>
+              <w:t>perlu</w:t>
+            </w:r>
+            <w:proofErr w:type="spellEnd"/>
+            <w:r>
+              <w:t xml:space="preserve"> </w:t>
+            </w:r>
+            <w:proofErr w:type="spellStart"/>
+            <w:r>
+              <w:t>menggunakan</w:t>
+            </w:r>
+            <w:proofErr w:type="spellEnd"/>
+            <w:r>
+              <w:t xml:space="preserve"> </w:t>
+            </w:r>
+            <w:proofErr w:type="spellStart"/>
+            <w:r>
+              <w:t>kode</w:t>
+            </w:r>
+            <w:proofErr w:type="spellEnd"/>
+            <w:r>
+              <w:t xml:space="preserve"> </w:t>
+            </w:r>
+            <w:proofErr w:type="spellStart"/>
+            <w:r>
+              <w:t>literasi</w:t>
+            </w:r>
+            <w:proofErr w:type="spellEnd"/>
+            <w:r>
+              <w:t xml:space="preserve"> dan </w:t>
+            </w:r>
+            <w:proofErr w:type="spellStart"/>
+            <w:r>
+              <w:t>isi</w:t>
+            </w:r>
+            <w:proofErr w:type="spellEnd"/>
+            <w:r>
+              <w:t xml:space="preserve">, </w:t>
+            </w:r>
+            <w:proofErr w:type="spellStart"/>
+            <w:r>
+              <w:t>tetap</w:t>
+            </w:r>
+            <w:proofErr w:type="spellEnd"/>
+            <w:r>
+              <w:t xml:space="preserve"> </w:t>
+            </w:r>
+            <w:proofErr w:type="spellStart"/>
+            <w:r>
+              <w:t>langsung</w:t>
+            </w:r>
+            <w:proofErr w:type="spellEnd"/>
+            <w:r>
+              <w:t xml:space="preserve"> </w:t>
+            </w:r>
+            <w:proofErr w:type="spellStart"/>
+            <w:r>
+              <w:t>soal</w:t>
+            </w:r>
+            <w:proofErr w:type="spellEnd"/>
+            <w:r>
+              <w:t xml:space="preserve"> </w:t>
+            </w:r>
+            <w:proofErr w:type="spellStart"/>
+            <w:r>
+              <w:t>saja</w:t>
+            </w:r>
+            <w:proofErr w:type="spellEnd"/>
           </w:p>
         </w:tc>
       </w:tr>
@@ -1571,6 +3533,7 @@
                 <w:b/>
                 <w:bCs/>
               </w:rPr>
+              <w:lastRenderedPageBreak/>
               <w:t>A</w:t>
             </w:r>
           </w:p>
@@ -1580,8 +3543,13 @@
             <w:tcW w:w="4168" w:type="pct"/>
           </w:tcPr>
           <w:p>
-            <w:r>
-              <w:t>Pilihan A</w:t>
+            <w:proofErr w:type="spellStart"/>
+            <w:r>
+              <w:t>Pilihan</w:t>
+            </w:r>
+            <w:proofErr w:type="spellEnd"/>
+            <w:r>
+              <w:t xml:space="preserve"> A</w:t>
             </w:r>
           </w:p>
         </w:tc>
@@ -1614,8 +3582,13 @@
             <w:tcW w:w="4168" w:type="pct"/>
           </w:tcPr>
           <w:p>
-            <w:r>
-              <w:t>Pilihan B</w:t>
+            <w:proofErr w:type="spellStart"/>
+            <w:r>
+              <w:t>Pilihan</w:t>
+            </w:r>
+            <w:proofErr w:type="spellEnd"/>
+            <w:r>
+              <w:t xml:space="preserve"> B</w:t>
             </w:r>
           </w:p>
         </w:tc>
@@ -1648,8 +3621,13 @@
             <w:tcW w:w="4168" w:type="pct"/>
           </w:tcPr>
           <w:p>
-            <w:r>
-              <w:t>Pilihan C</w:t>
+            <w:proofErr w:type="spellStart"/>
+            <w:r>
+              <w:t>Pilihan</w:t>
+            </w:r>
+            <w:proofErr w:type="spellEnd"/>
+            <w:r>
+              <w:t xml:space="preserve"> C</w:t>
             </w:r>
           </w:p>
         </w:tc>
@@ -1682,8 +3660,13 @@
             <w:tcW w:w="4168" w:type="pct"/>
           </w:tcPr>
           <w:p>
-            <w:r>
-              <w:t>Pilihan D</w:t>
+            <w:proofErr w:type="spellStart"/>
+            <w:r>
+              <w:t>Pilihan</w:t>
+            </w:r>
+            <w:proofErr w:type="spellEnd"/>
+            <w:r>
+              <w:t xml:space="preserve"> D</w:t>
             </w:r>
           </w:p>
         </w:tc>
@@ -1716,9 +3699,35 @@
             <w:tcW w:w="4168" w:type="pct"/>
           </w:tcPr>
           <w:p>
-            <w:r>
-              <w:t>Baik saya sudah paham</w:t>
-            </w:r>
+            <w:proofErr w:type="spellStart"/>
+            <w:r>
+              <w:t>Baik</w:t>
+            </w:r>
+            <w:proofErr w:type="spellEnd"/>
+            <w:r>
+              <w:t xml:space="preserve"> </w:t>
+            </w:r>
+            <w:proofErr w:type="spellStart"/>
+            <w:r>
+              <w:t>saya</w:t>
+            </w:r>
+            <w:proofErr w:type="spellEnd"/>
+            <w:r>
+              <w:t xml:space="preserve"> </w:t>
+            </w:r>
+            <w:proofErr w:type="spellStart"/>
+            <w:r>
+              <w:t>sudah</w:t>
+            </w:r>
+            <w:proofErr w:type="spellEnd"/>
+            <w:r>
+              <w:t xml:space="preserve"> </w:t>
+            </w:r>
+            <w:proofErr w:type="spellStart"/>
+            <w:r>
+              <w:t>paham</w:t>
+            </w:r>
+            <w:proofErr w:type="spellEnd"/>
           </w:p>
         </w:tc>
       </w:tr>
@@ -1734,12 +3743,37 @@
                 <w:tab w:val="left" w:pos="2142"/>
               </w:tabs>
             </w:pPr>
-            <w:r>
-              <w:rPr>
-                <w:b/>
-                <w:bCs/>
-              </w:rPr>
-              <w:t xml:space="preserve">Kunci Jawaban: </w:t>
+            <w:proofErr w:type="spellStart"/>
+            <w:r>
+              <w:rPr>
+                <w:b/>
+                <w:bCs/>
+              </w:rPr>
+              <w:t>Kunci</w:t>
+            </w:r>
+            <w:proofErr w:type="spellEnd"/>
+            <w:r>
+              <w:rPr>
+                <w:b/>
+                <w:bCs/>
+              </w:rPr>
+              <w:t xml:space="preserve"> </w:t>
+            </w:r>
+            <w:proofErr w:type="spellStart"/>
+            <w:r>
+              <w:rPr>
+                <w:b/>
+                <w:bCs/>
+              </w:rPr>
+              <w:t>Jawaban</w:t>
+            </w:r>
+            <w:proofErr w:type="spellEnd"/>
+            <w:r>
+              <w:rPr>
+                <w:b/>
+                <w:bCs/>
+              </w:rPr>
+              <w:t xml:space="preserve">: </w:t>
             </w:r>
             <w:r>
               <w:rPr>
@@ -1782,14 +3816,7 @@
                 <w:b/>
                 <w:bCs/>
               </w:rPr>
-              <w:t>5</w:t>
-            </w:r>
-            <w:r>
-              <w:rPr>
-                <w:b/>
-                <w:bCs/>
-              </w:rPr>
-              <w:t>.</w:t>
+              <w:t>5.</w:t>
             </w:r>
           </w:p>
         </w:tc>
@@ -1798,9 +3825,35 @@
             <w:tcW w:w="4168" w:type="pct"/>
           </w:tcPr>
           <w:p>
-            <w:r>
-              <w:t>Berikut yang merupakan Bahasa pemrograman, kecuali</w:t>
-            </w:r>
+            <w:proofErr w:type="spellStart"/>
+            <w:r>
+              <w:t>Berikut</w:t>
+            </w:r>
+            <w:proofErr w:type="spellEnd"/>
+            <w:r>
+              <w:t xml:space="preserve"> yang </w:t>
+            </w:r>
+            <w:proofErr w:type="spellStart"/>
+            <w:r>
+              <w:t>merupakan</w:t>
+            </w:r>
+            <w:proofErr w:type="spellEnd"/>
+            <w:r>
+              <w:t xml:space="preserve"> Bahasa </w:t>
+            </w:r>
+            <w:proofErr w:type="spellStart"/>
+            <w:r>
+              <w:t>pemrograman</w:t>
+            </w:r>
+            <w:proofErr w:type="spellEnd"/>
+            <w:r>
+              <w:t xml:space="preserve">, </w:t>
+            </w:r>
+            <w:proofErr w:type="spellStart"/>
+            <w:r>
+              <w:t>kecuali</w:t>
+            </w:r>
+            <w:proofErr w:type="spellEnd"/>
           </w:p>
         </w:tc>
       </w:tr>
@@ -1900,9 +3953,11 @@
             <w:tcW w:w="4168" w:type="pct"/>
           </w:tcPr>
           <w:p>
+            <w:proofErr w:type="spellStart"/>
             <w:r>
               <w:t>Javascript</w:t>
             </w:r>
+            <w:proofErr w:type="spellEnd"/>
           </w:p>
         </w:tc>
       </w:tr>
@@ -1986,19 +4041,37 @@
                 <w:tab w:val="left" w:pos="2142"/>
               </w:tabs>
             </w:pPr>
-            <w:r>
-              <w:rPr>
-                <w:b/>
-                <w:bCs/>
-              </w:rPr>
-              <w:t xml:space="preserve">Kunci Jawaban: </w:t>
-            </w:r>
-            <w:r>
-              <w:rPr>
-                <w:b/>
-                <w:bCs/>
-              </w:rPr>
-              <w:t>D</w:t>
+            <w:proofErr w:type="spellStart"/>
+            <w:r>
+              <w:rPr>
+                <w:b/>
+                <w:bCs/>
+              </w:rPr>
+              <w:t>Kunci</w:t>
+            </w:r>
+            <w:proofErr w:type="spellEnd"/>
+            <w:r>
+              <w:rPr>
+                <w:b/>
+                <w:bCs/>
+              </w:rPr>
+              <w:t xml:space="preserve"> </w:t>
+            </w:r>
+            <w:proofErr w:type="spellStart"/>
+            <w:r>
+              <w:rPr>
+                <w:b/>
+                <w:bCs/>
+              </w:rPr>
+              <w:t>Jawaban</w:t>
+            </w:r>
+            <w:proofErr w:type="spellEnd"/>
+            <w:r>
+              <w:rPr>
+                <w:b/>
+                <w:bCs/>
+              </w:rPr>
+              <w:t>: D</w:t>
             </w:r>
           </w:p>
         </w:tc>
@@ -2060,7 +4133,21 @@
               <w:rPr>
                 <w:lang w:eastAsia="id-ID" w:bidi="id-ID"/>
               </w:rPr>
-              <w:t xml:space="preserve">Nilai dari </w:t>
+              <w:t xml:space="preserve">Nilai </w:t>
+            </w:r>
+            <w:proofErr w:type="spellStart"/>
+            <w:r>
+              <w:rPr>
+                <w:lang w:eastAsia="id-ID" w:bidi="id-ID"/>
+              </w:rPr>
+              <w:t>dari</w:t>
+            </w:r>
+            <w:proofErr w:type="spellEnd"/>
+            <w:r>
+              <w:rPr>
+                <w:lang w:eastAsia="id-ID" w:bidi="id-ID"/>
+              </w:rPr>
+              <w:t xml:space="preserve"> </w:t>
             </w:r>
             <m:oMath>
               <m:f>
@@ -2715,19 +4802,2326 @@
                 <w:tab w:val="left" w:pos="2142"/>
               </w:tabs>
             </w:pPr>
-            <w:r>
-              <w:rPr>
-                <w:b/>
-                <w:bCs/>
-              </w:rPr>
-              <w:t xml:space="preserve">Kunci Jawaban: </w:t>
-            </w:r>
+            <w:proofErr w:type="spellStart"/>
+            <w:r>
+              <w:rPr>
+                <w:b/>
+                <w:bCs/>
+              </w:rPr>
+              <w:t>Kunci</w:t>
+            </w:r>
+            <w:proofErr w:type="spellEnd"/>
+            <w:r>
+              <w:rPr>
+                <w:b/>
+                <w:bCs/>
+              </w:rPr>
+              <w:t xml:space="preserve"> </w:t>
+            </w:r>
+            <w:proofErr w:type="spellStart"/>
+            <w:r>
+              <w:rPr>
+                <w:b/>
+                <w:bCs/>
+              </w:rPr>
+              <w:t>Jawaban</w:t>
+            </w:r>
+            <w:proofErr w:type="spellEnd"/>
+            <w:r>
+              <w:rPr>
+                <w:b/>
+                <w:bCs/>
+              </w:rPr>
+              <w:t>: C</w:t>
+            </w:r>
+          </w:p>
+        </w:tc>
+      </w:tr>
+    </w:tbl>
+    <w:p/>
+    <w:tbl>
+      <w:tblPr>
+        <w:tblStyle w:val="TableGrid"/>
+        <w:tblW w:w="5000" w:type="pct"/>
+        <w:tblLook w:val="0000" w:firstRow="0" w:lastRow="0" w:firstColumn="0" w:lastColumn="0" w:noHBand="0" w:noVBand="0"/>
+      </w:tblPr>
+      <w:tblGrid>
+        <w:gridCol w:w="1556"/>
+        <w:gridCol w:w="7794"/>
+      </w:tblGrid>
+      <w:tr>
+        <w:tc>
+          <w:tcPr>
+            <w:tcW w:w="832" w:type="pct"/>
+            <w:vAlign w:val="center"/>
+          </w:tcPr>
+          <w:p>
+            <w:pPr>
+              <w:jc w:val="center"/>
+              <w:rPr>
+                <w:b/>
+                <w:bCs/>
+              </w:rPr>
+            </w:pPr>
+            <w:r>
+              <w:rPr>
+                <w:b/>
+                <w:bCs/>
+              </w:rPr>
+              <w:t>LIT-</w:t>
+            </w:r>
+            <w:r>
+              <w:rPr>
+                <w:b/>
+                <w:bCs/>
+              </w:rPr>
+              <w:t>Agama-1</w:t>
+            </w:r>
+          </w:p>
+        </w:tc>
+        <w:tc>
+          <w:tcPr>
+            <w:tcW w:w="4168" w:type="pct"/>
+          </w:tcPr>
+          <w:p>
+            <w:proofErr w:type="spellStart"/>
+            <w:r>
+              <w:t>Perhatikan</w:t>
+            </w:r>
+            <w:proofErr w:type="spellEnd"/>
+            <w:r>
+              <w:t xml:space="preserve"> </w:t>
+            </w:r>
+            <w:proofErr w:type="spellStart"/>
+            <w:r>
+              <w:t>firman</w:t>
+            </w:r>
+            <w:proofErr w:type="spellEnd"/>
+            <w:r>
+              <w:t xml:space="preserve"> Allah </w:t>
+            </w:r>
+            <w:proofErr w:type="spellStart"/>
+            <w:r>
+              <w:t>Swt</w:t>
+            </w:r>
+            <w:proofErr w:type="spellEnd"/>
+            <w:r>
+              <w:t xml:space="preserve">. </w:t>
+            </w:r>
+            <w:proofErr w:type="spellStart"/>
+            <w:r>
+              <w:t>berikut</w:t>
+            </w:r>
+            <w:proofErr w:type="spellEnd"/>
+            <w:r>
+              <w:t>:</w:t>
+            </w:r>
+          </w:p>
+          <w:p/>
+          <w:p>
+            <w:pPr>
+              <w:jc w:val="right"/>
+            </w:pPr>
+            <w:r>
+              <w:rPr>
+                <w:rtl/>
+              </w:rPr>
+              <w:t>إِنَّ أَكْرَمَكُمْ عِندَ اللَّهِ أَتْقَاكُمْ</w:t>
+            </w:r>
+          </w:p>
+          <w:p>
+            <w:r>
+              <w:rPr>
+                <w:i/>
+                <w:iCs/>
+              </w:rPr>
+              <w:t>"</w:t>
+            </w:r>
+            <w:proofErr w:type="spellStart"/>
+            <w:r>
+              <w:rPr>
+                <w:i/>
+                <w:iCs/>
+              </w:rPr>
+              <w:t>Sesungguhnya</w:t>
+            </w:r>
+            <w:proofErr w:type="spellEnd"/>
+            <w:r>
+              <w:rPr>
+                <w:i/>
+                <w:iCs/>
+              </w:rPr>
+              <w:t xml:space="preserve"> yang paling </w:t>
+            </w:r>
+            <w:proofErr w:type="spellStart"/>
+            <w:r>
+              <w:rPr>
+                <w:i/>
+                <w:iCs/>
+              </w:rPr>
+              <w:t>mulia</w:t>
+            </w:r>
+            <w:proofErr w:type="spellEnd"/>
+            <w:r>
+              <w:rPr>
+                <w:i/>
+                <w:iCs/>
+              </w:rPr>
+              <w:t xml:space="preserve"> di </w:t>
+            </w:r>
+            <w:proofErr w:type="spellStart"/>
+            <w:r>
+              <w:rPr>
+                <w:i/>
+                <w:iCs/>
+              </w:rPr>
+              <w:t>antara</w:t>
+            </w:r>
+            <w:proofErr w:type="spellEnd"/>
+            <w:r>
+              <w:rPr>
+                <w:i/>
+                <w:iCs/>
+              </w:rPr>
+              <w:t xml:space="preserve"> </w:t>
+            </w:r>
+            <w:proofErr w:type="spellStart"/>
+            <w:r>
+              <w:rPr>
+                <w:i/>
+                <w:iCs/>
+              </w:rPr>
+              <w:t>kamu</w:t>
+            </w:r>
+            <w:proofErr w:type="spellEnd"/>
+            <w:r>
+              <w:rPr>
+                <w:i/>
+                <w:iCs/>
+              </w:rPr>
+              <w:t xml:space="preserve"> di </w:t>
+            </w:r>
+            <w:proofErr w:type="spellStart"/>
+            <w:r>
+              <w:rPr>
+                <w:i/>
+                <w:iCs/>
+              </w:rPr>
+              <w:t>sisi</w:t>
+            </w:r>
+            <w:proofErr w:type="spellEnd"/>
+            <w:r>
+              <w:rPr>
+                <w:i/>
+                <w:iCs/>
+              </w:rPr>
+              <w:t xml:space="preserve"> Allah </w:t>
+            </w:r>
+            <w:proofErr w:type="spellStart"/>
+            <w:r>
+              <w:rPr>
+                <w:i/>
+                <w:iCs/>
+              </w:rPr>
+              <w:t>ialah</w:t>
+            </w:r>
+            <w:proofErr w:type="spellEnd"/>
+            <w:r>
+              <w:rPr>
+                <w:i/>
+                <w:iCs/>
+              </w:rPr>
+              <w:t xml:space="preserve"> orang yang paling </w:t>
+            </w:r>
+            <w:proofErr w:type="spellStart"/>
+            <w:r>
+              <w:rPr>
+                <w:i/>
+                <w:iCs/>
+              </w:rPr>
+              <w:t>bertakwa</w:t>
+            </w:r>
+            <w:proofErr w:type="spellEnd"/>
+            <w:r>
+              <w:rPr>
+                <w:i/>
+                <w:iCs/>
+              </w:rPr>
+              <w:t>."</w:t>
+            </w:r>
+            <w:r>
+              <w:t xml:space="preserve"> (QS. Al-</w:t>
+            </w:r>
+            <w:proofErr w:type="spellStart"/>
+            <w:r>
+              <w:t>Hujurat</w:t>
+            </w:r>
+            <w:proofErr w:type="spellEnd"/>
+            <w:r>
+              <w:t>: 13)</w:t>
+            </w:r>
+          </w:p>
+          <w:p/>
+          <w:p>
+            <w:r>
+              <w:t xml:space="preserve">Ayat </w:t>
+            </w:r>
+            <w:proofErr w:type="spellStart"/>
+            <w:r>
+              <w:t>tersebut</w:t>
+            </w:r>
+            <w:proofErr w:type="spellEnd"/>
+            <w:r>
+              <w:t xml:space="preserve"> </w:t>
+            </w:r>
+            <w:proofErr w:type="spellStart"/>
+            <w:r>
+              <w:t>menjelaskan</w:t>
+            </w:r>
+            <w:proofErr w:type="spellEnd"/>
+            <w:r>
+              <w:t xml:space="preserve"> </w:t>
+            </w:r>
+            <w:proofErr w:type="spellStart"/>
+            <w:r>
+              <w:t>bahwa</w:t>
+            </w:r>
+            <w:proofErr w:type="spellEnd"/>
+            <w:r>
+              <w:t xml:space="preserve"> </w:t>
+            </w:r>
+            <w:proofErr w:type="spellStart"/>
+            <w:r>
+              <w:t>manusia</w:t>
+            </w:r>
+            <w:proofErr w:type="spellEnd"/>
+            <w:r>
+              <w:t xml:space="preserve"> </w:t>
+            </w:r>
+            <w:proofErr w:type="spellStart"/>
+            <w:r>
+              <w:t>diciptakan</w:t>
+            </w:r>
+            <w:proofErr w:type="spellEnd"/>
+            <w:r>
+              <w:t xml:space="preserve"> </w:t>
+            </w:r>
+            <w:proofErr w:type="spellStart"/>
+            <w:r>
+              <w:t>berbeda-beda</w:t>
+            </w:r>
+            <w:proofErr w:type="spellEnd"/>
+            <w:r>
+              <w:t xml:space="preserve"> agar </w:t>
+            </w:r>
+            <w:proofErr w:type="spellStart"/>
+            <w:r>
+              <w:t>saling</w:t>
+            </w:r>
+            <w:proofErr w:type="spellEnd"/>
+            <w:r>
+              <w:t xml:space="preserve"> </w:t>
+            </w:r>
+            <w:proofErr w:type="spellStart"/>
+            <w:r>
+              <w:t>mengenal</w:t>
+            </w:r>
+            <w:proofErr w:type="spellEnd"/>
+            <w:r>
+              <w:t xml:space="preserve"> dan </w:t>
+            </w:r>
+            <w:proofErr w:type="spellStart"/>
+            <w:r>
+              <w:t>menghormati</w:t>
+            </w:r>
+            <w:proofErr w:type="spellEnd"/>
+            <w:r>
+              <w:t xml:space="preserve">. </w:t>
+            </w:r>
+            <w:proofErr w:type="spellStart"/>
+            <w:r>
+              <w:t>Kemuliaan</w:t>
+            </w:r>
+            <w:proofErr w:type="spellEnd"/>
+            <w:r>
+              <w:t xml:space="preserve"> </w:t>
+            </w:r>
+            <w:proofErr w:type="spellStart"/>
+            <w:r>
+              <w:t>seseorang</w:t>
+            </w:r>
+            <w:proofErr w:type="spellEnd"/>
+            <w:r>
+              <w:t xml:space="preserve"> </w:t>
+            </w:r>
+            <w:proofErr w:type="spellStart"/>
+            <w:r>
+              <w:t>tidak</w:t>
+            </w:r>
+            <w:proofErr w:type="spellEnd"/>
+            <w:r>
+              <w:t xml:space="preserve"> </w:t>
+            </w:r>
+            <w:proofErr w:type="spellStart"/>
+            <w:r>
+              <w:t>ditentukan</w:t>
+            </w:r>
+            <w:proofErr w:type="spellEnd"/>
+            <w:r>
+              <w:t xml:space="preserve"> oleh </w:t>
+            </w:r>
+            <w:proofErr w:type="spellStart"/>
+            <w:r>
+              <w:t>suku</w:t>
+            </w:r>
+            <w:proofErr w:type="spellEnd"/>
+            <w:r>
+              <w:t xml:space="preserve">, </w:t>
+            </w:r>
+            <w:proofErr w:type="spellStart"/>
+            <w:r>
+              <w:t>harta</w:t>
+            </w:r>
+            <w:proofErr w:type="spellEnd"/>
+            <w:r>
+              <w:t xml:space="preserve">, </w:t>
+            </w:r>
+            <w:proofErr w:type="spellStart"/>
+            <w:r>
+              <w:t>ataupun</w:t>
+            </w:r>
+            <w:proofErr w:type="spellEnd"/>
+            <w:r>
+              <w:t xml:space="preserve"> </w:t>
+            </w:r>
+            <w:proofErr w:type="spellStart"/>
+            <w:r>
+              <w:t>jabatan</w:t>
+            </w:r>
+            <w:proofErr w:type="spellEnd"/>
+            <w:r>
+              <w:t xml:space="preserve">, </w:t>
+            </w:r>
+            <w:proofErr w:type="spellStart"/>
+            <w:r>
+              <w:t>melainkan</w:t>
+            </w:r>
+            <w:proofErr w:type="spellEnd"/>
+            <w:r>
+              <w:t xml:space="preserve"> </w:t>
+            </w:r>
+            <w:proofErr w:type="spellStart"/>
+            <w:r>
+              <w:t>ketakwaannya</w:t>
+            </w:r>
+            <w:proofErr w:type="spellEnd"/>
+            <w:r>
+              <w:t xml:space="preserve"> </w:t>
+            </w:r>
+            <w:proofErr w:type="spellStart"/>
+            <w:r>
+              <w:t>kepada</w:t>
+            </w:r>
+            <w:proofErr w:type="spellEnd"/>
+            <w:r>
+              <w:t xml:space="preserve"> Allah </w:t>
+            </w:r>
+            <w:proofErr w:type="spellStart"/>
+            <w:r>
+              <w:t>Swt</w:t>
+            </w:r>
+            <w:proofErr w:type="spellEnd"/>
+            <w:r>
+              <w:t>.</w:t>
+            </w:r>
+          </w:p>
+          <w:p/>
+        </w:tc>
+      </w:tr>
+      <w:tr>
+        <w:tc>
+          <w:tcPr>
+            <w:tcW w:w="832" w:type="pct"/>
+            <w:vAlign w:val="center"/>
+          </w:tcPr>
+          <w:p>
+            <w:pPr>
+              <w:jc w:val="center"/>
+              <w:rPr>
+                <w:b/>
+                <w:bCs/>
+              </w:rPr>
+            </w:pPr>
+            <w:r>
+              <w:rPr>
+                <w:b/>
+                <w:bCs/>
+              </w:rPr>
+              <w:t>7</w:t>
+            </w:r>
+            <w:r>
+              <w:rPr>
+                <w:b/>
+                <w:bCs/>
+              </w:rPr>
+              <w:t>.</w:t>
+            </w:r>
+          </w:p>
+        </w:tc>
+        <w:tc>
+          <w:tcPr>
+            <w:tcW w:w="4168" w:type="pct"/>
+          </w:tcPr>
+          <w:p>
+            <w:proofErr w:type="spellStart"/>
+            <w:r>
+              <w:t>Berdasarkan</w:t>
+            </w:r>
+            <w:proofErr w:type="spellEnd"/>
+            <w:r>
+              <w:t xml:space="preserve"> </w:t>
+            </w:r>
+            <w:proofErr w:type="spellStart"/>
+            <w:r>
+              <w:t>kandungan</w:t>
+            </w:r>
+            <w:proofErr w:type="spellEnd"/>
+            <w:r>
+              <w:t xml:space="preserve"> </w:t>
+            </w:r>
+            <w:proofErr w:type="spellStart"/>
+            <w:r>
+              <w:t>ayat</w:t>
+            </w:r>
+            <w:proofErr w:type="spellEnd"/>
+            <w:r>
+              <w:t xml:space="preserve"> </w:t>
+            </w:r>
+            <w:proofErr w:type="spellStart"/>
+            <w:r>
+              <w:t>tersebut</w:t>
+            </w:r>
+            <w:proofErr w:type="spellEnd"/>
+            <w:r>
+              <w:t xml:space="preserve">, </w:t>
+            </w:r>
+            <w:proofErr w:type="spellStart"/>
+            <w:r>
+              <w:t>perilaku</w:t>
+            </w:r>
+            <w:proofErr w:type="spellEnd"/>
+            <w:r>
+              <w:t xml:space="preserve"> yang </w:t>
+            </w:r>
+            <w:proofErr w:type="spellStart"/>
+            <w:r>
+              <w:t>sesuai</w:t>
+            </w:r>
+            <w:proofErr w:type="spellEnd"/>
+            <w:r>
+              <w:t xml:space="preserve"> </w:t>
+            </w:r>
+            <w:proofErr w:type="spellStart"/>
+            <w:r>
+              <w:t>adalah</w:t>
+            </w:r>
+            <w:proofErr w:type="spellEnd"/>
+            <w:r>
+              <w:t xml:space="preserve"> ...</w:t>
+            </w:r>
+          </w:p>
+        </w:tc>
+      </w:tr>
+      <w:tr>
+        <w:tc>
+          <w:tcPr>
+            <w:tcW w:w="832" w:type="pct"/>
+            <w:vAlign w:val="center"/>
+          </w:tcPr>
+          <w:p>
+            <w:pPr>
+              <w:jc w:val="center"/>
+              <w:rPr>
+                <w:b/>
+                <w:bCs/>
+              </w:rPr>
+            </w:pPr>
+            <w:r>
+              <w:rPr>
+                <w:b/>
+                <w:bCs/>
+              </w:rPr>
+              <w:t>A</w:t>
+            </w:r>
+          </w:p>
+        </w:tc>
+        <w:tc>
+          <w:tcPr>
+            <w:tcW w:w="4168" w:type="pct"/>
+          </w:tcPr>
+          <w:p>
+            <w:proofErr w:type="spellStart"/>
+            <w:r>
+              <w:t>Membanggakan</w:t>
+            </w:r>
+            <w:proofErr w:type="spellEnd"/>
+            <w:r>
+              <w:t xml:space="preserve"> </w:t>
+            </w:r>
+            <w:proofErr w:type="spellStart"/>
+            <w:r>
+              <w:t>keturunan</w:t>
+            </w:r>
+            <w:proofErr w:type="spellEnd"/>
+            <w:r>
+              <w:t xml:space="preserve"> </w:t>
+            </w:r>
+            <w:proofErr w:type="spellStart"/>
+            <w:r>
+              <w:t>secara</w:t>
+            </w:r>
+            <w:proofErr w:type="spellEnd"/>
+            <w:r>
+              <w:t xml:space="preserve"> </w:t>
+            </w:r>
+            <w:proofErr w:type="spellStart"/>
+            <w:r>
+              <w:t>berlebihan</w:t>
+            </w:r>
+            <w:proofErr w:type="spellEnd"/>
+          </w:p>
+        </w:tc>
+      </w:tr>
+      <w:tr>
+        <w:tc>
+          <w:tcPr>
+            <w:tcW w:w="832" w:type="pct"/>
+            <w:vAlign w:val="center"/>
+          </w:tcPr>
+          <w:p>
+            <w:pPr>
+              <w:jc w:val="center"/>
+              <w:rPr>
+                <w:b/>
+                <w:bCs/>
+              </w:rPr>
+            </w:pPr>
+            <w:r>
+              <w:rPr>
+                <w:b/>
+                <w:bCs/>
+              </w:rPr>
+              <w:t>B</w:t>
+            </w:r>
+          </w:p>
+        </w:tc>
+        <w:tc>
+          <w:tcPr>
+            <w:tcW w:w="4168" w:type="pct"/>
+          </w:tcPr>
+          <w:p>
+            <w:proofErr w:type="spellStart"/>
+            <w:r>
+              <w:t>Menghina</w:t>
+            </w:r>
+            <w:proofErr w:type="spellEnd"/>
+            <w:r>
+              <w:t xml:space="preserve"> orang yang </w:t>
+            </w:r>
+            <w:proofErr w:type="spellStart"/>
+            <w:r>
+              <w:t>berbeda</w:t>
+            </w:r>
+            <w:proofErr w:type="spellEnd"/>
+            <w:r>
+              <w:t xml:space="preserve"> </w:t>
+            </w:r>
+            <w:proofErr w:type="spellStart"/>
+            <w:r>
+              <w:t>suku</w:t>
+            </w:r>
+            <w:proofErr w:type="spellEnd"/>
+          </w:p>
+        </w:tc>
+      </w:tr>
+      <w:tr>
+        <w:tc>
+          <w:tcPr>
+            <w:tcW w:w="832" w:type="pct"/>
+            <w:vAlign w:val="center"/>
+          </w:tcPr>
+          <w:p>
+            <w:pPr>
+              <w:jc w:val="center"/>
+              <w:rPr>
+                <w:b/>
+                <w:bCs/>
+              </w:rPr>
+            </w:pPr>
             <w:r>
               <w:rPr>
                 <w:b/>
                 <w:bCs/>
               </w:rPr>
               <w:t>C</w:t>
+            </w:r>
+          </w:p>
+        </w:tc>
+        <w:tc>
+          <w:tcPr>
+            <w:tcW w:w="4168" w:type="pct"/>
+          </w:tcPr>
+          <w:p>
+            <w:proofErr w:type="spellStart"/>
+            <w:r>
+              <w:t>Menghormati</w:t>
+            </w:r>
+            <w:proofErr w:type="spellEnd"/>
+            <w:r>
+              <w:t xml:space="preserve"> </w:t>
+            </w:r>
+            <w:proofErr w:type="spellStart"/>
+            <w:r>
+              <w:t>semua</w:t>
+            </w:r>
+            <w:proofErr w:type="spellEnd"/>
+            <w:r>
+              <w:t xml:space="preserve"> orang </w:t>
+            </w:r>
+            <w:proofErr w:type="spellStart"/>
+            <w:r>
+              <w:t>tanpa</w:t>
+            </w:r>
+            <w:proofErr w:type="spellEnd"/>
+            <w:r>
+              <w:t xml:space="preserve"> </w:t>
+            </w:r>
+            <w:proofErr w:type="spellStart"/>
+            <w:r>
+              <w:t>membedakan</w:t>
+            </w:r>
+            <w:proofErr w:type="spellEnd"/>
+            <w:r>
+              <w:t xml:space="preserve"> </w:t>
+            </w:r>
+            <w:proofErr w:type="spellStart"/>
+            <w:r>
+              <w:t>latar</w:t>
+            </w:r>
+            <w:proofErr w:type="spellEnd"/>
+            <w:r>
+              <w:t xml:space="preserve"> </w:t>
+            </w:r>
+            <w:proofErr w:type="spellStart"/>
+            <w:r>
+              <w:t>belakang</w:t>
+            </w:r>
+            <w:proofErr w:type="spellEnd"/>
+          </w:p>
+        </w:tc>
+      </w:tr>
+      <w:tr>
+        <w:tc>
+          <w:tcPr>
+            <w:tcW w:w="832" w:type="pct"/>
+            <w:vAlign w:val="center"/>
+          </w:tcPr>
+          <w:p>
+            <w:pPr>
+              <w:jc w:val="center"/>
+              <w:rPr>
+                <w:b/>
+                <w:bCs/>
+              </w:rPr>
+            </w:pPr>
+            <w:r>
+              <w:rPr>
+                <w:b/>
+                <w:bCs/>
+              </w:rPr>
+              <w:t>D</w:t>
+            </w:r>
+          </w:p>
+        </w:tc>
+        <w:tc>
+          <w:tcPr>
+            <w:tcW w:w="4168" w:type="pct"/>
+          </w:tcPr>
+          <w:p>
+            <w:proofErr w:type="spellStart"/>
+            <w:r>
+              <w:t>Menilai</w:t>
+            </w:r>
+            <w:proofErr w:type="spellEnd"/>
+            <w:r>
+              <w:t xml:space="preserve"> orang </w:t>
+            </w:r>
+            <w:proofErr w:type="spellStart"/>
+            <w:r>
+              <w:t>berdasarkan</w:t>
+            </w:r>
+            <w:proofErr w:type="spellEnd"/>
+            <w:r>
+              <w:t xml:space="preserve"> </w:t>
+            </w:r>
+            <w:proofErr w:type="spellStart"/>
+            <w:r>
+              <w:t>kekayaan</w:t>
+            </w:r>
+            <w:proofErr w:type="spellEnd"/>
+          </w:p>
+        </w:tc>
+      </w:tr>
+      <w:tr>
+        <w:tc>
+          <w:tcPr>
+            <w:tcW w:w="832" w:type="pct"/>
+            <w:vAlign w:val="center"/>
+          </w:tcPr>
+          <w:p>
+            <w:pPr>
+              <w:jc w:val="center"/>
+              <w:rPr>
+                <w:b/>
+                <w:bCs/>
+              </w:rPr>
+            </w:pPr>
+            <w:r>
+              <w:rPr>
+                <w:b/>
+                <w:bCs/>
+              </w:rPr>
+              <w:t>E</w:t>
+            </w:r>
+          </w:p>
+        </w:tc>
+        <w:tc>
+          <w:tcPr>
+            <w:tcW w:w="4168" w:type="pct"/>
+          </w:tcPr>
+          <w:p>
+            <w:proofErr w:type="spellStart"/>
+            <w:r>
+              <w:t>Memilih</w:t>
+            </w:r>
+            <w:proofErr w:type="spellEnd"/>
+            <w:r>
+              <w:t xml:space="preserve"> </w:t>
+            </w:r>
+            <w:proofErr w:type="spellStart"/>
+            <w:r>
+              <w:t>teman</w:t>
+            </w:r>
+            <w:proofErr w:type="spellEnd"/>
+            <w:r>
+              <w:t xml:space="preserve"> </w:t>
+            </w:r>
+            <w:proofErr w:type="spellStart"/>
+            <w:r>
+              <w:t>berdasarkan</w:t>
+            </w:r>
+            <w:proofErr w:type="spellEnd"/>
+            <w:r>
+              <w:t xml:space="preserve"> status </w:t>
+            </w:r>
+            <w:proofErr w:type="spellStart"/>
+            <w:r>
+              <w:t>sosial</w:t>
+            </w:r>
+            <w:proofErr w:type="spellEnd"/>
+          </w:p>
+        </w:tc>
+      </w:tr>
+      <w:tr>
+        <w:tc>
+          <w:tcPr>
+            <w:tcW w:w="5000" w:type="pct"/>
+            <w:gridSpan w:val="2"/>
+          </w:tcPr>
+          <w:p>
+            <w:proofErr w:type="spellStart"/>
+            <w:r>
+              <w:rPr>
+                <w:b/>
+                <w:bCs/>
+              </w:rPr>
+              <w:t>Kunci</w:t>
+            </w:r>
+            <w:proofErr w:type="spellEnd"/>
+            <w:r>
+              <w:rPr>
+                <w:b/>
+                <w:bCs/>
+              </w:rPr>
+              <w:t xml:space="preserve"> </w:t>
+            </w:r>
+            <w:proofErr w:type="spellStart"/>
+            <w:r>
+              <w:rPr>
+                <w:b/>
+                <w:bCs/>
+              </w:rPr>
+              <w:t>Jawaban</w:t>
+            </w:r>
+            <w:proofErr w:type="spellEnd"/>
+            <w:r>
+              <w:rPr>
+                <w:b/>
+                <w:bCs/>
+              </w:rPr>
+              <w:t>: C</w:t>
+            </w:r>
+          </w:p>
+        </w:tc>
+      </w:tr>
+    </w:tbl>
+    <w:p/>
+    <w:tbl>
+      <w:tblPr>
+        <w:tblStyle w:val="TableGrid"/>
+        <w:tblW w:w="5000" w:type="pct"/>
+        <w:tblLook w:val="0000" w:firstRow="0" w:lastRow="0" w:firstColumn="0" w:lastColumn="0" w:noHBand="0" w:noVBand="0"/>
+      </w:tblPr>
+      <w:tblGrid>
+        <w:gridCol w:w="1556"/>
+        <w:gridCol w:w="7794"/>
+      </w:tblGrid>
+      <w:tr>
+        <w:tc>
+          <w:tcPr>
+            <w:tcW w:w="832" w:type="pct"/>
+            <w:vAlign w:val="center"/>
+          </w:tcPr>
+          <w:p>
+            <w:pPr>
+              <w:jc w:val="center"/>
+              <w:rPr>
+                <w:b/>
+                <w:bCs/>
+              </w:rPr>
+            </w:pPr>
+            <w:r>
+              <w:rPr>
+                <w:b/>
+                <w:bCs/>
+              </w:rPr>
+              <w:t>LIT-</w:t>
+            </w:r>
+            <w:r>
+              <w:rPr>
+                <w:b/>
+                <w:bCs/>
+              </w:rPr>
+              <w:t>Agama-1</w:t>
+            </w:r>
+          </w:p>
+        </w:tc>
+        <w:tc>
+          <w:tcPr>
+            <w:tcW w:w="4168" w:type="pct"/>
+          </w:tcPr>
+          <w:p/>
+        </w:tc>
+      </w:tr>
+      <w:tr>
+        <w:tc>
+          <w:tcPr>
+            <w:tcW w:w="832" w:type="pct"/>
+            <w:vAlign w:val="center"/>
+          </w:tcPr>
+          <w:p>
+            <w:pPr>
+              <w:jc w:val="center"/>
+              <w:rPr>
+                <w:b/>
+                <w:bCs/>
+              </w:rPr>
+            </w:pPr>
+            <w:r>
+              <w:rPr>
+                <w:b/>
+                <w:bCs/>
+              </w:rPr>
+              <w:t>8</w:t>
+            </w:r>
+            <w:r>
+              <w:rPr>
+                <w:b/>
+                <w:bCs/>
+              </w:rPr>
+              <w:t>.</w:t>
+            </w:r>
+          </w:p>
+        </w:tc>
+        <w:tc>
+          <w:tcPr>
+            <w:tcW w:w="4168" w:type="pct"/>
+          </w:tcPr>
+          <w:p>
+            <w:proofErr w:type="spellStart"/>
+            <w:r>
+              <w:t>Berdasarkan</w:t>
+            </w:r>
+            <w:proofErr w:type="spellEnd"/>
+            <w:r>
+              <w:t xml:space="preserve"> </w:t>
+            </w:r>
+            <w:proofErr w:type="spellStart"/>
+            <w:r>
+              <w:t>kandungan</w:t>
+            </w:r>
+            <w:proofErr w:type="spellEnd"/>
+            <w:r>
+              <w:t xml:space="preserve"> </w:t>
+            </w:r>
+            <w:proofErr w:type="spellStart"/>
+            <w:r>
+              <w:t>ayat</w:t>
+            </w:r>
+            <w:proofErr w:type="spellEnd"/>
+            <w:r>
+              <w:t xml:space="preserve"> </w:t>
+            </w:r>
+            <w:proofErr w:type="spellStart"/>
+            <w:r>
+              <w:t>tersebut</w:t>
+            </w:r>
+            <w:proofErr w:type="spellEnd"/>
+            <w:r>
+              <w:t xml:space="preserve">, </w:t>
+            </w:r>
+            <w:proofErr w:type="spellStart"/>
+            <w:r>
+              <w:t>sikap</w:t>
+            </w:r>
+            <w:proofErr w:type="spellEnd"/>
+            <w:r>
+              <w:t xml:space="preserve"> yang </w:t>
+            </w:r>
+            <w:proofErr w:type="spellStart"/>
+            <w:r>
+              <w:t>mencerminkan</w:t>
+            </w:r>
+            <w:proofErr w:type="spellEnd"/>
+            <w:r>
+              <w:t xml:space="preserve"> </w:t>
+            </w:r>
+            <w:proofErr w:type="spellStart"/>
+            <w:r>
+              <w:t>ketakwaan</w:t>
+            </w:r>
+            <w:proofErr w:type="spellEnd"/>
+            <w:r>
+              <w:t xml:space="preserve"> </w:t>
+            </w:r>
+            <w:proofErr w:type="spellStart"/>
+            <w:r>
+              <w:t>dalam</w:t>
+            </w:r>
+            <w:proofErr w:type="spellEnd"/>
+            <w:r>
+              <w:t xml:space="preserve"> </w:t>
+            </w:r>
+            <w:proofErr w:type="spellStart"/>
+            <w:r>
+              <w:t>kehidupan</w:t>
+            </w:r>
+            <w:proofErr w:type="spellEnd"/>
+            <w:r>
+              <w:t xml:space="preserve"> </w:t>
+            </w:r>
+            <w:proofErr w:type="spellStart"/>
+            <w:r>
+              <w:t>sehari-hari</w:t>
+            </w:r>
+            <w:proofErr w:type="spellEnd"/>
+            <w:r>
+              <w:t xml:space="preserve"> </w:t>
+            </w:r>
+            <w:proofErr w:type="spellStart"/>
+            <w:r>
+              <w:t>adalah</w:t>
+            </w:r>
+            <w:proofErr w:type="spellEnd"/>
+            <w:r>
+              <w:t xml:space="preserve"> ...</w:t>
+            </w:r>
+          </w:p>
+        </w:tc>
+      </w:tr>
+      <w:tr>
+        <w:tc>
+          <w:tcPr>
+            <w:tcW w:w="832" w:type="pct"/>
+            <w:vAlign w:val="center"/>
+          </w:tcPr>
+          <w:p>
+            <w:pPr>
+              <w:jc w:val="center"/>
+              <w:rPr>
+                <w:b/>
+                <w:bCs/>
+              </w:rPr>
+            </w:pPr>
+            <w:r>
+              <w:rPr>
+                <w:b/>
+                <w:bCs/>
+              </w:rPr>
+              <w:t>A</w:t>
+            </w:r>
+          </w:p>
+        </w:tc>
+        <w:tc>
+          <w:tcPr>
+            <w:tcW w:w="4168" w:type="pct"/>
+          </w:tcPr>
+          <w:p>
+            <w:proofErr w:type="spellStart"/>
+            <w:r>
+              <w:t>Memilih</w:t>
+            </w:r>
+            <w:proofErr w:type="spellEnd"/>
+            <w:r>
+              <w:t xml:space="preserve"> </w:t>
+            </w:r>
+            <w:proofErr w:type="spellStart"/>
+            <w:r>
+              <w:t>teman</w:t>
+            </w:r>
+            <w:proofErr w:type="spellEnd"/>
+            <w:r>
+              <w:t xml:space="preserve"> </w:t>
+            </w:r>
+            <w:proofErr w:type="spellStart"/>
+            <w:r>
+              <w:t>hanya</w:t>
+            </w:r>
+            <w:proofErr w:type="spellEnd"/>
+            <w:r>
+              <w:t xml:space="preserve"> </w:t>
+            </w:r>
+            <w:proofErr w:type="spellStart"/>
+            <w:r>
+              <w:t>dari</w:t>
+            </w:r>
+            <w:proofErr w:type="spellEnd"/>
+            <w:r>
+              <w:t xml:space="preserve"> </w:t>
+            </w:r>
+            <w:proofErr w:type="spellStart"/>
+            <w:r>
+              <w:t>suku</w:t>
+            </w:r>
+            <w:proofErr w:type="spellEnd"/>
+            <w:r>
+              <w:t xml:space="preserve"> yang </w:t>
+            </w:r>
+            <w:proofErr w:type="spellStart"/>
+            <w:r>
+              <w:t>sama</w:t>
+            </w:r>
+            <w:proofErr w:type="spellEnd"/>
+          </w:p>
+        </w:tc>
+      </w:tr>
+      <w:tr>
+        <w:tc>
+          <w:tcPr>
+            <w:tcW w:w="832" w:type="pct"/>
+            <w:vAlign w:val="center"/>
+          </w:tcPr>
+          <w:p>
+            <w:pPr>
+              <w:jc w:val="center"/>
+              <w:rPr>
+                <w:b/>
+                <w:bCs/>
+              </w:rPr>
+            </w:pPr>
+            <w:r>
+              <w:rPr>
+                <w:b/>
+                <w:bCs/>
+              </w:rPr>
+              <w:t>B</w:t>
+            </w:r>
+          </w:p>
+        </w:tc>
+        <w:tc>
+          <w:tcPr>
+            <w:tcW w:w="4168" w:type="pct"/>
+          </w:tcPr>
+          <w:p>
+            <w:proofErr w:type="spellStart"/>
+            <w:r>
+              <w:t>Menghormati</w:t>
+            </w:r>
+            <w:proofErr w:type="spellEnd"/>
+            <w:r>
+              <w:t xml:space="preserve"> dan </w:t>
+            </w:r>
+            <w:proofErr w:type="spellStart"/>
+            <w:r>
+              <w:t>menghargai</w:t>
+            </w:r>
+            <w:proofErr w:type="spellEnd"/>
+            <w:r>
+              <w:t xml:space="preserve"> </w:t>
+            </w:r>
+            <w:proofErr w:type="spellStart"/>
+            <w:r>
+              <w:t>perbedaan</w:t>
+            </w:r>
+            <w:proofErr w:type="spellEnd"/>
+            <w:r>
+              <w:t xml:space="preserve"> </w:t>
+            </w:r>
+            <w:proofErr w:type="spellStart"/>
+            <w:r>
+              <w:t>antar</w:t>
+            </w:r>
+            <w:proofErr w:type="spellEnd"/>
+            <w:r>
+              <w:t xml:space="preserve"> </w:t>
+            </w:r>
+            <w:proofErr w:type="spellStart"/>
+            <w:r>
+              <w:t>sesama</w:t>
+            </w:r>
+            <w:proofErr w:type="spellEnd"/>
+          </w:p>
+        </w:tc>
+      </w:tr>
+      <w:tr>
+        <w:tc>
+          <w:tcPr>
+            <w:tcW w:w="832" w:type="pct"/>
+            <w:vAlign w:val="center"/>
+          </w:tcPr>
+          <w:p>
+            <w:pPr>
+              <w:jc w:val="center"/>
+              <w:rPr>
+                <w:b/>
+                <w:bCs/>
+              </w:rPr>
+            </w:pPr>
+            <w:r>
+              <w:rPr>
+                <w:b/>
+                <w:bCs/>
+              </w:rPr>
+              <w:t>C</w:t>
+            </w:r>
+          </w:p>
+        </w:tc>
+        <w:tc>
+          <w:tcPr>
+            <w:tcW w:w="4168" w:type="pct"/>
+          </w:tcPr>
+          <w:p>
+            <w:proofErr w:type="spellStart"/>
+            <w:r>
+              <w:t>Menilai</w:t>
+            </w:r>
+            <w:proofErr w:type="spellEnd"/>
+            <w:r>
+              <w:t xml:space="preserve"> </w:t>
+            </w:r>
+            <w:proofErr w:type="spellStart"/>
+            <w:r>
+              <w:t>seseorang</w:t>
+            </w:r>
+            <w:proofErr w:type="spellEnd"/>
+            <w:r>
+              <w:t xml:space="preserve"> </w:t>
+            </w:r>
+            <w:proofErr w:type="spellStart"/>
+            <w:r>
+              <w:t>berdasarkan</w:t>
+            </w:r>
+            <w:proofErr w:type="spellEnd"/>
+            <w:r>
+              <w:t xml:space="preserve"> </w:t>
+            </w:r>
+            <w:proofErr w:type="spellStart"/>
+            <w:r>
+              <w:t>kekayaan</w:t>
+            </w:r>
+            <w:proofErr w:type="spellEnd"/>
+          </w:p>
+        </w:tc>
+      </w:tr>
+      <w:tr>
+        <w:tc>
+          <w:tcPr>
+            <w:tcW w:w="832" w:type="pct"/>
+            <w:vAlign w:val="center"/>
+          </w:tcPr>
+          <w:p>
+            <w:pPr>
+              <w:jc w:val="center"/>
+              <w:rPr>
+                <w:b/>
+                <w:bCs/>
+              </w:rPr>
+            </w:pPr>
+            <w:r>
+              <w:rPr>
+                <w:b/>
+                <w:bCs/>
+              </w:rPr>
+              <w:t>D</w:t>
+            </w:r>
+          </w:p>
+        </w:tc>
+        <w:tc>
+          <w:tcPr>
+            <w:tcW w:w="4168" w:type="pct"/>
+          </w:tcPr>
+          <w:p>
+            <w:proofErr w:type="spellStart"/>
+            <w:r>
+              <w:t>Mengutamakan</w:t>
+            </w:r>
+            <w:proofErr w:type="spellEnd"/>
+            <w:r>
+              <w:t xml:space="preserve"> </w:t>
+            </w:r>
+            <w:proofErr w:type="spellStart"/>
+            <w:r>
+              <w:t>jabatan</w:t>
+            </w:r>
+            <w:proofErr w:type="spellEnd"/>
+            <w:r>
+              <w:t xml:space="preserve"> </w:t>
+            </w:r>
+            <w:proofErr w:type="spellStart"/>
+            <w:r>
+              <w:t>daripada</w:t>
+            </w:r>
+            <w:proofErr w:type="spellEnd"/>
+            <w:r>
+              <w:t xml:space="preserve"> </w:t>
+            </w:r>
+            <w:proofErr w:type="spellStart"/>
+            <w:r>
+              <w:t>akhlak</w:t>
+            </w:r>
+            <w:proofErr w:type="spellEnd"/>
+          </w:p>
+        </w:tc>
+      </w:tr>
+      <w:tr>
+        <w:tc>
+          <w:tcPr>
+            <w:tcW w:w="832" w:type="pct"/>
+            <w:vAlign w:val="center"/>
+          </w:tcPr>
+          <w:p>
+            <w:pPr>
+              <w:jc w:val="center"/>
+              <w:rPr>
+                <w:b/>
+                <w:bCs/>
+              </w:rPr>
+            </w:pPr>
+            <w:r>
+              <w:rPr>
+                <w:b/>
+                <w:bCs/>
+              </w:rPr>
+              <w:t>E</w:t>
+            </w:r>
+          </w:p>
+        </w:tc>
+        <w:tc>
+          <w:tcPr>
+            <w:tcW w:w="4168" w:type="pct"/>
+          </w:tcPr>
+          <w:p>
+            <w:proofErr w:type="spellStart"/>
+            <w:r>
+              <w:t>Membatasi</w:t>
+            </w:r>
+            <w:proofErr w:type="spellEnd"/>
+            <w:r>
+              <w:t xml:space="preserve"> </w:t>
+            </w:r>
+            <w:proofErr w:type="spellStart"/>
+            <w:r>
+              <w:t>pergaulan</w:t>
+            </w:r>
+            <w:proofErr w:type="spellEnd"/>
+            <w:r>
+              <w:t xml:space="preserve"> </w:t>
+            </w:r>
+            <w:proofErr w:type="spellStart"/>
+            <w:r>
+              <w:t>dengan</w:t>
+            </w:r>
+            <w:proofErr w:type="spellEnd"/>
+            <w:r>
+              <w:t xml:space="preserve"> </w:t>
+            </w:r>
+            <w:proofErr w:type="spellStart"/>
+            <w:r>
+              <w:t>kelompok</w:t>
+            </w:r>
+            <w:proofErr w:type="spellEnd"/>
+            <w:r>
+              <w:t xml:space="preserve"> lain</w:t>
+            </w:r>
+          </w:p>
+        </w:tc>
+      </w:tr>
+      <w:tr>
+        <w:tc>
+          <w:tcPr>
+            <w:tcW w:w="5000" w:type="pct"/>
+            <w:gridSpan w:val="2"/>
+          </w:tcPr>
+          <w:p>
+            <w:proofErr w:type="spellStart"/>
+            <w:r>
+              <w:rPr>
+                <w:b/>
+                <w:bCs/>
+              </w:rPr>
+              <w:t>Kunci</w:t>
+            </w:r>
+            <w:proofErr w:type="spellEnd"/>
+            <w:r>
+              <w:rPr>
+                <w:b/>
+                <w:bCs/>
+              </w:rPr>
+              <w:t xml:space="preserve"> </w:t>
+            </w:r>
+            <w:proofErr w:type="spellStart"/>
+            <w:r>
+              <w:rPr>
+                <w:b/>
+                <w:bCs/>
+              </w:rPr>
+              <w:t>Jawaban</w:t>
+            </w:r>
+            <w:proofErr w:type="spellEnd"/>
+            <w:r>
+              <w:rPr>
+                <w:b/>
+                <w:bCs/>
+              </w:rPr>
+              <w:t>: B</w:t>
+            </w:r>
+          </w:p>
+        </w:tc>
+      </w:tr>
+    </w:tbl>
+    <w:p/>
+    <w:tbl>
+      <w:tblPr>
+        <w:tblStyle w:val="TableGrid"/>
+        <w:tblW w:w="5000" w:type="pct"/>
+        <w:tblLook w:val="0000" w:firstRow="0" w:lastRow="0" w:firstColumn="0" w:lastColumn="0" w:noHBand="0" w:noVBand="0"/>
+      </w:tblPr>
+      <w:tblGrid>
+        <w:gridCol w:w="1556"/>
+        <w:gridCol w:w="7794"/>
+      </w:tblGrid>
+      <w:tr>
+        <w:tc>
+          <w:tcPr>
+            <w:tcW w:w="832" w:type="pct"/>
+            <w:vAlign w:val="center"/>
+          </w:tcPr>
+          <w:p>
+            <w:pPr>
+              <w:jc w:val="center"/>
+              <w:rPr>
+                <w:b/>
+                <w:bCs/>
+              </w:rPr>
+            </w:pPr>
+            <w:r>
+              <w:rPr>
+                <w:b/>
+                <w:bCs/>
+              </w:rPr>
+              <w:t>9</w:t>
+            </w:r>
+            <w:r>
+              <w:rPr>
+                <w:b/>
+                <w:bCs/>
+              </w:rPr>
+              <w:t>.</w:t>
+            </w:r>
+          </w:p>
+        </w:tc>
+        <w:tc>
+          <w:tcPr>
+            <w:tcW w:w="4168" w:type="pct"/>
+          </w:tcPr>
+          <w:p>
+            <w:pPr>
+              <w:rPr>
+                <w:sz w:val="24"/>
+                <w:szCs w:val="24"/>
+              </w:rPr>
+            </w:pPr>
+            <w:r>
+              <w:rPr>
+                <w:lang w:eastAsia="id-ID" w:bidi="id-ID"/>
+              </w:rPr>
+              <w:t xml:space="preserve">Media </w:t>
+            </w:r>
+            <w:proofErr w:type="spellStart"/>
+            <w:r>
+              <w:rPr>
+                <w:lang w:eastAsia="id-ID" w:bidi="id-ID"/>
+              </w:rPr>
+              <w:t>penyimpanan</w:t>
+            </w:r>
+            <w:proofErr w:type="spellEnd"/>
+            <w:r>
+              <w:rPr>
+                <w:lang w:eastAsia="id-ID" w:bidi="id-ID"/>
+              </w:rPr>
+              <w:t xml:space="preserve"> yang </w:t>
+            </w:r>
+            <w:proofErr w:type="spellStart"/>
+            <w:r>
+              <w:rPr>
+                <w:lang w:eastAsia="id-ID" w:bidi="id-ID"/>
+              </w:rPr>
+              <w:t>menggunakan</w:t>
+            </w:r>
+            <w:proofErr w:type="spellEnd"/>
+            <w:r>
+              <w:rPr>
+                <w:lang w:eastAsia="id-ID" w:bidi="id-ID"/>
+              </w:rPr>
+              <w:t xml:space="preserve"> </w:t>
+            </w:r>
+            <w:proofErr w:type="spellStart"/>
+            <w:r>
+              <w:rPr>
+                <w:lang w:eastAsia="id-ID" w:bidi="id-ID"/>
+              </w:rPr>
+              <w:t>teknologi</w:t>
+            </w:r>
+            <w:proofErr w:type="spellEnd"/>
+            <w:r>
+              <w:rPr>
+                <w:lang w:eastAsia="id-ID" w:bidi="id-ID"/>
+              </w:rPr>
+              <w:t xml:space="preserve"> </w:t>
+            </w:r>
+            <w:proofErr w:type="spellStart"/>
+            <w:r>
+              <w:rPr>
+                <w:lang w:eastAsia="id-ID" w:bidi="id-ID"/>
+              </w:rPr>
+              <w:t>penyimpanan</w:t>
+            </w:r>
+            <w:proofErr w:type="spellEnd"/>
+            <w:r>
+              <w:rPr>
+                <w:lang w:eastAsia="id-ID" w:bidi="id-ID"/>
+              </w:rPr>
+              <w:t xml:space="preserve"> </w:t>
+            </w:r>
+            <w:proofErr w:type="spellStart"/>
+            <w:r>
+              <w:rPr>
+                <w:lang w:eastAsia="id-ID" w:bidi="id-ID"/>
+              </w:rPr>
+              <w:t>berbasis</w:t>
+            </w:r>
+            <w:proofErr w:type="spellEnd"/>
+            <w:r>
+              <w:rPr>
+                <w:lang w:eastAsia="id-ID" w:bidi="id-ID"/>
+              </w:rPr>
+              <w:t xml:space="preserve"> flash memory </w:t>
+            </w:r>
+            <w:proofErr w:type="spellStart"/>
+            <w:r>
+              <w:rPr>
+                <w:lang w:eastAsia="id-ID" w:bidi="id-ID"/>
+              </w:rPr>
+              <w:t>adalah</w:t>
+            </w:r>
+            <w:proofErr w:type="spellEnd"/>
+            <w:r>
+              <w:rPr>
+                <w:lang w:eastAsia="id-ID" w:bidi="id-ID"/>
+              </w:rPr>
+              <w:t xml:space="preserve"> ...</w:t>
+            </w:r>
+          </w:p>
+        </w:tc>
+      </w:tr>
+      <w:tr>
+        <w:trPr>
+          <w:trHeight w:val="47"/>
+        </w:trPr>
+        <w:tc>
+          <w:tcPr>
+            <w:tcW w:w="832" w:type="pct"/>
+            <w:vAlign w:val="center"/>
+          </w:tcPr>
+          <w:p>
+            <w:pPr>
+              <w:jc w:val="center"/>
+              <w:rPr>
+                <w:b/>
+                <w:bCs/>
+              </w:rPr>
+            </w:pPr>
+            <w:r>
+              <w:rPr>
+                <w:b/>
+                <w:bCs/>
+              </w:rPr>
+              <w:t>A</w:t>
+            </w:r>
+          </w:p>
+        </w:tc>
+        <w:tc>
+          <w:tcPr>
+            <w:tcW w:w="4168" w:type="pct"/>
+          </w:tcPr>
+          <w:p>
+            <w:pPr>
+              <w:rPr>
+                <w:sz w:val="24"/>
+                <w:szCs w:val="24"/>
+              </w:rPr>
+            </w:pPr>
+            <w:r>
+              <w:t>Monitor</w:t>
+            </w:r>
+          </w:p>
+        </w:tc>
+      </w:tr>
+      <w:tr>
+        <w:tc>
+          <w:tcPr>
+            <w:tcW w:w="832" w:type="pct"/>
+            <w:vAlign w:val="center"/>
+          </w:tcPr>
+          <w:p>
+            <w:pPr>
+              <w:jc w:val="center"/>
+              <w:rPr>
+                <w:b/>
+                <w:bCs/>
+              </w:rPr>
+            </w:pPr>
+            <w:r>
+              <w:rPr>
+                <w:b/>
+                <w:bCs/>
+              </w:rPr>
+              <w:t>B</w:t>
+            </w:r>
+          </w:p>
+        </w:tc>
+        <w:tc>
+          <w:tcPr>
+            <w:tcW w:w="4168" w:type="pct"/>
+          </w:tcPr>
+          <w:p>
+            <w:pPr>
+              <w:rPr>
+                <w:sz w:val="24"/>
+                <w:szCs w:val="24"/>
+              </w:rPr>
+            </w:pPr>
+            <w:r>
+              <w:t>Printer</w:t>
+            </w:r>
+          </w:p>
+        </w:tc>
+      </w:tr>
+      <w:tr>
+        <w:tc>
+          <w:tcPr>
+            <w:tcW w:w="832" w:type="pct"/>
+            <w:vAlign w:val="center"/>
+          </w:tcPr>
+          <w:p>
+            <w:pPr>
+              <w:jc w:val="center"/>
+              <w:rPr>
+                <w:b/>
+                <w:bCs/>
+              </w:rPr>
+            </w:pPr>
+            <w:r>
+              <w:rPr>
+                <w:b/>
+                <w:bCs/>
+              </w:rPr>
+              <w:t>C</w:t>
+            </w:r>
+          </w:p>
+        </w:tc>
+        <w:tc>
+          <w:tcPr>
+            <w:tcW w:w="4168" w:type="pct"/>
+          </w:tcPr>
+          <w:p>
+            <w:pPr>
+              <w:rPr>
+                <w:sz w:val="24"/>
+                <w:szCs w:val="24"/>
+              </w:rPr>
+            </w:pPr>
+            <w:r>
+              <w:t>Scanner</w:t>
+            </w:r>
+          </w:p>
+        </w:tc>
+      </w:tr>
+      <w:tr>
+        <w:tc>
+          <w:tcPr>
+            <w:tcW w:w="832" w:type="pct"/>
+            <w:vAlign w:val="center"/>
+          </w:tcPr>
+          <w:p>
+            <w:pPr>
+              <w:jc w:val="center"/>
+              <w:rPr>
+                <w:b/>
+                <w:bCs/>
+              </w:rPr>
+            </w:pPr>
+            <w:r>
+              <w:rPr>
+                <w:b/>
+                <w:bCs/>
+              </w:rPr>
+              <w:t>D</w:t>
+            </w:r>
+          </w:p>
+        </w:tc>
+        <w:tc>
+          <w:tcPr>
+            <w:tcW w:w="4168" w:type="pct"/>
+          </w:tcPr>
+          <w:p>
+            <w:pPr>
+              <w:rPr>
+                <w:sz w:val="24"/>
+                <w:szCs w:val="24"/>
+              </w:rPr>
+            </w:pPr>
+            <w:proofErr w:type="spellStart"/>
+            <w:r>
+              <w:t>Flashdisk</w:t>
+            </w:r>
+            <w:proofErr w:type="spellEnd"/>
+          </w:p>
+        </w:tc>
+      </w:tr>
+      <w:tr>
+        <w:tc>
+          <w:tcPr>
+            <w:tcW w:w="832" w:type="pct"/>
+            <w:vAlign w:val="center"/>
+          </w:tcPr>
+          <w:p>
+            <w:pPr>
+              <w:jc w:val="center"/>
+              <w:rPr>
+                <w:b/>
+                <w:bCs/>
+              </w:rPr>
+            </w:pPr>
+            <w:r>
+              <w:rPr>
+                <w:b/>
+                <w:bCs/>
+              </w:rPr>
+              <w:t>E</w:t>
+            </w:r>
+          </w:p>
+        </w:tc>
+        <w:tc>
+          <w:tcPr>
+            <w:tcW w:w="4168" w:type="pct"/>
+          </w:tcPr>
+          <w:p>
+            <w:pPr>
+              <w:rPr>
+                <w:sz w:val="24"/>
+                <w:szCs w:val="24"/>
+              </w:rPr>
+            </w:pPr>
+            <w:r>
+              <w:t>Speaker</w:t>
+            </w:r>
+          </w:p>
+        </w:tc>
+      </w:tr>
+      <w:tr>
+        <w:tc>
+          <w:tcPr>
+            <w:tcW w:w="5000" w:type="pct"/>
+            <w:gridSpan w:val="2"/>
+          </w:tcPr>
+          <w:p>
+            <w:pPr>
+              <w:tabs>
+                <w:tab w:val="left" w:pos="2142"/>
+              </w:tabs>
+            </w:pPr>
+            <w:proofErr w:type="spellStart"/>
+            <w:r>
+              <w:rPr>
+                <w:b/>
+                <w:bCs/>
+              </w:rPr>
+              <w:t>Kunci</w:t>
+            </w:r>
+            <w:proofErr w:type="spellEnd"/>
+            <w:r>
+              <w:rPr>
+                <w:b/>
+                <w:bCs/>
+              </w:rPr>
+              <w:t xml:space="preserve"> </w:t>
+            </w:r>
+            <w:proofErr w:type="spellStart"/>
+            <w:r>
+              <w:rPr>
+                <w:b/>
+                <w:bCs/>
+              </w:rPr>
+              <w:t>Jawaban</w:t>
+            </w:r>
+            <w:proofErr w:type="spellEnd"/>
+            <w:r>
+              <w:rPr>
+                <w:b/>
+                <w:bCs/>
+              </w:rPr>
+              <w:t>: D</w:t>
+            </w:r>
+          </w:p>
+        </w:tc>
+      </w:tr>
+    </w:tbl>
+    <w:p/>
+    <w:p/>
+    <w:p/>
+    <w:p/>
+    <w:p/>
+    <w:p/>
+    <w:p/>
+    <w:p/>
+    <w:p/>
+    <w:tbl>
+      <w:tblPr>
+        <w:tblStyle w:val="TableGrid"/>
+        <w:tblW w:w="5000" w:type="pct"/>
+        <w:tblLook w:val="0000" w:firstRow="0" w:lastRow="0" w:firstColumn="0" w:lastColumn="0" w:noHBand="0" w:noVBand="0"/>
+      </w:tblPr>
+      <w:tblGrid>
+        <w:gridCol w:w="1556"/>
+        <w:gridCol w:w="7794"/>
+      </w:tblGrid>
+      <w:tr>
+        <w:tc>
+          <w:tcPr>
+            <w:tcW w:w="832" w:type="pct"/>
+            <w:vAlign w:val="center"/>
+          </w:tcPr>
+          <w:p>
+            <w:pPr>
+              <w:jc w:val="center"/>
+              <w:rPr>
+                <w:b/>
+                <w:bCs/>
+              </w:rPr>
+            </w:pPr>
+            <w:r>
+              <w:rPr>
+                <w:b/>
+                <w:bCs/>
+              </w:rPr>
+              <w:lastRenderedPageBreak/>
+              <w:t>10</w:t>
+            </w:r>
+            <w:r>
+              <w:rPr>
+                <w:b/>
+                <w:bCs/>
+              </w:rPr>
+              <w:t>.</w:t>
+            </w:r>
+          </w:p>
+        </w:tc>
+        <w:tc>
+          <w:tcPr>
+            <w:tcW w:w="4168" w:type="pct"/>
+          </w:tcPr>
+          <w:p>
+            <w:pPr>
+              <w:rPr>
+                <w:b/>
+                <w:bCs/>
+              </w:rPr>
+            </w:pPr>
+            <w:proofErr w:type="spellStart"/>
+            <w:r>
+              <w:rPr>
+                <w:b/>
+                <w:bCs/>
+              </w:rPr>
+              <w:t>Perhatikan</w:t>
+            </w:r>
+            <w:proofErr w:type="spellEnd"/>
+            <w:r>
+              <w:rPr>
+                <w:b/>
+                <w:bCs/>
+              </w:rPr>
+              <w:t xml:space="preserve"> </w:t>
+            </w:r>
+            <w:proofErr w:type="spellStart"/>
+            <w:r>
+              <w:rPr>
+                <w:b/>
+                <w:bCs/>
+              </w:rPr>
+              <w:t>algori</w:t>
+            </w:r>
+            <w:r>
+              <w:rPr>
+                <w:b/>
+                <w:bCs/>
+              </w:rPr>
+              <w:t>t</w:t>
+            </w:r>
+            <w:r>
+              <w:rPr>
+                <w:b/>
+                <w:bCs/>
+              </w:rPr>
+              <w:t>ma</w:t>
+            </w:r>
+            <w:proofErr w:type="spellEnd"/>
+            <w:r>
+              <w:rPr>
+                <w:b/>
+                <w:bCs/>
+              </w:rPr>
+              <w:t xml:space="preserve"> </w:t>
+            </w:r>
+            <w:proofErr w:type="spellStart"/>
+            <w:r>
+              <w:rPr>
+                <w:b/>
+                <w:bCs/>
+              </w:rPr>
+              <w:t>berikut</w:t>
+            </w:r>
+            <w:proofErr w:type="spellEnd"/>
+            <w:r>
+              <w:rPr>
+                <w:b/>
+                <w:bCs/>
+              </w:rPr>
+              <w:t xml:space="preserve"> </w:t>
+            </w:r>
+            <w:proofErr w:type="spellStart"/>
+            <w:r>
+              <w:rPr>
+                <w:b/>
+                <w:bCs/>
+              </w:rPr>
+              <w:t>ini</w:t>
+            </w:r>
+            <w:proofErr w:type="spellEnd"/>
+            <w:r>
+              <w:rPr>
+                <w:b/>
+                <w:bCs/>
+              </w:rPr>
+              <w:t>:</w:t>
+            </w:r>
+          </w:p>
+          <w:p>
+            <w:pPr>
+              <w:rPr>
+                <w:b/>
+                <w:bCs/>
+              </w:rPr>
+            </w:pPr>
+            <w:r>
+              <w:rPr>
+                <w:i/>
+                <w:iCs/>
+              </w:rPr>
+              <w:drawing>
+                <wp:inline distT="0" distB="0" distL="0" distR="0" wp14:anchorId="0FEA781E" wp14:editId="6DC4D8DC">
+                  <wp:extent cx="520053" cy="758371"/>
+                  <wp:effectExtent l="0" t="0" r="0" b="3810"/>
+                  <wp:docPr id="6" name="Picture 6"/>
+                  <wp:cNvGraphicFramePr>
+                    <a:graphicFrameLocks xmlns:a="http://schemas.openxmlformats.org/drawingml/2006/main" noChangeAspect="1"/>
+                  </wp:cNvGraphicFramePr>
+                  <a:graphic xmlns:a="http://schemas.openxmlformats.org/drawingml/2006/main">
+                    <a:graphicData uri="http://schemas.openxmlformats.org/drawingml/2006/picture">
+                      <pic:pic xmlns:pic="http://schemas.openxmlformats.org/drawingml/2006/picture">
+                        <pic:nvPicPr>
+                          <pic:cNvPr id="1" name=""/>
+                          <pic:cNvPicPr/>
+                        </pic:nvPicPr>
+                        <pic:blipFill>
+                          <a:blip r:embed="rId11"/>
+                          <a:stretch>
+                            <a:fillRect/>
+                          </a:stretch>
+                        </pic:blipFill>
+                        <pic:spPr>
+                          <a:xfrm>
+                            <a:off x="0" y="0"/>
+                            <a:ext cx="542667" cy="791348"/>
+                          </a:xfrm>
+                          <a:prstGeom prst="rect">
+                            <a:avLst/>
+                          </a:prstGeom>
+                        </pic:spPr>
+                      </pic:pic>
+                    </a:graphicData>
+                  </a:graphic>
+                </wp:inline>
+              </w:drawing>
+            </w:r>
+          </w:p>
+          <w:p>
+            <w:r>
+              <w:t xml:space="preserve">Jika </w:t>
+            </w:r>
+            <w:proofErr w:type="spellStart"/>
+            <w:r>
+              <w:t>pengguna</w:t>
+            </w:r>
+            <w:proofErr w:type="spellEnd"/>
+            <w:r>
+              <w:t xml:space="preserve"> </w:t>
+            </w:r>
+            <w:proofErr w:type="spellStart"/>
+            <w:r>
+              <w:t>memasukkan</w:t>
+            </w:r>
+            <w:proofErr w:type="spellEnd"/>
+            <w:r>
+              <w:t xml:space="preserve"> </w:t>
+            </w:r>
+            <w:proofErr w:type="spellStart"/>
+            <w:r>
+              <w:t>nilai</w:t>
+            </w:r>
+            <w:proofErr w:type="spellEnd"/>
+            <w:r>
+              <w:t xml:space="preserve"> 15, </w:t>
+            </w:r>
+            <w:proofErr w:type="spellStart"/>
+            <w:r>
+              <w:t>maka</w:t>
+            </w:r>
+            <w:proofErr w:type="spellEnd"/>
+            <w:r>
+              <w:t xml:space="preserve"> output yang </w:t>
+            </w:r>
+            <w:proofErr w:type="spellStart"/>
+            <w:r>
+              <w:t>dihasilkan</w:t>
+            </w:r>
+            <w:proofErr w:type="spellEnd"/>
+            <w:r>
+              <w:t xml:space="preserve"> </w:t>
+            </w:r>
+            <w:proofErr w:type="spellStart"/>
+            <w:r>
+              <w:t>adalah</w:t>
+            </w:r>
+            <w:proofErr w:type="spellEnd"/>
+            <w:r>
+              <w:t xml:space="preserve"> ...</w:t>
+            </w:r>
+          </w:p>
+          <w:p/>
+        </w:tc>
+      </w:tr>
+      <w:tr>
+        <w:trPr>
+          <w:trHeight w:val="47"/>
+        </w:trPr>
+        <w:tc>
+          <w:tcPr>
+            <w:tcW w:w="832" w:type="pct"/>
+            <w:vAlign w:val="center"/>
+          </w:tcPr>
+          <w:p>
+            <w:pPr>
+              <w:jc w:val="center"/>
+              <w:rPr>
+                <w:b/>
+                <w:bCs/>
+              </w:rPr>
+            </w:pPr>
+            <w:r>
+              <w:rPr>
+                <w:b/>
+                <w:bCs/>
+              </w:rPr>
+              <w:t>A</w:t>
+            </w:r>
+          </w:p>
+        </w:tc>
+        <w:tc>
+          <w:tcPr>
+            <w:tcW w:w="4168" w:type="pct"/>
+          </w:tcPr>
+          <w:p>
+            <w:pPr>
+              <w:rPr>
+                <w:sz w:val="24"/>
+                <w:szCs w:val="24"/>
+              </w:rPr>
+            </w:pPr>
+            <w:proofErr w:type="spellStart"/>
+            <w:r>
+              <w:t>Genap</w:t>
+            </w:r>
+            <w:proofErr w:type="spellEnd"/>
+          </w:p>
+        </w:tc>
+      </w:tr>
+      <w:tr>
+        <w:tc>
+          <w:tcPr>
+            <w:tcW w:w="832" w:type="pct"/>
+            <w:vAlign w:val="center"/>
+          </w:tcPr>
+          <w:p>
+            <w:pPr>
+              <w:jc w:val="center"/>
+              <w:rPr>
+                <w:b/>
+                <w:bCs/>
+              </w:rPr>
+            </w:pPr>
+            <w:r>
+              <w:rPr>
+                <w:b/>
+                <w:bCs/>
+              </w:rPr>
+              <w:t>B</w:t>
+            </w:r>
+          </w:p>
+        </w:tc>
+        <w:tc>
+          <w:tcPr>
+            <w:tcW w:w="4168" w:type="pct"/>
+          </w:tcPr>
+          <w:p>
+            <w:pPr>
+              <w:rPr>
+                <w:sz w:val="24"/>
+                <w:szCs w:val="24"/>
+              </w:rPr>
+            </w:pPr>
+            <w:proofErr w:type="spellStart"/>
+            <w:r>
+              <w:t>Bilangan</w:t>
+            </w:r>
+            <w:proofErr w:type="spellEnd"/>
+            <w:r>
+              <w:t xml:space="preserve"> Prima</w:t>
+            </w:r>
+          </w:p>
+        </w:tc>
+      </w:tr>
+      <w:tr>
+        <w:tc>
+          <w:tcPr>
+            <w:tcW w:w="832" w:type="pct"/>
+            <w:vAlign w:val="center"/>
+          </w:tcPr>
+          <w:p>
+            <w:pPr>
+              <w:jc w:val="center"/>
+              <w:rPr>
+                <w:b/>
+                <w:bCs/>
+              </w:rPr>
+            </w:pPr>
+            <w:r>
+              <w:rPr>
+                <w:b/>
+                <w:bCs/>
+              </w:rPr>
+              <w:t>C</w:t>
+            </w:r>
+          </w:p>
+        </w:tc>
+        <w:tc>
+          <w:tcPr>
+            <w:tcW w:w="4168" w:type="pct"/>
+          </w:tcPr>
+          <w:p>
+            <w:pPr>
+              <w:rPr>
+                <w:sz w:val="24"/>
+                <w:szCs w:val="24"/>
+              </w:rPr>
+            </w:pPr>
+            <w:proofErr w:type="spellStart"/>
+            <w:r>
+              <w:t>Ganjil</w:t>
+            </w:r>
+            <w:proofErr w:type="spellEnd"/>
+          </w:p>
+        </w:tc>
+      </w:tr>
+      <w:tr>
+        <w:tc>
+          <w:tcPr>
+            <w:tcW w:w="832" w:type="pct"/>
+            <w:vAlign w:val="center"/>
+          </w:tcPr>
+          <w:p>
+            <w:pPr>
+              <w:jc w:val="center"/>
+              <w:rPr>
+                <w:b/>
+                <w:bCs/>
+              </w:rPr>
+            </w:pPr>
+            <w:r>
+              <w:rPr>
+                <w:b/>
+                <w:bCs/>
+              </w:rPr>
+              <w:t>D</w:t>
+            </w:r>
+          </w:p>
+        </w:tc>
+        <w:tc>
+          <w:tcPr>
+            <w:tcW w:w="4168" w:type="pct"/>
+          </w:tcPr>
+          <w:p>
+            <w:pPr>
+              <w:rPr>
+                <w:sz w:val="24"/>
+                <w:szCs w:val="24"/>
+              </w:rPr>
+            </w:pPr>
+            <w:r>
+              <w:t>Error</w:t>
+            </w:r>
+          </w:p>
+        </w:tc>
+      </w:tr>
+      <w:tr>
+        <w:tc>
+          <w:tcPr>
+            <w:tcW w:w="832" w:type="pct"/>
+            <w:vAlign w:val="center"/>
+          </w:tcPr>
+          <w:p>
+            <w:pPr>
+              <w:jc w:val="center"/>
+              <w:rPr>
+                <w:b/>
+                <w:bCs/>
+              </w:rPr>
+            </w:pPr>
+            <w:r>
+              <w:rPr>
+                <w:b/>
+                <w:bCs/>
+              </w:rPr>
+              <w:t>E</w:t>
+            </w:r>
+          </w:p>
+        </w:tc>
+        <w:tc>
+          <w:tcPr>
+            <w:tcW w:w="4168" w:type="pct"/>
+          </w:tcPr>
+          <w:p>
+            <w:pPr>
+              <w:rPr>
+                <w:sz w:val="24"/>
+                <w:szCs w:val="24"/>
+              </w:rPr>
+            </w:pPr>
+            <w:proofErr w:type="spellStart"/>
+            <w:r>
+              <w:t>Kelipatan</w:t>
+            </w:r>
+            <w:proofErr w:type="spellEnd"/>
+            <w:r>
+              <w:t xml:space="preserve"> 2</w:t>
+            </w:r>
+          </w:p>
+        </w:tc>
+      </w:tr>
+      <w:tr>
+        <w:tc>
+          <w:tcPr>
+            <w:tcW w:w="5000" w:type="pct"/>
+            <w:gridSpan w:val="2"/>
+          </w:tcPr>
+          <w:p>
+            <w:pPr>
+              <w:tabs>
+                <w:tab w:val="left" w:pos="2142"/>
+              </w:tabs>
+            </w:pPr>
+            <w:proofErr w:type="spellStart"/>
+            <w:r>
+              <w:rPr>
+                <w:b/>
+                <w:bCs/>
+              </w:rPr>
+              <w:t>Kunci</w:t>
+            </w:r>
+            <w:proofErr w:type="spellEnd"/>
+            <w:r>
+              <w:rPr>
+                <w:b/>
+                <w:bCs/>
+              </w:rPr>
+              <w:t xml:space="preserve"> </w:t>
+            </w:r>
+            <w:proofErr w:type="spellStart"/>
+            <w:r>
+              <w:rPr>
+                <w:b/>
+                <w:bCs/>
+              </w:rPr>
+              <w:t>Jawaban</w:t>
+            </w:r>
+            <w:proofErr w:type="spellEnd"/>
+            <w:r>
+              <w:rPr>
+                <w:b/>
+                <w:bCs/>
+              </w:rPr>
+              <w:t>: C</w:t>
             </w:r>
           </w:p>
         </w:tc>
@@ -2752,25 +7146,399 @@
           <w:iCs/>
           <w:color w:val="0000FF"/>
         </w:rPr>
-        <w:t>PENTING: Gunakan baris 'Kunci Jawaban: X' sebagai penentu kunci jawaban utama oleh sistem.</w:t>
+        <w:t xml:space="preserve">PENTING: </w:t>
+      </w:r>
+      <w:proofErr w:type="spellStart"/>
+      <w:r>
+        <w:rPr>
+          <w:b/>
+          <w:bCs/>
+          <w:i/>
+          <w:iCs/>
+          <w:color w:val="0000FF"/>
+        </w:rPr>
+        <w:t>Gunakan</w:t>
+      </w:r>
+      <w:proofErr w:type="spellEnd"/>
+      <w:r>
+        <w:rPr>
+          <w:b/>
+          <w:bCs/>
+          <w:i/>
+          <w:iCs/>
+          <w:color w:val="0000FF"/>
+        </w:rPr>
+        <w:t xml:space="preserve"> baris '</w:t>
+      </w:r>
+      <w:proofErr w:type="spellStart"/>
+      <w:r>
+        <w:rPr>
+          <w:b/>
+          <w:bCs/>
+          <w:i/>
+          <w:iCs/>
+          <w:color w:val="0000FF"/>
+        </w:rPr>
+        <w:t>Kunci</w:t>
+      </w:r>
+      <w:proofErr w:type="spellEnd"/>
+      <w:r>
+        <w:rPr>
+          <w:b/>
+          <w:bCs/>
+          <w:i/>
+          <w:iCs/>
+          <w:color w:val="0000FF"/>
+        </w:rPr>
+        <w:t xml:space="preserve"> </w:t>
+      </w:r>
+      <w:proofErr w:type="spellStart"/>
+      <w:r>
+        <w:rPr>
+          <w:b/>
+          <w:bCs/>
+          <w:i/>
+          <w:iCs/>
+          <w:color w:val="0000FF"/>
+        </w:rPr>
+        <w:t>Jawaban</w:t>
+      </w:r>
+      <w:proofErr w:type="spellEnd"/>
+      <w:r>
+        <w:rPr>
+          <w:b/>
+          <w:bCs/>
+          <w:i/>
+          <w:iCs/>
+          <w:color w:val="0000FF"/>
+        </w:rPr>
+        <w:t xml:space="preserve">: X' </w:t>
+      </w:r>
+      <w:proofErr w:type="spellStart"/>
+      <w:r>
+        <w:rPr>
+          <w:b/>
+          <w:bCs/>
+          <w:i/>
+          <w:iCs/>
+          <w:color w:val="0000FF"/>
+        </w:rPr>
+        <w:t>sebagai</w:t>
+      </w:r>
+      <w:proofErr w:type="spellEnd"/>
+      <w:r>
+        <w:rPr>
+          <w:b/>
+          <w:bCs/>
+          <w:i/>
+          <w:iCs/>
+          <w:color w:val="0000FF"/>
+        </w:rPr>
+        <w:t xml:space="preserve"> </w:t>
+      </w:r>
+      <w:proofErr w:type="spellStart"/>
+      <w:r>
+        <w:rPr>
+          <w:b/>
+          <w:bCs/>
+          <w:i/>
+          <w:iCs/>
+          <w:color w:val="0000FF"/>
+        </w:rPr>
+        <w:t>penentu</w:t>
+      </w:r>
+      <w:proofErr w:type="spellEnd"/>
+      <w:r>
+        <w:rPr>
+          <w:b/>
+          <w:bCs/>
+          <w:i/>
+          <w:iCs/>
+          <w:color w:val="0000FF"/>
+        </w:rPr>
+        <w:t xml:space="preserve"> </w:t>
+      </w:r>
+      <w:proofErr w:type="spellStart"/>
+      <w:r>
+        <w:rPr>
+          <w:b/>
+          <w:bCs/>
+          <w:i/>
+          <w:iCs/>
+          <w:color w:val="0000FF"/>
+        </w:rPr>
+        <w:t>kunci</w:t>
+      </w:r>
+      <w:proofErr w:type="spellEnd"/>
+      <w:r>
+        <w:rPr>
+          <w:b/>
+          <w:bCs/>
+          <w:i/>
+          <w:iCs/>
+          <w:color w:val="0000FF"/>
+        </w:rPr>
+        <w:t xml:space="preserve"> </w:t>
+      </w:r>
+      <w:proofErr w:type="spellStart"/>
+      <w:r>
+        <w:rPr>
+          <w:b/>
+          <w:bCs/>
+          <w:i/>
+          <w:iCs/>
+          <w:color w:val="0000FF"/>
+        </w:rPr>
+        <w:t>jawaban</w:t>
+      </w:r>
+      <w:proofErr w:type="spellEnd"/>
+      <w:r>
+        <w:rPr>
+          <w:b/>
+          <w:bCs/>
+          <w:i/>
+          <w:iCs/>
+          <w:color w:val="0000FF"/>
+        </w:rPr>
+        <w:t xml:space="preserve"> </w:t>
+      </w:r>
+      <w:proofErr w:type="spellStart"/>
+      <w:r>
+        <w:rPr>
+          <w:b/>
+          <w:bCs/>
+          <w:i/>
+          <w:iCs/>
+          <w:color w:val="0000FF"/>
+        </w:rPr>
+        <w:t>utama</w:t>
+      </w:r>
+      <w:proofErr w:type="spellEnd"/>
+      <w:r>
+        <w:rPr>
+          <w:b/>
+          <w:bCs/>
+          <w:i/>
+          <w:iCs/>
+          <w:color w:val="0000FF"/>
+        </w:rPr>
+        <w:t xml:space="preserve"> oleh </w:t>
+      </w:r>
+      <w:proofErr w:type="spellStart"/>
+      <w:r>
+        <w:rPr>
+          <w:b/>
+          <w:bCs/>
+          <w:i/>
+          <w:iCs/>
+          <w:color w:val="0000FF"/>
+        </w:rPr>
+        <w:t>sistem</w:t>
+      </w:r>
+      <w:proofErr w:type="spellEnd"/>
+      <w:r>
+        <w:rPr>
+          <w:b/>
+          <w:bCs/>
+          <w:i/>
+          <w:iCs/>
+          <w:color w:val="0000FF"/>
+        </w:rPr>
+        <w:t>.</w:t>
       </w:r>
     </w:p>
     <w:p>
+      <w:pPr>
+        <w:rPr>
+          <w:b/>
+          <w:bCs/>
+          <w:i/>
+          <w:iCs/>
+          <w:color w:val="0000FF"/>
+        </w:rPr>
+      </w:pPr>
+      <w:r>
+        <w:rPr>
+          <w:b/>
+          <w:bCs/>
+          <w:i/>
+          <w:iCs/>
+          <w:color w:val="0000FF"/>
+        </w:rPr>
+        <w:br w:type="page"/>
+      </w:r>
+    </w:p>
+    <w:p>
+      <w:pPr>
+        <w:rPr>
+          <w:b/>
+          <w:bCs/>
+          <w:i/>
+          <w:iCs/>
+          <w:color w:val="0000FF"/>
+        </w:rPr>
+      </w:pPr>
+      <w:proofErr w:type="spellStart"/>
       <w:r>
         <w:rPr>
           <w:b/>
           <w:bCs/>
         </w:rPr>
         <w:lastRenderedPageBreak/>
-        <w:t xml:space="preserve">Uraian </w:t>
-      </w:r>
+        <w:t>Uraian</w:t>
+      </w:r>
+      <w:proofErr w:type="spellEnd"/>
       <w:r>
         <w:rPr>
           <w:b/>
           <w:bCs/>
         </w:rPr>
-        <w:t>/ Isian Singkat</w:t>
-      </w:r>
+        <w:t xml:space="preserve"> </w:t>
+      </w:r>
+      <w:r>
+        <w:rPr>
+          <w:b/>
+          <w:bCs/>
+        </w:rPr>
+        <w:t xml:space="preserve">/ </w:t>
+      </w:r>
+      <w:proofErr w:type="spellStart"/>
+      <w:r>
+        <w:rPr>
+          <w:b/>
+          <w:bCs/>
+        </w:rPr>
+        <w:t>Isian</w:t>
+      </w:r>
+      <w:proofErr w:type="spellEnd"/>
+      <w:r>
+        <w:rPr>
+          <w:b/>
+          <w:bCs/>
+        </w:rPr>
+        <w:t xml:space="preserve"> </w:t>
+      </w:r>
+      <w:proofErr w:type="spellStart"/>
+      <w:r>
+        <w:rPr>
+          <w:b/>
+          <w:bCs/>
+        </w:rPr>
+        <w:t>Singkat</w:t>
+      </w:r>
+      <w:proofErr w:type="spellEnd"/>
+      <w:r>
+        <w:rPr>
+          <w:b/>
+          <w:bCs/>
+        </w:rPr>
+        <w:t xml:space="preserve"> (Hanya </w:t>
+      </w:r>
+      <w:proofErr w:type="spellStart"/>
+      <w:r>
+        <w:rPr>
+          <w:b/>
+          <w:bCs/>
+        </w:rPr>
+        <w:t>akan</w:t>
+      </w:r>
+      <w:proofErr w:type="spellEnd"/>
+      <w:r>
+        <w:rPr>
+          <w:b/>
+          <w:bCs/>
+        </w:rPr>
+        <w:t xml:space="preserve"> di import </w:t>
+      </w:r>
+      <w:proofErr w:type="spellStart"/>
+      <w:r>
+        <w:rPr>
+          <w:b/>
+          <w:bCs/>
+        </w:rPr>
+        <w:t>jika</w:t>
+      </w:r>
+      <w:proofErr w:type="spellEnd"/>
+      <w:r>
+        <w:rPr>
+          <w:b/>
+          <w:bCs/>
+        </w:rPr>
+        <w:t xml:space="preserve"> admin </w:t>
+      </w:r>
+      <w:proofErr w:type="spellStart"/>
+      <w:r>
+        <w:rPr>
+          <w:b/>
+          <w:bCs/>
+        </w:rPr>
+        <w:t>mengaktifkan</w:t>
+      </w:r>
+      <w:proofErr w:type="spellEnd"/>
+      <w:r>
+        <w:rPr>
+          <w:b/>
+          <w:bCs/>
+        </w:rPr>
+        <w:t xml:space="preserve"> </w:t>
+      </w:r>
+      <w:proofErr w:type="spellStart"/>
+      <w:r>
+        <w:rPr>
+          <w:b/>
+          <w:bCs/>
+        </w:rPr>
+        <w:t>tipe</w:t>
+      </w:r>
+      <w:proofErr w:type="spellEnd"/>
+      <w:r>
+        <w:rPr>
+          <w:b/>
+          <w:bCs/>
+        </w:rPr>
+        <w:t xml:space="preserve"> </w:t>
+      </w:r>
+      <w:proofErr w:type="spellStart"/>
+      <w:r>
+        <w:rPr>
+          <w:b/>
+          <w:bCs/>
+        </w:rPr>
+        <w:t>soal</w:t>
+      </w:r>
+      <w:proofErr w:type="spellEnd"/>
+      <w:r>
+        <w:rPr>
+          <w:b/>
+          <w:bCs/>
+        </w:rPr>
+        <w:t xml:space="preserve"> Essay / </w:t>
+      </w:r>
+      <w:proofErr w:type="spellStart"/>
+      <w:r>
+        <w:rPr>
+          <w:b/>
+          <w:bCs/>
+        </w:rPr>
+        <w:t>Isian</w:t>
+      </w:r>
+      <w:proofErr w:type="spellEnd"/>
+      <w:r>
+        <w:rPr>
+          <w:b/>
+          <w:bCs/>
+        </w:rPr>
+        <w:t xml:space="preserve"> </w:t>
+      </w:r>
+      <w:proofErr w:type="spellStart"/>
+      <w:r>
+        <w:rPr>
+          <w:b/>
+          <w:bCs/>
+        </w:rPr>
+        <w:t>Singkat</w:t>
+      </w:r>
+      <w:proofErr w:type="spellEnd"/>
     </w:p>
     <w:p>
       <w:pPr>
@@ -2789,8 +7557,29 @@
         </w:numPr>
         <w:spacing w:line="360" w:lineRule="auto"/>
       </w:pPr>
-      <w:r>
-        <w:t xml:space="preserve">Jelaskan pengertian paragraf! </w:t>
+      <w:proofErr w:type="spellStart"/>
+      <w:r>
+        <w:t>Jelaskan</w:t>
+      </w:r>
+      <w:proofErr w:type="spellEnd"/>
+      <w:r>
+        <w:t xml:space="preserve"> </w:t>
+      </w:r>
+      <w:proofErr w:type="spellStart"/>
+      <w:r>
+        <w:t>pengertian</w:t>
+      </w:r>
+      <w:proofErr w:type="spellEnd"/>
+      <w:r>
+        <w:t xml:space="preserve"> </w:t>
+      </w:r>
+      <w:proofErr w:type="spellStart"/>
+      <w:r>
+        <w:t>paragraf</w:t>
+      </w:r>
+      <w:proofErr w:type="spellEnd"/>
+      <w:r>
+        <w:t xml:space="preserve">! </w:t>
       </w:r>
     </w:p>
     <w:p>
@@ -2802,8 +7591,61 @@
         </w:numPr>
         <w:spacing w:line="360" w:lineRule="auto"/>
       </w:pPr>
-      <w:r>
-        <w:t xml:space="preserve">Sebutkan ciri-ciri kalimat utama dalam sebuah paragraf! </w:t>
+      <w:proofErr w:type="spellStart"/>
+      <w:r>
+        <w:t>Sebutkan</w:t>
+      </w:r>
+      <w:proofErr w:type="spellEnd"/>
+      <w:r>
+        <w:t xml:space="preserve"> </w:t>
+      </w:r>
+      <w:proofErr w:type="spellStart"/>
+      <w:r>
+        <w:t>ciri-ciri</w:t>
+      </w:r>
+      <w:proofErr w:type="spellEnd"/>
+      <w:r>
+        <w:t xml:space="preserve"> </w:t>
+      </w:r>
+      <w:proofErr w:type="spellStart"/>
+      <w:r>
+        <w:t>kalimat</w:t>
+      </w:r>
+      <w:proofErr w:type="spellEnd"/>
+      <w:r>
+        <w:t xml:space="preserve"> </w:t>
+      </w:r>
+      <w:proofErr w:type="spellStart"/>
+      <w:r>
+        <w:t>utama</w:t>
+      </w:r>
+      <w:proofErr w:type="spellEnd"/>
+      <w:r>
+        <w:t xml:space="preserve"> </w:t>
+      </w:r>
+      <w:proofErr w:type="spellStart"/>
+      <w:r>
+        <w:t>dalam</w:t>
+      </w:r>
+      <w:proofErr w:type="spellEnd"/>
+      <w:r>
+        <w:t xml:space="preserve"> </w:t>
+      </w:r>
+      <w:proofErr w:type="spellStart"/>
+      <w:r>
+        <w:t>sebuah</w:t>
+      </w:r>
+      <w:proofErr w:type="spellEnd"/>
+      <w:r>
+        <w:t xml:space="preserve"> </w:t>
+      </w:r>
+      <w:proofErr w:type="spellStart"/>
+      <w:r>
+        <w:t>paragraf</w:t>
+      </w:r>
+      <w:proofErr w:type="spellEnd"/>
+      <w:r>
+        <w:t xml:space="preserve">! </w:t>
       </w:r>
     </w:p>
     <w:p>
@@ -2815,8 +7657,61 @@
         </w:numPr>
         <w:spacing w:line="360" w:lineRule="auto"/>
       </w:pPr>
-      <w:r>
-        <w:t xml:space="preserve">Apa perbedaan antara teks narasi dan teks deskripsi? </w:t>
+      <w:proofErr w:type="spellStart"/>
+      <w:r>
+        <w:t>Apa</w:t>
+      </w:r>
+      <w:proofErr w:type="spellEnd"/>
+      <w:r>
+        <w:t xml:space="preserve"> </w:t>
+      </w:r>
+      <w:proofErr w:type="spellStart"/>
+      <w:r>
+        <w:t>perbedaan</w:t>
+      </w:r>
+      <w:proofErr w:type="spellEnd"/>
+      <w:r>
+        <w:t xml:space="preserve"> </w:t>
+      </w:r>
+      <w:proofErr w:type="spellStart"/>
+      <w:r>
+        <w:t>antara</w:t>
+      </w:r>
+      <w:proofErr w:type="spellEnd"/>
+      <w:r>
+        <w:t xml:space="preserve"> </w:t>
+      </w:r>
+      <w:proofErr w:type="spellStart"/>
+      <w:r>
+        <w:t>teks</w:t>
+      </w:r>
+      <w:proofErr w:type="spellEnd"/>
+      <w:r>
+        <w:t xml:space="preserve"> </w:t>
+      </w:r>
+      <w:proofErr w:type="spellStart"/>
+      <w:r>
+        <w:t>narasi</w:t>
+      </w:r>
+      <w:proofErr w:type="spellEnd"/>
+      <w:r>
+        <w:t xml:space="preserve"> dan </w:t>
+      </w:r>
+      <w:proofErr w:type="spellStart"/>
+      <w:r>
+        <w:t>teks</w:t>
+      </w:r>
+      <w:proofErr w:type="spellEnd"/>
+      <w:r>
+        <w:t xml:space="preserve"> </w:t>
+      </w:r>
+      <w:proofErr w:type="spellStart"/>
+      <w:r>
+        <w:t>deskripsi</w:t>
+      </w:r>
+      <w:proofErr w:type="spellEnd"/>
+      <w:r>
+        <w:t xml:space="preserve">? </w:t>
       </w:r>
     </w:p>
     <w:p>
@@ -2832,12 +7727,117 @@
           <w:bCs/>
         </w:rPr>
       </w:pPr>
+      <w:proofErr w:type="spellStart"/>
       <w:r>
         <w:rPr>
           <w:b/>
           <w:bCs/>
         </w:rPr>
-        <w:t xml:space="preserve">Jelaskan fungsi penggunaan tanda baca titik dan koma! </w:t>
+        <w:t>Jelaskan</w:t>
+      </w:r>
+      <w:proofErr w:type="spellEnd"/>
+      <w:r>
+        <w:rPr>
+          <w:b/>
+          <w:bCs/>
+        </w:rPr>
+        <w:t xml:space="preserve"> </w:t>
+      </w:r>
+      <w:proofErr w:type="spellStart"/>
+      <w:r>
+        <w:rPr>
+          <w:b/>
+          <w:bCs/>
+        </w:rPr>
+        <w:t>fungsi</w:t>
+      </w:r>
+      <w:proofErr w:type="spellEnd"/>
+      <w:r>
+        <w:rPr>
+          <w:b/>
+          <w:bCs/>
+        </w:rPr>
+        <w:t xml:space="preserve"> </w:t>
+      </w:r>
+      <w:proofErr w:type="spellStart"/>
+      <w:r>
+        <w:rPr>
+          <w:b/>
+          <w:bCs/>
+        </w:rPr>
+        <w:t>penggunaan</w:t>
+      </w:r>
+      <w:proofErr w:type="spellEnd"/>
+      <w:r>
+        <w:rPr>
+          <w:b/>
+          <w:bCs/>
+        </w:rPr>
+        <w:t xml:space="preserve"> </w:t>
+      </w:r>
+      <w:proofErr w:type="spellStart"/>
+      <w:r>
+        <w:rPr>
+          <w:b/>
+          <w:bCs/>
+        </w:rPr>
+        <w:t>tanda</w:t>
+      </w:r>
+      <w:proofErr w:type="spellEnd"/>
+      <w:r>
+        <w:rPr>
+          <w:b/>
+          <w:bCs/>
+        </w:rPr>
+        <w:t xml:space="preserve"> </w:t>
+      </w:r>
+      <w:proofErr w:type="spellStart"/>
+      <w:r>
+        <w:rPr>
+          <w:b/>
+          <w:bCs/>
+        </w:rPr>
+        <w:t>baca</w:t>
+      </w:r>
+      <w:proofErr w:type="spellEnd"/>
+      <w:r>
+        <w:rPr>
+          <w:b/>
+          <w:bCs/>
+        </w:rPr>
+        <w:t xml:space="preserve"> </w:t>
+      </w:r>
+      <w:proofErr w:type="spellStart"/>
+      <w:r>
+        <w:rPr>
+          <w:b/>
+          <w:bCs/>
+        </w:rPr>
+        <w:t>titik</w:t>
+      </w:r>
+      <w:proofErr w:type="spellEnd"/>
+      <w:r>
+        <w:rPr>
+          <w:b/>
+          <w:bCs/>
+        </w:rPr>
+        <w:t xml:space="preserve"> dan </w:t>
+      </w:r>
+      <w:proofErr w:type="spellStart"/>
+      <w:r>
+        <w:rPr>
+          <w:b/>
+          <w:bCs/>
+        </w:rPr>
+        <w:t>koma</w:t>
+      </w:r>
+      <w:proofErr w:type="spellEnd"/>
+      <w:r>
+        <w:rPr>
+          <w:b/>
+          <w:bCs/>
+        </w:rPr>
+        <w:t xml:space="preserve">! </w:t>
       </w:r>
     </w:p>
     <w:p>
@@ -2846,8 +7846,381 @@
         <w:spacing w:line="360" w:lineRule="auto"/>
         <w:ind w:left="720"/>
       </w:pPr>
-      <w:r>
-        <w:t>Perkembangan teknologi digital memberikan banyak manfaat dalam kehidupan sehari-hari, terutama di bidang pendidikan. Siswa kini dapat mencari informasi dengan mudah melalui internet, mengikuti pembelajaran daring, dan menggunakan berbagai aplikasi pendukung belajar. Namun, penggunaan teknologi yang berlebihan juga dapat menimbulkan dampak negatif, seperti menurunnya konsentrasi belajar, kecanduan media sosial, serta berkurangnya interaksi langsung dengan lingkungan sekitar.</w:t>
+      <w:proofErr w:type="spellStart"/>
+      <w:r>
+        <w:t>Perkembangan</w:t>
+      </w:r>
+      <w:proofErr w:type="spellEnd"/>
+      <w:r>
+        <w:t xml:space="preserve"> </w:t>
+      </w:r>
+      <w:proofErr w:type="spellStart"/>
+      <w:r>
+        <w:t>teknologi</w:t>
+      </w:r>
+      <w:proofErr w:type="spellEnd"/>
+      <w:r>
+        <w:t xml:space="preserve"> digital </w:t>
+      </w:r>
+      <w:proofErr w:type="spellStart"/>
+      <w:r>
+        <w:t>memberikan</w:t>
+      </w:r>
+      <w:proofErr w:type="spellEnd"/>
+      <w:r>
+        <w:t xml:space="preserve"> </w:t>
+      </w:r>
+      <w:proofErr w:type="spellStart"/>
+      <w:r>
+        <w:t>banyak</w:t>
+      </w:r>
+      <w:proofErr w:type="spellEnd"/>
+      <w:r>
+        <w:t xml:space="preserve"> </w:t>
+      </w:r>
+      <w:proofErr w:type="spellStart"/>
+      <w:r>
+        <w:t>manfaat</w:t>
+      </w:r>
+      <w:proofErr w:type="spellEnd"/>
+      <w:r>
+        <w:t xml:space="preserve"> </w:t>
+      </w:r>
+      <w:proofErr w:type="spellStart"/>
+      <w:r>
+        <w:t>dalam</w:t>
+      </w:r>
+      <w:proofErr w:type="spellEnd"/>
+      <w:r>
+        <w:t xml:space="preserve"> </w:t>
+      </w:r>
+      <w:proofErr w:type="spellStart"/>
+      <w:r>
+        <w:t>kehidupan</w:t>
+      </w:r>
+      <w:proofErr w:type="spellEnd"/>
+      <w:r>
+        <w:t xml:space="preserve"> </w:t>
+      </w:r>
+      <w:proofErr w:type="spellStart"/>
+      <w:r>
+        <w:t>sehari-hari</w:t>
+      </w:r>
+      <w:proofErr w:type="spellEnd"/>
+      <w:r>
+        <w:t xml:space="preserve">, </w:t>
+      </w:r>
+      <w:proofErr w:type="spellStart"/>
+      <w:r>
+        <w:t>terutama</w:t>
+      </w:r>
+      <w:proofErr w:type="spellEnd"/>
+      <w:r>
+        <w:t xml:space="preserve"> di </w:t>
+      </w:r>
+      <w:proofErr w:type="spellStart"/>
+      <w:r>
+        <w:t>bidang</w:t>
+      </w:r>
+      <w:proofErr w:type="spellEnd"/>
+      <w:r>
+        <w:t xml:space="preserve"> </w:t>
+      </w:r>
+      <w:proofErr w:type="spellStart"/>
+      <w:r>
+        <w:t>pendidikan</w:t>
+      </w:r>
+      <w:proofErr w:type="spellEnd"/>
+      <w:r>
+        <w:t xml:space="preserve">. </w:t>
+      </w:r>
+      <w:proofErr w:type="spellStart"/>
+      <w:r>
+        <w:t>Siswa</w:t>
+      </w:r>
+      <w:proofErr w:type="spellEnd"/>
+      <w:r>
+        <w:t xml:space="preserve"> </w:t>
+      </w:r>
+      <w:proofErr w:type="spellStart"/>
+      <w:r>
+        <w:t>kini</w:t>
+      </w:r>
+      <w:proofErr w:type="spellEnd"/>
+      <w:r>
+        <w:t xml:space="preserve"> </w:t>
+      </w:r>
+      <w:proofErr w:type="spellStart"/>
+      <w:r>
+        <w:t>dapat</w:t>
+      </w:r>
+      <w:proofErr w:type="spellEnd"/>
+      <w:r>
+        <w:t xml:space="preserve"> </w:t>
+      </w:r>
+      <w:proofErr w:type="spellStart"/>
+      <w:r>
+        <w:t>mencari</w:t>
+      </w:r>
+      <w:proofErr w:type="spellEnd"/>
+      <w:r>
+        <w:t xml:space="preserve"> </w:t>
+      </w:r>
+      <w:proofErr w:type="spellStart"/>
+      <w:r>
+        <w:t>informasi</w:t>
+      </w:r>
+      <w:proofErr w:type="spellEnd"/>
+      <w:r>
+        <w:t xml:space="preserve"> </w:t>
+      </w:r>
+      <w:proofErr w:type="spellStart"/>
+      <w:r>
+        <w:t>dengan</w:t>
+      </w:r>
+      <w:proofErr w:type="spellEnd"/>
+      <w:r>
+        <w:t xml:space="preserve"> </w:t>
+      </w:r>
+      <w:proofErr w:type="spellStart"/>
+      <w:r>
+        <w:t>mudah</w:t>
+      </w:r>
+      <w:proofErr w:type="spellEnd"/>
+      <w:r>
+        <w:t xml:space="preserve"> </w:t>
+      </w:r>
+      <w:proofErr w:type="spellStart"/>
+      <w:r>
+        <w:t>melalui</w:t>
+      </w:r>
+      <w:proofErr w:type="spellEnd"/>
+      <w:r>
+        <w:t xml:space="preserve"> internet, </w:t>
+      </w:r>
+      <w:proofErr w:type="spellStart"/>
+      <w:r>
+        <w:t>mengikuti</w:t>
+      </w:r>
+      <w:proofErr w:type="spellEnd"/>
+      <w:r>
+        <w:t xml:space="preserve"> </w:t>
+      </w:r>
+      <w:proofErr w:type="spellStart"/>
+      <w:r>
+        <w:t>pembelajaran</w:t>
+      </w:r>
+      <w:proofErr w:type="spellEnd"/>
+      <w:r>
+        <w:t xml:space="preserve"> daring, dan </w:t>
+      </w:r>
+      <w:proofErr w:type="spellStart"/>
+      <w:r>
+        <w:t>menggunakan</w:t>
+      </w:r>
+      <w:proofErr w:type="spellEnd"/>
+      <w:r>
+        <w:t xml:space="preserve"> </w:t>
+      </w:r>
+      <w:proofErr w:type="spellStart"/>
+      <w:r>
+        <w:t>berbagai</w:t>
+      </w:r>
+      <w:proofErr w:type="spellEnd"/>
+      <w:r>
+        <w:t xml:space="preserve"> </w:t>
+      </w:r>
+      <w:proofErr w:type="spellStart"/>
+      <w:r>
+        <w:t>aplikasi</w:t>
+      </w:r>
+      <w:proofErr w:type="spellEnd"/>
+      <w:r>
+        <w:t xml:space="preserve"> </w:t>
+      </w:r>
+      <w:proofErr w:type="spellStart"/>
+      <w:r>
+        <w:t>pendukung</w:t>
+      </w:r>
+      <w:proofErr w:type="spellEnd"/>
+      <w:r>
+        <w:t xml:space="preserve"> </w:t>
+      </w:r>
+      <w:proofErr w:type="spellStart"/>
+      <w:r>
+        <w:t>belajar</w:t>
+      </w:r>
+      <w:proofErr w:type="spellEnd"/>
+      <w:r>
+        <w:t xml:space="preserve">. </w:t>
+      </w:r>
+      <w:proofErr w:type="spellStart"/>
+      <w:r>
+        <w:t>Namun</w:t>
+      </w:r>
+      <w:proofErr w:type="spellEnd"/>
+      <w:r>
+        <w:t xml:space="preserve">, </w:t>
+      </w:r>
+      <w:proofErr w:type="spellStart"/>
+      <w:r>
+        <w:t>penggunaan</w:t>
+      </w:r>
+      <w:proofErr w:type="spellEnd"/>
+      <w:r>
+        <w:t xml:space="preserve"> </w:t>
+      </w:r>
+      <w:proofErr w:type="spellStart"/>
+      <w:r>
+        <w:t>teknologi</w:t>
+      </w:r>
+      <w:proofErr w:type="spellEnd"/>
+      <w:r>
+        <w:t xml:space="preserve"> yang </w:t>
+      </w:r>
+      <w:proofErr w:type="spellStart"/>
+      <w:r>
+        <w:t>berlebihan</w:t>
+      </w:r>
+      <w:proofErr w:type="spellEnd"/>
+      <w:r>
+        <w:t xml:space="preserve"> juga </w:t>
+      </w:r>
+      <w:proofErr w:type="spellStart"/>
+      <w:r>
+        <w:t>dapat</w:t>
+      </w:r>
+      <w:proofErr w:type="spellEnd"/>
+      <w:r>
+        <w:t xml:space="preserve"> </w:t>
+      </w:r>
+      <w:proofErr w:type="spellStart"/>
+      <w:r>
+        <w:t>menimbulkan</w:t>
+      </w:r>
+      <w:proofErr w:type="spellEnd"/>
+      <w:r>
+        <w:t xml:space="preserve"> </w:t>
+      </w:r>
+      <w:proofErr w:type="spellStart"/>
+      <w:r>
+        <w:t>dampak</w:t>
+      </w:r>
+      <w:proofErr w:type="spellEnd"/>
+      <w:r>
+        <w:t xml:space="preserve"> </w:t>
+      </w:r>
+      <w:proofErr w:type="spellStart"/>
+      <w:r>
+        <w:t>negatif</w:t>
+      </w:r>
+      <w:proofErr w:type="spellEnd"/>
+      <w:r>
+        <w:t xml:space="preserve">, </w:t>
+      </w:r>
+      <w:proofErr w:type="spellStart"/>
+      <w:r>
+        <w:t>seperti</w:t>
+      </w:r>
+      <w:proofErr w:type="spellEnd"/>
+      <w:r>
+        <w:t xml:space="preserve"> </w:t>
+      </w:r>
+      <w:proofErr w:type="spellStart"/>
+      <w:r>
+        <w:t>menurunnya</w:t>
+      </w:r>
+      <w:proofErr w:type="spellEnd"/>
+      <w:r>
+        <w:t xml:space="preserve"> </w:t>
+      </w:r>
+      <w:proofErr w:type="spellStart"/>
+      <w:r>
+        <w:t>konsentrasi</w:t>
+      </w:r>
+      <w:proofErr w:type="spellEnd"/>
+      <w:r>
+        <w:t xml:space="preserve"> </w:t>
+      </w:r>
+      <w:proofErr w:type="spellStart"/>
+      <w:r>
+        <w:t>belajar</w:t>
+      </w:r>
+      <w:proofErr w:type="spellEnd"/>
+      <w:r>
+        <w:t xml:space="preserve">, </w:t>
+      </w:r>
+      <w:proofErr w:type="spellStart"/>
+      <w:r>
+        <w:t>kecanduan</w:t>
+      </w:r>
+      <w:proofErr w:type="spellEnd"/>
+      <w:r>
+        <w:t xml:space="preserve"> media </w:t>
+      </w:r>
+      <w:proofErr w:type="spellStart"/>
+      <w:r>
+        <w:t>sosial</w:t>
+      </w:r>
+      <w:proofErr w:type="spellEnd"/>
+      <w:r>
+        <w:t xml:space="preserve">, </w:t>
+      </w:r>
+      <w:proofErr w:type="spellStart"/>
+      <w:r>
+        <w:t>serta</w:t>
+      </w:r>
+      <w:proofErr w:type="spellEnd"/>
+      <w:r>
+        <w:t xml:space="preserve"> </w:t>
+      </w:r>
+      <w:proofErr w:type="spellStart"/>
+      <w:r>
+        <w:t>berkurangnya</w:t>
+      </w:r>
+      <w:proofErr w:type="spellEnd"/>
+      <w:r>
+        <w:t xml:space="preserve"> </w:t>
+      </w:r>
+      <w:proofErr w:type="spellStart"/>
+      <w:r>
+        <w:t>interaksi</w:t>
+      </w:r>
+      <w:proofErr w:type="spellEnd"/>
+      <w:r>
+        <w:t xml:space="preserve"> </w:t>
+      </w:r>
+      <w:proofErr w:type="spellStart"/>
+      <w:r>
+        <w:t>langsung</w:t>
+      </w:r>
+      <w:proofErr w:type="spellEnd"/>
+      <w:r>
+        <w:t xml:space="preserve"> </w:t>
+      </w:r>
+      <w:proofErr w:type="spellStart"/>
+      <w:r>
+        <w:t>dengan</w:t>
+      </w:r>
+      <w:proofErr w:type="spellEnd"/>
+      <w:r>
+        <w:t xml:space="preserve"> </w:t>
+      </w:r>
+      <w:proofErr w:type="spellStart"/>
+      <w:r>
+        <w:t>lingkungan</w:t>
+      </w:r>
+      <w:proofErr w:type="spellEnd"/>
+      <w:r>
+        <w:t xml:space="preserve"> </w:t>
+      </w:r>
+      <w:proofErr w:type="spellStart"/>
+      <w:r>
+        <w:t>sekitar</w:t>
+      </w:r>
+      <w:proofErr w:type="spellEnd"/>
+      <w:r>
+        <w:t>.</w:t>
       </w:r>
     </w:p>
     <w:p>
@@ -2856,8 +8229,37 @@
         <w:spacing w:line="360" w:lineRule="auto"/>
         <w:ind w:left="720"/>
       </w:pPr>
-      <w:r>
-        <w:t>Berdasarkan paragraf di atas, jelaskan:</w:t>
+      <w:proofErr w:type="spellStart"/>
+      <w:r>
+        <w:t>Berdasarkan</w:t>
+      </w:r>
+      <w:proofErr w:type="spellEnd"/>
+      <w:r>
+        <w:t xml:space="preserve"> </w:t>
+      </w:r>
+      <w:proofErr w:type="spellStart"/>
+      <w:r>
+        <w:t>paragraf</w:t>
+      </w:r>
+      <w:proofErr w:type="spellEnd"/>
+      <w:r>
+        <w:t xml:space="preserve"> di </w:t>
+      </w:r>
+      <w:proofErr w:type="spellStart"/>
+      <w:r>
+        <w:t>atas</w:t>
+      </w:r>
+      <w:proofErr w:type="spellEnd"/>
+      <w:r>
+        <w:t xml:space="preserve">, </w:t>
+      </w:r>
+      <w:proofErr w:type="spellStart"/>
+      <w:r>
+        <w:t>jelaskan</w:t>
+      </w:r>
+      <w:proofErr w:type="spellEnd"/>
+      <w:r>
+        <w:t>:</w:t>
       </w:r>
     </w:p>
     <w:p>
@@ -2870,11 +8272,40 @@
         <w:spacing w:line="360" w:lineRule="auto"/>
         <w:ind w:left="1276"/>
       </w:pPr>
+      <w:proofErr w:type="spellStart"/>
       <w:r>
         <w:t>M</w:t>
       </w:r>
       <w:r>
-        <w:t xml:space="preserve">anfaat teknologi digital dalam pendidikan, </w:t>
+        <w:t>anfaat</w:t>
+      </w:r>
+      <w:proofErr w:type="spellEnd"/>
+      <w:r>
+        <w:t xml:space="preserve"> </w:t>
+      </w:r>
+      <w:proofErr w:type="spellStart"/>
+      <w:r>
+        <w:t>teknologi</w:t>
+      </w:r>
+      <w:proofErr w:type="spellEnd"/>
+      <w:r>
+        <w:t xml:space="preserve"> digital </w:t>
+      </w:r>
+      <w:proofErr w:type="spellStart"/>
+      <w:r>
+        <w:t>dalam</w:t>
+      </w:r>
+      <w:proofErr w:type="spellEnd"/>
+      <w:r>
+        <w:t xml:space="preserve"> </w:t>
+      </w:r>
+      <w:proofErr w:type="spellStart"/>
+      <w:r>
+        <w:t>pendidikan</w:t>
+      </w:r>
+      <w:proofErr w:type="spellEnd"/>
+      <w:r>
+        <w:t xml:space="preserve">, </w:t>
       </w:r>
     </w:p>
     <w:p>
@@ -2887,11 +8318,48 @@
         <w:spacing w:line="360" w:lineRule="auto"/>
         <w:ind w:left="1276"/>
       </w:pPr>
+      <w:proofErr w:type="spellStart"/>
       <w:r>
         <w:t>D</w:t>
       </w:r>
       <w:r>
-        <w:t xml:space="preserve">ampak negatif penggunaan teknologi yang berlebihan, </w:t>
+        <w:t>ampak</w:t>
+      </w:r>
+      <w:proofErr w:type="spellEnd"/>
+      <w:r>
+        <w:t xml:space="preserve"> </w:t>
+      </w:r>
+      <w:proofErr w:type="spellStart"/>
+      <w:r>
+        <w:t>negatif</w:t>
+      </w:r>
+      <w:proofErr w:type="spellEnd"/>
+      <w:r>
+        <w:t xml:space="preserve"> </w:t>
+      </w:r>
+      <w:proofErr w:type="spellStart"/>
+      <w:r>
+        <w:t>penggunaan</w:t>
+      </w:r>
+      <w:proofErr w:type="spellEnd"/>
+      <w:r>
+        <w:t xml:space="preserve"> </w:t>
+      </w:r>
+      <w:proofErr w:type="spellStart"/>
+      <w:r>
+        <w:t>teknologi</w:t>
+      </w:r>
+      <w:proofErr w:type="spellEnd"/>
+      <w:r>
+        <w:t xml:space="preserve"> yang </w:t>
+      </w:r>
+      <w:proofErr w:type="spellStart"/>
+      <w:r>
+        <w:t>berlebihan</w:t>
+      </w:r>
+      <w:proofErr w:type="spellEnd"/>
+      <w:r>
+        <w:t xml:space="preserve">, </w:t>
       </w:r>
     </w:p>
     <w:p>
@@ -2908,7 +8376,79 @@
         <w:t>S</w:t>
       </w:r>
       <w:r>
-        <w:t>erta pendapatmu tentang cara menggunakan teknologi secara bijak di kalangan pelajar.</w:t>
+        <w:t xml:space="preserve">erta </w:t>
+      </w:r>
+      <w:proofErr w:type="spellStart"/>
+      <w:r>
+        <w:t>pendapatmu</w:t>
+      </w:r>
+      <w:proofErr w:type="spellEnd"/>
+      <w:r>
+        <w:t xml:space="preserve"> </w:t>
+      </w:r>
+      <w:proofErr w:type="spellStart"/>
+      <w:r>
+        <w:t>tentang</w:t>
+      </w:r>
+      <w:proofErr w:type="spellEnd"/>
+      <w:r>
+        <w:t xml:space="preserve"> </w:t>
+      </w:r>
+      <w:proofErr w:type="spellStart"/>
+      <w:r>
+        <w:t>cara</w:t>
+      </w:r>
+      <w:proofErr w:type="spellEnd"/>
+      <w:r>
+        <w:t xml:space="preserve"> </w:t>
+      </w:r>
+      <w:proofErr w:type="spellStart"/>
+      <w:r>
+        <w:t>menggunakan</w:t>
+      </w:r>
+      <w:proofErr w:type="spellEnd"/>
+      <w:r>
+        <w:t xml:space="preserve"> </w:t>
+      </w:r>
+      <w:proofErr w:type="spellStart"/>
+      <w:r>
+        <w:t>teknologi</w:t>
+      </w:r>
+      <w:proofErr w:type="spellEnd"/>
+      <w:r>
+        <w:t xml:space="preserve"> </w:t>
+      </w:r>
+      <w:proofErr w:type="spellStart"/>
+      <w:r>
+        <w:t>secara</w:t>
+      </w:r>
+      <w:proofErr w:type="spellEnd"/>
+      <w:r>
+        <w:t xml:space="preserve"> </w:t>
+      </w:r>
+      <w:proofErr w:type="spellStart"/>
+      <w:r>
+        <w:t>bijak</w:t>
+      </w:r>
+      <w:proofErr w:type="spellEnd"/>
+      <w:r>
+        <w:t xml:space="preserve"> di </w:t>
+      </w:r>
+      <w:proofErr w:type="spellStart"/>
+      <w:r>
+        <w:t>kalangan</w:t>
+      </w:r>
+      <w:proofErr w:type="spellEnd"/>
+      <w:r>
+        <w:t xml:space="preserve"> </w:t>
+      </w:r>
+      <w:proofErr w:type="spellStart"/>
+      <w:r>
+        <w:t>pelajar</w:t>
+      </w:r>
+      <w:proofErr w:type="spellEnd"/>
+      <w:r>
+        <w:t>.</w:t>
       </w:r>
     </w:p>
     <w:p>
@@ -2920,8 +8460,61 @@
         </w:numPr>
         <w:spacing w:line="360" w:lineRule="auto"/>
       </w:pPr>
-      <w:r>
-        <w:t>Buatlah sebuah paragraf singkat tentang kebersihan sekolah!</w:t>
+      <w:proofErr w:type="spellStart"/>
+      <w:r>
+        <w:t>Buatlah</w:t>
+      </w:r>
+      <w:proofErr w:type="spellEnd"/>
+      <w:r>
+        <w:t xml:space="preserve"> </w:t>
+      </w:r>
+      <w:proofErr w:type="spellStart"/>
+      <w:r>
+        <w:t>sebuah</w:t>
+      </w:r>
+      <w:proofErr w:type="spellEnd"/>
+      <w:r>
+        <w:t xml:space="preserve"> </w:t>
+      </w:r>
+      <w:proofErr w:type="spellStart"/>
+      <w:r>
+        <w:t>paragraf</w:t>
+      </w:r>
+      <w:proofErr w:type="spellEnd"/>
+      <w:r>
+        <w:t xml:space="preserve"> </w:t>
+      </w:r>
+      <w:proofErr w:type="spellStart"/>
+      <w:r>
+        <w:t>singkat</w:t>
+      </w:r>
+      <w:proofErr w:type="spellEnd"/>
+      <w:r>
+        <w:t xml:space="preserve"> </w:t>
+      </w:r>
+      <w:proofErr w:type="spellStart"/>
+      <w:r>
+        <w:t>tentang</w:t>
+      </w:r>
+      <w:proofErr w:type="spellEnd"/>
+      <w:r>
+        <w:t xml:space="preserve"> </w:t>
+      </w:r>
+      <w:proofErr w:type="spellStart"/>
+      <w:r>
+        <w:t>kebersihan</w:t>
+      </w:r>
+      <w:proofErr w:type="spellEnd"/>
+      <w:r>
+        <w:t xml:space="preserve"> </w:t>
+      </w:r>
+      <w:proofErr w:type="spellStart"/>
+      <w:r>
+        <w:t>sekolah</w:t>
+      </w:r>
+      <w:proofErr w:type="spellEnd"/>
+      <w:r>
+        <w:t>!</w:t>
       </w:r>
     </w:p>
     <w:p>
@@ -3071,6 +8664,119 @@
     </w:lvl>
   </w:abstractNum>
   <w:abstractNum w:abstractNumId="1" w15:restartNumberingAfterBreak="0">
+    <w:nsid w:val="1C772E26"/>
+    <w:multiLevelType w:val="hybridMultilevel"/>
+    <w:tmpl w:val="5E0A3F54"/>
+    <w:lvl w:ilvl="0" w:tplc="04090001">
+      <w:start w:val="1"/>
+      <w:numFmt w:val="bullet"/>
+      <w:lvlText w:val=""/>
+      <w:lvlJc w:val="left"/>
+      <w:pPr>
+        <w:ind w:left="720" w:hanging="360"/>
+      </w:pPr>
+      <w:rPr>
+        <w:rFonts w:ascii="Symbol" w:hAnsi="Symbol" w:hint="default"/>
+      </w:rPr>
+    </w:lvl>
+    <w:lvl w:ilvl="1" w:tplc="04090003" w:tentative="1">
+      <w:start w:val="1"/>
+      <w:numFmt w:val="bullet"/>
+      <w:lvlText w:val="o"/>
+      <w:lvlJc w:val="left"/>
+      <w:pPr>
+        <w:ind w:left="1440" w:hanging="360"/>
+      </w:pPr>
+      <w:rPr>
+        <w:rFonts w:ascii="Courier New" w:hAnsi="Courier New" w:cs="Courier New" w:hint="default"/>
+      </w:rPr>
+    </w:lvl>
+    <w:lvl w:ilvl="2" w:tplc="04090005" w:tentative="1">
+      <w:start w:val="1"/>
+      <w:numFmt w:val="bullet"/>
+      <w:lvlText w:val=""/>
+      <w:lvlJc w:val="left"/>
+      <w:pPr>
+        <w:ind w:left="2160" w:hanging="360"/>
+      </w:pPr>
+      <w:rPr>
+        <w:rFonts w:ascii="Wingdings" w:hAnsi="Wingdings" w:hint="default"/>
+      </w:rPr>
+    </w:lvl>
+    <w:lvl w:ilvl="3" w:tplc="04090001" w:tentative="1">
+      <w:start w:val="1"/>
+      <w:numFmt w:val="bullet"/>
+      <w:lvlText w:val=""/>
+      <w:lvlJc w:val="left"/>
+      <w:pPr>
+        <w:ind w:left="2880" w:hanging="360"/>
+      </w:pPr>
+      <w:rPr>
+        <w:rFonts w:ascii="Symbol" w:hAnsi="Symbol" w:hint="default"/>
+      </w:rPr>
+    </w:lvl>
+    <w:lvl w:ilvl="4" w:tplc="04090003" w:tentative="1">
+      <w:start w:val="1"/>
+      <w:numFmt w:val="bullet"/>
+      <w:lvlText w:val="o"/>
+      <w:lvlJc w:val="left"/>
+      <w:pPr>
+        <w:ind w:left="3600" w:hanging="360"/>
+      </w:pPr>
+      <w:rPr>
+        <w:rFonts w:ascii="Courier New" w:hAnsi="Courier New" w:cs="Courier New" w:hint="default"/>
+      </w:rPr>
+    </w:lvl>
+    <w:lvl w:ilvl="5" w:tplc="04090005" w:tentative="1">
+      <w:start w:val="1"/>
+      <w:numFmt w:val="bullet"/>
+      <w:lvlText w:val=""/>
+      <w:lvlJc w:val="left"/>
+      <w:pPr>
+        <w:ind w:left="4320" w:hanging="360"/>
+      </w:pPr>
+      <w:rPr>
+        <w:rFonts w:ascii="Wingdings" w:hAnsi="Wingdings" w:hint="default"/>
+      </w:rPr>
+    </w:lvl>
+    <w:lvl w:ilvl="6" w:tplc="04090001" w:tentative="1">
+      <w:start w:val="1"/>
+      <w:numFmt w:val="bullet"/>
+      <w:lvlText w:val=""/>
+      <w:lvlJc w:val="left"/>
+      <w:pPr>
+        <w:ind w:left="5040" w:hanging="360"/>
+      </w:pPr>
+      <w:rPr>
+        <w:rFonts w:ascii="Symbol" w:hAnsi="Symbol" w:hint="default"/>
+      </w:rPr>
+    </w:lvl>
+    <w:lvl w:ilvl="7" w:tplc="04090003" w:tentative="1">
+      <w:start w:val="1"/>
+      <w:numFmt w:val="bullet"/>
+      <w:lvlText w:val="o"/>
+      <w:lvlJc w:val="left"/>
+      <w:pPr>
+        <w:ind w:left="5760" w:hanging="360"/>
+      </w:pPr>
+      <w:rPr>
+        <w:rFonts w:ascii="Courier New" w:hAnsi="Courier New" w:cs="Courier New" w:hint="default"/>
+      </w:rPr>
+    </w:lvl>
+    <w:lvl w:ilvl="8" w:tplc="04090005" w:tentative="1">
+      <w:start w:val="1"/>
+      <w:numFmt w:val="bullet"/>
+      <w:lvlText w:val=""/>
+      <w:lvlJc w:val="left"/>
+      <w:pPr>
+        <w:ind w:left="6480" w:hanging="360"/>
+      </w:pPr>
+      <w:rPr>
+        <w:rFonts w:ascii="Wingdings" w:hAnsi="Wingdings" w:hint="default"/>
+      </w:rPr>
+    </w:lvl>
+  </w:abstractNum>
+  <w:abstractNum w:abstractNumId="2" w15:restartNumberingAfterBreak="0">
     <w:nsid w:val="44441AB3"/>
     <w:multiLevelType w:val="multilevel"/>
     <w:tmpl w:val="E708A64A"/>
@@ -3219,7 +8925,120 @@
       </w:rPr>
     </w:lvl>
   </w:abstractNum>
-  <w:abstractNum w:abstractNumId="2" w15:restartNumberingAfterBreak="0">
+  <w:abstractNum w:abstractNumId="3" w15:restartNumberingAfterBreak="0">
+    <w:nsid w:val="4D435678"/>
+    <w:multiLevelType w:val="hybridMultilevel"/>
+    <w:tmpl w:val="1EE49014"/>
+    <w:lvl w:ilvl="0" w:tplc="04090001">
+      <w:start w:val="1"/>
+      <w:numFmt w:val="bullet"/>
+      <w:lvlText w:val=""/>
+      <w:lvlJc w:val="left"/>
+      <w:pPr>
+        <w:ind w:left="720" w:hanging="360"/>
+      </w:pPr>
+      <w:rPr>
+        <w:rFonts w:ascii="Symbol" w:hAnsi="Symbol" w:hint="default"/>
+      </w:rPr>
+    </w:lvl>
+    <w:lvl w:ilvl="1" w:tplc="04090003" w:tentative="1">
+      <w:start w:val="1"/>
+      <w:numFmt w:val="bullet"/>
+      <w:lvlText w:val="o"/>
+      <w:lvlJc w:val="left"/>
+      <w:pPr>
+        <w:ind w:left="1440" w:hanging="360"/>
+      </w:pPr>
+      <w:rPr>
+        <w:rFonts w:ascii="Courier New" w:hAnsi="Courier New" w:cs="Courier New" w:hint="default"/>
+      </w:rPr>
+    </w:lvl>
+    <w:lvl w:ilvl="2" w:tplc="04090005" w:tentative="1">
+      <w:start w:val="1"/>
+      <w:numFmt w:val="bullet"/>
+      <w:lvlText w:val=""/>
+      <w:lvlJc w:val="left"/>
+      <w:pPr>
+        <w:ind w:left="2160" w:hanging="360"/>
+      </w:pPr>
+      <w:rPr>
+        <w:rFonts w:ascii="Wingdings" w:hAnsi="Wingdings" w:hint="default"/>
+      </w:rPr>
+    </w:lvl>
+    <w:lvl w:ilvl="3" w:tplc="04090001" w:tentative="1">
+      <w:start w:val="1"/>
+      <w:numFmt w:val="bullet"/>
+      <w:lvlText w:val=""/>
+      <w:lvlJc w:val="left"/>
+      <w:pPr>
+        <w:ind w:left="2880" w:hanging="360"/>
+      </w:pPr>
+      <w:rPr>
+        <w:rFonts w:ascii="Symbol" w:hAnsi="Symbol" w:hint="default"/>
+      </w:rPr>
+    </w:lvl>
+    <w:lvl w:ilvl="4" w:tplc="04090003" w:tentative="1">
+      <w:start w:val="1"/>
+      <w:numFmt w:val="bullet"/>
+      <w:lvlText w:val="o"/>
+      <w:lvlJc w:val="left"/>
+      <w:pPr>
+        <w:ind w:left="3600" w:hanging="360"/>
+      </w:pPr>
+      <w:rPr>
+        <w:rFonts w:ascii="Courier New" w:hAnsi="Courier New" w:cs="Courier New" w:hint="default"/>
+      </w:rPr>
+    </w:lvl>
+    <w:lvl w:ilvl="5" w:tplc="04090005" w:tentative="1">
+      <w:start w:val="1"/>
+      <w:numFmt w:val="bullet"/>
+      <w:lvlText w:val=""/>
+      <w:lvlJc w:val="left"/>
+      <w:pPr>
+        <w:ind w:left="4320" w:hanging="360"/>
+      </w:pPr>
+      <w:rPr>
+        <w:rFonts w:ascii="Wingdings" w:hAnsi="Wingdings" w:hint="default"/>
+      </w:rPr>
+    </w:lvl>
+    <w:lvl w:ilvl="6" w:tplc="04090001" w:tentative="1">
+      <w:start w:val="1"/>
+      <w:numFmt w:val="bullet"/>
+      <w:lvlText w:val=""/>
+      <w:lvlJc w:val="left"/>
+      <w:pPr>
+        <w:ind w:left="5040" w:hanging="360"/>
+      </w:pPr>
+      <w:rPr>
+        <w:rFonts w:ascii="Symbol" w:hAnsi="Symbol" w:hint="default"/>
+      </w:rPr>
+    </w:lvl>
+    <w:lvl w:ilvl="7" w:tplc="04090003" w:tentative="1">
+      <w:start w:val="1"/>
+      <w:numFmt w:val="bullet"/>
+      <w:lvlText w:val="o"/>
+      <w:lvlJc w:val="left"/>
+      <w:pPr>
+        <w:ind w:left="5760" w:hanging="360"/>
+      </w:pPr>
+      <w:rPr>
+        <w:rFonts w:ascii="Courier New" w:hAnsi="Courier New" w:cs="Courier New" w:hint="default"/>
+      </w:rPr>
+    </w:lvl>
+    <w:lvl w:ilvl="8" w:tplc="04090005" w:tentative="1">
+      <w:start w:val="1"/>
+      <w:numFmt w:val="bullet"/>
+      <w:lvlText w:val=""/>
+      <w:lvlJc w:val="left"/>
+      <w:pPr>
+        <w:ind w:left="6480" w:hanging="360"/>
+      </w:pPr>
+      <w:rPr>
+        <w:rFonts w:ascii="Wingdings" w:hAnsi="Wingdings" w:hint="default"/>
+      </w:rPr>
+    </w:lvl>
+  </w:abstractNum>
+  <w:abstractNum w:abstractNumId="4" w15:restartNumberingAfterBreak="0">
     <w:nsid w:val="55CD5AA9"/>
     <w:multiLevelType w:val="multilevel"/>
     <w:tmpl w:val="A0427E30"/>
@@ -3332,7 +9151,7 @@
       </w:pPr>
     </w:lvl>
   </w:abstractNum>
-  <w:abstractNum w:abstractNumId="3" w15:restartNumberingAfterBreak="0">
+  <w:abstractNum w:abstractNumId="5" w15:restartNumberingAfterBreak="0">
     <w:nsid w:val="5D2F1BD9"/>
     <w:multiLevelType w:val="hybridMultilevel"/>
     <w:tmpl w:val="18B89D0A"/>
@@ -3445,7 +9264,7 @@
       </w:rPr>
     </w:lvl>
   </w:abstractNum>
-  <w:abstractNum w:abstractNumId="4" w15:restartNumberingAfterBreak="0">
+  <w:abstractNum w:abstractNumId="6" w15:restartNumberingAfterBreak="0">
     <w:nsid w:val="698C69FD"/>
     <w:multiLevelType w:val="hybridMultilevel"/>
     <w:tmpl w:val="B8982DBE"/>
@@ -3531,7 +9350,7 @@
       </w:pPr>
     </w:lvl>
   </w:abstractNum>
-  <w:abstractNum w:abstractNumId="5" w15:restartNumberingAfterBreak="0">
+  <w:abstractNum w:abstractNumId="7" w15:restartNumberingAfterBreak="0">
     <w:nsid w:val="7F716ECD"/>
     <w:multiLevelType w:val="hybridMultilevel"/>
     <w:tmpl w:val="7EFC19B2"/>
@@ -3621,7 +9440,7 @@
     </w:lvl>
   </w:abstractNum>
   <w:num w:numId="1" w16cid:durableId="402223034">
-    <w:abstractNumId w:val="4"/>
+    <w:abstractNumId w:val="6"/>
     <w:lvlOverride w:ilvl="0">
       <w:startOverride w:val="1"/>
     </w:lvlOverride>
@@ -3630,16 +9449,22 @@
     <w:abstractNumId w:val="0"/>
   </w:num>
   <w:num w:numId="3" w16cid:durableId="1013188493">
+    <w:abstractNumId w:val="4"/>
+  </w:num>
+  <w:num w:numId="4" w16cid:durableId="1997761222">
     <w:abstractNumId w:val="2"/>
   </w:num>
-  <w:num w:numId="4" w16cid:durableId="1997761222">
-    <w:abstractNumId w:val="1"/>
+  <w:num w:numId="5" w16cid:durableId="804859108">
+    <w:abstractNumId w:val="5"/>
   </w:num>
-  <w:num w:numId="5" w16cid:durableId="804859108">
+  <w:num w:numId="6" w16cid:durableId="1121067640">
+    <w:abstractNumId w:val="7"/>
+  </w:num>
+  <w:num w:numId="7" w16cid:durableId="1969430968">
     <w:abstractNumId w:val="3"/>
   </w:num>
-  <w:num w:numId="6" w16cid:durableId="1121067640">
-    <w:abstractNumId w:val="5"/>
+  <w:num w:numId="8" w16cid:durableId="967777602">
+    <w:abstractNumId w:val="1"/>
   </w:num>
 </w:numbering>
 </file>
@@ -4166,6 +9991,7 @@
   </w:style>
   <w:style w:type="paragraph" w:styleId="ListParagraph">
     <w:name w:val="List Paragraph"/>
+    <w:uiPriority w:val="34"/>
     <w:qFormat/>
   </w:style>
   <w:style w:type="character" w:styleId="Hyperlink">
